--- a/SEN381_Assignment1_2026_Group-I.docx
+++ b/SEN381_Assignment1_2026_Group-I.docx
@@ -10,6 +10,7 @@
           <w:docPartUnique/>
         </w:docPartObj>
       </w:sdtPr>
+      <w:sdtEndPr/>
       <w:sdtContent>
         <w:p/>
         <w:p>
@@ -23,7 +24,7 @@
             <mc:AlternateContent>
               <mc:Choice Requires="wps">
                 <w:drawing>
-                  <wp:anchor distT="0" distB="0" distL="182880" distR="182880" simplePos="0" relativeHeight="251660288" behindDoc="0" locked="0" layoutInCell="1" allowOverlap="1" wp14:anchorId="3D0B3922" wp14:editId="75B5FFDB">
+                  <wp:anchor distT="0" distB="0" distL="182880" distR="182880" simplePos="0" relativeHeight="251658240" behindDoc="0" locked="0" layoutInCell="1" allowOverlap="1" wp14:anchorId="3D0B3922" wp14:editId="2F0C10DE">
                     <wp:simplePos x="0" y="0"/>
                     <wp:positionH relativeFrom="margin">
                       <wp:align>center</wp:align>
@@ -90,9 +91,11 @@
                                     <w:alias w:val="Title"/>
                                     <w:tag w:val=""/>
                                     <w:id w:val="151731938"/>
+                                    <w:showingPlcHdr/>
                                     <w:dataBinding w:prefixMappings="xmlns:ns0='http://purl.org/dc/elements/1.1/' xmlns:ns1='http://schemas.openxmlformats.org/package/2006/metadata/core-properties' " w:xpath="/ns1:coreProperties[1]/ns0:title[1]" w:storeItemID="{6C3C8BC8-F283-45AE-878A-BAB7291924A1}"/>
                                     <w:text/>
                                   </w:sdtPr>
+                                  <w:sdtEndPr/>
                                   <w:sdtContent>
                                     <w:r>
                                       <w:rPr>
@@ -100,7 +103,7 @@
                                         <w:sz w:val="72"/>
                                         <w:szCs w:val="72"/>
                                       </w:rPr>
-                                      <w:t>Assignment 1</w:t>
+                                      <w:t xml:space="preserve">     </w:t>
                                     </w:r>
                                   </w:sdtContent>
                                 </w:sdt>
@@ -119,6 +122,7 @@
                                   <w:dataBinding w:prefixMappings="xmlns:ns0='http://purl.org/dc/elements/1.1/' xmlns:ns1='http://schemas.openxmlformats.org/package/2006/metadata/core-properties' " w:xpath="/ns1:coreProperties[1]/ns0:subject[1]" w:storeItemID="{6C3C8BC8-F283-45AE-878A-BAB7291924A1}"/>
                                   <w:text/>
                                 </w:sdtPr>
+                                <w:sdtEndPr/>
                                 <w:sdtContent>
                                   <w:p>
                                     <w:pPr>
@@ -157,6 +161,7 @@
                                   <w:dataBinding w:prefixMappings="xmlns:ns0='http://purl.org/dc/elements/1.1/' xmlns:ns1='http://schemas.openxmlformats.org/package/2006/metadata/core-properties' " w:xpath="/ns1:coreProperties[1]/ns0:creator[1]" w:storeItemID="{6C3C8BC8-F283-45AE-878A-BAB7291924A1}"/>
                                   <w:text/>
                                 </w:sdtPr>
+                                <w:sdtEndPr/>
                                 <w:sdtContent>
                                   <w:p>
                                     <w:pPr>
@@ -176,27 +181,7 @@
                                         <w:sz w:val="24"/>
                                         <w:szCs w:val="24"/>
                                       </w:rPr>
-                                      <w:t xml:space="preserve">Gerald Enright 577830 | Keletso Marota </w:t>
-                                    </w:r>
-                                    <w:proofErr w:type="gramStart"/>
-                                    <w:r>
-                                      <w:rPr>
-                                        <w:caps/>
-                                        <w:color w:val="A02B93" w:themeColor="accent5"/>
-                                        <w:sz w:val="24"/>
-                                        <w:szCs w:val="24"/>
-                                      </w:rPr>
-                                      <w:t>601632  |</w:t>
-                                    </w:r>
-                                    <w:proofErr w:type="gramEnd"/>
-                                    <w:r>
-                                      <w:rPr>
-                                        <w:caps/>
-                                        <w:color w:val="A02B93" w:themeColor="accent5"/>
-                                        <w:sz w:val="24"/>
-                                        <w:szCs w:val="24"/>
-                                      </w:rPr>
-                                      <w:t xml:space="preserve"> Mogau Malope</w:t>
+                                      <w:t>Gerald Enright 577830 | Keletso Marota 601632  | Mogau Malope</w:t>
                                     </w:r>
                                     <w:r>
                                       <w:rPr>
@@ -245,7 +230,7 @@
                     <v:stroke joinstyle="miter"/>
                     <v:path gradientshapeok="t" o:connecttype="rect"/>
                   </v:shapetype>
-                  <v:shape id="Text Box 131" o:spid="_x0000_s1026" type="#_x0000_t202" style="position:absolute;margin-left:0;margin-top:454.55pt;width:6in;height:107.8pt;z-index:251660288;visibility:visible;mso-wrap-style:square;mso-width-percent:0;mso-height-percent:350;mso-wrap-distance-left:14.4pt;mso-wrap-distance-top:0;mso-wrap-distance-right:14.4pt;mso-wrap-distance-bottom:0;mso-position-horizontal:center;mso-position-horizontal-relative:margin;mso-position-vertical:absolute;mso-position-vertical-relative:page;mso-width-percent:0;mso-height-percent:350;mso-width-relative:margin;mso-height-relative:page;v-text-anchor:top" o:gfxdata="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" filled="f" stroked="f" strokeweight=".5pt">
+                  <v:shape id="Text Box 131" o:spid="_x0000_s1026" type="#_x0000_t202" style="position:absolute;margin-left:0;margin-top:454.55pt;width:6in;height:107.8pt;z-index:251658240;visibility:visible;mso-wrap-style:square;mso-width-percent:0;mso-height-percent:350;mso-wrap-distance-left:14.4pt;mso-wrap-distance-top:0;mso-wrap-distance-right:14.4pt;mso-wrap-distance-bottom:0;mso-position-horizontal:center;mso-position-horizontal-relative:margin;mso-position-vertical:absolute;mso-position-vertical-relative:page;mso-width-percent:0;mso-height-percent:350;mso-width-relative:margin;mso-height-relative:page;v-text-anchor:top" o:gfxdata="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" filled="f" stroked="f" strokeweight=".5pt">
                     <v:textbox style="mso-fit-shape-to-text:t" inset="0,0,0,0">
                       <w:txbxContent>
                         <w:p>
@@ -268,9 +253,11 @@
                               <w:alias w:val="Title"/>
                               <w:tag w:val=""/>
                               <w:id w:val="151731938"/>
+                              <w:showingPlcHdr/>
                               <w:dataBinding w:prefixMappings="xmlns:ns0='http://purl.org/dc/elements/1.1/' xmlns:ns1='http://schemas.openxmlformats.org/package/2006/metadata/core-properties' " w:xpath="/ns1:coreProperties[1]/ns0:title[1]" w:storeItemID="{6C3C8BC8-F283-45AE-878A-BAB7291924A1}"/>
                               <w:text/>
                             </w:sdtPr>
+                            <w:sdtEndPr/>
                             <w:sdtContent>
                               <w:r>
                                 <w:rPr>
@@ -278,7 +265,7 @@
                                   <w:sz w:val="72"/>
                                   <w:szCs w:val="72"/>
                                 </w:rPr>
-                                <w:t>Assignment 1</w:t>
+                                <w:t xml:space="preserve">     </w:t>
                               </w:r>
                             </w:sdtContent>
                           </w:sdt>
@@ -297,6 +284,7 @@
                             <w:dataBinding w:prefixMappings="xmlns:ns0='http://purl.org/dc/elements/1.1/' xmlns:ns1='http://schemas.openxmlformats.org/package/2006/metadata/core-properties' " w:xpath="/ns1:coreProperties[1]/ns0:subject[1]" w:storeItemID="{6C3C8BC8-F283-45AE-878A-BAB7291924A1}"/>
                             <w:text/>
                           </w:sdtPr>
+                          <w:sdtEndPr/>
                           <w:sdtContent>
                             <w:p>
                               <w:pPr>
@@ -335,6 +323,7 @@
                             <w:dataBinding w:prefixMappings="xmlns:ns0='http://purl.org/dc/elements/1.1/' xmlns:ns1='http://schemas.openxmlformats.org/package/2006/metadata/core-properties' " w:xpath="/ns1:coreProperties[1]/ns0:creator[1]" w:storeItemID="{6C3C8BC8-F283-45AE-878A-BAB7291924A1}"/>
                             <w:text/>
                           </w:sdtPr>
+                          <w:sdtEndPr/>
                           <w:sdtContent>
                             <w:p>
                               <w:pPr>
@@ -354,27 +343,7 @@
                                   <w:sz w:val="24"/>
                                   <w:szCs w:val="24"/>
                                 </w:rPr>
-                                <w:t xml:space="preserve">Gerald Enright 577830 | Keletso Marota </w:t>
-                              </w:r>
-                              <w:proofErr w:type="gramStart"/>
-                              <w:r>
-                                <w:rPr>
-                                  <w:caps/>
-                                  <w:color w:val="A02B93" w:themeColor="accent5"/>
-                                  <w:sz w:val="24"/>
-                                  <w:szCs w:val="24"/>
-                                </w:rPr>
-                                <w:t>601632  |</w:t>
-                              </w:r>
-                              <w:proofErr w:type="gramEnd"/>
-                              <w:r>
-                                <w:rPr>
-                                  <w:caps/>
-                                  <w:color w:val="A02B93" w:themeColor="accent5"/>
-                                  <w:sz w:val="24"/>
-                                  <w:szCs w:val="24"/>
-                                </w:rPr>
-                                <w:t xml:space="preserve"> Mogau Malope</w:t>
+                                <w:t>Gerald Enright 577830 | Keletso Marota 601632  | Mogau Malope</w:t>
                               </w:r>
                               <w:r>
                                 <w:rPr>
@@ -412,7 +381,7 @@
             <mc:AlternateContent>
               <mc:Choice Requires="wps">
                 <w:drawing>
-                  <wp:anchor distT="0" distB="0" distL="114300" distR="114300" simplePos="0" relativeHeight="251659264" behindDoc="0" locked="0" layoutInCell="1" allowOverlap="1" wp14:anchorId="56280E77" wp14:editId="59BFDB66">
+                  <wp:anchor distT="0" distB="0" distL="114300" distR="114300" simplePos="0" relativeHeight="251657216" behindDoc="0" locked="0" layoutInCell="1" allowOverlap="1" wp14:anchorId="56280E77" wp14:editId="195A0F5D">
                     <wp:simplePos x="0" y="0"/>
                     <wp:positionH relativeFrom="margin">
                       <wp:align>right</wp:align>
@@ -482,6 +451,7 @@
                                   <w:alias w:val="Year"/>
                                   <w:tag w:val=""/>
                                   <w:id w:val="-785116381"/>
+                                  <w:showingPlcHdr/>
                                   <w:dataBinding w:prefixMappings="xmlns:ns0='http://schemas.microsoft.com/office/2006/coverPageProps' " w:xpath="/ns0:CoverPageProperties[1]/ns0:PublishDate[1]" w:storeItemID="{55AF091B-3C7A-41E3-B477-F2FDAA23CFDA}"/>
                                   <w:date w:fullDate="2026-09-02T00:00:00Z">
                                     <w:dateFormat w:val="yyyy"/>
@@ -490,6 +460,7 @@
                                     <w:calendar w:val="gregorian"/>
                                   </w:date>
                                 </w:sdtPr>
+                                <w:sdtEndPr/>
                                 <w:sdtContent>
                                   <w:p>
                                     <w:pPr>
@@ -507,7 +478,7 @@
                                         <w:sz w:val="24"/>
                                         <w:szCs w:val="24"/>
                                       </w:rPr>
-                                      <w:t>2026</w:t>
+                                      <w:t xml:space="preserve">     </w:t>
                                     </w:r>
                                   </w:p>
                                 </w:sdtContent>
@@ -534,7 +505,7 @@
               </mc:Choice>
               <mc:Fallback>
                 <w:pict>
-                  <v:rect w14:anchorId="56280E77" id="Rectangle 132" o:spid="_x0000_s1027" style="position:absolute;margin-left:-4.4pt;margin-top:0;width:46.8pt;height:77.75pt;z-index:251659264;visibility:visible;mso-wrap-style:square;mso-width-percent:76;mso-height-percent:98;mso-top-percent:23;mso-wrap-distance-left:9pt;mso-wrap-distance-top:0;mso-wrap-distance-right:9pt;mso-wrap-distance-bottom:0;mso-position-horizontal:right;mso-position-horizontal-relative:margin;mso-position-vertical-relative:page;mso-width-percent:76;mso-height-percent:98;mso-top-percent:23;mso-width-relative:page;mso-height-relative:page;v-text-anchor:bottom" o:gfxdata="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" fillcolor="#156082 [3204]" stroked="f" strokeweight="1pt">
+                  <v:rect w14:anchorId="56280E77" id="Rectangle 132" o:spid="_x0000_s1027" style="position:absolute;margin-left:-4.4pt;margin-top:0;width:46.8pt;height:77.75pt;z-index:251657216;visibility:visible;mso-wrap-style:square;mso-width-percent:76;mso-height-percent:98;mso-top-percent:23;mso-wrap-distance-left:9pt;mso-wrap-distance-top:0;mso-wrap-distance-right:9pt;mso-wrap-distance-bottom:0;mso-position-horizontal:right;mso-position-horizontal-relative:margin;mso-position-vertical-relative:page;mso-width-percent:76;mso-height-percent:98;mso-top-percent:23;mso-width-relative:page;mso-height-relative:page;v-text-anchor:bottom" o:gfxdata="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" fillcolor="#156082 [3204]" stroked="f" strokeweight="1pt">
                     <o:lock v:ext="edit" aspectratio="t"/>
                     <v:textbox inset="3.6pt,,3.6pt">
                       <w:txbxContent>
@@ -548,6 +519,7 @@
                             <w:alias w:val="Year"/>
                             <w:tag w:val=""/>
                             <w:id w:val="-785116381"/>
+                            <w:showingPlcHdr/>
                             <w:dataBinding w:prefixMappings="xmlns:ns0='http://schemas.microsoft.com/office/2006/coverPageProps' " w:xpath="/ns0:CoverPageProperties[1]/ns0:PublishDate[1]" w:storeItemID="{55AF091B-3C7A-41E3-B477-F2FDAA23CFDA}"/>
                             <w:date w:fullDate="2026-09-02T00:00:00Z">
                               <w:dateFormat w:val="yyyy"/>
@@ -556,6 +528,7 @@
                               <w:calendar w:val="gregorian"/>
                             </w:date>
                           </w:sdtPr>
+                          <w:sdtEndPr/>
                           <w:sdtContent>
                             <w:p>
                               <w:pPr>
@@ -573,7 +546,7 @@
                                   <w:sz w:val="24"/>
                                   <w:szCs w:val="24"/>
                                 </w:rPr>
-                                <w:t>2026</w:t>
+                                <w:t xml:space="preserve">     </w:t>
                               </w:r>
                             </w:p>
                           </w:sdtContent>
@@ -594,6 +567,15 @@
     </w:sdt>
     <w:sdt>
       <w:sdtPr>
+        <w:rPr>
+          <w:rFonts w:ascii="Times New Roman" w:eastAsiaTheme="minorHAnsi" w:hAnsi="Times New Roman" w:cstheme="minorBidi"/>
+          <w:color w:val="auto"/>
+          <w:kern w:val="2"/>
+          <w:sz w:val="24"/>
+          <w:szCs w:val="22"/>
+          <w:lang w:val="en-ZA"/>
+          <w14:ligatures w14:val="standardContextual"/>
+        </w:rPr>
         <w:id w:val="-210491664"/>
         <w:docPartObj>
           <w:docPartGallery w:val="Table of Contents"/>
@@ -602,16 +584,9 @@
       </w:sdtPr>
       <w:sdtEndPr>
         <w:rPr>
-          <w:rFonts w:ascii="Times New Roman" w:eastAsiaTheme="minorHAnsi" w:hAnsi="Times New Roman" w:cstheme="minorBidi"/>
           <w:b/>
           <w:bCs/>
           <w:noProof/>
-          <w:color w:val="auto"/>
-          <w:kern w:val="2"/>
-          <w:sz w:val="24"/>
-          <w:szCs w:val="22"/>
-          <w:lang w:val="en-ZA"/>
-          <w14:ligatures w14:val="standardContextual"/>
         </w:rPr>
       </w:sdtEndPr>
       <w:sdtContent>
@@ -1088,7 +1063,1035 @@
       </w:r>
       <w:bookmarkEnd w:id="0"/>
     </w:p>
+    <w:p>
+      <w:r>
+        <w:t>Successful software development requires far more than selecting a programming language or writing functional code because software engineering manages esse</w:t>
+      </w:r>
+      <w:r>
+        <w:t>ntial complexity</w:t>
+      </w:r>
+      <w:r>
+        <w:t>, like the inherent challenge of definin</w:t>
+      </w:r>
+      <w:r>
+        <w:t xml:space="preserve">g and modelling real world domain problems, </w:t>
+      </w:r>
+      <w:r>
+        <w:t xml:space="preserve">unlike </w:t>
+      </w:r>
+      <w:r>
+        <w:t xml:space="preserve">syntax that only addresses </w:t>
+      </w:r>
+      <w:r>
+        <w:t>accidental complexity</w:t>
+      </w:r>
+      <w:r>
+        <w:t xml:space="preserve"> </w:t>
+      </w:r>
+      <w:sdt>
+        <w:sdtPr>
+          <w:id w:val="1469239688"/>
+          <w:citation/>
+        </w:sdtPr>
+        <w:sdtContent>
+          <w:r>
+            <w:fldChar w:fldCharType="begin"/>
+          </w:r>
+          <w:r>
+            <w:instrText xml:space="preserve"> CITATION Alz24 \l 7177 </w:instrText>
+          </w:r>
+          <w:r>
+            <w:fldChar w:fldCharType="separate"/>
+          </w:r>
+          <w:r>
+            <w:rPr>
+              <w:noProof/>
+            </w:rPr>
+            <w:t>(Alzayed, 2024)</w:t>
+          </w:r>
+          <w:r>
+            <w:fldChar w:fldCharType="end"/>
+          </w:r>
+        </w:sdtContent>
+      </w:sdt>
+      <w:r>
+        <w:t xml:space="preserve">. </w:t>
+      </w:r>
+      <w:r>
+        <w:t>Functional code merely confirms that an execution can parse instructions</w:t>
+      </w:r>
+      <w:r>
+        <w:t xml:space="preserve"> with no guarantee that the system is scalable, maintainable, or economically viable over time.</w:t>
+      </w:r>
+    </w:p>
+    <w:p>
+      <w:r>
+        <w:rPr>
+          <w:noProof/>
+        </w:rPr>
+        <mc:AlternateContent>
+          <mc:Choice Requires="wpg">
+            <w:drawing>
+              <wp:anchor distT="0" distB="0" distL="114300" distR="114300" simplePos="0" relativeHeight="251697152" behindDoc="0" locked="0" layoutInCell="1" allowOverlap="1" wp14:anchorId="1CED041D" wp14:editId="14E0C504">
+                <wp:simplePos x="0" y="0"/>
+                <wp:positionH relativeFrom="column">
+                  <wp:posOffset>596348</wp:posOffset>
+                </wp:positionH>
+                <wp:positionV relativeFrom="paragraph">
+                  <wp:posOffset>58641</wp:posOffset>
+                </wp:positionV>
+                <wp:extent cx="4428324" cy="3164288"/>
+                <wp:effectExtent l="0" t="0" r="10795" b="17145"/>
+                <wp:wrapNone/>
+                <wp:docPr id="2055629021" name="Group 20"/>
+                <wp:cNvGraphicFramePr/>
+                <a:graphic xmlns:a="http://schemas.openxmlformats.org/drawingml/2006/main">
+                  <a:graphicData uri="http://schemas.microsoft.com/office/word/2010/wordprocessingGroup">
+                    <wpg:wgp>
+                      <wpg:cNvGrpSpPr/>
+                      <wpg:grpSpPr>
+                        <a:xfrm>
+                          <a:off x="0" y="0"/>
+                          <a:ext cx="4428324" cy="3164288"/>
+                          <a:chOff x="0" y="0"/>
+                          <a:chExt cx="4428324" cy="3164288"/>
+                        </a:xfrm>
+                      </wpg:grpSpPr>
+                      <wpg:grpSp>
+                        <wpg:cNvPr id="526151940" name="Group 18"/>
+                        <wpg:cNvGrpSpPr/>
+                        <wpg:grpSpPr>
+                          <a:xfrm>
+                            <a:off x="0" y="0"/>
+                            <a:ext cx="4428324" cy="3164288"/>
+                            <a:chOff x="0" y="0"/>
+                            <a:chExt cx="4428324" cy="3164288"/>
+                          </a:xfrm>
+                        </wpg:grpSpPr>
+                        <wps:wsp>
+                          <wps:cNvPr id="1900652364" name="Rectangle 11"/>
+                          <wps:cNvSpPr/>
+                          <wps:spPr>
+                            <a:xfrm>
+                              <a:off x="310101" y="0"/>
+                              <a:ext cx="1414780" cy="556260"/>
+                            </a:xfrm>
+                            <a:prstGeom prst="rect">
+                              <a:avLst/>
+                            </a:prstGeom>
+                            <a:ln>
+                              <a:solidFill>
+                                <a:schemeClr val="tx1"/>
+                              </a:solidFill>
+                            </a:ln>
+                          </wps:spPr>
+                          <wps:style>
+                            <a:lnRef idx="2">
+                              <a:schemeClr val="accent1">
+                                <a:shade val="15000"/>
+                              </a:schemeClr>
+                            </a:lnRef>
+                            <a:fillRef idx="1">
+                              <a:schemeClr val="accent1"/>
+                            </a:fillRef>
+                            <a:effectRef idx="0">
+                              <a:schemeClr val="accent1"/>
+                            </a:effectRef>
+                            <a:fontRef idx="minor">
+                              <a:schemeClr val="lt1"/>
+                            </a:fontRef>
+                          </wps:style>
+                          <wps:txbx>
+                            <w:txbxContent>
+                              <w:p>
+                                <w:pPr>
+                                  <w:jc w:val="center"/>
+                                </w:pPr>
+                                <w:r>
+                                  <w:t>Stakeholder Needs</w:t>
+                                </w:r>
+                              </w:p>
+                            </w:txbxContent>
+                          </wps:txbx>
+                          <wps:bodyPr rot="0" spcFirstLastPara="0" vertOverflow="overflow" horzOverflow="overflow" vert="horz" wrap="square" lIns="91440" tIns="45720" rIns="91440" bIns="45720" numCol="1" spcCol="0" rtlCol="0" fromWordArt="0" anchor="ctr" anchorCtr="0" forceAA="0" compatLnSpc="1">
+                            <a:prstTxWarp prst="textNoShape">
+                              <a:avLst/>
+                            </a:prstTxWarp>
+                            <a:noAutofit/>
+                          </wps:bodyPr>
+                        </wps:wsp>
+                        <wps:wsp>
+                          <wps:cNvPr id="1464255500" name="Rectangle 11"/>
+                          <wps:cNvSpPr/>
+                          <wps:spPr>
+                            <a:xfrm>
+                              <a:off x="2703443" y="0"/>
+                              <a:ext cx="878205" cy="556260"/>
+                            </a:xfrm>
+                            <a:prstGeom prst="rect">
+                              <a:avLst/>
+                            </a:prstGeom>
+                            <a:ln>
+                              <a:solidFill>
+                                <a:schemeClr val="tx1"/>
+                              </a:solidFill>
+                            </a:ln>
+                          </wps:spPr>
+                          <wps:style>
+                            <a:lnRef idx="2">
+                              <a:schemeClr val="accent1">
+                                <a:shade val="15000"/>
+                              </a:schemeClr>
+                            </a:lnRef>
+                            <a:fillRef idx="1">
+                              <a:schemeClr val="accent1"/>
+                            </a:fillRef>
+                            <a:effectRef idx="0">
+                              <a:schemeClr val="accent1"/>
+                            </a:effectRef>
+                            <a:fontRef idx="minor">
+                              <a:schemeClr val="lt1"/>
+                            </a:fontRef>
+                          </wps:style>
+                          <wps:txbx>
+                            <w:txbxContent>
+                              <w:p>
+                                <w:pPr>
+                                  <w:jc w:val="center"/>
+                                </w:pPr>
+                                <w:r>
+                                  <w:t>Scope</w:t>
+                                </w:r>
+                              </w:p>
+                            </w:txbxContent>
+                          </wps:txbx>
+                          <wps:bodyPr rot="0" spcFirstLastPara="0" vertOverflow="overflow" horzOverflow="overflow" vert="horz" wrap="square" lIns="91440" tIns="45720" rIns="91440" bIns="45720" numCol="1" spcCol="0" rtlCol="0" fromWordArt="0" anchor="ctr" anchorCtr="0" forceAA="0" compatLnSpc="1">
+                            <a:prstTxWarp prst="textNoShape">
+                              <a:avLst/>
+                            </a:prstTxWarp>
+                            <a:noAutofit/>
+                          </wps:bodyPr>
+                        </wps:wsp>
+                        <wps:wsp>
+                          <wps:cNvPr id="184147067" name="Straight Arrow Connector 12"/>
+                          <wps:cNvCnPr/>
+                          <wps:spPr>
+                            <a:xfrm>
+                              <a:off x="1724698" y="278123"/>
+                              <a:ext cx="978459" cy="0"/>
+                            </a:xfrm>
+                            <a:prstGeom prst="straightConnector1">
+                              <a:avLst/>
+                            </a:prstGeom>
+                            <a:ln>
+                              <a:solidFill>
+                                <a:schemeClr val="tx1"/>
+                              </a:solidFill>
+                              <a:tailEnd type="triangle"/>
+                            </a:ln>
+                          </wps:spPr>
+                          <wps:style>
+                            <a:lnRef idx="1">
+                              <a:schemeClr val="dk1"/>
+                            </a:lnRef>
+                            <a:fillRef idx="0">
+                              <a:schemeClr val="dk1"/>
+                            </a:fillRef>
+                            <a:effectRef idx="0">
+                              <a:schemeClr val="dk1"/>
+                            </a:effectRef>
+                            <a:fontRef idx="minor">
+                              <a:schemeClr val="tx1"/>
+                            </a:fontRef>
+                          </wps:style>
+                          <wps:bodyPr/>
+                        </wps:wsp>
+                        <wps:wsp>
+                          <wps:cNvPr id="1157231068" name="Rectangle 11"/>
+                          <wps:cNvSpPr/>
+                          <wps:spPr>
+                            <a:xfrm>
+                              <a:off x="0" y="954156"/>
+                              <a:ext cx="1062355" cy="556260"/>
+                            </a:xfrm>
+                            <a:prstGeom prst="rect">
+                              <a:avLst/>
+                            </a:prstGeom>
+                            <a:ln>
+                              <a:solidFill>
+                                <a:schemeClr val="tx1"/>
+                              </a:solidFill>
+                            </a:ln>
+                          </wps:spPr>
+                          <wps:style>
+                            <a:lnRef idx="2">
+                              <a:schemeClr val="accent1">
+                                <a:shade val="15000"/>
+                              </a:schemeClr>
+                            </a:lnRef>
+                            <a:fillRef idx="1">
+                              <a:schemeClr val="accent1"/>
+                            </a:fillRef>
+                            <a:effectRef idx="0">
+                              <a:schemeClr val="accent1"/>
+                            </a:effectRef>
+                            <a:fontRef idx="minor">
+                              <a:schemeClr val="lt1"/>
+                            </a:fontRef>
+                          </wps:style>
+                          <wps:txbx>
+                            <w:txbxContent>
+                              <w:p>
+                                <w:pPr>
+                                  <w:jc w:val="center"/>
+                                </w:pPr>
+                                <w:r>
+                                  <w:t>Schedule</w:t>
+                                </w:r>
+                              </w:p>
+                            </w:txbxContent>
+                          </wps:txbx>
+                          <wps:bodyPr rot="0" spcFirstLastPara="0" vertOverflow="overflow" horzOverflow="overflow" vert="horz" wrap="square" lIns="91440" tIns="45720" rIns="91440" bIns="45720" numCol="1" spcCol="0" rtlCol="0" fromWordArt="0" anchor="ctr" anchorCtr="0" forceAA="0" compatLnSpc="1">
+                            <a:prstTxWarp prst="textNoShape">
+                              <a:avLst/>
+                            </a:prstTxWarp>
+                            <a:noAutofit/>
+                          </wps:bodyPr>
+                        </wps:wsp>
+                        <wps:wsp>
+                          <wps:cNvPr id="628311734" name="Rectangle 11"/>
+                          <wps:cNvSpPr/>
+                          <wps:spPr>
+                            <a:xfrm>
+                              <a:off x="1463040" y="2608028"/>
+                              <a:ext cx="1414780" cy="556260"/>
+                            </a:xfrm>
+                            <a:prstGeom prst="rect">
+                              <a:avLst/>
+                            </a:prstGeom>
+                            <a:ln>
+                              <a:solidFill>
+                                <a:schemeClr val="tx1"/>
+                              </a:solidFill>
+                            </a:ln>
+                          </wps:spPr>
+                          <wps:style>
+                            <a:lnRef idx="2">
+                              <a:schemeClr val="accent1">
+                                <a:shade val="15000"/>
+                              </a:schemeClr>
+                            </a:lnRef>
+                            <a:fillRef idx="1">
+                              <a:schemeClr val="accent1"/>
+                            </a:fillRef>
+                            <a:effectRef idx="0">
+                              <a:schemeClr val="accent1"/>
+                            </a:effectRef>
+                            <a:fontRef idx="minor">
+                              <a:schemeClr val="lt1"/>
+                            </a:fontRef>
+                          </wps:style>
+                          <wps:txbx>
+                            <w:txbxContent>
+                              <w:p>
+                                <w:pPr>
+                                  <w:jc w:val="center"/>
+                                </w:pPr>
+                                <w:r>
+                                  <w:t>Engineering Risk</w:t>
+                                </w:r>
+                              </w:p>
+                            </w:txbxContent>
+                          </wps:txbx>
+                          <wps:bodyPr rot="0" spcFirstLastPara="0" vertOverflow="overflow" horzOverflow="overflow" vert="horz" wrap="square" lIns="91440" tIns="45720" rIns="91440" bIns="45720" numCol="1" spcCol="0" rtlCol="0" fromWordArt="0" anchor="ctr" anchorCtr="0" forceAA="0" compatLnSpc="1">
+                            <a:prstTxWarp prst="textNoShape">
+                              <a:avLst/>
+                            </a:prstTxWarp>
+                            <a:noAutofit/>
+                          </wps:bodyPr>
+                        </wps:wsp>
+                        <wps:wsp>
+                          <wps:cNvPr id="913854291" name="Rectangle 11"/>
+                          <wps:cNvSpPr/>
+                          <wps:spPr>
+                            <a:xfrm>
+                              <a:off x="1685676" y="1789043"/>
+                              <a:ext cx="966096" cy="556260"/>
+                            </a:xfrm>
+                            <a:prstGeom prst="rect">
+                              <a:avLst/>
+                            </a:prstGeom>
+                            <a:ln>
+                              <a:solidFill>
+                                <a:schemeClr val="tx1"/>
+                              </a:solidFill>
+                            </a:ln>
+                          </wps:spPr>
+                          <wps:style>
+                            <a:lnRef idx="2">
+                              <a:schemeClr val="accent1">
+                                <a:shade val="15000"/>
+                              </a:schemeClr>
+                            </a:lnRef>
+                            <a:fillRef idx="1">
+                              <a:schemeClr val="accent1"/>
+                            </a:fillRef>
+                            <a:effectRef idx="0">
+                              <a:schemeClr val="accent1"/>
+                            </a:effectRef>
+                            <a:fontRef idx="minor">
+                              <a:schemeClr val="lt1"/>
+                            </a:fontRef>
+                          </wps:style>
+                          <wps:txbx>
+                            <w:txbxContent>
+                              <w:p>
+                                <w:pPr>
+                                  <w:jc w:val="center"/>
+                                </w:pPr>
+                                <w:r>
+                                  <w:t>Quality</w:t>
+                                </w:r>
+                              </w:p>
+                            </w:txbxContent>
+                          </wps:txbx>
+                          <wps:bodyPr rot="0" spcFirstLastPara="0" vertOverflow="overflow" horzOverflow="overflow" vert="horz" wrap="square" lIns="91440" tIns="45720" rIns="91440" bIns="45720" numCol="1" spcCol="0" rtlCol="0" fromWordArt="0" anchor="ctr" anchorCtr="0" forceAA="0" compatLnSpc="1">
+                            <a:prstTxWarp prst="textNoShape">
+                              <a:avLst/>
+                            </a:prstTxWarp>
+                            <a:noAutofit/>
+                          </wps:bodyPr>
+                        </wps:wsp>
+                        <wps:wsp>
+                          <wps:cNvPr id="1380306232" name="Rectangle 11"/>
+                          <wps:cNvSpPr/>
+                          <wps:spPr>
+                            <a:xfrm>
+                              <a:off x="3013544" y="954156"/>
+                              <a:ext cx="1414780" cy="556260"/>
+                            </a:xfrm>
+                            <a:prstGeom prst="rect">
+                              <a:avLst/>
+                            </a:prstGeom>
+                            <a:ln>
+                              <a:solidFill>
+                                <a:schemeClr val="tx1"/>
+                              </a:solidFill>
+                            </a:ln>
+                          </wps:spPr>
+                          <wps:style>
+                            <a:lnRef idx="2">
+                              <a:schemeClr val="accent1">
+                                <a:shade val="15000"/>
+                              </a:schemeClr>
+                            </a:lnRef>
+                            <a:fillRef idx="1">
+                              <a:schemeClr val="accent1"/>
+                            </a:fillRef>
+                            <a:effectRef idx="0">
+                              <a:schemeClr val="accent1"/>
+                            </a:effectRef>
+                            <a:fontRef idx="minor">
+                              <a:schemeClr val="lt1"/>
+                            </a:fontRef>
+                          </wps:style>
+                          <wps:txbx>
+                            <w:txbxContent>
+                              <w:p>
+                                <w:pPr>
+                                  <w:jc w:val="center"/>
+                                </w:pPr>
+                                <w:r>
+                                  <w:t>Cost &amp; Resources</w:t>
+                                </w:r>
+                              </w:p>
+                            </w:txbxContent>
+                          </wps:txbx>
+                          <wps:bodyPr rot="0" spcFirstLastPara="0" vertOverflow="overflow" horzOverflow="overflow" vert="horz" wrap="square" lIns="91440" tIns="45720" rIns="91440" bIns="45720" numCol="1" spcCol="0" rtlCol="0" fromWordArt="0" anchor="ctr" anchorCtr="0" forceAA="0" compatLnSpc="1">
+                            <a:prstTxWarp prst="textNoShape">
+                              <a:avLst/>
+                            </a:prstTxWarp>
+                            <a:noAutofit/>
+                          </wps:bodyPr>
+                        </wps:wsp>
+                        <wps:wsp>
+                          <wps:cNvPr id="1016616461" name="Connector: Elbow 14"/>
+                          <wps:cNvCnPr/>
+                          <wps:spPr>
+                            <a:xfrm rot="5400000">
+                              <a:off x="1637724" y="-550358"/>
+                              <a:ext cx="397886" cy="2611092"/>
+                            </a:xfrm>
+                            <a:prstGeom prst="bentConnector3">
+                              <a:avLst>
+                                <a:gd name="adj1" fmla="val 50000"/>
+                              </a:avLst>
+                            </a:prstGeom>
+                            <a:ln>
+                              <a:solidFill>
+                                <a:schemeClr val="tx1"/>
+                              </a:solidFill>
+                              <a:tailEnd type="triangle"/>
+                            </a:ln>
+                          </wps:spPr>
+                          <wps:style>
+                            <a:lnRef idx="1">
+                              <a:schemeClr val="accent1"/>
+                            </a:lnRef>
+                            <a:fillRef idx="0">
+                              <a:schemeClr val="accent1"/>
+                            </a:fillRef>
+                            <a:effectRef idx="0">
+                              <a:schemeClr val="accent1"/>
+                            </a:effectRef>
+                            <a:fontRef idx="minor">
+                              <a:schemeClr val="tx1"/>
+                            </a:fontRef>
+                          </wps:style>
+                          <wps:bodyPr/>
+                        </wps:wsp>
+                        <wps:wsp>
+                          <wps:cNvPr id="443349648" name="Connector: Elbow 14"/>
+                          <wps:cNvCnPr/>
+                          <wps:spPr>
+                            <a:xfrm rot="16200000" flipH="1">
+                              <a:off x="3232433" y="466024"/>
+                              <a:ext cx="397886" cy="578327"/>
+                            </a:xfrm>
+                            <a:prstGeom prst="bentConnector3">
+                              <a:avLst>
+                                <a:gd name="adj1" fmla="val 50000"/>
+                              </a:avLst>
+                            </a:prstGeom>
+                            <a:ln>
+                              <a:solidFill>
+                                <a:schemeClr val="tx1"/>
+                              </a:solidFill>
+                              <a:tailEnd type="triangle"/>
+                            </a:ln>
+                          </wps:spPr>
+                          <wps:style>
+                            <a:lnRef idx="1">
+                              <a:schemeClr val="accent1"/>
+                            </a:lnRef>
+                            <a:fillRef idx="0">
+                              <a:schemeClr val="accent1"/>
+                            </a:fillRef>
+                            <a:effectRef idx="0">
+                              <a:schemeClr val="accent1"/>
+                            </a:effectRef>
+                            <a:fontRef idx="minor">
+                              <a:schemeClr val="tx1"/>
+                            </a:fontRef>
+                          </wps:style>
+                          <wps:bodyPr/>
+                        </wps:wsp>
+                        <wps:wsp>
+                          <wps:cNvPr id="2664260" name="Connector: Elbow 14"/>
+                          <wps:cNvCnPr/>
+                          <wps:spPr>
+                            <a:xfrm rot="5400000">
+                              <a:off x="2805207" y="873663"/>
+                              <a:ext cx="278620" cy="1552046"/>
+                            </a:xfrm>
+                            <a:prstGeom prst="bentConnector3">
+                              <a:avLst>
+                                <a:gd name="adj1" fmla="val 50000"/>
+                              </a:avLst>
+                            </a:prstGeom>
+                            <a:ln>
+                              <a:solidFill>
+                                <a:schemeClr val="tx1"/>
+                              </a:solidFill>
+                              <a:tailEnd type="triangle"/>
+                            </a:ln>
+                          </wps:spPr>
+                          <wps:style>
+                            <a:lnRef idx="1">
+                              <a:schemeClr val="accent1"/>
+                            </a:lnRef>
+                            <a:fillRef idx="0">
+                              <a:schemeClr val="accent1"/>
+                            </a:fillRef>
+                            <a:effectRef idx="0">
+                              <a:schemeClr val="accent1"/>
+                            </a:effectRef>
+                            <a:fontRef idx="minor">
+                              <a:schemeClr val="tx1"/>
+                            </a:fontRef>
+                          </wps:style>
+                          <wps:bodyPr/>
+                        </wps:wsp>
+                        <wps:wsp>
+                          <wps:cNvPr id="1766267013" name="Connector: Elbow 14"/>
+                          <wps:cNvCnPr/>
+                          <wps:spPr>
+                            <a:xfrm rot="16200000" flipH="1">
+                              <a:off x="1210497" y="830999"/>
+                              <a:ext cx="278620" cy="1637373"/>
+                            </a:xfrm>
+                            <a:prstGeom prst="bentConnector3">
+                              <a:avLst>
+                                <a:gd name="adj1" fmla="val 50000"/>
+                              </a:avLst>
+                            </a:prstGeom>
+                            <a:ln>
+                              <a:solidFill>
+                                <a:schemeClr val="tx1"/>
+                              </a:solidFill>
+                              <a:tailEnd type="triangle"/>
+                            </a:ln>
+                          </wps:spPr>
+                          <wps:style>
+                            <a:lnRef idx="1">
+                              <a:schemeClr val="accent1"/>
+                            </a:lnRef>
+                            <a:fillRef idx="0">
+                              <a:schemeClr val="accent1"/>
+                            </a:fillRef>
+                            <a:effectRef idx="0">
+                              <a:schemeClr val="accent1"/>
+                            </a:effectRef>
+                            <a:fontRef idx="minor">
+                              <a:schemeClr val="tx1"/>
+                            </a:fontRef>
+                          </wps:style>
+                          <wps:bodyPr/>
+                        </wps:wsp>
+                        <wps:wsp>
+                          <wps:cNvPr id="1768167999" name="Oval 15"/>
+                          <wps:cNvSpPr/>
+                          <wps:spPr>
+                            <a:xfrm>
+                              <a:off x="1447137" y="890546"/>
+                              <a:ext cx="1176655" cy="667697"/>
+                            </a:xfrm>
+                            <a:prstGeom prst="ellipse">
+                              <a:avLst/>
+                            </a:prstGeom>
+                            <a:ln>
+                              <a:solidFill>
+                                <a:schemeClr val="tx1"/>
+                              </a:solidFill>
+                            </a:ln>
+                          </wps:spPr>
+                          <wps:style>
+                            <a:lnRef idx="2">
+                              <a:schemeClr val="accent1">
+                                <a:shade val="15000"/>
+                              </a:schemeClr>
+                            </a:lnRef>
+                            <a:fillRef idx="1">
+                              <a:schemeClr val="accent1"/>
+                            </a:fillRef>
+                            <a:effectRef idx="0">
+                              <a:schemeClr val="accent1"/>
+                            </a:effectRef>
+                            <a:fontRef idx="minor">
+                              <a:schemeClr val="lt1"/>
+                            </a:fontRef>
+                          </wps:style>
+                          <wps:txbx>
+                            <w:txbxContent>
+                              <w:p>
+                                <w:pPr>
+                                  <w:jc w:val="center"/>
+                                </w:pPr>
+                                <w:r>
+                                  <w:t>Trade-offs</w:t>
+                                </w:r>
+                              </w:p>
+                            </w:txbxContent>
+                          </wps:txbx>
+                          <wps:bodyPr rot="0" spcFirstLastPara="0" vertOverflow="overflow" horzOverflow="overflow" vert="horz" wrap="square" lIns="91440" tIns="45720" rIns="91440" bIns="45720" numCol="1" spcCol="0" rtlCol="0" fromWordArt="0" anchor="ctr" anchorCtr="0" forceAA="0" compatLnSpc="1">
+                            <a:prstTxWarp prst="textNoShape">
+                              <a:avLst/>
+                            </a:prstTxWarp>
+                            <a:noAutofit/>
+                          </wps:bodyPr>
+                        </wps:wsp>
+                        <wps:wsp>
+                          <wps:cNvPr id="1008321697" name="Straight Arrow Connector 16"/>
+                          <wps:cNvCnPr/>
+                          <wps:spPr>
+                            <a:xfrm flipH="1">
+                              <a:off x="1062242" y="1224363"/>
+                              <a:ext cx="384742" cy="7891"/>
+                            </a:xfrm>
+                            <a:prstGeom prst="straightConnector1">
+                              <a:avLst/>
+                            </a:prstGeom>
+                            <a:ln>
+                              <a:solidFill>
+                                <a:schemeClr val="tx1"/>
+                              </a:solidFill>
+                              <a:tailEnd type="triangle"/>
+                            </a:ln>
+                          </wps:spPr>
+                          <wps:style>
+                            <a:lnRef idx="1">
+                              <a:schemeClr val="accent1"/>
+                            </a:lnRef>
+                            <a:fillRef idx="0">
+                              <a:schemeClr val="accent1"/>
+                            </a:fillRef>
+                            <a:effectRef idx="0">
+                              <a:schemeClr val="accent1"/>
+                            </a:effectRef>
+                            <a:fontRef idx="minor">
+                              <a:schemeClr val="tx1"/>
+                            </a:fontRef>
+                          </wps:style>
+                          <wps:bodyPr/>
+                        </wps:wsp>
+                        <wps:wsp>
+                          <wps:cNvPr id="1378133458" name="Straight Arrow Connector 17"/>
+                          <wps:cNvCnPr/>
+                          <wps:spPr>
+                            <a:xfrm>
+                              <a:off x="2623514" y="1224363"/>
+                              <a:ext cx="389711" cy="7891"/>
+                            </a:xfrm>
+                            <a:prstGeom prst="straightConnector1">
+                              <a:avLst/>
+                            </a:prstGeom>
+                            <a:ln>
+                              <a:solidFill>
+                                <a:schemeClr val="tx1"/>
+                              </a:solidFill>
+                              <a:tailEnd type="triangle"/>
+                            </a:ln>
+                          </wps:spPr>
+                          <wps:style>
+                            <a:lnRef idx="1">
+                              <a:schemeClr val="accent1"/>
+                            </a:lnRef>
+                            <a:fillRef idx="0">
+                              <a:schemeClr val="accent1"/>
+                            </a:fillRef>
+                            <a:effectRef idx="0">
+                              <a:schemeClr val="accent1"/>
+                            </a:effectRef>
+                            <a:fontRef idx="minor">
+                              <a:schemeClr val="tx1"/>
+                            </a:fontRef>
+                          </wps:style>
+                          <wps:bodyPr/>
+                        </wps:wsp>
+                      </wpg:grpSp>
+                      <wps:wsp>
+                        <wps:cNvPr id="1450436568" name="Straight Arrow Connector 19"/>
+                        <wps:cNvCnPr>
+                          <a:stCxn id="913854291" idx="2"/>
+                          <a:endCxn id="628311734" idx="0"/>
+                        </wps:cNvCnPr>
+                        <wps:spPr>
+                          <a:xfrm>
+                            <a:off x="2168494" y="2345241"/>
+                            <a:ext cx="1706" cy="262719"/>
+                          </a:xfrm>
+                          <a:prstGeom prst="straightConnector1">
+                            <a:avLst/>
+                          </a:prstGeom>
+                          <a:ln>
+                            <a:tailEnd type="triangle"/>
+                          </a:ln>
+                        </wps:spPr>
+                        <wps:style>
+                          <a:lnRef idx="1">
+                            <a:schemeClr val="dk1"/>
+                          </a:lnRef>
+                          <a:fillRef idx="0">
+                            <a:schemeClr val="dk1"/>
+                          </a:fillRef>
+                          <a:effectRef idx="0">
+                            <a:schemeClr val="dk1"/>
+                          </a:effectRef>
+                          <a:fontRef idx="minor">
+                            <a:schemeClr val="tx1"/>
+                          </a:fontRef>
+                        </wps:style>
+                        <wps:bodyPr/>
+                      </wps:wsp>
+                    </wpg:wgp>
+                  </a:graphicData>
+                </a:graphic>
+              </wp:anchor>
+            </w:drawing>
+          </mc:Choice>
+          <mc:Fallback>
+            <w:pict>
+              <v:group w14:anchorId="1CED041D" id="Group 20" o:spid="_x0000_s1028" style="position:absolute;margin-left:46.95pt;margin-top:4.6pt;width:348.7pt;height:249.15pt;z-index:251697152" coordsize="44283,31642" o:gfxdata="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">
+                <v:group id="Group 18" o:spid="_x0000_s1029" style="position:absolute;width:44283;height:31642" coordsize="44283,31642" o:gfxdata="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">
+                  <v:rect id="Rectangle 11" o:spid="_x0000_s1030" style="position:absolute;left:3101;width:14147;height:5562;visibility:visible;mso-wrap-style:square;v-text-anchor:middle" o:gfxdata="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" fillcolor="#156082 [3204]" strokecolor="black [3213]" strokeweight="1pt">
+                    <v:textbox>
+                      <w:txbxContent>
+                        <w:p>
+                          <w:pPr>
+                            <w:jc w:val="center"/>
+                          </w:pPr>
+                          <w:r>
+                            <w:t>Stakeholder Needs</w:t>
+                          </w:r>
+                        </w:p>
+                      </w:txbxContent>
+                    </v:textbox>
+                  </v:rect>
+                  <v:rect id="Rectangle 11" o:spid="_x0000_s1031" style="position:absolute;left:27034;width:8782;height:5562;visibility:visible;mso-wrap-style:square;v-text-anchor:middle" o:gfxdata="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" fillcolor="#156082 [3204]" strokecolor="black [3213]" strokeweight="1pt">
+                    <v:textbox>
+                      <w:txbxContent>
+                        <w:p>
+                          <w:pPr>
+                            <w:jc w:val="center"/>
+                          </w:pPr>
+                          <w:r>
+                            <w:t>Scope</w:t>
+                          </w:r>
+                        </w:p>
+                      </w:txbxContent>
+                    </v:textbox>
+                  </v:rect>
+                  <v:shapetype id="_x0000_t32" coordsize="21600,21600" o:spt="32" o:oned="t" path="m,l21600,21600e" filled="f">
+                    <v:path arrowok="t" fillok="f" o:connecttype="none"/>
+                    <o:lock v:ext="edit" shapetype="t"/>
+                  </v:shapetype>
+                  <v:shape id="Straight Arrow Connector 12" o:spid="_x0000_s1032" type="#_x0000_t32" style="position:absolute;left:17246;top:2781;width:9785;height:0;visibility:visible;mso-wrap-style:square" o:connectortype="straight" o:gfxdata="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" strokecolor="black [3213]" strokeweight=".5pt">
+                    <v:stroke endarrow="block" joinstyle="miter"/>
+                  </v:shape>
+                  <v:rect id="Rectangle 11" o:spid="_x0000_s1033" style="position:absolute;top:9541;width:10623;height:5563;visibility:visible;mso-wrap-style:square;v-text-anchor:middle" o:gfxdata="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" fillcolor="#156082 [3204]" strokecolor="black [3213]" strokeweight="1pt">
+                    <v:textbox>
+                      <w:txbxContent>
+                        <w:p>
+                          <w:pPr>
+                            <w:jc w:val="center"/>
+                          </w:pPr>
+                          <w:r>
+                            <w:t>Schedule</w:t>
+                          </w:r>
+                        </w:p>
+                      </w:txbxContent>
+                    </v:textbox>
+                  </v:rect>
+                  <v:rect id="Rectangle 11" o:spid="_x0000_s1034" style="position:absolute;left:14630;top:26080;width:14148;height:5562;visibility:visible;mso-wrap-style:square;v-text-anchor:middle" o:gfxdata="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" fillcolor="#156082 [3204]" strokecolor="black [3213]" strokeweight="1pt">
+                    <v:textbox>
+                      <w:txbxContent>
+                        <w:p>
+                          <w:pPr>
+                            <w:jc w:val="center"/>
+                          </w:pPr>
+                          <w:r>
+                            <w:t>Engineering Risk</w:t>
+                          </w:r>
+                        </w:p>
+                      </w:txbxContent>
+                    </v:textbox>
+                  </v:rect>
+                  <v:rect id="Rectangle 11" o:spid="_x0000_s1035" style="position:absolute;left:16856;top:17890;width:9661;height:5563;visibility:visible;mso-wrap-style:square;v-text-anchor:middle" o:gfxdata="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" fillcolor="#156082 [3204]" strokecolor="black [3213]" strokeweight="1pt">
+                    <v:textbox>
+                      <w:txbxContent>
+                        <w:p>
+                          <w:pPr>
+                            <w:jc w:val="center"/>
+                          </w:pPr>
+                          <w:r>
+                            <w:t>Quality</w:t>
+                          </w:r>
+                        </w:p>
+                      </w:txbxContent>
+                    </v:textbox>
+                  </v:rect>
+                  <v:rect id="Rectangle 11" o:spid="_x0000_s1036" style="position:absolute;left:30135;top:9541;width:14148;height:5563;visibility:visible;mso-wrap-style:square;v-text-anchor:middle" o:gfxdata="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" fillcolor="#156082 [3204]" strokecolor="black [3213]" strokeweight="1pt">
+                    <v:textbox>
+                      <w:txbxContent>
+                        <w:p>
+                          <w:pPr>
+                            <w:jc w:val="center"/>
+                          </w:pPr>
+                          <w:r>
+                            <w:t>Cost &amp; Resources</w:t>
+                          </w:r>
+                        </w:p>
+                      </w:txbxContent>
+                    </v:textbox>
+                  </v:rect>
+                  <v:shapetype id="_x0000_t34" coordsize="21600,21600" o:spt="34" o:oned="t" adj="10800" path="m,l@0,0@0,21600,21600,21600e" filled="f">
+                    <v:stroke joinstyle="miter"/>
+                    <v:formulas>
+                      <v:f eqn="val #0"/>
+                    </v:formulas>
+                    <v:path arrowok="t" fillok="f" o:connecttype="none"/>
+                    <v:handles>
+                      <v:h position="#0,center"/>
+                    </v:handles>
+                    <o:lock v:ext="edit" shapetype="t"/>
+                  </v:shapetype>
+                  <v:shape id="Connector: Elbow 14" o:spid="_x0000_s1037" type="#_x0000_t34" style="position:absolute;left:16377;top:-5504;width:3979;height:26111;rotation:90;visibility:visible;mso-wrap-style:square" o:connectortype="elbow" o:gfxdata="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" strokecolor="black [3213]" strokeweight=".5pt">
+                    <v:stroke endarrow="block"/>
+                  </v:shape>
+                  <v:shape id="Connector: Elbow 14" o:spid="_x0000_s1038" type="#_x0000_t34" style="position:absolute;left:32324;top:4660;width:3979;height:5783;rotation:90;flip:x;visibility:visible;mso-wrap-style:square" o:connectortype="elbow" o:gfxdata="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" strokecolor="black [3213]" strokeweight=".5pt">
+                    <v:stroke endarrow="block"/>
+                  </v:shape>
+                  <v:shape id="Connector: Elbow 14" o:spid="_x0000_s1039" type="#_x0000_t34" style="position:absolute;left:28052;top:8735;width:2786;height:15521;rotation:90;visibility:visible;mso-wrap-style:square" o:connectortype="elbow" o:gfxdata="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" strokecolor="black [3213]" strokeweight=".5pt">
+                    <v:stroke endarrow="block"/>
+                  </v:shape>
+                  <v:shape id="Connector: Elbow 14" o:spid="_x0000_s1040" type="#_x0000_t34" style="position:absolute;left:12105;top:8309;width:2786;height:16373;rotation:90;flip:x;visibility:visible;mso-wrap-style:square" o:connectortype="elbow" o:gfxdata="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" strokecolor="black [3213]" strokeweight=".5pt">
+                    <v:stroke endarrow="block"/>
+                  </v:shape>
+                  <v:oval id="Oval 15" o:spid="_x0000_s1041" style="position:absolute;left:14471;top:8905;width:11766;height:6677;visibility:visible;mso-wrap-style:square;v-text-anchor:middle" o:gfxdata="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" fillcolor="#156082 [3204]" strokecolor="black [3213]" strokeweight="1pt">
+                    <v:stroke joinstyle="miter"/>
+                    <v:textbox>
+                      <w:txbxContent>
+                        <w:p>
+                          <w:pPr>
+                            <w:jc w:val="center"/>
+                          </w:pPr>
+                          <w:r>
+                            <w:t>Trade-offs</w:t>
+                          </w:r>
+                        </w:p>
+                      </w:txbxContent>
+                    </v:textbox>
+                  </v:oval>
+                  <v:shape id="Straight Arrow Connector 16" o:spid="_x0000_s1042" type="#_x0000_t32" style="position:absolute;left:10622;top:12243;width:3847;height:79;flip:x;visibility:visible;mso-wrap-style:square" o:connectortype="straight" o:gfxdata="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" strokecolor="black [3213]" strokeweight=".5pt">
+                    <v:stroke endarrow="block" joinstyle="miter"/>
+                  </v:shape>
+                  <v:shape id="Straight Arrow Connector 17" o:spid="_x0000_s1043" type="#_x0000_t32" style="position:absolute;left:26235;top:12243;width:3897;height:79;visibility:visible;mso-wrap-style:square" o:connectortype="straight" o:gfxdata="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" strokecolor="black [3213]" strokeweight=".5pt">
+                    <v:stroke endarrow="block" joinstyle="miter"/>
+                  </v:shape>
+                </v:group>
+                <v:shape id="Straight Arrow Connector 19" o:spid="_x0000_s1044" type="#_x0000_t32" style="position:absolute;left:21684;top:23452;width:18;height:2627;visibility:visible;mso-wrap-style:square" o:connectortype="straight" o:gfxdata="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" strokecolor="black [3200]" strokeweight=".5pt">
+                  <v:stroke endarrow="block" joinstyle="miter"/>
+                </v:shape>
+              </v:group>
+            </w:pict>
+          </mc:Fallback>
+        </mc:AlternateContent>
+      </w:r>
+    </w:p>
     <w:p/>
+    <w:p/>
+    <w:p/>
+    <w:p/>
+    <w:p/>
+    <w:p/>
+    <w:p/>
+    <w:p/>
+    <w:p/>
+    <w:p>
+      <w:r>
+        <w:t xml:space="preserve">The above model demonstrates </w:t>
+      </w:r>
+      <w:r>
+        <w:t>how software engineering operates as an interconnected web of computing constraints.</w:t>
+      </w:r>
+      <w:r>
+        <w:t xml:space="preserve"> </w:t>
+      </w:r>
+      <w:r>
+        <w:t xml:space="preserve">Stakeholders establish scope, which decides the </w:t>
+      </w:r>
+      <w:r>
+        <w:t xml:space="preserve">base schedule and required costs/resources. </w:t>
+      </w:r>
+      <w:r>
+        <w:t xml:space="preserve">Engineers are often forced to </w:t>
+      </w:r>
+      <w:r>
+        <w:t>trade quality by taking shortcuts when time and budget is fixed</w:t>
+      </w:r>
+      <w:r>
+        <w:t xml:space="preserve">, accumulating technical debt. Technical debt </w:t>
+      </w:r>
+      <w:r>
+        <w:t xml:space="preserve">escalates engineering risk </w:t>
+      </w:r>
+      <w:r>
+        <w:t xml:space="preserve">which increases the likelihood of </w:t>
+      </w:r>
+      <w:r>
+        <w:t>outages, vulnerabilities and future reworks.</w:t>
+      </w:r>
+    </w:p>
+    <w:p>
+      <w:r>
+        <w:t xml:space="preserve">A </w:t>
+      </w:r>
+      <w:r>
+        <w:t>real-world</w:t>
+      </w:r>
+      <w:r>
+        <w:t xml:space="preserve"> ill</w:t>
+      </w:r>
+      <w:r>
+        <w:t>ustration of this dynamic is documented in modern empirical case studies on public health and government platform deployments</w:t>
+      </w:r>
+      <w:r>
+        <w:t>, such as the Healthcare.gov archite</w:t>
+      </w:r>
+      <w:r>
+        <w:t xml:space="preserve">ctural analysis </w:t>
+      </w:r>
+      <w:sdt>
+        <w:sdtPr>
+          <w:id w:val="449137313"/>
+          <w:citation/>
+        </w:sdtPr>
+        <w:sdtContent>
+          <w:r>
+            <w:fldChar w:fldCharType="begin"/>
+          </w:r>
+          <w:r>
+            <w:instrText xml:space="preserve"> CITATION Eba20 \l 7177 </w:instrText>
+          </w:r>
+          <w:r>
+            <w:fldChar w:fldCharType="separate"/>
+          </w:r>
+          <w:r>
+            <w:rPr>
+              <w:noProof/>
+            </w:rPr>
+            <w:t>(Ebad, 2020)</w:t>
+          </w:r>
+          <w:r>
+            <w:fldChar w:fldCharType="end"/>
+          </w:r>
+        </w:sdtContent>
+      </w:sdt>
+      <w:r>
+        <w:t>. Facing a legally mandated launch date</w:t>
+      </w:r>
+      <w:r>
+        <w:t xml:space="preserve">, project managers required all users to establish an account and complete identity verification </w:t>
+      </w:r>
+      <w:r>
+        <w:t xml:space="preserve">before browsing insurance plans. To meet the deadline without altering the scope, engineers bypassed </w:t>
+      </w:r>
+      <w:r>
+        <w:t xml:space="preserve">full end-to-end load testing and built tight, synchronous dependencies across </w:t>
+      </w:r>
+      <w:r>
+        <w:t xml:space="preserve">external databases. On launch day massive traffic </w:t>
+      </w:r>
+      <w:r>
+        <w:t>choked the mandatory authentication gateway, causing cascading system-</w:t>
+      </w:r>
+      <w:r>
+        <w:lastRenderedPageBreak/>
+        <w:t xml:space="preserve">wide </w:t>
+      </w:r>
+      <w:r>
+        <w:t xml:space="preserve">timeouts and crashing for over </w:t>
+      </w:r>
+      <w:r>
+        <w:t xml:space="preserve">99% of visitors. The resulting technical debt required a </w:t>
+      </w:r>
+      <w:r>
+        <w:t>multi-million-dollar emergency overhaul post launch.</w:t>
+      </w:r>
+      <w:r>
+        <w:t xml:space="preserve"> </w:t>
+      </w:r>
+    </w:p>
     <w:p>
       <w:pPr>
         <w:pStyle w:val="Heading1"/>
@@ -1133,19 +2136,18 @@
     <w:bookmarkStart w:id="4" w:name="_Toc239229510" w:displacedByCustomXml="next"/>
     <w:sdt>
       <w:sdtPr>
+        <w:rPr>
+          <w:rFonts w:eastAsiaTheme="minorHAnsi" w:cstheme="minorBidi"/>
+          <w:sz w:val="24"/>
+          <w:szCs w:val="22"/>
+        </w:rPr>
         <w:id w:val="1422979789"/>
         <w:docPartObj>
           <w:docPartGallery w:val="Bibliographies"/>
           <w:docPartUnique/>
         </w:docPartObj>
       </w:sdtPr>
-      <w:sdtEndPr>
-        <w:rPr>
-          <w:rFonts w:eastAsiaTheme="minorHAnsi" w:cstheme="minorBidi"/>
-          <w:sz w:val="24"/>
-          <w:szCs w:val="22"/>
-        </w:rPr>
-      </w:sdtEndPr>
+      <w:sdtEndPr/>
       <w:sdtContent>
         <w:p>
           <w:pPr>
@@ -1161,8 +2163,18 @@
             <w:id w:val="-573587230"/>
             <w:bibliography/>
           </w:sdtPr>
+          <w:sdtEndPr/>
           <w:sdtContent>
             <w:p>
+              <w:pPr>
+                <w:pStyle w:val="Bibliography"/>
+                <w:rPr>
+                  <w:noProof/>
+                  <w:kern w:val="0"/>
+                  <w:szCs w:val="24"/>
+                  <w14:ligatures w14:val="none"/>
+                </w:rPr>
+              </w:pPr>
               <w:r>
                 <w:fldChar w:fldCharType="begin"/>
               </w:r>
@@ -1174,13 +2186,110 @@
               </w:r>
               <w:r>
                 <w:rPr>
-                  <w:b/>
-                  <w:bCs/>
                   <w:noProof/>
-                  <w:lang w:val="en-US"/>
                 </w:rPr>
-                <w:t>There are no sources in the current document.</w:t>
+                <w:t xml:space="preserve">Alzayed, A., 2024. Evaluating the role of requirements engineering practices in the sustainability of electronic government solutions.. </w:t>
               </w:r>
+              <w:r>
+                <w:rPr>
+                  <w:i/>
+                  <w:iCs/>
+                  <w:noProof/>
+                </w:rPr>
+                <w:t xml:space="preserve">Sustainability, </w:t>
+              </w:r>
+              <w:r>
+                <w:rPr>
+                  <w:noProof/>
+                </w:rPr>
+                <w:t>16(1), p. 433.</w:t>
+              </w:r>
+            </w:p>
+            <w:p>
+              <w:pPr>
+                <w:pStyle w:val="Bibliography"/>
+                <w:rPr>
+                  <w:noProof/>
+                </w:rPr>
+              </w:pPr>
+              <w:r>
+                <w:rPr>
+                  <w:noProof/>
+                </w:rPr>
+                <w:t xml:space="preserve">Ebad, S., 2020. Healthcare software design and implementation - A project failure case.. </w:t>
+              </w:r>
+              <w:r>
+                <w:rPr>
+                  <w:i/>
+                  <w:iCs/>
+                  <w:noProof/>
+                </w:rPr>
+                <w:t xml:space="preserve">Software: Practice and Experience, </w:t>
+              </w:r>
+              <w:r>
+                <w:rPr>
+                  <w:noProof/>
+                </w:rPr>
+                <w:t>50(7), pp. 1258-1276.</w:t>
+              </w:r>
+            </w:p>
+            <w:p>
+              <w:pPr>
+                <w:pStyle w:val="Bibliography"/>
+                <w:rPr>
+                  <w:noProof/>
+                </w:rPr>
+              </w:pPr>
+              <w:r>
+                <w:rPr>
+                  <w:noProof/>
+                </w:rPr>
+                <w:t xml:space="preserve">Negri-Ribalta, C. G.-S. R. S. A. a. L. G., 2024. A systematic literature review on the impact of AI models on the security of code generation.. </w:t>
+              </w:r>
+              <w:r>
+                <w:rPr>
+                  <w:i/>
+                  <w:iCs/>
+                  <w:noProof/>
+                </w:rPr>
+                <w:t xml:space="preserve">Frontiers in Big Data, </w:t>
+              </w:r>
+              <w:r>
+                <w:rPr>
+                  <w:noProof/>
+                </w:rPr>
+                <w:t>Volume 7, p. 1386720.</w:t>
+              </w:r>
+            </w:p>
+            <w:p>
+              <w:pPr>
+                <w:pStyle w:val="Bibliography"/>
+                <w:rPr>
+                  <w:noProof/>
+                </w:rPr>
+              </w:pPr>
+              <w:r>
+                <w:rPr>
+                  <w:noProof/>
+                </w:rPr>
+                <w:t xml:space="preserve">Tosi, D., 2024. Studying the quality of source code generated by different ai generative engines: An empirical evaluation.. </w:t>
+              </w:r>
+              <w:r>
+                <w:rPr>
+                  <w:i/>
+                  <w:iCs/>
+                  <w:noProof/>
+                </w:rPr>
+                <w:t xml:space="preserve">Future Internet, </w:t>
+              </w:r>
+              <w:r>
+                <w:rPr>
+                  <w:noProof/>
+                </w:rPr>
+                <w:t>16(6), p. 188.</w:t>
+              </w:r>
+            </w:p>
+            <w:p>
               <w:r>
                 <w:rPr>
                   <w:b/>
@@ -1478,7 +2587,11 @@
           <w:tcPr>
             <w:tcW w:w="1077" w:type="dxa"/>
           </w:tcPr>
-          <w:p/>
+          <w:p>
+            <w:r>
+              <w:t>Yes</w:t>
+            </w:r>
+          </w:p>
         </w:tc>
         <w:tc>
           <w:tcPr>
@@ -1506,7 +2619,20 @@
           <w:tcPr>
             <w:tcW w:w="1984" w:type="dxa"/>
           </w:tcPr>
-          <w:p/>
+          <w:p>
+            <w:r>
+              <w:t xml:space="preserve">Rejected </w:t>
+            </w:r>
+            <w:r>
+              <w:t>5</w:t>
+            </w:r>
+            <w:r>
+              <w:t xml:space="preserve"> sources for not being able to find them on google scholar</w:t>
+            </w:r>
+            <w:r>
+              <w:t>.</w:t>
+            </w:r>
+          </w:p>
         </w:tc>
       </w:tr>
       <w:tr>
@@ -1636,6 +2762,7 @@
               <w:dataBinding w:prefixMappings="xmlns:ns0='http://purl.org/dc/elements/1.1/' xmlns:ns1='http://schemas.openxmlformats.org/package/2006/metadata/core-properties' " w:xpath="/ns1:coreProperties[1]/ns0:subject[1]" w:storeItemID="{6C3C8BC8-F283-45AE-878A-BAB7291924A1}"/>
               <w:text/>
             </w:sdtPr>
+            <w:sdtEndPr/>
             <w:sdtContent>
               <w:r>
                 <w:t>SEN381</w:t>
@@ -1664,6 +2791,7 @@
           <w:dataBinding w:prefixMappings="xmlns:ns0='http://purl.org/dc/elements/1.1/' xmlns:ns1='http://schemas.openxmlformats.org/package/2006/metadata/core-properties' " w:xpath="/ns1:coreProperties[1]/ns0:creator[1]" w:storeItemID="{6C3C8BC8-F283-45AE-878A-BAB7291924A1}"/>
           <w:text/>
         </w:sdtPr>
+        <w:sdtEndPr/>
         <w:sdtContent>
           <w:tc>
             <w:tcPr>
@@ -1676,23 +2804,7 @@
                 <w:jc w:val="center"/>
               </w:pPr>
               <w:r>
-                <w:t xml:space="preserve">Gerald Enright 577830 | Keletso </w:t>
-              </w:r>
-              <w:proofErr w:type="spellStart"/>
-              <w:r>
-                <w:t>Marota</w:t>
-              </w:r>
-              <w:proofErr w:type="spellEnd"/>
-              <w:r>
-                <w:t xml:space="preserve"> 601632  | </w:t>
-              </w:r>
-              <w:proofErr w:type="spellStart"/>
-              <w:r>
-                <w:t>Mogau</w:t>
-              </w:r>
-              <w:proofErr w:type="spellEnd"/>
-              <w:r>
-                <w:t xml:space="preserve"> Malope 600192</w:t>
+                <w:t>Gerald Enright 577830 | Keletso Marota 601632  | Mogau Malope 600192</w:t>
               </w:r>
             </w:p>
           </w:tc>
@@ -2915,6 +4027,14 @@
       <w:u w:val="single"/>
     </w:rPr>
   </w:style>
+  <w:style w:type="paragraph" w:styleId="Bibliography">
+    <w:name w:val="Bibliography"/>
+    <w:basedOn w:val="Normal"/>
+    <w:next w:val="Normal"/>
+    <w:uiPriority w:val="37"/>
+    <w:unhideWhenUsed/>
+    <w:rsid w:val="00420834"/>
+  </w:style>
 </w:styles>
 </file>
 
@@ -3024,6 +4144,8 @@
   </w:compat>
   <w:rsids>
     <w:rsidRoot w:val="00B9532F"/>
+    <w:rsid w:val="001C6AC0"/>
+    <w:rsid w:val="006049D6"/>
     <w:rsid w:val="00B9532F"/>
     <w:rsid w:val="00C623A4"/>
     <w:rsid w:val="00D71C10"/>
@@ -3793,11 +4915,100 @@
 </file>
 
 <file path=customXml/item1.xml><?xml version="1.0" encoding="utf-8"?>
-<b:Sources xmlns:b="http://schemas.openxmlformats.org/officeDocument/2006/bibliography" xmlns="http://schemas.openxmlformats.org/officeDocument/2006/bibliography" SelectedStyle="\HarvardAnglia2008OfficeOnline.xsl" StyleName="Harvard - Anglia" Version="2008"/>
+<b:Sources xmlns:b="http://schemas.openxmlformats.org/officeDocument/2006/bibliography" xmlns="http://schemas.openxmlformats.org/officeDocument/2006/bibliography" SelectedStyle="\HarvardAnglia2008OfficeOnline.xsl" StyleName="Harvard - Anglia" Version="2008">
+  <b:Source>
+    <b:Tag>Alz24</b:Tag>
+    <b:SourceType>JournalArticle</b:SourceType>
+    <b:Guid>{67F65D3D-D4E2-414B-BE76-B5E1793D5368}</b:Guid>
+    <b:Author>
+      <b:Author>
+        <b:NameList>
+          <b:Person>
+            <b:Last>Alzayed</b:Last>
+            <b:First>A.</b:First>
+          </b:Person>
+        </b:NameList>
+      </b:Author>
+    </b:Author>
+    <b:Title>Evaluating the role of requirements engineering practices in the sustainability of electronic government solutions.</b:Title>
+    <b:JournalName>Sustainability</b:JournalName>
+    <b:Year>2024</b:Year>
+    <b:Pages>433</b:Pages>
+    <b:Volume>16</b:Volume>
+    <b:Issue>1</b:Issue>
+    <b:RefOrder>1</b:RefOrder>
+  </b:Source>
+  <b:Source>
+    <b:Tag>Eba20</b:Tag>
+    <b:SourceType>JournalArticle</b:SourceType>
+    <b:Guid>{9489CFF2-2262-4BC9-9367-9844E3D29348}</b:Guid>
+    <b:Author>
+      <b:Author>
+        <b:NameList>
+          <b:Person>
+            <b:Last>Ebad</b:Last>
+            <b:First>S.A.</b:First>
+          </b:Person>
+        </b:NameList>
+      </b:Author>
+    </b:Author>
+    <b:Title>Healthcare software design and implementation - A project failure case.</b:Title>
+    <b:JournalName>Software: Practice and Experience</b:JournalName>
+    <b:Year>2020</b:Year>
+    <b:Pages>1258-1276</b:Pages>
+    <b:Volume>50</b:Volume>
+    <b:Issue>7</b:Issue>
+    <b:RefOrder>2</b:RefOrder>
+  </b:Source>
+  <b:Source>
+    <b:Tag>Neg241</b:Tag>
+    <b:SourceType>JournalArticle</b:SourceType>
+    <b:Guid>{4D6CA97E-DA25-4EC6-AB7A-50DC1298BD7A}</b:Guid>
+    <b:Author>
+      <b:Author>
+        <b:NameList>
+          <b:Person>
+            <b:Last>Negri-Ribalta</b:Last>
+            <b:First>C.,</b:First>
+            <b:Middle>Geraud-Stewart, R., Sergeeva, A. and Lenzini, G.</b:Middle>
+          </b:Person>
+        </b:NameList>
+      </b:Author>
+    </b:Author>
+    <b:Title>A systematic literature review on the impact of AI models on the security of code generation.</b:Title>
+    <b:JournalName>Frontiers in Big Data</b:JournalName>
+    <b:Year>2024</b:Year>
+    <b:Pages>1386720</b:Pages>
+    <b:Volume>7</b:Volume>
+    <b:RefOrder>3</b:RefOrder>
+  </b:Source>
+  <b:Source>
+    <b:Tag>Tos241</b:Tag>
+    <b:SourceType>JournalArticle</b:SourceType>
+    <b:Guid>{22FE46C3-5518-469D-B081-83670AF43254}</b:Guid>
+    <b:Author>
+      <b:Author>
+        <b:NameList>
+          <b:Person>
+            <b:Last>Tosi</b:Last>
+            <b:First>D.</b:First>
+          </b:Person>
+        </b:NameList>
+      </b:Author>
+    </b:Author>
+    <b:Title>Studying the quality of source code generated by different ai generative engines: An empirical evaluation.</b:Title>
+    <b:JournalName>Future Internet</b:JournalName>
+    <b:Year>2024</b:Year>
+    <b:Pages>188</b:Pages>
+    <b:Volume>16</b:Volume>
+    <b:Issue>6</b:Issue>
+    <b:RefOrder>4</b:RefOrder>
+  </b:Source>
+</b:Sources>
 </file>
 
 <file path=customXml/itemProps1.xml><?xml version="1.0" encoding="utf-8"?>
-<ds:datastoreItem xmlns:ds="http://schemas.openxmlformats.org/officeDocument/2006/customXml" ds:itemID="{850CD7A6-3378-4F40-81F4-77EEC038A691}">
+<ds:datastoreItem xmlns:ds="http://schemas.openxmlformats.org/officeDocument/2006/customXml" ds:itemID="{4A986A81-F14E-4DDA-9B4E-EC23D9DE8EF3}">
   <ds:schemaRefs>
     <ds:schemaRef ds:uri="http://schemas.openxmlformats.org/officeDocument/2006/bibliography"/>
   </ds:schemaRefs>

--- a/SEN381_Assignment1_2026_Group-I.docx
+++ b/SEN381_Assignment1_2026_Group-I.docx
@@ -2073,11 +2073,7 @@
         <w:t xml:space="preserve">external databases. On launch day massive traffic </w:t>
       </w:r>
       <w:r>
-        <w:t>choked the mandatory authentication gateway, causing cascading system-</w:t>
-      </w:r>
-      <w:r>
-        <w:lastRenderedPageBreak/>
-        <w:t xml:space="preserve">wide </w:t>
+        <w:t xml:space="preserve">choked the mandatory authentication gateway, causing cascading system-wide </w:t>
       </w:r>
       <w:r>
         <w:t xml:space="preserve">timeouts and crashing for over </w:t>
@@ -2124,7 +2120,626 @@
       </w:r>
       <w:bookmarkEnd w:id="3"/>
     </w:p>
-    <w:p/>
+    <w:p>
+      <w:r>
+        <w:t xml:space="preserve">In present </w:t>
+      </w:r>
+      <w:r>
+        <w:t xml:space="preserve">modern software engineering generative AI operates as a dynamic </w:t>
+      </w:r>
+      <w:r>
+        <w:t xml:space="preserve">force multiplier rather than an autonomous engineer. When effectively </w:t>
+      </w:r>
+      <w:r>
+        <w:t xml:space="preserve">integrated the human effort shifts from low-level syntax construction to high-level architectural </w:t>
+      </w:r>
+      <w:r>
+        <w:t>validation and design</w:t>
+      </w:r>
+      <w:sdt>
+        <w:sdtPr>
+          <w:id w:val="-150912195"/>
+          <w:citation/>
+        </w:sdtPr>
+        <w:sdtContent>
+          <w:r>
+            <w:fldChar w:fldCharType="begin"/>
+          </w:r>
+          <w:r>
+            <w:instrText xml:space="preserve"> CITATION Tos241 \l 7177 </w:instrText>
+          </w:r>
+          <w:r>
+            <w:fldChar w:fldCharType="separate"/>
+          </w:r>
+          <w:r>
+            <w:rPr>
+              <w:noProof/>
+            </w:rPr>
+            <w:t xml:space="preserve"> </w:t>
+          </w:r>
+          <w:r>
+            <w:rPr>
+              <w:noProof/>
+            </w:rPr>
+            <w:t>(Tosi, 2024)</w:t>
+          </w:r>
+          <w:r>
+            <w:fldChar w:fldCharType="end"/>
+          </w:r>
+        </w:sdtContent>
+      </w:sdt>
+      <w:r>
+        <w:t>.</w:t>
+      </w:r>
+    </w:p>
+    <w:p>
+      <w:pPr>
+        <w:pStyle w:val="Heading2"/>
+      </w:pPr>
+      <w:r>
+        <w:t xml:space="preserve">Uses Of Generative </w:t>
+      </w:r>
+      <w:r>
+        <w:t xml:space="preserve">AI </w:t>
+      </w:r>
+      <w:r>
+        <w:t>Across Engineering Activitie</w:t>
+      </w:r>
+      <w:r>
+        <w:t>s</w:t>
+      </w:r>
+    </w:p>
+    <w:tbl>
+      <w:tblPr>
+        <w:tblStyle w:val="TableGrid"/>
+        <w:tblW w:w="8787" w:type="dxa"/>
+        <w:jc w:val="center"/>
+        <w:tblLook w:val="04A0" w:firstRow="1" w:lastRow="0" w:firstColumn="1" w:lastColumn="0" w:noHBand="0" w:noVBand="1"/>
+      </w:tblPr>
+      <w:tblGrid>
+        <w:gridCol w:w="3118"/>
+        <w:gridCol w:w="5669"/>
+      </w:tblGrid>
+      <w:tr>
+        <w:trPr>
+          <w:jc w:val="center"/>
+        </w:trPr>
+        <w:tc>
+          <w:tcPr>
+            <w:tcW w:w="3118" w:type="dxa"/>
+            <w:vAlign w:val="center"/>
+          </w:tcPr>
+          <w:p>
+            <w:r>
+              <w:t>Requirements &amp; Specifications Expansion</w:t>
+            </w:r>
+          </w:p>
+        </w:tc>
+        <w:tc>
+          <w:tcPr>
+            <w:tcW w:w="5669" w:type="dxa"/>
+            <w:vAlign w:val="center"/>
+          </w:tcPr>
+          <w:p>
+            <w:r>
+              <w:t>AI models analyse stakeholder notes</w:t>
+            </w:r>
+            <w:r>
+              <w:t xml:space="preserve"> to draft initial user stories, edge-case scenarios and acceptance criteria</w:t>
+            </w:r>
+            <w:r>
+              <w:t xml:space="preserve">. Revealing </w:t>
+            </w:r>
+            <w:r>
+              <w:t>vague or hidden expectations</w:t>
+            </w:r>
+            <w:r>
+              <w:t xml:space="preserve"> early.</w:t>
+            </w:r>
+          </w:p>
+        </w:tc>
+      </w:tr>
+      <w:tr>
+        <w:trPr>
+          <w:jc w:val="center"/>
+        </w:trPr>
+        <w:tc>
+          <w:tcPr>
+            <w:tcW w:w="3118" w:type="dxa"/>
+            <w:vAlign w:val="center"/>
+          </w:tcPr>
+          <w:p>
+            <w:r>
+              <w:t>Automated Test Scaffolding &amp; Edge-Case Synthesis</w:t>
+            </w:r>
+          </w:p>
+        </w:tc>
+        <w:tc>
+          <w:tcPr>
+            <w:tcW w:w="5669" w:type="dxa"/>
+            <w:vAlign w:val="center"/>
+          </w:tcPr>
+          <w:p>
+            <w:r>
+              <w:t>Generative AI creates unit</w:t>
+            </w:r>
+            <w:r>
+              <w:t>-</w:t>
+            </w:r>
+            <w:r>
+              <w:t>, integration</w:t>
+            </w:r>
+            <w:r>
+              <w:t>-</w:t>
+            </w:r>
+            <w:r>
+              <w:t xml:space="preserve"> and property</w:t>
+            </w:r>
+            <w:r>
+              <w:t>-based test suites from functional specifications</w:t>
+            </w:r>
+            <w:r>
+              <w:t>. Thus, speeding up the testing process.</w:t>
+            </w:r>
+          </w:p>
+        </w:tc>
+      </w:tr>
+      <w:tr>
+        <w:trPr>
+          <w:jc w:val="center"/>
+        </w:trPr>
+        <w:tc>
+          <w:tcPr>
+            <w:tcW w:w="3118" w:type="dxa"/>
+            <w:vAlign w:val="center"/>
+          </w:tcPr>
+          <w:p>
+            <w:r>
+              <w:t>Boilerplate Code &amp; Infrastructure Generation</w:t>
+            </w:r>
+          </w:p>
+        </w:tc>
+        <w:tc>
+          <w:tcPr>
+            <w:tcW w:w="5669" w:type="dxa"/>
+            <w:vAlign w:val="center"/>
+          </w:tcPr>
+          <w:p>
+            <w:r>
+              <w:t>AI automates repetitive tasks</w:t>
+            </w:r>
+            <w:r>
+              <w:t xml:space="preserve">; like API controllers, data transfer objects and deployment manifests; </w:t>
+            </w:r>
+            <w:r>
+              <w:t>reducing operational overhead.</w:t>
+            </w:r>
+          </w:p>
+        </w:tc>
+      </w:tr>
+    </w:tbl>
+    <w:p>
+      <w:pPr>
+        <w:pStyle w:val="Heading2"/>
+      </w:pPr>
+      <w:r>
+        <w:t>Risks and limitations</w:t>
+      </w:r>
+    </w:p>
+    <w:tbl>
+      <w:tblPr>
+        <w:tblStyle w:val="TableGrid"/>
+        <w:tblW w:w="0" w:type="auto"/>
+        <w:jc w:val="center"/>
+        <w:tblLook w:val="04A0" w:firstRow="1" w:lastRow="0" w:firstColumn="1" w:lastColumn="0" w:noHBand="0" w:noVBand="1"/>
+      </w:tblPr>
+      <w:tblGrid>
+        <w:gridCol w:w="3114"/>
+        <w:gridCol w:w="5902"/>
+      </w:tblGrid>
+      <w:tr>
+        <w:trPr>
+          <w:jc w:val="center"/>
+        </w:trPr>
+        <w:tc>
+          <w:tcPr>
+            <w:tcW w:w="3114" w:type="dxa"/>
+            <w:vAlign w:val="center"/>
+          </w:tcPr>
+          <w:p>
+            <w:r>
+              <w:t>Security Vulnerability Injection</w:t>
+            </w:r>
+          </w:p>
+        </w:tc>
+        <w:tc>
+          <w:tcPr>
+            <w:tcW w:w="5902" w:type="dxa"/>
+            <w:vAlign w:val="center"/>
+          </w:tcPr>
+          <w:p>
+            <w:r>
+              <w:t xml:space="preserve">Models </w:t>
+            </w:r>
+            <w:r>
+              <w:t xml:space="preserve">trained on public repositories often suggest </w:t>
+            </w:r>
+            <w:r>
+              <w:t>poorly written code containing known vulnerabilities</w:t>
+            </w:r>
+            <w:r>
+              <w:t>, such as SQL injection vectors or unsafe memory management</w:t>
+            </w:r>
+            <w:sdt>
+              <w:sdtPr>
+                <w:id w:val="1664581365"/>
+                <w:citation/>
+              </w:sdtPr>
+              <w:sdtContent>
+                <w:r>
+                  <w:fldChar w:fldCharType="begin"/>
+                </w:r>
+                <w:r>
+                  <w:instrText xml:space="preserve"> CITATION Neg241 \l 7177 </w:instrText>
+                </w:r>
+                <w:r>
+                  <w:fldChar w:fldCharType="separate"/>
+                </w:r>
+                <w:r>
+                  <w:rPr>
+                    <w:noProof/>
+                  </w:rPr>
+                  <w:t xml:space="preserve"> </w:t>
+                </w:r>
+                <w:r>
+                  <w:rPr>
+                    <w:noProof/>
+                  </w:rPr>
+                  <w:t>(Negri-Ribalta, 2024)</w:t>
+                </w:r>
+                <w:r>
+                  <w:fldChar w:fldCharType="end"/>
+                </w:r>
+              </w:sdtContent>
+            </w:sdt>
+            <w:r>
+              <w:t>.</w:t>
+            </w:r>
+          </w:p>
+        </w:tc>
+      </w:tr>
+      <w:tr>
+        <w:trPr>
+          <w:cantSplit/>
+          <w:jc w:val="center"/>
+        </w:trPr>
+        <w:tc>
+          <w:tcPr>
+            <w:tcW w:w="3114" w:type="dxa"/>
+            <w:vAlign w:val="center"/>
+          </w:tcPr>
+          <w:p>
+            <w:r>
+              <w:lastRenderedPageBreak/>
+              <w:t>Plausible</w:t>
+            </w:r>
+            <w:r>
+              <w:t xml:space="preserve"> Hallucinations &amp; Automation Bias</w:t>
+            </w:r>
+          </w:p>
+        </w:tc>
+        <w:tc>
+          <w:tcPr>
+            <w:tcW w:w="5902" w:type="dxa"/>
+            <w:vAlign w:val="center"/>
+          </w:tcPr>
+          <w:p>
+            <w:r>
+              <w:t xml:space="preserve">Developers </w:t>
+            </w:r>
+            <w:r>
+              <w:t>often face psychological priming toward trusting AI generated code</w:t>
+            </w:r>
+            <w:r>
+              <w:t>. B</w:t>
+            </w:r>
+            <w:r>
+              <w:t>ecause generated logic appears authoritative</w:t>
+            </w:r>
+            <w:r>
+              <w:t>, engineers often overlook subtle semantic or boundary-condition bugs</w:t>
+            </w:r>
+            <w:sdt>
+              <w:sdtPr>
+                <w:id w:val="-1283253055"/>
+                <w:citation/>
+              </w:sdtPr>
+              <w:sdtContent>
+                <w:r>
+                  <w:fldChar w:fldCharType="begin"/>
+                </w:r>
+                <w:r>
+                  <w:instrText xml:space="preserve"> CITATION Neg241 \l 7177 </w:instrText>
+                </w:r>
+                <w:r>
+                  <w:fldChar w:fldCharType="separate"/>
+                </w:r>
+                <w:r>
+                  <w:rPr>
+                    <w:noProof/>
+                  </w:rPr>
+                  <w:t xml:space="preserve"> </w:t>
+                </w:r>
+                <w:r>
+                  <w:rPr>
+                    <w:noProof/>
+                  </w:rPr>
+                  <w:t>(Negri-Ribalta, 2024)</w:t>
+                </w:r>
+                <w:r>
+                  <w:fldChar w:fldCharType="end"/>
+                </w:r>
+              </w:sdtContent>
+            </w:sdt>
+            <w:r>
+              <w:t>.</w:t>
+            </w:r>
+          </w:p>
+        </w:tc>
+      </w:tr>
+      <w:tr>
+        <w:trPr>
+          <w:jc w:val="center"/>
+        </w:trPr>
+        <w:tc>
+          <w:tcPr>
+            <w:tcW w:w="3114" w:type="dxa"/>
+            <w:vAlign w:val="center"/>
+          </w:tcPr>
+          <w:p>
+            <w:r>
+              <w:t>Silent Technical Debt &amp; Deskilling</w:t>
+            </w:r>
+          </w:p>
+        </w:tc>
+        <w:tc>
+          <w:tcPr>
+            <w:tcW w:w="5902" w:type="dxa"/>
+            <w:vAlign w:val="center"/>
+          </w:tcPr>
+          <w:p>
+            <w:r>
+              <w:t>Uncritical adoption of AI output inflates</w:t>
+            </w:r>
+            <w:r>
+              <w:t xml:space="preserve"> codebases faster than human teams can comprehend. Over reliance </w:t>
+            </w:r>
+            <w:r>
+              <w:t>degrades foundational debugging and architectural skills over time</w:t>
+            </w:r>
+            <w:sdt>
+              <w:sdtPr>
+                <w:id w:val="1424603490"/>
+                <w:citation/>
+              </w:sdtPr>
+              <w:sdtContent>
+                <w:r>
+                  <w:fldChar w:fldCharType="begin"/>
+                </w:r>
+                <w:r>
+                  <w:instrText xml:space="preserve"> CITATION Tos241 \l 7177 </w:instrText>
+                </w:r>
+                <w:r>
+                  <w:fldChar w:fldCharType="separate"/>
+                </w:r>
+                <w:r>
+                  <w:rPr>
+                    <w:noProof/>
+                  </w:rPr>
+                  <w:t xml:space="preserve"> </w:t>
+                </w:r>
+                <w:r>
+                  <w:rPr>
+                    <w:noProof/>
+                  </w:rPr>
+                  <w:t>(Tosi, 2024)</w:t>
+                </w:r>
+                <w:r>
+                  <w:fldChar w:fldCharType="end"/>
+                </w:r>
+              </w:sdtContent>
+            </w:sdt>
+            <w:r>
+              <w:t>.</w:t>
+            </w:r>
+          </w:p>
+        </w:tc>
+      </w:tr>
+    </w:tbl>
+    <w:p>
+      <w:pPr>
+        <w:pStyle w:val="Heading2"/>
+      </w:pPr>
+      <w:r>
+        <w:t>Human Verification and Control Process</w:t>
+      </w:r>
+    </w:p>
+    <w:p>
+      <w:r>
+        <w:t xml:space="preserve">To ensure </w:t>
+      </w:r>
+      <w:r>
+        <w:t xml:space="preserve">safety before material AI-generated output is committed to a codebase teams should </w:t>
+      </w:r>
+      <w:r>
+        <w:t xml:space="preserve">enforce a </w:t>
+      </w:r>
+      <w:r>
+        <w:t>T</w:t>
+      </w:r>
+      <w:r>
+        <w:t>hree-</w:t>
+      </w:r>
+      <w:r>
+        <w:t>Gate</w:t>
+      </w:r>
+      <w:r>
+        <w:t xml:space="preserve"> process</w:t>
+      </w:r>
+      <w:r>
+        <w:t>:</w:t>
+      </w:r>
+    </w:p>
+    <w:tbl>
+      <w:tblPr>
+        <w:tblStyle w:val="TableGrid"/>
+        <w:tblW w:w="0" w:type="auto"/>
+        <w:tblLook w:val="04A0" w:firstRow="1" w:lastRow="0" w:firstColumn="1" w:lastColumn="0" w:noHBand="0" w:noVBand="1"/>
+      </w:tblPr>
+      <w:tblGrid>
+        <w:gridCol w:w="2547"/>
+        <w:gridCol w:w="6469"/>
+      </w:tblGrid>
+      <w:tr>
+        <w:tc>
+          <w:tcPr>
+            <w:tcW w:w="2547" w:type="dxa"/>
+          </w:tcPr>
+          <w:p>
+            <w:r>
+              <w:t>Gate 1: Static Analysis and Linting</w:t>
+            </w:r>
+          </w:p>
+        </w:tc>
+        <w:tc>
+          <w:tcPr>
+            <w:tcW w:w="6469" w:type="dxa"/>
+          </w:tcPr>
+          <w:p>
+            <w:r>
+              <w:t>Automated static application security testing tools s</w:t>
+            </w:r>
+            <w:r>
+              <w:t>can the generated output for vulnerabilities and style violations</w:t>
+            </w:r>
+            <w:r>
+              <w:t>.</w:t>
+            </w:r>
+          </w:p>
+        </w:tc>
+      </w:tr>
+      <w:tr>
+        <w:tc>
+          <w:tcPr>
+            <w:tcW w:w="2547" w:type="dxa"/>
+          </w:tcPr>
+          <w:p>
+            <w:r>
+              <w:t>Gate 2: Automated Test Execution</w:t>
+            </w:r>
+          </w:p>
+        </w:tc>
+        <w:tc>
+          <w:tcPr>
+            <w:tcW w:w="6469" w:type="dxa"/>
+          </w:tcPr>
+          <w:p>
+            <w:r>
+              <w:t xml:space="preserve">The code must pass existing regression suites alongside newly written, human verified </w:t>
+            </w:r>
+            <w:r>
+              <w:t>unit tests.</w:t>
+            </w:r>
+          </w:p>
+        </w:tc>
+      </w:tr>
+      <w:tr>
+        <w:tc>
+          <w:tcPr>
+            <w:tcW w:w="2547" w:type="dxa"/>
+          </w:tcPr>
+          <w:p>
+            <w:r>
+              <w:t>Gate 3: Named Human Peer Review</w:t>
+            </w:r>
+          </w:p>
+        </w:tc>
+        <w:tc>
+          <w:tcPr>
+            <w:tcW w:w="6469" w:type="dxa"/>
+          </w:tcPr>
+          <w:p>
+            <w:r>
+              <w:t>A human engineer evalu</w:t>
+            </w:r>
+            <w:r>
+              <w:t>ates the output for logical correctness, maintainability and architectural compliance.</w:t>
+            </w:r>
+          </w:p>
+        </w:tc>
+      </w:tr>
+    </w:tbl>
+    <w:p>
+      <w:pPr>
+        <w:pStyle w:val="Heading2"/>
+      </w:pPr>
+      <w:r>
+        <w:t>Accountability Question</w:t>
+      </w:r>
+    </w:p>
+    <w:p>
+      <w:r>
+        <w:t xml:space="preserve">The human engineer </w:t>
+      </w:r>
+      <w:r>
+        <w:t xml:space="preserve">is </w:t>
+      </w:r>
+      <w:r>
+        <w:t xml:space="preserve">accountable for </w:t>
+      </w:r>
+      <w:r>
+        <w:t xml:space="preserve">the work that they </w:t>
+      </w:r>
+      <w:r>
+        <w:t>accept</w:t>
+      </w:r>
+      <w:r>
+        <w:t xml:space="preserve">. Before AI was introduced into the workplace, unreliable work would be developed by the interns or untrained </w:t>
+      </w:r>
+      <w:r>
+        <w:t>personnel</w:t>
+      </w:r>
+      <w:r>
+        <w:t xml:space="preserve"> and while these people had </w:t>
+      </w:r>
+      <w:r>
+        <w:t xml:space="preserve">to take responsibility for a while their </w:t>
+      </w:r>
+      <w:r>
+        <w:t>work</w:t>
+      </w:r>
+      <w:r>
+        <w:t xml:space="preserve"> could not </w:t>
+      </w:r>
+      <w:r>
+        <w:t xml:space="preserve">affect production without the approval of a trained professional who would be held responsible for the design and decisions </w:t>
+      </w:r>
+      <w:r>
+        <w:t>that effect production.</w:t>
+      </w:r>
+      <w:r>
+        <w:t xml:space="preserve"> In the modern workplace </w:t>
+      </w:r>
+      <w:r>
+        <w:t xml:space="preserve">AI is essentially </w:t>
+      </w:r>
+      <w:r>
+        <w:t>another version of untrained personnel in which case we can hold it responsible for its design however the person how dec</w:t>
+      </w:r>
+      <w:r>
+        <w:t>ides to apply that design to production must be held responsible.</w:t>
+      </w:r>
+    </w:p>
     <w:p>
       <w:pPr>
         <w:spacing w:before="60" w:after="60" w:line="240" w:lineRule="auto"/>
@@ -2679,7 +3294,7 @@
     </w:tbl>
     <w:p/>
     <w:sectPr>
-      <w:footerReference w:type="default" r:id="rId7"/>
+      <w:footerReference w:type="default" r:id="rId8"/>
       <w:pgSz w:w="11906" w:h="16838"/>
       <w:pgMar w:top="1440" w:right="1440" w:bottom="1440" w:left="1440" w:header="708" w:footer="708" w:gutter="0"/>
       <w:pgNumType w:start="0"/>
@@ -2890,6 +3505,127 @@
     </w:p>
   </w:footnote>
 </w:footnotes>
+</file>
+
+<file path=word/numbering.xml><?xml version="1.0" encoding="utf-8"?>
+<w:numbering xmlns:wpc="http://schemas.microsoft.com/office/word/2010/wordprocessingCanvas" xmlns:cx="http://schemas.microsoft.com/office/drawing/2014/chartex" xmlns:cx1="http://schemas.microsoft.com/office/drawing/2015/9/8/chartex" xmlns:cx2="http://schemas.microsoft.com/office/drawing/2015/10/21/chartex" xmlns:cx3="http://schemas.microsoft.com/office/drawing/2016/5/9/chartex" xmlns:cx4="http://schemas.microsoft.com/office/drawing/2016/5/10/chartex" xmlns:cx5="http://schemas.microsoft.com/office/drawing/2016/5/11/chartex" xmlns:cx6="http://schemas.microsoft.com/office/drawing/2016/5/12/chartex" xmlns:cx7="http://schemas.microsoft.com/office/drawing/2016/5/13/chartex" xmlns:cx8="http://schemas.microsoft.com/office/drawing/2016/5/14/chartex" xmlns:mc="http://schemas.openxmlformats.org/markup-compatibility/2006" xmlns:aink="http://schemas.microsoft.com/office/drawing/2016/ink" xmlns:am3d="http://schemas.microsoft.com/office/drawing/2017/model3d" xmlns:o="urn:schemas-microsoft-com:office:office" xmlns:oel="http://schemas.microsoft.com/office/2019/extlst" xmlns:r="http://schemas.openxmlformats.org/officeDocument/2006/relationships" xmlns:m="http://schemas.openxmlformats.org/officeDocument/2006/math" xmlns:v="urn:schemas-microsoft-com:vml" xmlns:wp14="http://schemas.microsoft.com/office/word/2010/wordprocessingDrawing" xmlns:wp="http://schemas.openxmlformats.org/drawingml/2006/wordprocessingDrawing" xmlns:w10="urn:schemas-microsoft-com:office:word" xmlns:w="http://schemas.openxmlformats.org/wordprocessingml/2006/main" xmlns:w14="http://schemas.microsoft.com/office/word/2010/wordml" xmlns:w15="http://schemas.microsoft.com/office/word/2012/wordml" xmlns:w16cex="http://schemas.microsoft.com/office/word/2018/wordml/cex" xmlns:w16cid="http://schemas.microsoft.com/office/word/2016/wordml/cid" xmlns:w16="http://schemas.microsoft.com/office/word/2018/wordml" xmlns:w16du="http://schemas.microsoft.com/office/word/2023/wordml/word16du" xmlns:w16sdtdh="http://schemas.microsoft.com/office/word/2020/wordml/sdtdatahash" xmlns:w16sdtfl="http://schemas.microsoft.com/office/word/2024/wordml/sdtformatlock" xmlns:w16se="http://schemas.microsoft.com/office/word/2015/wordml/symex" xmlns:wpg="http://schemas.microsoft.com/office/word/2010/wordprocessingGroup" xmlns:wpi="http://schemas.microsoft.com/office/word/2010/wordprocessingInk" xmlns:wne="http://schemas.microsoft.com/office/word/2006/wordml" xmlns:wps="http://schemas.microsoft.com/office/word/2010/wordprocessingShape" mc:Ignorable="w14 w15 w16se w16cid w16 w16cex w16sdtdh w16sdtfl w16du wp14">
+  <w:abstractNum w:abstractNumId="0" w15:restartNumberingAfterBreak="0">
+    <w:nsid w:val="19FB5F41"/>
+    <w:multiLevelType w:val="hybridMultilevel"/>
+    <w:tmpl w:val="0D90BF5E"/>
+    <w:lvl w:ilvl="0" w:tplc="1C090001">
+      <w:start w:val="1"/>
+      <w:numFmt w:val="bullet"/>
+      <w:lvlText w:val=""/>
+      <w:lvlJc w:val="left"/>
+      <w:pPr>
+        <w:ind w:left="720" w:hanging="360"/>
+      </w:pPr>
+      <w:rPr>
+        <w:rFonts w:ascii="Symbol" w:hAnsi="Symbol" w:hint="default"/>
+      </w:rPr>
+    </w:lvl>
+    <w:lvl w:ilvl="1" w:tplc="1C090003" w:tentative="1">
+      <w:start w:val="1"/>
+      <w:numFmt w:val="bullet"/>
+      <w:lvlText w:val="o"/>
+      <w:lvlJc w:val="left"/>
+      <w:pPr>
+        <w:ind w:left="1440" w:hanging="360"/>
+      </w:pPr>
+      <w:rPr>
+        <w:rFonts w:ascii="Courier New" w:hAnsi="Courier New" w:cs="Courier New" w:hint="default"/>
+      </w:rPr>
+    </w:lvl>
+    <w:lvl w:ilvl="2" w:tplc="1C090005" w:tentative="1">
+      <w:start w:val="1"/>
+      <w:numFmt w:val="bullet"/>
+      <w:lvlText w:val=""/>
+      <w:lvlJc w:val="left"/>
+      <w:pPr>
+        <w:ind w:left="2160" w:hanging="360"/>
+      </w:pPr>
+      <w:rPr>
+        <w:rFonts w:ascii="Wingdings" w:hAnsi="Wingdings" w:hint="default"/>
+      </w:rPr>
+    </w:lvl>
+    <w:lvl w:ilvl="3" w:tplc="1C090001" w:tentative="1">
+      <w:start w:val="1"/>
+      <w:numFmt w:val="bullet"/>
+      <w:lvlText w:val=""/>
+      <w:lvlJc w:val="left"/>
+      <w:pPr>
+        <w:ind w:left="2880" w:hanging="360"/>
+      </w:pPr>
+      <w:rPr>
+        <w:rFonts w:ascii="Symbol" w:hAnsi="Symbol" w:hint="default"/>
+      </w:rPr>
+    </w:lvl>
+    <w:lvl w:ilvl="4" w:tplc="1C090003" w:tentative="1">
+      <w:start w:val="1"/>
+      <w:numFmt w:val="bullet"/>
+      <w:lvlText w:val="o"/>
+      <w:lvlJc w:val="left"/>
+      <w:pPr>
+        <w:ind w:left="3600" w:hanging="360"/>
+      </w:pPr>
+      <w:rPr>
+        <w:rFonts w:ascii="Courier New" w:hAnsi="Courier New" w:cs="Courier New" w:hint="default"/>
+      </w:rPr>
+    </w:lvl>
+    <w:lvl w:ilvl="5" w:tplc="1C090005" w:tentative="1">
+      <w:start w:val="1"/>
+      <w:numFmt w:val="bullet"/>
+      <w:lvlText w:val=""/>
+      <w:lvlJc w:val="left"/>
+      <w:pPr>
+        <w:ind w:left="4320" w:hanging="360"/>
+      </w:pPr>
+      <w:rPr>
+        <w:rFonts w:ascii="Wingdings" w:hAnsi="Wingdings" w:hint="default"/>
+      </w:rPr>
+    </w:lvl>
+    <w:lvl w:ilvl="6" w:tplc="1C090001" w:tentative="1">
+      <w:start w:val="1"/>
+      <w:numFmt w:val="bullet"/>
+      <w:lvlText w:val=""/>
+      <w:lvlJc w:val="left"/>
+      <w:pPr>
+        <w:ind w:left="5040" w:hanging="360"/>
+      </w:pPr>
+      <w:rPr>
+        <w:rFonts w:ascii="Symbol" w:hAnsi="Symbol" w:hint="default"/>
+      </w:rPr>
+    </w:lvl>
+    <w:lvl w:ilvl="7" w:tplc="1C090003" w:tentative="1">
+      <w:start w:val="1"/>
+      <w:numFmt w:val="bullet"/>
+      <w:lvlText w:val="o"/>
+      <w:lvlJc w:val="left"/>
+      <w:pPr>
+        <w:ind w:left="5760" w:hanging="360"/>
+      </w:pPr>
+      <w:rPr>
+        <w:rFonts w:ascii="Courier New" w:hAnsi="Courier New" w:cs="Courier New" w:hint="default"/>
+      </w:rPr>
+    </w:lvl>
+    <w:lvl w:ilvl="8" w:tplc="1C090005" w:tentative="1">
+      <w:start w:val="1"/>
+      <w:numFmt w:val="bullet"/>
+      <w:lvlText w:val=""/>
+      <w:lvlJc w:val="left"/>
+      <w:pPr>
+        <w:ind w:left="6480" w:hanging="360"/>
+      </w:pPr>
+      <w:rPr>
+        <w:rFonts w:ascii="Wingdings" w:hAnsi="Wingdings" w:hint="default"/>
+      </w:rPr>
+    </w:lvl>
+  </w:abstractNum>
+  <w:num w:numId="1" w16cid:durableId="832834957">
+    <w:abstractNumId w:val="0"/>
+  </w:num>
+</w:numbering>
 </file>
 
 <file path=word/styles.xml><?xml version="1.0" encoding="utf-8"?>
@@ -4099,11 +4835,12 @@
 
 <file path=word/glossary/fontTable.xml><?xml version="1.0" encoding="utf-8"?>
 <w:fonts xmlns:mc="http://schemas.openxmlformats.org/markup-compatibility/2006" xmlns:r="http://schemas.openxmlformats.org/officeDocument/2006/relationships" xmlns:w="http://schemas.openxmlformats.org/wordprocessingml/2006/main" xmlns:w14="http://schemas.microsoft.com/office/word/2010/wordml" xmlns:w15="http://schemas.microsoft.com/office/word/2012/wordml" xmlns:w16cex="http://schemas.microsoft.com/office/word/2018/wordml/cex" xmlns:w16cid="http://schemas.microsoft.com/office/word/2016/wordml/cid" xmlns:w16="http://schemas.microsoft.com/office/word/2018/wordml" xmlns:w16du="http://schemas.microsoft.com/office/word/2023/wordml/word16du" xmlns:w16sdtdh="http://schemas.microsoft.com/office/word/2020/wordml/sdtdatahash" xmlns:w16sdtfl="http://schemas.microsoft.com/office/word/2024/wordml/sdtformatlock" xmlns:w16se="http://schemas.microsoft.com/office/word/2015/wordml/symex" mc:Ignorable="w14 w15 w16se w16cid w16 w16cex w16sdtdh w16sdtfl w16du">
-  <w:font w:name="Aptos">
-    <w:charset w:val="00"/>
-    <w:family w:val="swiss"/>
+  <w:font w:name="Symbol">
+    <w:panose1 w:val="05050102010706020507"/>
+    <w:charset w:val="02"/>
+    <w:family w:val="roman"/>
     <w:pitch w:val="variable"/>
-    <w:sig w:usb0="20000287" w:usb1="00000003" w:usb2="00000000" w:usb3="00000000" w:csb0="0000019F" w:csb1="00000000"/>
+    <w:sig w:usb0="00000000" w:usb1="10000000" w:usb2="00000000" w:usb3="00000000" w:csb0="80000000" w:csb1="00000000"/>
   </w:font>
   <w:font w:name="Times New Roman">
     <w:panose1 w:val="02020603050405020304"/>
@@ -4111,6 +4848,26 @@
     <w:family w:val="roman"/>
     <w:pitch w:val="variable"/>
     <w:sig w:usb0="E0002EFF" w:usb1="C000785B" w:usb2="00000009" w:usb3="00000000" w:csb0="000001FF" w:csb1="00000000"/>
+  </w:font>
+  <w:font w:name="Courier New">
+    <w:panose1 w:val="02070309020205020404"/>
+    <w:charset w:val="00"/>
+    <w:family w:val="modern"/>
+    <w:pitch w:val="fixed"/>
+    <w:sig w:usb0="E0002EFF" w:usb1="C0007843" w:usb2="00000009" w:usb3="00000000" w:csb0="000001FF" w:csb1="00000000"/>
+  </w:font>
+  <w:font w:name="Wingdings">
+    <w:panose1 w:val="05000000000000000000"/>
+    <w:charset w:val="02"/>
+    <w:family w:val="auto"/>
+    <w:pitch w:val="variable"/>
+    <w:sig w:usb0="00000000" w:usb1="10000000" w:usb2="00000000" w:usb3="00000000" w:csb0="80000000" w:csb1="00000000"/>
+  </w:font>
+  <w:font w:name="Aptos">
+    <w:charset w:val="00"/>
+    <w:family w:val="swiss"/>
+    <w:pitch w:val="variable"/>
+    <w:sig w:usb0="20000287" w:usb1="00000003" w:usb2="00000000" w:usb3="00000000" w:csb0="0000019F" w:csb1="00000000"/>
   </w:font>
   <w:font w:name="Arial">
     <w:panose1 w:val="020B0604020202020204"/>
@@ -4144,7 +4901,7 @@
   </w:compat>
   <w:rsids>
     <w:rsidRoot w:val="00B9532F"/>
-    <w:rsid w:val="001C6AC0"/>
+    <w:rsid w:val="000F317B"/>
     <w:rsid w:val="006049D6"/>
     <w:rsid w:val="00B9532F"/>
     <w:rsid w:val="00C623A4"/>
@@ -4980,7 +5737,7 @@
     <b:Year>2024</b:Year>
     <b:Pages>1386720</b:Pages>
     <b:Volume>7</b:Volume>
-    <b:RefOrder>3</b:RefOrder>
+    <b:RefOrder>4</b:RefOrder>
   </b:Source>
   <b:Source>
     <b:Tag>Tos241</b:Tag>
@@ -5002,13 +5759,13 @@
     <b:Pages>188</b:Pages>
     <b:Volume>16</b:Volume>
     <b:Issue>6</b:Issue>
-    <b:RefOrder>4</b:RefOrder>
+    <b:RefOrder>3</b:RefOrder>
   </b:Source>
 </b:Sources>
 </file>
 
 <file path=customXml/itemProps1.xml><?xml version="1.0" encoding="utf-8"?>
-<ds:datastoreItem xmlns:ds="http://schemas.openxmlformats.org/officeDocument/2006/customXml" ds:itemID="{4A986A81-F14E-4DDA-9B4E-EC23D9DE8EF3}">
+<ds:datastoreItem xmlns:ds="http://schemas.openxmlformats.org/officeDocument/2006/customXml" ds:itemID="{5F2F4DE5-E48F-4908-AD9B-3A63415CDD32}">
   <ds:schemaRefs>
     <ds:schemaRef ds:uri="http://schemas.openxmlformats.org/officeDocument/2006/bibliography"/>
   </ds:schemaRefs>

--- a/SEN381_Assignment1_2026_Group-I.docx
+++ b/SEN381_Assignment1_2026_Group-I.docx
@@ -10,7 +10,6 @@
           <w:docPartUnique/>
         </w:docPartObj>
       </w:sdtPr>
-      <w:sdtEndPr/>
       <w:sdtContent>
         <w:p/>
         <w:p>
@@ -95,7 +94,6 @@
                                     <w:dataBinding w:prefixMappings="xmlns:ns0='http://purl.org/dc/elements/1.1/' xmlns:ns1='http://schemas.openxmlformats.org/package/2006/metadata/core-properties' " w:xpath="/ns1:coreProperties[1]/ns0:title[1]" w:storeItemID="{6C3C8BC8-F283-45AE-878A-BAB7291924A1}"/>
                                     <w:text/>
                                   </w:sdtPr>
-                                  <w:sdtEndPr/>
                                   <w:sdtContent>
                                     <w:r>
                                       <w:rPr>
@@ -122,7 +120,6 @@
                                   <w:dataBinding w:prefixMappings="xmlns:ns0='http://purl.org/dc/elements/1.1/' xmlns:ns1='http://schemas.openxmlformats.org/package/2006/metadata/core-properties' " w:xpath="/ns1:coreProperties[1]/ns0:subject[1]" w:storeItemID="{6C3C8BC8-F283-45AE-878A-BAB7291924A1}"/>
                                   <w:text/>
                                 </w:sdtPr>
-                                <w:sdtEndPr/>
                                 <w:sdtContent>
                                   <w:p>
                                     <w:pPr>
@@ -161,7 +158,6 @@
                                   <w:dataBinding w:prefixMappings="xmlns:ns0='http://purl.org/dc/elements/1.1/' xmlns:ns1='http://schemas.openxmlformats.org/package/2006/metadata/core-properties' " w:xpath="/ns1:coreProperties[1]/ns0:creator[1]" w:storeItemID="{6C3C8BC8-F283-45AE-878A-BAB7291924A1}"/>
                                   <w:text/>
                                 </w:sdtPr>
-                                <w:sdtEndPr/>
                                 <w:sdtContent>
                                   <w:p>
                                     <w:pPr>
@@ -257,7 +253,6 @@
                               <w:dataBinding w:prefixMappings="xmlns:ns0='http://purl.org/dc/elements/1.1/' xmlns:ns1='http://schemas.openxmlformats.org/package/2006/metadata/core-properties' " w:xpath="/ns1:coreProperties[1]/ns0:title[1]" w:storeItemID="{6C3C8BC8-F283-45AE-878A-BAB7291924A1}"/>
                               <w:text/>
                             </w:sdtPr>
-                            <w:sdtEndPr/>
                             <w:sdtContent>
                               <w:r>
                                 <w:rPr>
@@ -284,7 +279,6 @@
                             <w:dataBinding w:prefixMappings="xmlns:ns0='http://purl.org/dc/elements/1.1/' xmlns:ns1='http://schemas.openxmlformats.org/package/2006/metadata/core-properties' " w:xpath="/ns1:coreProperties[1]/ns0:subject[1]" w:storeItemID="{6C3C8BC8-F283-45AE-878A-BAB7291924A1}"/>
                             <w:text/>
                           </w:sdtPr>
-                          <w:sdtEndPr/>
                           <w:sdtContent>
                             <w:p>
                               <w:pPr>
@@ -323,7 +317,6 @@
                             <w:dataBinding w:prefixMappings="xmlns:ns0='http://purl.org/dc/elements/1.1/' xmlns:ns1='http://schemas.openxmlformats.org/package/2006/metadata/core-properties' " w:xpath="/ns1:coreProperties[1]/ns0:creator[1]" w:storeItemID="{6C3C8BC8-F283-45AE-878A-BAB7291924A1}"/>
                             <w:text/>
                           </w:sdtPr>
-                          <w:sdtEndPr/>
                           <w:sdtContent>
                             <w:p>
                               <w:pPr>
@@ -460,7 +453,6 @@
                                     <w:calendar w:val="gregorian"/>
                                   </w:date>
                                 </w:sdtPr>
-                                <w:sdtEndPr/>
                                 <w:sdtContent>
                                   <w:p>
                                     <w:pPr>
@@ -528,7 +520,6 @@
                               <w:calendar w:val="gregorian"/>
                             </w:date>
                           </w:sdtPr>
-                          <w:sdtEndPr/>
                           <w:sdtContent>
                             <w:p>
                               <w:pPr>
@@ -2073,7 +2064,11 @@
         <w:t xml:space="preserve">external databases. On launch day massive traffic </w:t>
       </w:r>
       <w:r>
-        <w:t xml:space="preserve">choked the mandatory authentication gateway, causing cascading system-wide </w:t>
+        <w:t>choked the mandatory authentication gateway, causing cascading system-</w:t>
+      </w:r>
+      <w:r>
+        <w:lastRenderedPageBreak/>
+        <w:t xml:space="preserve">wide </w:t>
       </w:r>
       <w:r>
         <w:t xml:space="preserve">timeouts and crashing for over </w:t>
@@ -2109,13 +2104,1591 @@
       </w:r>
       <w:bookmarkEnd w:id="2"/>
     </w:p>
-    <w:p/>
+    <w:p>
+      <w:r>
+        <w:t>This comparison is between 2 differing approaches for building</w:t>
+      </w:r>
+      <w:r>
+        <w:t xml:space="preserve"> a</w:t>
+      </w:r>
+      <w:r>
+        <w:t xml:space="preserve"> modern web-based application.</w:t>
+      </w:r>
+    </w:p>
+    <w:p>
+      <w:pPr>
+        <w:pStyle w:val="Heading2"/>
+      </w:pPr>
+      <w:r>
+        <w:t>Technology stack options:</w:t>
+      </w:r>
+    </w:p>
+    <w:p>
+      <w:pPr>
+        <w:pStyle w:val="ListParagraph"/>
+        <w:numPr>
+          <w:ilvl w:val="0"/>
+          <w:numId w:val="2"/>
+        </w:numPr>
+      </w:pPr>
+      <w:r>
+        <w:t>TypeScript stack</w:t>
+      </w:r>
+      <w:r>
+        <w:t xml:space="preserve"> (React, NestJS, Node.js, PostgreSQL)</w:t>
+      </w:r>
+      <w:r>
+        <w:t xml:space="preserve">: This uses react for user interface and frontend in general, with </w:t>
+      </w:r>
+      <w:r>
+        <w:t>NestJS/Node.js for the backend. It allows for end-to-end TypeScript with a structured and modular buildout.</w:t>
+      </w:r>
+    </w:p>
+    <w:p>
+      <w:pPr>
+        <w:pStyle w:val="ListParagraph"/>
+        <w:numPr>
+          <w:ilvl w:val="0"/>
+          <w:numId w:val="2"/>
+        </w:numPr>
+      </w:pPr>
+      <w:r>
+        <w:t>Java stack</w:t>
+      </w:r>
+      <w:r>
+        <w:t xml:space="preserve"> (html, CSS, Java, JavaScript)</w:t>
+      </w:r>
+      <w:r>
+        <w:t>: Using Java API</w:t>
+      </w:r>
+      <w:r>
+        <w:t>/Spring boot</w:t>
+      </w:r>
+      <w:r>
+        <w:t xml:space="preserve"> with base html, CSS and JavaScript</w:t>
+      </w:r>
+      <w:r>
+        <w:t>, this approach provides a Java server ecosystem with production-orientated conventions and tooling.</w:t>
+      </w:r>
+    </w:p>
+    <w:p>
+      <w:r>
+        <w:t>PostgreSQL will be use</w:t>
+      </w:r>
+      <w:r>
+        <w:t>d</w:t>
+      </w:r>
+      <w:r>
+        <w:t xml:space="preserve"> for both approaches in terms of database buildout, because it offers the best developer</w:t>
+      </w:r>
+      <w:r>
+        <w:t xml:space="preserve"> and community</w:t>
+      </w:r>
+      <w:r>
+        <w:t xml:space="preserve"> support</w:t>
+      </w:r>
+      <w:r>
+        <w:t>, making it easier to getsulotions for specific problems and many tutorials for help implementing features</w:t>
+      </w:r>
+      <w:r>
+        <w:t>.</w:t>
+      </w:r>
+    </w:p>
+    <w:p>
+      <w:pPr>
+        <w:pStyle w:val="Heading2"/>
+      </w:pPr>
+      <w:r>
+        <w:t>Lifecycle comparison</w:t>
+      </w:r>
+    </w:p>
+    <w:tbl>
+      <w:tblPr>
+        <w:tblStyle w:val="TableGrid"/>
+        <w:tblW w:w="0" w:type="auto"/>
+        <w:tblLook w:val="04A0" w:firstRow="1" w:lastRow="0" w:firstColumn="1" w:lastColumn="0" w:noHBand="0" w:noVBand="1"/>
+      </w:tblPr>
+      <w:tblGrid>
+        <w:gridCol w:w="3005"/>
+        <w:gridCol w:w="3005"/>
+        <w:gridCol w:w="3006"/>
+      </w:tblGrid>
+      <w:tr>
+        <w:tc>
+          <w:tcPr>
+            <w:tcW w:w="3005" w:type="dxa"/>
+            <w:shd w:val="clear" w:color="auto" w:fill="C5D3FF"/>
+          </w:tcPr>
+          <w:p>
+            <w:r>
+              <w:t>Criteria</w:t>
+            </w:r>
+          </w:p>
+        </w:tc>
+        <w:tc>
+          <w:tcPr>
+            <w:tcW w:w="3005" w:type="dxa"/>
+            <w:shd w:val="clear" w:color="auto" w:fill="C5D3FF"/>
+          </w:tcPr>
+          <w:p>
+            <w:r>
+              <w:t>TypeScript stack</w:t>
+            </w:r>
+          </w:p>
+        </w:tc>
+        <w:tc>
+          <w:tcPr>
+            <w:tcW w:w="3006" w:type="dxa"/>
+            <w:shd w:val="clear" w:color="auto" w:fill="C5D3FF"/>
+          </w:tcPr>
+          <w:p>
+            <w:r>
+              <w:t>Java stack</w:t>
+            </w:r>
+          </w:p>
+        </w:tc>
+      </w:tr>
+      <w:tr>
+        <w:tc>
+          <w:tcPr>
+            <w:tcW w:w="3005" w:type="dxa"/>
+          </w:tcPr>
+          <w:p>
+            <w:r>
+              <w:t>Team capability and learning curve</w:t>
+            </w:r>
+          </w:p>
+        </w:tc>
+        <w:tc>
+          <w:tcPr>
+            <w:tcW w:w="3005" w:type="dxa"/>
+          </w:tcPr>
+          <w:p>
+            <w:r>
+              <w:t>One TypeScript language across client and server reduces context switching. NestJS supplies a modular structure, but its Node package ecosystem still require</w:t>
+            </w:r>
+            <w:r>
+              <w:t>s some research</w:t>
+            </w:r>
+            <w:r>
+              <w:t>.</w:t>
+            </w:r>
+          </w:p>
+        </w:tc>
+        <w:tc>
+          <w:tcPr>
+            <w:tcW w:w="3006" w:type="dxa"/>
+          </w:tcPr>
+          <w:p>
+            <w:r>
+              <w:t>Java</w:t>
+            </w:r>
+            <w:r>
+              <w:t xml:space="preserve"> tech stack</w:t>
+            </w:r>
+            <w:r>
+              <w:t xml:space="preserve"> requires competence in two languages and</w:t>
+            </w:r>
+            <w:r>
+              <w:t xml:space="preserve"> readability of code may prove to be difficult as the project grows</w:t>
+            </w:r>
+            <w:r>
+              <w:t>. The initial learning curve is higher.</w:t>
+            </w:r>
+          </w:p>
+        </w:tc>
+      </w:tr>
+      <w:tr>
+        <w:tc>
+          <w:tcPr>
+            <w:tcW w:w="3005" w:type="dxa"/>
+          </w:tcPr>
+          <w:p>
+            <w:r>
+              <w:lastRenderedPageBreak/>
+              <w:t>Security</w:t>
+            </w:r>
+            <w:r>
+              <w:t xml:space="preserve"> ecosystem</w:t>
+            </w:r>
+          </w:p>
+        </w:tc>
+        <w:tc>
+          <w:tcPr>
+            <w:tcW w:w="3005" w:type="dxa"/>
+          </w:tcPr>
+          <w:p>
+            <w:r>
+              <w:t xml:space="preserve">Guards, validation, authentication packages and Node security practices are </w:t>
+            </w:r>
+            <w:r>
+              <w:t xml:space="preserve">readily </w:t>
+            </w:r>
+            <w:r>
+              <w:t>available</w:t>
+            </w:r>
+            <w:r>
+              <w:t>.</w:t>
+            </w:r>
+          </w:p>
+        </w:tc>
+        <w:tc>
+          <w:tcPr>
+            <w:tcW w:w="3006" w:type="dxa"/>
+          </w:tcPr>
+          <w:p>
+            <w:r>
+              <w:t xml:space="preserve">Spring Boot </w:t>
+            </w:r>
+            <w:r>
+              <w:t xml:space="preserve">makes use of the </w:t>
+            </w:r>
+            <w:r>
+              <w:t xml:space="preserve">broad Spring Security ecosystem and provides common security-related production features </w:t>
+            </w:r>
+            <w:sdt>
+              <w:sdtPr>
+                <w:id w:val="-2050982530"/>
+                <w:citation/>
+              </w:sdtPr>
+              <w:sdtContent>
+                <w:r>
+                  <w:fldChar w:fldCharType="begin"/>
+                </w:r>
+                <w:r>
+                  <w:rPr>
+                    <w:lang w:val="en-US"/>
+                  </w:rPr>
+                  <w:instrText xml:space="preserve"> CITATION Spr26 \l 1033 </w:instrText>
+                </w:r>
+                <w:r>
+                  <w:fldChar w:fldCharType="separate"/>
+                </w:r>
+                <w:r>
+                  <w:rPr>
+                    <w:noProof/>
+                    <w:lang w:val="en-US"/>
+                  </w:rPr>
+                  <w:t>(Spring, 2026)</w:t>
+                </w:r>
+                <w:r>
+                  <w:fldChar w:fldCharType="end"/>
+                </w:r>
+              </w:sdtContent>
+            </w:sdt>
+            <w:r>
+              <w:t>.</w:t>
+            </w:r>
+          </w:p>
+        </w:tc>
+      </w:tr>
+      <w:tr>
+        <w:tc>
+          <w:tcPr>
+            <w:tcW w:w="3005" w:type="dxa"/>
+          </w:tcPr>
+          <w:p>
+            <w:r>
+              <w:t>Maintainability</w:t>
+            </w:r>
+          </w:p>
+        </w:tc>
+        <w:tc>
+          <w:tcPr>
+            <w:tcW w:w="3005" w:type="dxa"/>
+          </w:tcPr>
+          <w:p>
+            <w:r>
+              <w:t>NestJS promotes modular, loosely coupled and testable applications</w:t>
+            </w:r>
+            <w:r>
+              <w:t xml:space="preserve">. </w:t>
+            </w:r>
+            <w:r>
+              <w:t>This</w:t>
+            </w:r>
+            <w:r>
+              <w:t xml:space="preserve"> makes </w:t>
+            </w:r>
+            <w:r>
+              <w:t>later bug fixing</w:t>
+            </w:r>
+            <w:r>
+              <w:t xml:space="preserve"> easier</w:t>
+            </w:r>
+            <w:r>
+              <w:t xml:space="preserve"> </w:t>
+            </w:r>
+            <w:sdt>
+              <w:sdtPr>
+                <w:id w:val="1791781642"/>
+                <w:citation/>
+              </w:sdtPr>
+              <w:sdtContent>
+                <w:r>
+                  <w:fldChar w:fldCharType="begin"/>
+                </w:r>
+                <w:r>
+                  <w:rPr>
+                    <w:lang w:val="en-US"/>
+                  </w:rPr>
+                  <w:instrText xml:space="preserve"> CITATION Nes26 \l 1033 </w:instrText>
+                </w:r>
+                <w:r>
+                  <w:fldChar w:fldCharType="separate"/>
+                </w:r>
+                <w:r>
+                  <w:rPr>
+                    <w:noProof/>
+                    <w:lang w:val="en-US"/>
+                  </w:rPr>
+                  <w:t>(NestJS, 2026)</w:t>
+                </w:r>
+                <w:r>
+                  <w:fldChar w:fldCharType="end"/>
+                </w:r>
+              </w:sdtContent>
+            </w:sdt>
+            <w:r>
+              <w:t>.</w:t>
+            </w:r>
+          </w:p>
+        </w:tc>
+        <w:tc>
+          <w:tcPr>
+            <w:tcW w:w="3006" w:type="dxa"/>
+          </w:tcPr>
+          <w:p>
+            <w:r>
+              <w:t>It</w:t>
+            </w:r>
+            <w:r>
+              <w:t xml:space="preserve"> support</w:t>
+            </w:r>
+            <w:r>
+              <w:t>s</w:t>
+            </w:r>
+            <w:r>
+              <w:t xml:space="preserve"> long-lived systems, but excessive framework complexity can increase maintenance </w:t>
+            </w:r>
+            <w:r>
+              <w:t>cost</w:t>
+            </w:r>
+            <w:r>
+              <w:t xml:space="preserve"> </w:t>
+            </w:r>
+            <w:sdt>
+              <w:sdtPr>
+                <w:id w:val="85583976"/>
+                <w:citation/>
+              </w:sdtPr>
+              <w:sdtContent>
+                <w:r>
+                  <w:fldChar w:fldCharType="begin"/>
+                </w:r>
+                <w:r>
+                  <w:rPr>
+                    <w:lang w:val="en-US"/>
+                  </w:rPr>
+                  <w:instrText xml:space="preserve"> CITATION Spr26 \l 1033 </w:instrText>
+                </w:r>
+                <w:r>
+                  <w:fldChar w:fldCharType="separate"/>
+                </w:r>
+                <w:r>
+                  <w:rPr>
+                    <w:noProof/>
+                    <w:lang w:val="en-US"/>
+                  </w:rPr>
+                  <w:t>(Spring, 2026)</w:t>
+                </w:r>
+                <w:r>
+                  <w:fldChar w:fldCharType="end"/>
+                </w:r>
+              </w:sdtContent>
+            </w:sdt>
+            <w:r>
+              <w:t>.</w:t>
+            </w:r>
+          </w:p>
+        </w:tc>
+      </w:tr>
+      <w:tr>
+        <w:tc>
+          <w:tcPr>
+            <w:tcW w:w="3005" w:type="dxa"/>
+          </w:tcPr>
+          <w:p>
+            <w:r>
+              <w:t>Testing and tooling support</w:t>
+            </w:r>
+          </w:p>
+        </w:tc>
+        <w:tc>
+          <w:tcPr>
+            <w:tcW w:w="3005" w:type="dxa"/>
+          </w:tcPr>
+          <w:p>
+            <w:r>
+              <w:t xml:space="preserve">Modular design support makes testing easier. </w:t>
+            </w:r>
+            <w:r>
+              <w:t xml:space="preserve">JavaScript/TypeScript tooling is extensive </w:t>
+            </w:r>
+            <w:sdt>
+              <w:sdtPr>
+                <w:id w:val="-925338458"/>
+                <w:citation/>
+              </w:sdtPr>
+              <w:sdtContent>
+                <w:r>
+                  <w:fldChar w:fldCharType="begin"/>
+                </w:r>
+                <w:r>
+                  <w:rPr>
+                    <w:lang w:val="en-US"/>
+                  </w:rPr>
+                  <w:instrText xml:space="preserve"> CITATION Nes26 \l 1033 </w:instrText>
+                </w:r>
+                <w:r>
+                  <w:fldChar w:fldCharType="separate"/>
+                </w:r>
+                <w:r>
+                  <w:rPr>
+                    <w:noProof/>
+                    <w:lang w:val="en-US"/>
+                  </w:rPr>
+                  <w:t>(NestJS, 2026)</w:t>
+                </w:r>
+                <w:r>
+                  <w:fldChar w:fldCharType="end"/>
+                </w:r>
+              </w:sdtContent>
+            </w:sdt>
+            <w:r>
+              <w:t>.</w:t>
+            </w:r>
+          </w:p>
+        </w:tc>
+        <w:tc>
+          <w:tcPr>
+            <w:tcW w:w="3006" w:type="dxa"/>
+          </w:tcPr>
+          <w:p>
+            <w:r>
+              <w:t>Mature Java build and Spring testing support</w:t>
+            </w:r>
+            <w:r>
+              <w:t>s</w:t>
+            </w:r>
+            <w:r>
+              <w:t xml:space="preserve"> enterprise development. </w:t>
+            </w:r>
+            <w:r>
+              <w:t>Costly</w:t>
+            </w:r>
+            <w:r>
+              <w:t xml:space="preserve"> configuration and slower feedback may occur in </w:t>
+            </w:r>
+            <w:r>
+              <w:t>larger</w:t>
+            </w:r>
+            <w:r>
+              <w:t xml:space="preserve"> projects.</w:t>
+            </w:r>
+          </w:p>
+        </w:tc>
+      </w:tr>
+      <w:tr>
+        <w:tc>
+          <w:tcPr>
+            <w:tcW w:w="3005" w:type="dxa"/>
+          </w:tcPr>
+          <w:p>
+            <w:r>
+              <w:t>Deployment/platform compatibility</w:t>
+            </w:r>
+          </w:p>
+        </w:tc>
+        <w:tc>
+          <w:tcPr>
+            <w:tcW w:w="3005" w:type="dxa"/>
+          </w:tcPr>
+          <w:p>
+            <w:r>
+              <w:t xml:space="preserve">Runs wherever a supported Node.js runtime </w:t>
+            </w:r>
+            <w:r>
+              <w:t>environment</w:t>
+            </w:r>
+            <w:r>
+              <w:t xml:space="preserve"> is available. A simple</w:t>
+            </w:r>
+            <w:r>
+              <w:t>r</w:t>
+            </w:r>
+            <w:r>
+              <w:t xml:space="preserve"> build pipeline is </w:t>
+            </w:r>
+            <w:r>
+              <w:t>better</w:t>
+            </w:r>
+            <w:r>
+              <w:t xml:space="preserve"> for many </w:t>
+            </w:r>
+            <w:r>
+              <w:t>web</w:t>
+            </w:r>
+            <w:r>
+              <w:t xml:space="preserve"> </w:t>
+            </w:r>
+            <w:r>
+              <w:t>applications</w:t>
+            </w:r>
+            <w:r>
+              <w:t>.</w:t>
+            </w:r>
+          </w:p>
+        </w:tc>
+        <w:tc>
+          <w:tcPr>
+            <w:tcW w:w="3006" w:type="dxa"/>
+          </w:tcPr>
+          <w:p>
+            <w:r>
+              <w:t>Runs as a stand-alone JAR</w:t>
+            </w:r>
+            <w:r>
+              <w:t xml:space="preserve"> or</w:t>
+            </w:r>
+            <w:r>
+              <w:t xml:space="preserve"> a container. JVM availability is broad, </w:t>
+            </w:r>
+            <w:r>
+              <w:t>but</w:t>
+            </w:r>
+            <w:r>
+              <w:t xml:space="preserve"> resource requirements can be </w:t>
+            </w:r>
+            <w:r>
+              <w:t>costly</w:t>
+            </w:r>
+            <w:r>
+              <w:t xml:space="preserve"> </w:t>
+            </w:r>
+            <w:sdt>
+              <w:sdtPr>
+                <w:id w:val="71164170"/>
+                <w:citation/>
+              </w:sdtPr>
+              <w:sdtContent>
+                <w:r>
+                  <w:fldChar w:fldCharType="begin"/>
+                </w:r>
+                <w:r>
+                  <w:rPr>
+                    <w:lang w:val="en-US"/>
+                  </w:rPr>
+                  <w:instrText xml:space="preserve"> CITATION Spr26 \l 1033 </w:instrText>
+                </w:r>
+                <w:r>
+                  <w:fldChar w:fldCharType="separate"/>
+                </w:r>
+                <w:r>
+                  <w:rPr>
+                    <w:noProof/>
+                    <w:lang w:val="en-US"/>
+                  </w:rPr>
+                  <w:t>(Spring, 2026)</w:t>
+                </w:r>
+                <w:r>
+                  <w:fldChar w:fldCharType="end"/>
+                </w:r>
+              </w:sdtContent>
+            </w:sdt>
+            <w:r>
+              <w:t>.</w:t>
+            </w:r>
+          </w:p>
+        </w:tc>
+      </w:tr>
+      <w:tr>
+        <w:tc>
+          <w:tcPr>
+            <w:tcW w:w="3005" w:type="dxa"/>
+          </w:tcPr>
+          <w:p>
+            <w:r>
+              <w:t>Development and operational cost</w:t>
+            </w:r>
+          </w:p>
+        </w:tc>
+        <w:tc>
+          <w:tcPr>
+            <w:tcW w:w="3005" w:type="dxa"/>
+          </w:tcPr>
+          <w:p>
+            <w:r>
+              <w:t xml:space="preserve">Open-source components </w:t>
+            </w:r>
+            <w:r>
+              <w:t xml:space="preserve">and community support </w:t>
+            </w:r>
+            <w:r>
+              <w:t>reduce</w:t>
+            </w:r>
+            <w:r>
+              <w:t xml:space="preserve"> research</w:t>
+            </w:r>
+            <w:r>
+              <w:t xml:space="preserve"> overhead. </w:t>
+            </w:r>
+            <w:r>
+              <w:t>H</w:t>
+            </w:r>
+            <w:r>
+              <w:t>osting cost depends on workload</w:t>
+            </w:r>
+            <w:r>
+              <w:t xml:space="preserve"> </w:t>
+            </w:r>
+            <w:r>
+              <w:t>and service choices.</w:t>
+            </w:r>
+          </w:p>
+        </w:tc>
+        <w:tc>
+          <w:tcPr>
+            <w:tcW w:w="3006" w:type="dxa"/>
+          </w:tcPr>
+          <w:p>
+            <w:r>
+              <w:t>Open-source components avoid licence fees, but specialist Java skills and potentially higher compute use can</w:t>
+            </w:r>
+            <w:r>
+              <w:t xml:space="preserve"> greatly</w:t>
+            </w:r>
+            <w:r>
+              <w:t xml:space="preserve"> increase cost.</w:t>
+            </w:r>
+          </w:p>
+        </w:tc>
+      </w:tr>
+      <w:tr>
+        <w:tc>
+          <w:tcPr>
+            <w:tcW w:w="3005" w:type="dxa"/>
+          </w:tcPr>
+          <w:p>
+            <w:r>
+              <w:lastRenderedPageBreak/>
+              <w:t>Future change implications</w:t>
+            </w:r>
+          </w:p>
+        </w:tc>
+        <w:tc>
+          <w:tcPr>
+            <w:tcW w:w="3005" w:type="dxa"/>
+          </w:tcPr>
+          <w:p>
+            <w:r>
+              <w:t xml:space="preserve">Modularity and shared types </w:t>
+            </w:r>
+            <w:r>
+              <w:t>allow for fast</w:t>
+            </w:r>
+            <w:r>
+              <w:t xml:space="preserve"> feature change. </w:t>
+            </w:r>
+            <w:r>
+              <w:t>P</w:t>
+            </w:r>
+            <w:r>
+              <w:t>ackage upgrades must be actively</w:t>
+            </w:r>
+            <w:r>
+              <w:t xml:space="preserve"> and closely</w:t>
+            </w:r>
+            <w:r>
+              <w:t xml:space="preserve"> </w:t>
+            </w:r>
+            <w:r>
+              <w:t>monitored.</w:t>
+            </w:r>
+          </w:p>
+        </w:tc>
+        <w:tc>
+          <w:tcPr>
+            <w:tcW w:w="3006" w:type="dxa"/>
+          </w:tcPr>
+          <w:p>
+            <w:r>
+              <w:t>Has s</w:t>
+            </w:r>
+            <w:r>
+              <w:t>trong convention</w:t>
+            </w:r>
+            <w:r>
+              <w:t>s</w:t>
+            </w:r>
+            <w:r>
+              <w:t>. Major framework/JDK upgrades and integration complexity still require</w:t>
+            </w:r>
+            <w:r>
+              <w:t xml:space="preserve"> extensive</w:t>
+            </w:r>
+            <w:r>
+              <w:t xml:space="preserve"> </w:t>
+            </w:r>
+            <w:r>
+              <w:t>pre-</w:t>
+            </w:r>
+            <w:r>
+              <w:t>planning.</w:t>
+            </w:r>
+          </w:p>
+        </w:tc>
+      </w:tr>
+    </w:tbl>
+    <w:p>
+      <w:pPr>
+        <w:pStyle w:val="Heading2"/>
+      </w:pPr>
+      <w:r>
+        <w:t>Weight justification</w:t>
+      </w:r>
+    </w:p>
+    <w:p>
+      <w:r>
+        <w:t>A general public-facing information system is reflected in weights. Due to the potential for user harm and deployment constraints, security is given the highest weight (20%). Because they have a significant impact on delivery risk and overall lifecycle effort, team capability, maintainability, testing/tooling, and future change each receive 15%. Although both open-source stacks are widely deployable and their actual prices depend on workload, hosting, service levels, and the team, deployment compatibility and cost both receive 10%.</w:t>
+      </w:r>
+    </w:p>
+    <w:p>
+      <w:pPr>
+        <w:pStyle w:val="Heading2"/>
+      </w:pPr>
+      <w:r>
+        <w:t>Weighted decision matrix</w:t>
+      </w:r>
+    </w:p>
+    <w:p>
+      <w:r>
+        <w:t>Scoring scale in terms of fit: 1 = poor, 2 = decent, 3 = strong fit.</w:t>
+      </w:r>
+    </w:p>
+    <w:p>
+      <w:r>
+        <w:t xml:space="preserve">% </w:t>
+      </w:r>
+      <w:r>
+        <w:t>Fit</w:t>
+      </w:r>
+      <w:r>
+        <w:t xml:space="preserve"> will be calculated as follows: (</w:t>
+      </w:r>
+      <w:r>
+        <w:t>(</w:t>
+      </w:r>
+      <w:r>
+        <w:t>sum (</w:t>
+      </w:r>
+      <w:r>
+        <w:t xml:space="preserve">weight * score))/total </w:t>
+      </w:r>
+      <w:r>
+        <w:t>possible) *</w:t>
+      </w:r>
+      <w:r>
+        <w:t>100</w:t>
+      </w:r>
+    </w:p>
+    <w:p>
+      <w:r>
+        <w:t>Typescript stack: A</w:t>
+      </w:r>
+    </w:p>
+    <w:p>
+      <w:r>
+        <w:t>Java stack: B</w:t>
+      </w:r>
+    </w:p>
+    <w:tbl>
+      <w:tblPr>
+        <w:tblStyle w:val="TableGrid"/>
+        <w:tblW w:w="0" w:type="auto"/>
+        <w:tblLook w:val="04A0" w:firstRow="1" w:lastRow="0" w:firstColumn="1" w:lastColumn="0" w:noHBand="0" w:noVBand="1"/>
+      </w:tblPr>
+      <w:tblGrid>
+        <w:gridCol w:w="2296"/>
+        <w:gridCol w:w="1316"/>
+        <w:gridCol w:w="1294"/>
+        <w:gridCol w:w="1408"/>
+        <w:gridCol w:w="1294"/>
+        <w:gridCol w:w="1408"/>
+      </w:tblGrid>
+      <w:tr>
+        <w:tc>
+          <w:tcPr>
+            <w:tcW w:w="2296" w:type="dxa"/>
+            <w:shd w:val="clear" w:color="auto" w:fill="C5D3FF"/>
+          </w:tcPr>
+          <w:p>
+            <w:r>
+              <w:t>Criteria</w:t>
+            </w:r>
+          </w:p>
+        </w:tc>
+        <w:tc>
+          <w:tcPr>
+            <w:tcW w:w="1316" w:type="dxa"/>
+            <w:shd w:val="clear" w:color="auto" w:fill="C5D3FF"/>
+          </w:tcPr>
+          <w:p>
+            <w:r>
+              <w:t>Weight %</w:t>
+            </w:r>
+          </w:p>
+        </w:tc>
+        <w:tc>
+          <w:tcPr>
+            <w:tcW w:w="1294" w:type="dxa"/>
+            <w:shd w:val="clear" w:color="auto" w:fill="C5D3FF"/>
+          </w:tcPr>
+          <w:p>
+            <w:r>
+              <w:t>Score: A</w:t>
+            </w:r>
+          </w:p>
+        </w:tc>
+        <w:tc>
+          <w:tcPr>
+            <w:tcW w:w="1408" w:type="dxa"/>
+            <w:shd w:val="clear" w:color="auto" w:fill="C5D3FF"/>
+          </w:tcPr>
+          <w:p>
+            <w:r>
+              <w:t>Weigh</w:t>
+            </w:r>
+            <w:r>
+              <w:t>t * score</w:t>
+            </w:r>
+            <w:r>
+              <w:t>: A</w:t>
+            </w:r>
+          </w:p>
+        </w:tc>
+        <w:tc>
+          <w:tcPr>
+            <w:tcW w:w="1294" w:type="dxa"/>
+            <w:shd w:val="clear" w:color="auto" w:fill="C5D3FF"/>
+          </w:tcPr>
+          <w:p>
+            <w:r>
+              <w:t>Score: B</w:t>
+            </w:r>
+          </w:p>
+        </w:tc>
+        <w:tc>
+          <w:tcPr>
+            <w:tcW w:w="1408" w:type="dxa"/>
+            <w:shd w:val="clear" w:color="auto" w:fill="C5D3FF"/>
+          </w:tcPr>
+          <w:p>
+            <w:r>
+              <w:t>Weig</w:t>
+            </w:r>
+            <w:r>
+              <w:t>ht * score</w:t>
+            </w:r>
+            <w:r>
+              <w:t>: B</w:t>
+            </w:r>
+          </w:p>
+        </w:tc>
+      </w:tr>
+      <w:tr>
+        <w:tc>
+          <w:tcPr>
+            <w:tcW w:w="2296" w:type="dxa"/>
+          </w:tcPr>
+          <w:p>
+            <w:r>
+              <w:t>Team capability and learning curve</w:t>
+            </w:r>
+          </w:p>
+        </w:tc>
+        <w:tc>
+          <w:tcPr>
+            <w:tcW w:w="1316" w:type="dxa"/>
+          </w:tcPr>
+          <w:p>
+            <w:r>
+              <w:t>15</w:t>
+            </w:r>
+          </w:p>
+        </w:tc>
+        <w:tc>
+          <w:tcPr>
+            <w:tcW w:w="1294" w:type="dxa"/>
+          </w:tcPr>
+          <w:p>
+            <w:r>
+              <w:t>3</w:t>
+            </w:r>
+          </w:p>
+        </w:tc>
+        <w:tc>
+          <w:tcPr>
+            <w:tcW w:w="1408" w:type="dxa"/>
+          </w:tcPr>
+          <w:p>
+            <w:r>
+              <w:t>45</w:t>
+            </w:r>
+          </w:p>
+        </w:tc>
+        <w:tc>
+          <w:tcPr>
+            <w:tcW w:w="1294" w:type="dxa"/>
+          </w:tcPr>
+          <w:p>
+            <w:r>
+              <w:t>2</w:t>
+            </w:r>
+          </w:p>
+        </w:tc>
+        <w:tc>
+          <w:tcPr>
+            <w:tcW w:w="1408" w:type="dxa"/>
+          </w:tcPr>
+          <w:p>
+            <w:r>
+              <w:t>30</w:t>
+            </w:r>
+          </w:p>
+        </w:tc>
+      </w:tr>
+      <w:tr>
+        <w:tc>
+          <w:tcPr>
+            <w:tcW w:w="2296" w:type="dxa"/>
+          </w:tcPr>
+          <w:p>
+            <w:r>
+              <w:t>Security ecosystem</w:t>
+            </w:r>
+          </w:p>
+        </w:tc>
+        <w:tc>
+          <w:tcPr>
+            <w:tcW w:w="1316" w:type="dxa"/>
+          </w:tcPr>
+          <w:p>
+            <w:r>
+              <w:t>20</w:t>
+            </w:r>
+          </w:p>
+        </w:tc>
+        <w:tc>
+          <w:tcPr>
+            <w:tcW w:w="1294" w:type="dxa"/>
+          </w:tcPr>
+          <w:p>
+            <w:r>
+              <w:t>2</w:t>
+            </w:r>
+          </w:p>
+        </w:tc>
+        <w:tc>
+          <w:tcPr>
+            <w:tcW w:w="1408" w:type="dxa"/>
+          </w:tcPr>
+          <w:p>
+            <w:r>
+              <w:t>40</w:t>
+            </w:r>
+          </w:p>
+        </w:tc>
+        <w:tc>
+          <w:tcPr>
+            <w:tcW w:w="1294" w:type="dxa"/>
+          </w:tcPr>
+          <w:p>
+            <w:r>
+              <w:t>3</w:t>
+            </w:r>
+          </w:p>
+        </w:tc>
+        <w:tc>
+          <w:tcPr>
+            <w:tcW w:w="1408" w:type="dxa"/>
+          </w:tcPr>
+          <w:p>
+            <w:r>
+              <w:t>60</w:t>
+            </w:r>
+          </w:p>
+        </w:tc>
+      </w:tr>
+      <w:tr>
+        <w:tc>
+          <w:tcPr>
+            <w:tcW w:w="2296" w:type="dxa"/>
+          </w:tcPr>
+          <w:p>
+            <w:r>
+              <w:t>Maintainability</w:t>
+            </w:r>
+          </w:p>
+        </w:tc>
+        <w:tc>
+          <w:tcPr>
+            <w:tcW w:w="1316" w:type="dxa"/>
+          </w:tcPr>
+          <w:p>
+            <w:r>
+              <w:t>15</w:t>
+            </w:r>
+          </w:p>
+        </w:tc>
+        <w:tc>
+          <w:tcPr>
+            <w:tcW w:w="1294" w:type="dxa"/>
+          </w:tcPr>
+          <w:p>
+            <w:r>
+              <w:t>3</w:t>
+            </w:r>
+          </w:p>
+        </w:tc>
+        <w:tc>
+          <w:tcPr>
+            <w:tcW w:w="1408" w:type="dxa"/>
+          </w:tcPr>
+          <w:p>
+            <w:r>
+              <w:t>45</w:t>
+            </w:r>
+          </w:p>
+        </w:tc>
+        <w:tc>
+          <w:tcPr>
+            <w:tcW w:w="1294" w:type="dxa"/>
+          </w:tcPr>
+          <w:p>
+            <w:r>
+              <w:t>3</w:t>
+            </w:r>
+          </w:p>
+        </w:tc>
+        <w:tc>
+          <w:tcPr>
+            <w:tcW w:w="1408" w:type="dxa"/>
+          </w:tcPr>
+          <w:p>
+            <w:r>
+              <w:t>45</w:t>
+            </w:r>
+          </w:p>
+        </w:tc>
+      </w:tr>
+      <w:tr>
+        <w:tc>
+          <w:tcPr>
+            <w:tcW w:w="2296" w:type="dxa"/>
+          </w:tcPr>
+          <w:p>
+            <w:r>
+              <w:t>Testing and tooling support</w:t>
+            </w:r>
+          </w:p>
+        </w:tc>
+        <w:tc>
+          <w:tcPr>
+            <w:tcW w:w="1316" w:type="dxa"/>
+          </w:tcPr>
+          <w:p>
+            <w:r>
+              <w:t>15</w:t>
+            </w:r>
+          </w:p>
+        </w:tc>
+        <w:tc>
+          <w:tcPr>
+            <w:tcW w:w="1294" w:type="dxa"/>
+          </w:tcPr>
+          <w:p>
+            <w:r>
+              <w:t>3</w:t>
+            </w:r>
+          </w:p>
+        </w:tc>
+        <w:tc>
+          <w:tcPr>
+            <w:tcW w:w="1408" w:type="dxa"/>
+          </w:tcPr>
+          <w:p>
+            <w:r>
+              <w:t>45</w:t>
+            </w:r>
+          </w:p>
+        </w:tc>
+        <w:tc>
+          <w:tcPr>
+            <w:tcW w:w="1294" w:type="dxa"/>
+          </w:tcPr>
+          <w:p>
+            <w:r>
+              <w:t>3</w:t>
+            </w:r>
+          </w:p>
+        </w:tc>
+        <w:tc>
+          <w:tcPr>
+            <w:tcW w:w="1408" w:type="dxa"/>
+          </w:tcPr>
+          <w:p>
+            <w:r>
+              <w:t>45</w:t>
+            </w:r>
+          </w:p>
+        </w:tc>
+      </w:tr>
+      <w:tr>
+        <w:tc>
+          <w:tcPr>
+            <w:tcW w:w="2296" w:type="dxa"/>
+          </w:tcPr>
+          <w:p>
+            <w:r>
+              <w:t>Deployment/platform compatibility</w:t>
+            </w:r>
+          </w:p>
+        </w:tc>
+        <w:tc>
+          <w:tcPr>
+            <w:tcW w:w="1316" w:type="dxa"/>
+          </w:tcPr>
+          <w:p>
+            <w:r>
+              <w:t>10</w:t>
+            </w:r>
+          </w:p>
+        </w:tc>
+        <w:tc>
+          <w:tcPr>
+            <w:tcW w:w="1294" w:type="dxa"/>
+          </w:tcPr>
+          <w:p>
+            <w:r>
+              <w:t>3</w:t>
+            </w:r>
+          </w:p>
+        </w:tc>
+        <w:tc>
+          <w:tcPr>
+            <w:tcW w:w="1408" w:type="dxa"/>
+          </w:tcPr>
+          <w:p>
+            <w:r>
+              <w:t>30</w:t>
+            </w:r>
+          </w:p>
+        </w:tc>
+        <w:tc>
+          <w:tcPr>
+            <w:tcW w:w="1294" w:type="dxa"/>
+          </w:tcPr>
+          <w:p>
+            <w:r>
+              <w:t>2</w:t>
+            </w:r>
+          </w:p>
+        </w:tc>
+        <w:tc>
+          <w:tcPr>
+            <w:tcW w:w="1408" w:type="dxa"/>
+          </w:tcPr>
+          <w:p>
+            <w:r>
+              <w:t>20</w:t>
+            </w:r>
+          </w:p>
+        </w:tc>
+      </w:tr>
+      <w:tr>
+        <w:tc>
+          <w:tcPr>
+            <w:tcW w:w="2296" w:type="dxa"/>
+          </w:tcPr>
+          <w:p>
+            <w:r>
+              <w:lastRenderedPageBreak/>
+              <w:t>Development and operational cost</w:t>
+            </w:r>
+          </w:p>
+        </w:tc>
+        <w:tc>
+          <w:tcPr>
+            <w:tcW w:w="1316" w:type="dxa"/>
+          </w:tcPr>
+          <w:p>
+            <w:r>
+              <w:t>10</w:t>
+            </w:r>
+          </w:p>
+        </w:tc>
+        <w:tc>
+          <w:tcPr>
+            <w:tcW w:w="1294" w:type="dxa"/>
+          </w:tcPr>
+          <w:p>
+            <w:r>
+              <w:t>3</w:t>
+            </w:r>
+          </w:p>
+        </w:tc>
+        <w:tc>
+          <w:tcPr>
+            <w:tcW w:w="1408" w:type="dxa"/>
+          </w:tcPr>
+          <w:p>
+            <w:r>
+              <w:t>30</w:t>
+            </w:r>
+          </w:p>
+        </w:tc>
+        <w:tc>
+          <w:tcPr>
+            <w:tcW w:w="1294" w:type="dxa"/>
+          </w:tcPr>
+          <w:p>
+            <w:r>
+              <w:t>2</w:t>
+            </w:r>
+          </w:p>
+        </w:tc>
+        <w:tc>
+          <w:tcPr>
+            <w:tcW w:w="1408" w:type="dxa"/>
+          </w:tcPr>
+          <w:p>
+            <w:r>
+              <w:t>2</w:t>
+            </w:r>
+            <w:r>
+              <w:t>0</w:t>
+            </w:r>
+          </w:p>
+        </w:tc>
+      </w:tr>
+      <w:tr>
+        <w:tc>
+          <w:tcPr>
+            <w:tcW w:w="2296" w:type="dxa"/>
+          </w:tcPr>
+          <w:p>
+            <w:r>
+              <w:t>Future change implications</w:t>
+            </w:r>
+          </w:p>
+        </w:tc>
+        <w:tc>
+          <w:tcPr>
+            <w:tcW w:w="1316" w:type="dxa"/>
+          </w:tcPr>
+          <w:p>
+            <w:r>
+              <w:t>15</w:t>
+            </w:r>
+          </w:p>
+        </w:tc>
+        <w:tc>
+          <w:tcPr>
+            <w:tcW w:w="1294" w:type="dxa"/>
+          </w:tcPr>
+          <w:p>
+            <w:r>
+              <w:t>3</w:t>
+            </w:r>
+          </w:p>
+        </w:tc>
+        <w:tc>
+          <w:tcPr>
+            <w:tcW w:w="1408" w:type="dxa"/>
+          </w:tcPr>
+          <w:p>
+            <w:r>
+              <w:t>45</w:t>
+            </w:r>
+          </w:p>
+        </w:tc>
+        <w:tc>
+          <w:tcPr>
+            <w:tcW w:w="1294" w:type="dxa"/>
+          </w:tcPr>
+          <w:p>
+            <w:r>
+              <w:t>3</w:t>
+            </w:r>
+          </w:p>
+        </w:tc>
+        <w:tc>
+          <w:tcPr>
+            <w:tcW w:w="1408" w:type="dxa"/>
+          </w:tcPr>
+          <w:p>
+            <w:r>
+              <w:t>3</w:t>
+            </w:r>
+            <w:r>
+              <w:t>0</w:t>
+            </w:r>
+          </w:p>
+        </w:tc>
+      </w:tr>
+      <w:tr>
+        <w:tc>
+          <w:tcPr>
+            <w:tcW w:w="2296" w:type="dxa"/>
+          </w:tcPr>
+          <w:p>
+            <w:r>
+              <w:t xml:space="preserve">TOTAL </w:t>
+            </w:r>
+          </w:p>
+        </w:tc>
+        <w:tc>
+          <w:tcPr>
+            <w:tcW w:w="1316" w:type="dxa"/>
+          </w:tcPr>
+          <w:p>
+            <w:r>
+              <w:t>100</w:t>
+            </w:r>
+          </w:p>
+        </w:tc>
+        <w:tc>
+          <w:tcPr>
+            <w:tcW w:w="1294" w:type="dxa"/>
+          </w:tcPr>
+          <w:p>
+            <w:r>
+              <w:t>20</w:t>
+            </w:r>
+          </w:p>
+        </w:tc>
+        <w:tc>
+          <w:tcPr>
+            <w:tcW w:w="1408" w:type="dxa"/>
+          </w:tcPr>
+          <w:p>
+            <w:r>
+              <w:t>280</w:t>
+            </w:r>
+          </w:p>
+        </w:tc>
+        <w:tc>
+          <w:tcPr>
+            <w:tcW w:w="1294" w:type="dxa"/>
+          </w:tcPr>
+          <w:p>
+            <w:r>
+              <w:t>14</w:t>
+            </w:r>
+          </w:p>
+        </w:tc>
+        <w:tc>
+          <w:tcPr>
+            <w:tcW w:w="1408" w:type="dxa"/>
+          </w:tcPr>
+          <w:p>
+            <w:r>
+              <w:t>2</w:t>
+            </w:r>
+            <w:r>
+              <w:t>50</w:t>
+            </w:r>
+          </w:p>
+        </w:tc>
+      </w:tr>
+      <w:tr>
+        <w:tc>
+          <w:tcPr>
+            <w:tcW w:w="2296" w:type="dxa"/>
+          </w:tcPr>
+          <w:p>
+            <w:r>
+              <w:t>% Fit:</w:t>
+            </w:r>
+          </w:p>
+        </w:tc>
+        <w:tc>
+          <w:tcPr>
+            <w:tcW w:w="1316" w:type="dxa"/>
+          </w:tcPr>
+          <w:p>
+            <w:r>
+              <w:t>100</w:t>
+            </w:r>
+          </w:p>
+        </w:tc>
+        <w:tc>
+          <w:tcPr>
+            <w:tcW w:w="1294" w:type="dxa"/>
+          </w:tcPr>
+          <w:p/>
+        </w:tc>
+        <w:tc>
+          <w:tcPr>
+            <w:tcW w:w="1408" w:type="dxa"/>
+          </w:tcPr>
+          <w:p>
+            <w:r>
+              <w:t>93</w:t>
+            </w:r>
+          </w:p>
+        </w:tc>
+        <w:tc>
+          <w:tcPr>
+            <w:tcW w:w="1294" w:type="dxa"/>
+          </w:tcPr>
+          <w:p/>
+        </w:tc>
+        <w:tc>
+          <w:tcPr>
+            <w:tcW w:w="1408" w:type="dxa"/>
+          </w:tcPr>
+          <w:p>
+            <w:r>
+              <w:t>83</w:t>
+            </w:r>
+          </w:p>
+        </w:tc>
+      </w:tr>
+    </w:tbl>
+    <w:p>
+      <w:pPr>
+        <w:pStyle w:val="Heading2"/>
+      </w:pPr>
+      <w:r>
+        <w:t>Interpretation and limitations</w:t>
+      </w:r>
+    </w:p>
+    <w:p>
+      <w:r>
+        <w:t xml:space="preserve">Under these assumptions, Stack </w:t>
+      </w:r>
+      <w:r>
+        <w:t>A</w:t>
+      </w:r>
+      <w:r>
+        <w:t xml:space="preserve"> scores </w:t>
+      </w:r>
+      <w:r>
+        <w:t>93%</w:t>
+      </w:r>
+      <w:r>
+        <w:t xml:space="preserve"> and Stack </w:t>
+      </w:r>
+      <w:r>
+        <w:t>B</w:t>
+      </w:r>
+      <w:r>
+        <w:t xml:space="preserve"> </w:t>
+      </w:r>
+      <w:r>
+        <w:t>83%</w:t>
+      </w:r>
+      <w:r>
+        <w:t xml:space="preserve">. The </w:t>
+      </w:r>
+      <w:r>
+        <w:t>10%</w:t>
+      </w:r>
+      <w:r>
+        <w:t xml:space="preserve"> difference is </w:t>
+      </w:r>
+      <w:r>
+        <w:t>prevalent enough</w:t>
+      </w:r>
+      <w:r>
+        <w:t xml:space="preserve"> to justify a preference</w:t>
+      </w:r>
+      <w:r>
+        <w:t>, but is not universal</w:t>
+      </w:r>
+      <w:r>
+        <w:t>. Stack B gains from security, maintainability and testing conventions; Stack A gains from a lower learning barrier and likely lower initial team</w:t>
+      </w:r>
+      <w:r>
+        <w:t xml:space="preserve"> training</w:t>
+      </w:r>
+      <w:r>
+        <w:t xml:space="preserve"> overhead. A team already proficient in TypeScript, a short deadline or a low-memory hosting constraint could </w:t>
+      </w:r>
+      <w:r>
+        <w:t>come to</w:t>
+      </w:r>
+      <w:r>
+        <w:t xml:space="preserve"> the</w:t>
+      </w:r>
+      <w:r>
+        <w:t xml:space="preserve"> same</w:t>
+      </w:r>
+      <w:r>
+        <w:t xml:space="preserve"> result. Conversely, strict governance, complex domain rules or strong Java capability could increase Stack B's advantage.</w:t>
+      </w:r>
+    </w:p>
+    <w:p>
+      <w:r>
+        <w:t xml:space="preserve">The matrix simplifies uncertainty: ordinal scores can create false precision, weights </w:t>
+      </w:r>
+      <w:r>
+        <w:t>can change from</w:t>
+      </w:r>
+      <w:r>
+        <w:t xml:space="preserve"> stakeholder judgements, criteria can overlap, and no prototype or workload benchmark has been performed.</w:t>
+      </w:r>
+    </w:p>
+    <w:p>
+      <w:pPr>
+        <w:pStyle w:val="Heading2"/>
+      </w:pPr>
+      <w:r>
+        <w:t>Critical conclusion</w:t>
+      </w:r>
+    </w:p>
+    <w:p>
+      <w:r>
+        <w:t>Due to the contextual nature of suitability, the most popular or highest-scoring stack is not always accurate. A popular stack might provide expertise and community support, but it might still clash with security requirements, the infrastructure that is already in place, the timeline, the budget, or the operational capacity. Similarly, a weighted matrix does not take the role of stakeholder validation, risk analysis, technical testing, or responsible engineering judgment; it merely makes assumptions evident.</w:t>
+      </w:r>
+      <w:r>
+        <w:t xml:space="preserve"> </w:t>
+      </w:r>
+      <w:r>
+        <w:t>Therefore, the stack that best satisfies confirmed project needs and constraints</w:t>
+      </w:r>
+      <w:r>
+        <w:t xml:space="preserve">, </w:t>
+      </w:r>
+      <w:r>
+        <w:t>rather than the alternative with the best reputation or a little higher generic score</w:t>
+      </w:r>
+      <w:r>
+        <w:t xml:space="preserve">, </w:t>
+      </w:r>
+      <w:r>
+        <w:t>is the justifiable decision.</w:t>
+      </w:r>
+    </w:p>
     <w:p>
       <w:pPr>
         <w:pStyle w:val="Heading1"/>
       </w:pPr>
       <w:bookmarkStart w:id="3" w:name="_Toc239229509"/>
       <w:r>
+        <w:lastRenderedPageBreak/>
         <w:t>Question 4 - Responsible AI in Software Engineering</w:t>
       </w:r>
       <w:bookmarkEnd w:id="3"/>
@@ -2420,7 +3993,6 @@
           </w:tcPr>
           <w:p>
             <w:r>
-              <w:lastRenderedPageBreak/>
               <w:t>Plausible</w:t>
             </w:r>
             <w:r>
@@ -2561,6 +4133,7 @@
         <w:pStyle w:val="Heading2"/>
       </w:pPr>
       <w:r>
+        <w:lastRenderedPageBreak/>
         <w:t>Human Verification and Control Process</w:t>
       </w:r>
     </w:p>
@@ -2725,7 +4298,13 @@
         <w:t xml:space="preserve">affect production without the approval of a trained professional who would be held responsible for the design and decisions </w:t>
       </w:r>
       <w:r>
-        <w:t>that effect production.</w:t>
+        <w:t xml:space="preserve">that </w:t>
+      </w:r>
+      <w:r>
+        <w:t>affect</w:t>
+      </w:r>
+      <w:r>
+        <w:t xml:space="preserve"> production.</w:t>
       </w:r>
       <w:r>
         <w:t xml:space="preserve"> In the modern workplace </w:t>
@@ -2762,7 +4341,6 @@
           <w:docPartUnique/>
         </w:docPartObj>
       </w:sdtPr>
-      <w:sdtEndPr/>
       <w:sdtContent>
         <w:p>
           <w:pPr>
@@ -2778,7 +4356,6 @@
             <w:id w:val="-573587230"/>
             <w:bibliography/>
           </w:sdtPr>
-          <w:sdtEndPr/>
           <w:sdtContent>
             <w:p>
               <w:pPr>
@@ -2887,6 +4464,104 @@
                 <w:rPr>
                   <w:noProof/>
                 </w:rPr>
+                <w:t xml:space="preserve">NestJS, 2026. </w:t>
+              </w:r>
+              <w:r>
+                <w:rPr>
+                  <w:i/>
+                  <w:iCs/>
+                  <w:noProof/>
+                </w:rPr>
+                <w:t xml:space="preserve">A progressive Node.js framework. </w:t>
+              </w:r>
+              <w:r>
+                <w:rPr>
+                  <w:noProof/>
+                </w:rPr>
+                <w:t xml:space="preserve">[Online] </w:t>
+              </w:r>
+              <w:r>
+                <w:rPr>
+                  <w:noProof/>
+                </w:rPr>
+                <w:br/>
+                <w:t xml:space="preserve">Available at: </w:t>
+              </w:r>
+              <w:r>
+                <w:rPr>
+                  <w:noProof/>
+                  <w:u w:val="single"/>
+                </w:rPr>
+                <w:t>https://docs.nestjs.com</w:t>
+              </w:r>
+              <w:r>
+                <w:rPr>
+                  <w:noProof/>
+                </w:rPr>
+                <w:br/>
+                <w:t>[Accessed 3 August 2026].</w:t>
+              </w:r>
+            </w:p>
+            <w:p>
+              <w:pPr>
+                <w:pStyle w:val="Bibliography"/>
+                <w:rPr>
+                  <w:noProof/>
+                </w:rPr>
+              </w:pPr>
+              <w:r>
+                <w:rPr>
+                  <w:noProof/>
+                </w:rPr>
+                <w:t xml:space="preserve">Spring, 2026. </w:t>
+              </w:r>
+              <w:r>
+                <w:rPr>
+                  <w:i/>
+                  <w:iCs/>
+                  <w:noProof/>
+                </w:rPr>
+                <w:t xml:space="preserve">Spring boot. </w:t>
+              </w:r>
+              <w:r>
+                <w:rPr>
+                  <w:noProof/>
+                </w:rPr>
+                <w:t xml:space="preserve">[Online] </w:t>
+              </w:r>
+              <w:r>
+                <w:rPr>
+                  <w:noProof/>
+                </w:rPr>
+                <w:br/>
+                <w:t xml:space="preserve">Available at: </w:t>
+              </w:r>
+              <w:r>
+                <w:rPr>
+                  <w:noProof/>
+                  <w:u w:val="single"/>
+                </w:rPr>
+                <w:t>https://docs.spring.io/spring-boot/index.html</w:t>
+              </w:r>
+              <w:r>
+                <w:rPr>
+                  <w:noProof/>
+                </w:rPr>
+                <w:br/>
+                <w:t>[Accessed 3 August 2026].</w:t>
+              </w:r>
+            </w:p>
+            <w:p>
+              <w:pPr>
+                <w:pStyle w:val="Bibliography"/>
+                <w:rPr>
+                  <w:noProof/>
+                </w:rPr>
+              </w:pPr>
+              <w:r>
+                <w:rPr>
+                  <w:noProof/>
+                </w:rPr>
                 <w:t xml:space="preserve">Tosi, D., 2024. Studying the quality of source code generated by different ai generative engines: An empirical evaluation.. </w:t>
               </w:r>
               <w:r>
@@ -2905,6 +4580,9 @@
               </w:r>
             </w:p>
             <w:p>
+              <w:pPr>
+                <w:spacing w:after="100" w:line="260" w:lineRule="auto"/>
+              </w:pPr>
               <w:r>
                 <w:rPr>
                   <w:b/>
@@ -2945,12 +4623,12 @@
         <w:tblLook w:val="0620" w:firstRow="1" w:lastRow="0" w:firstColumn="0" w:lastColumn="0" w:noHBand="1" w:noVBand="1"/>
       </w:tblPr>
       <w:tblGrid>
-        <w:gridCol w:w="1134"/>
-        <w:gridCol w:w="1076"/>
-        <w:gridCol w:w="1814"/>
-        <w:gridCol w:w="1077"/>
-        <w:gridCol w:w="2551"/>
-        <w:gridCol w:w="1984"/>
+        <w:gridCol w:w="1131"/>
+        <w:gridCol w:w="1203"/>
+        <w:gridCol w:w="1788"/>
+        <w:gridCol w:w="1070"/>
+        <w:gridCol w:w="2496"/>
+        <w:gridCol w:w="1948"/>
       </w:tblGrid>
       <w:tr>
         <w:trPr>
@@ -3258,37 +4936,85 @@
           <w:tcPr>
             <w:tcW w:w="1134" w:type="dxa"/>
           </w:tcPr>
-          <w:p/>
+          <w:p>
+            <w:r>
+              <w:t>Mogau</w:t>
+            </w:r>
+          </w:p>
         </w:tc>
         <w:tc>
           <w:tcPr>
             <w:tcW w:w="1076" w:type="dxa"/>
           </w:tcPr>
-          <w:p/>
+          <w:p>
+            <w:r>
+              <w:t>Perplexity</w:t>
+            </w:r>
+          </w:p>
         </w:tc>
         <w:tc>
           <w:tcPr>
             <w:tcW w:w="1814" w:type="dxa"/>
           </w:tcPr>
-          <w:p/>
+          <w:p>
+            <w:r>
+              <w:t>Find good sources to support or criticise my suggestion</w:t>
+            </w:r>
+            <w:r>
+              <w:t>s.</w:t>
+            </w:r>
+          </w:p>
         </w:tc>
         <w:tc>
           <w:tcPr>
             <w:tcW w:w="1077" w:type="dxa"/>
           </w:tcPr>
-          <w:p/>
+          <w:p>
+            <w:r>
+              <w:t>Yes</w:t>
+            </w:r>
+          </w:p>
         </w:tc>
         <w:tc>
           <w:tcPr>
             <w:tcW w:w="2551" w:type="dxa"/>
           </w:tcPr>
-          <w:p/>
+          <w:p>
+            <w:r>
+              <w:t>I w</w:t>
+            </w:r>
+            <w:r>
+              <w:t>ent to the website</w:t>
+            </w:r>
+            <w:r>
+              <w:t>s</w:t>
+            </w:r>
+            <w:r>
+              <w:t xml:space="preserve"> of the sources and read through the information to check </w:t>
+            </w:r>
+            <w:r>
+              <w:t>i</w:t>
+            </w:r>
+            <w:r>
+              <w:t>f I can use it or not.</w:t>
+            </w:r>
+          </w:p>
         </w:tc>
         <w:tc>
           <w:tcPr>
             <w:tcW w:w="1984" w:type="dxa"/>
           </w:tcPr>
-          <w:p/>
+          <w:p>
+            <w:r>
+              <w:t xml:space="preserve">Out of the 4 sources given only </w:t>
+            </w:r>
+            <w:r>
+              <w:t>2</w:t>
+            </w:r>
+            <w:r>
+              <w:t xml:space="preserve"> were used, because the rejected one was vague and more business orientated and did not give enough technical information.</w:t>
+            </w:r>
+          </w:p>
         </w:tc>
       </w:tr>
     </w:tbl>
@@ -3377,7 +5103,6 @@
               <w:dataBinding w:prefixMappings="xmlns:ns0='http://purl.org/dc/elements/1.1/' xmlns:ns1='http://schemas.openxmlformats.org/package/2006/metadata/core-properties' " w:xpath="/ns1:coreProperties[1]/ns0:subject[1]" w:storeItemID="{6C3C8BC8-F283-45AE-878A-BAB7291924A1}"/>
               <w:text/>
             </w:sdtPr>
-            <w:sdtEndPr/>
             <w:sdtContent>
               <w:r>
                 <w:t>SEN381</w:t>
@@ -3406,7 +5131,6 @@
           <w:dataBinding w:prefixMappings="xmlns:ns0='http://purl.org/dc/elements/1.1/' xmlns:ns1='http://schemas.openxmlformats.org/package/2006/metadata/core-properties' " w:xpath="/ns1:coreProperties[1]/ns0:creator[1]" w:storeItemID="{6C3C8BC8-F283-45AE-878A-BAB7291924A1}"/>
           <w:text/>
         </w:sdtPr>
-        <w:sdtEndPr/>
         <w:sdtContent>
           <w:tc>
             <w:tcPr>
@@ -3622,8 +5346,124 @@
       </w:rPr>
     </w:lvl>
   </w:abstractNum>
+  <w:abstractNum w:abstractNumId="1" w15:restartNumberingAfterBreak="0">
+    <w:nsid w:val="7F315E52"/>
+    <w:multiLevelType w:val="hybridMultilevel"/>
+    <w:tmpl w:val="52F60928"/>
+    <w:lvl w:ilvl="0" w:tplc="08090001">
+      <w:start w:val="1"/>
+      <w:numFmt w:val="bullet"/>
+      <w:lvlText w:val=""/>
+      <w:lvlJc w:val="left"/>
+      <w:pPr>
+        <w:ind w:left="720" w:hanging="360"/>
+      </w:pPr>
+      <w:rPr>
+        <w:rFonts w:ascii="Symbol" w:hAnsi="Symbol" w:hint="default"/>
+      </w:rPr>
+    </w:lvl>
+    <w:lvl w:ilvl="1" w:tplc="08090003" w:tentative="1">
+      <w:start w:val="1"/>
+      <w:numFmt w:val="bullet"/>
+      <w:lvlText w:val="o"/>
+      <w:lvlJc w:val="left"/>
+      <w:pPr>
+        <w:ind w:left="1440" w:hanging="360"/>
+      </w:pPr>
+      <w:rPr>
+        <w:rFonts w:ascii="Courier New" w:hAnsi="Courier New" w:cs="Courier New" w:hint="default"/>
+      </w:rPr>
+    </w:lvl>
+    <w:lvl w:ilvl="2" w:tplc="08090005" w:tentative="1">
+      <w:start w:val="1"/>
+      <w:numFmt w:val="bullet"/>
+      <w:lvlText w:val=""/>
+      <w:lvlJc w:val="left"/>
+      <w:pPr>
+        <w:ind w:left="2160" w:hanging="360"/>
+      </w:pPr>
+      <w:rPr>
+        <w:rFonts w:ascii="Wingdings" w:hAnsi="Wingdings" w:hint="default"/>
+      </w:rPr>
+    </w:lvl>
+    <w:lvl w:ilvl="3" w:tplc="08090001" w:tentative="1">
+      <w:start w:val="1"/>
+      <w:numFmt w:val="bullet"/>
+      <w:lvlText w:val=""/>
+      <w:lvlJc w:val="left"/>
+      <w:pPr>
+        <w:ind w:left="2880" w:hanging="360"/>
+      </w:pPr>
+      <w:rPr>
+        <w:rFonts w:ascii="Symbol" w:hAnsi="Symbol" w:hint="default"/>
+      </w:rPr>
+    </w:lvl>
+    <w:lvl w:ilvl="4" w:tplc="08090003" w:tentative="1">
+      <w:start w:val="1"/>
+      <w:numFmt w:val="bullet"/>
+      <w:lvlText w:val="o"/>
+      <w:lvlJc w:val="left"/>
+      <w:pPr>
+        <w:ind w:left="3600" w:hanging="360"/>
+      </w:pPr>
+      <w:rPr>
+        <w:rFonts w:ascii="Courier New" w:hAnsi="Courier New" w:cs="Courier New" w:hint="default"/>
+      </w:rPr>
+    </w:lvl>
+    <w:lvl w:ilvl="5" w:tplc="08090005" w:tentative="1">
+      <w:start w:val="1"/>
+      <w:numFmt w:val="bullet"/>
+      <w:lvlText w:val=""/>
+      <w:lvlJc w:val="left"/>
+      <w:pPr>
+        <w:ind w:left="4320" w:hanging="360"/>
+      </w:pPr>
+      <w:rPr>
+        <w:rFonts w:ascii="Wingdings" w:hAnsi="Wingdings" w:hint="default"/>
+      </w:rPr>
+    </w:lvl>
+    <w:lvl w:ilvl="6" w:tplc="08090001" w:tentative="1">
+      <w:start w:val="1"/>
+      <w:numFmt w:val="bullet"/>
+      <w:lvlText w:val=""/>
+      <w:lvlJc w:val="left"/>
+      <w:pPr>
+        <w:ind w:left="5040" w:hanging="360"/>
+      </w:pPr>
+      <w:rPr>
+        <w:rFonts w:ascii="Symbol" w:hAnsi="Symbol" w:hint="default"/>
+      </w:rPr>
+    </w:lvl>
+    <w:lvl w:ilvl="7" w:tplc="08090003" w:tentative="1">
+      <w:start w:val="1"/>
+      <w:numFmt w:val="bullet"/>
+      <w:lvlText w:val="o"/>
+      <w:lvlJc w:val="left"/>
+      <w:pPr>
+        <w:ind w:left="5760" w:hanging="360"/>
+      </w:pPr>
+      <w:rPr>
+        <w:rFonts w:ascii="Courier New" w:hAnsi="Courier New" w:cs="Courier New" w:hint="default"/>
+      </w:rPr>
+    </w:lvl>
+    <w:lvl w:ilvl="8" w:tplc="08090005" w:tentative="1">
+      <w:start w:val="1"/>
+      <w:numFmt w:val="bullet"/>
+      <w:lvlText w:val=""/>
+      <w:lvlJc w:val="left"/>
+      <w:pPr>
+        <w:ind w:left="6480" w:hanging="360"/>
+      </w:pPr>
+      <w:rPr>
+        <w:rFonts w:ascii="Wingdings" w:hAnsi="Wingdings" w:hint="default"/>
+      </w:rPr>
+    </w:lvl>
+  </w:abstractNum>
   <w:num w:numId="1" w16cid:durableId="832834957">
     <w:abstractNumId w:val="0"/>
+  </w:num>
+  <w:num w:numId="2" w16cid:durableId="149491665">
+    <w:abstractNumId w:val="1"/>
   </w:num>
 </w:numbering>
 </file>
@@ -4771,6 +6611,18 @@
     <w:unhideWhenUsed/>
     <w:rsid w:val="00420834"/>
   </w:style>
+  <w:style w:type="character" w:styleId="FollowedHyperlink">
+    <w:name w:val="FollowedHyperlink"/>
+    <w:basedOn w:val="DefaultParagraphFont"/>
+    <w:uiPriority w:val="99"/>
+    <w:semiHidden/>
+    <w:unhideWhenUsed/>
+    <w:rsid w:val="00024499"/>
+    <w:rPr>
+      <w:color w:val="96607D" w:themeColor="followedHyperlink"/>
+      <w:u w:val="single"/>
+    </w:rPr>
+  </w:style>
 </w:styles>
 </file>
 
@@ -4882,6 +6734,20 @@
     <w:pitch w:val="variable"/>
     <w:sig w:usb0="20000287" w:usb1="00000003" w:usb2="00000000" w:usb3="00000000" w:csb0="0000019F" w:csb1="00000000"/>
   </w:font>
+  <w:font w:name="Calibri">
+    <w:panose1 w:val="020F0502020204030204"/>
+    <w:charset w:val="00"/>
+    <w:family w:val="swiss"/>
+    <w:pitch w:val="variable"/>
+    <w:sig w:usb0="E4002EFF" w:usb1="C000247B" w:usb2="00000009" w:usb3="00000000" w:csb0="000001FF" w:csb1="00000000"/>
+  </w:font>
+  <w:font w:name="Calibri Light">
+    <w:panose1 w:val="020F0302020204030204"/>
+    <w:charset w:val="00"/>
+    <w:family w:val="swiss"/>
+    <w:pitch w:val="variable"/>
+    <w:sig w:usb0="E4002EFF" w:usb1="C000247B" w:usb2="00000009" w:usb3="00000000" w:csb0="000001FF" w:csb1="00000000"/>
+  </w:font>
 </w:fonts>
 </file>
 
@@ -4902,10 +6768,12 @@
   <w:rsids>
     <w:rsidRoot w:val="00B9532F"/>
     <w:rsid w:val="000F317B"/>
+    <w:rsid w:val="003C543F"/>
     <w:rsid w:val="006049D6"/>
     <w:rsid w:val="00B9532F"/>
     <w:rsid w:val="00C623A4"/>
     <w:rsid w:val="00D71C10"/>
+    <w:rsid w:val="00E12F5E"/>
   </w:rsids>
   <m:mathPr>
     <m:mathFont m:val="Cambria Math"/>
@@ -5737,7 +7605,7 @@
     <b:Year>2024</b:Year>
     <b:Pages>1386720</b:Pages>
     <b:Volume>7</b:Volume>
-    <b:RefOrder>4</b:RefOrder>
+    <b:RefOrder>6</b:RefOrder>
   </b:Source>
   <b:Source>
     <b:Tag>Tos241</b:Tag>
@@ -5759,13 +7627,47 @@
     <b:Pages>188</b:Pages>
     <b:Volume>16</b:Volume>
     <b:Issue>6</b:Issue>
+    <b:RefOrder>5</b:RefOrder>
+  </b:Source>
+  <b:Source>
+    <b:Tag>Spr26</b:Tag>
+    <b:SourceType>InternetSite</b:SourceType>
+    <b:Guid>{A2A55449-E624-43DE-8EAB-EF4F4D7AA8ED}</b:Guid>
+    <b:Author>
+      <b:Author>
+        <b:Corporate>Spring</b:Corporate>
+      </b:Author>
+    </b:Author>
+    <b:Title>Spring boot</b:Title>
+    <b:Year>2026</b:Year>
+    <b:YearAccessed>2026</b:YearAccessed>
+    <b:MonthAccessed>August</b:MonthAccessed>
+    <b:DayAccessed>3</b:DayAccessed>
+    <b:URL>https://docs.spring.io/spring-boot/index.html</b:URL>
     <b:RefOrder>3</b:RefOrder>
+  </b:Source>
+  <b:Source>
+    <b:Tag>Nes26</b:Tag>
+    <b:SourceType>InternetSite</b:SourceType>
+    <b:Guid>{890C93F3-FD29-43EA-8548-98131823BBEA}</b:Guid>
+    <b:Title>A progressive Node.js framework</b:Title>
+    <b:Year>2026</b:Year>
+    <b:Author>
+      <b:Author>
+        <b:Corporate>NestJS</b:Corporate>
+      </b:Author>
+    </b:Author>
+    <b:YearAccessed>2026</b:YearAccessed>
+    <b:MonthAccessed>August</b:MonthAccessed>
+    <b:DayAccessed>3</b:DayAccessed>
+    <b:URL>https://docs.nestjs.com</b:URL>
+    <b:RefOrder>4</b:RefOrder>
   </b:Source>
 </b:Sources>
 </file>
 
 <file path=customXml/itemProps1.xml><?xml version="1.0" encoding="utf-8"?>
-<ds:datastoreItem xmlns:ds="http://schemas.openxmlformats.org/officeDocument/2006/customXml" ds:itemID="{5F2F4DE5-E48F-4908-AD9B-3A63415CDD32}">
+<ds:datastoreItem xmlns:ds="http://schemas.openxmlformats.org/officeDocument/2006/customXml" ds:itemID="{61E5F1F5-242C-42C3-BCA2-25914395CBDE}">
   <ds:schemaRefs>
     <ds:schemaRef ds:uri="http://schemas.openxmlformats.org/officeDocument/2006/bibliography"/>
   </ds:schemaRefs>

--- a/SEN381_Assignment1_2026_Group-I.docx
+++ b/SEN381_Assignment1_2026_Group-I.docx
@@ -1,6 +1,6 @@
 
 <file path=word/document.xml><?xml version="1.0" encoding="utf-8"?>
-<w:document xmlns:wpc="http://schemas.microsoft.com/office/word/2010/wordprocessingCanvas" xmlns:cx="http://schemas.microsoft.com/office/drawing/2014/chartex" xmlns:cx1="http://schemas.microsoft.com/office/drawing/2015/9/8/chartex" xmlns:cx2="http://schemas.microsoft.com/office/drawing/2015/10/21/chartex" xmlns:cx3="http://schemas.microsoft.com/office/drawing/2016/5/9/chartex" xmlns:cx4="http://schemas.microsoft.com/office/drawing/2016/5/10/chartex" xmlns:cx5="http://schemas.microsoft.com/office/drawing/2016/5/11/chartex" xmlns:cx6="http://schemas.microsoft.com/office/drawing/2016/5/12/chartex" xmlns:cx7="http://schemas.microsoft.com/office/drawing/2016/5/13/chartex" xmlns:cx8="http://schemas.microsoft.com/office/drawing/2016/5/14/chartex" xmlns:mc="http://schemas.openxmlformats.org/markup-compatibility/2006" xmlns:aink="http://schemas.microsoft.com/office/drawing/2016/ink" xmlns:am3d="http://schemas.microsoft.com/office/drawing/2017/model3d" xmlns:o="urn:schemas-microsoft-com:office:office" xmlns:oel="http://schemas.microsoft.com/office/2019/extlst" xmlns:r="http://schemas.openxmlformats.org/officeDocument/2006/relationships" xmlns:m="http://schemas.openxmlformats.org/officeDocument/2006/math" xmlns:v="urn:schemas-microsoft-com:vml" xmlns:wp14="http://schemas.microsoft.com/office/word/2010/wordprocessingDrawing" xmlns:wp="http://schemas.openxmlformats.org/drawingml/2006/wordprocessingDrawing" xmlns:w10="urn:schemas-microsoft-com:office:word" xmlns:w="http://schemas.openxmlformats.org/wordprocessingml/2006/main" xmlns:w14="http://schemas.microsoft.com/office/word/2010/wordml" xmlns:w15="http://schemas.microsoft.com/office/word/2012/wordml" xmlns:w16cex="http://schemas.microsoft.com/office/word/2018/wordml/cex" xmlns:w16cid="http://schemas.microsoft.com/office/word/2016/wordml/cid" xmlns:w16="http://schemas.microsoft.com/office/word/2018/wordml" xmlns:w16du="http://schemas.microsoft.com/office/word/2023/wordml/word16du" xmlns:w16sdtdh="http://schemas.microsoft.com/office/word/2020/wordml/sdtdatahash" xmlns:w16sdtfl="http://schemas.microsoft.com/office/word/2024/wordml/sdtformatlock" xmlns:w16se="http://schemas.microsoft.com/office/word/2015/wordml/symex" xmlns:wpg="http://schemas.microsoft.com/office/word/2010/wordprocessingGroup" xmlns:wpi="http://schemas.microsoft.com/office/word/2010/wordprocessingInk" xmlns:wne="http://schemas.microsoft.com/office/word/2006/wordml" xmlns:wps="http://schemas.microsoft.com/office/word/2010/wordprocessingShape" mc:Ignorable="w14 w15 w16se w16cid w16 w16cex w16sdtdh w16sdtfl w16du wp14">
+<w:document xmlns:wpc="http://schemas.microsoft.com/office/word/2010/wordprocessingCanvas" xmlns:cx="http://schemas.microsoft.com/office/drawing/2014/chartex" xmlns:cx1="http://schemas.microsoft.com/office/drawing/2015/9/8/chartex" xmlns:mc="http://schemas.openxmlformats.org/markup-compatibility/2006" xmlns:o="urn:schemas-microsoft-com:office:office" xmlns:r="http://schemas.openxmlformats.org/officeDocument/2006/relationships" xmlns:m="http://schemas.openxmlformats.org/officeDocument/2006/math" xmlns:v="urn:schemas-microsoft-com:vml" xmlns:wp14="http://schemas.microsoft.com/office/word/2010/wordprocessingDrawing" xmlns:wp="http://schemas.openxmlformats.org/drawingml/2006/wordprocessingDrawing" xmlns:w10="urn:schemas-microsoft-com:office:word" xmlns:w="http://schemas.openxmlformats.org/wordprocessingml/2006/main" xmlns:w14="http://schemas.microsoft.com/office/word/2010/wordml" xmlns:w15="http://schemas.microsoft.com/office/word/2012/wordml" xmlns:w16se="http://schemas.microsoft.com/office/word/2015/wordml/symex" xmlns:wpg="http://schemas.microsoft.com/office/word/2010/wordprocessingGroup" xmlns:wpi="http://schemas.microsoft.com/office/word/2010/wordprocessingInk" xmlns:wne="http://schemas.microsoft.com/office/word/2006/wordml" xmlns:wps="http://schemas.microsoft.com/office/word/2010/wordprocessingShape" mc:Ignorable="w14 w15 w16se wp14">
   <w:body>
     <w:sdt>
       <w:sdtPr>
@@ -10,6 +10,7 @@
           <w:docPartUnique/>
         </w:docPartObj>
       </w:sdtPr>
+      <w:sdtEndPr/>
       <w:sdtContent>
         <w:p/>
         <w:p>
@@ -19,6 +20,7 @@
           <w:r>
             <w:rPr>
               <w:noProof/>
+              <w:lang w:eastAsia="en-ZA"/>
             </w:rPr>
             <mc:AlternateContent>
               <mc:Choice Requires="wps">
@@ -94,6 +96,7 @@
                                     <w:dataBinding w:prefixMappings="xmlns:ns0='http://purl.org/dc/elements/1.1/' xmlns:ns1='http://schemas.openxmlformats.org/package/2006/metadata/core-properties' " w:xpath="/ns1:coreProperties[1]/ns0:title[1]" w:storeItemID="{6C3C8BC8-F283-45AE-878A-BAB7291924A1}"/>
                                     <w:text/>
                                   </w:sdtPr>
+                                  <w:sdtEndPr/>
                                   <w:sdtContent>
                                     <w:r>
                                       <w:rPr>
@@ -120,6 +123,7 @@
                                   <w:dataBinding w:prefixMappings="xmlns:ns0='http://purl.org/dc/elements/1.1/' xmlns:ns1='http://schemas.openxmlformats.org/package/2006/metadata/core-properties' " w:xpath="/ns1:coreProperties[1]/ns0:subject[1]" w:storeItemID="{6C3C8BC8-F283-45AE-878A-BAB7291924A1}"/>
                                   <w:text/>
                                 </w:sdtPr>
+                                <w:sdtEndPr/>
                                 <w:sdtContent>
                                   <w:p>
                                     <w:pPr>
@@ -158,6 +162,7 @@
                                   <w:dataBinding w:prefixMappings="xmlns:ns0='http://purl.org/dc/elements/1.1/' xmlns:ns1='http://schemas.openxmlformats.org/package/2006/metadata/core-properties' " w:xpath="/ns1:coreProperties[1]/ns0:creator[1]" w:storeItemID="{6C3C8BC8-F283-45AE-878A-BAB7291924A1}"/>
                                   <w:text/>
                                 </w:sdtPr>
+                                <w:sdtEndPr/>
                                 <w:sdtContent>
                                   <w:p>
                                     <w:pPr>
@@ -177,7 +182,27 @@
                                         <w:sz w:val="24"/>
                                         <w:szCs w:val="24"/>
                                       </w:rPr>
-                                      <w:t>Gerald Enright 577830 | Keletso Marota 601632  | Mogau Malope</w:t>
+                                      <w:t xml:space="preserve">Gerald Enright 577830 | Keletso Marota </w:t>
+                                    </w:r>
+                                    <w:proofErr w:type="gramStart"/>
+                                    <w:r>
+                                      <w:rPr>
+                                        <w:caps/>
+                                        <w:color w:val="A02B93" w:themeColor="accent5"/>
+                                        <w:sz w:val="24"/>
+                                        <w:szCs w:val="24"/>
+                                      </w:rPr>
+                                      <w:t>601632  |</w:t>
+                                    </w:r>
+                                    <w:proofErr w:type="gramEnd"/>
+                                    <w:r>
+                                      <w:rPr>
+                                        <w:caps/>
+                                        <w:color w:val="A02B93" w:themeColor="accent5"/>
+                                        <w:sz w:val="24"/>
+                                        <w:szCs w:val="24"/>
+                                      </w:rPr>
+                                      <w:t xml:space="preserve"> Mogau Malope</w:t>
                                     </w:r>
                                     <w:r>
                                       <w:rPr>
@@ -226,7 +251,7 @@
                     <v:stroke joinstyle="miter"/>
                     <v:path gradientshapeok="t" o:connecttype="rect"/>
                   </v:shapetype>
-                  <v:shape id="Text Box 131" o:spid="_x0000_s1026" type="#_x0000_t202" style="position:absolute;margin-left:0;margin-top:454.55pt;width:6in;height:107.8pt;z-index:251658240;visibility:visible;mso-wrap-style:square;mso-width-percent:0;mso-height-percent:350;mso-wrap-distance-left:14.4pt;mso-wrap-distance-top:0;mso-wrap-distance-right:14.4pt;mso-wrap-distance-bottom:0;mso-position-horizontal:center;mso-position-horizontal-relative:margin;mso-position-vertical:absolute;mso-position-vertical-relative:page;mso-width-percent:0;mso-height-percent:350;mso-width-relative:margin;mso-height-relative:page;v-text-anchor:top" o:gfxdata="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" filled="f" stroked="f" strokeweight=".5pt">
+                  <v:shape id="Text Box 131" o:spid="_x0000_s1026" type="#_x0000_t202" style="position:absolute;margin-left:0;margin-top:454.55pt;width:6in;height:107.8pt;z-index:251658240;visibility:visible;mso-wrap-style:square;mso-width-percent:0;mso-height-percent:350;mso-wrap-distance-left:14.4pt;mso-wrap-distance-top:0;mso-wrap-distance-right:14.4pt;mso-wrap-distance-bottom:0;mso-position-horizontal:center;mso-position-horizontal-relative:margin;mso-position-vertical:absolute;mso-position-vertical-relative:page;mso-width-percent:0;mso-height-percent:350;mso-width-relative:margin;mso-height-relative:page;v-text-anchor:top" o:gfxdata="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" filled="f" stroked="f" strokeweight=".5pt">
                     <v:textbox style="mso-fit-shape-to-text:t" inset="0,0,0,0">
                       <w:txbxContent>
                         <w:p>
@@ -253,6 +278,7 @@
                               <w:dataBinding w:prefixMappings="xmlns:ns0='http://purl.org/dc/elements/1.1/' xmlns:ns1='http://schemas.openxmlformats.org/package/2006/metadata/core-properties' " w:xpath="/ns1:coreProperties[1]/ns0:title[1]" w:storeItemID="{6C3C8BC8-F283-45AE-878A-BAB7291924A1}"/>
                               <w:text/>
                             </w:sdtPr>
+                            <w:sdtEndPr/>
                             <w:sdtContent>
                               <w:r>
                                 <w:rPr>
@@ -279,6 +305,7 @@
                             <w:dataBinding w:prefixMappings="xmlns:ns0='http://purl.org/dc/elements/1.1/' xmlns:ns1='http://schemas.openxmlformats.org/package/2006/metadata/core-properties' " w:xpath="/ns1:coreProperties[1]/ns0:subject[1]" w:storeItemID="{6C3C8BC8-F283-45AE-878A-BAB7291924A1}"/>
                             <w:text/>
                           </w:sdtPr>
+                          <w:sdtEndPr/>
                           <w:sdtContent>
                             <w:p>
                               <w:pPr>
@@ -317,6 +344,7 @@
                             <w:dataBinding w:prefixMappings="xmlns:ns0='http://purl.org/dc/elements/1.1/' xmlns:ns1='http://schemas.openxmlformats.org/package/2006/metadata/core-properties' " w:xpath="/ns1:coreProperties[1]/ns0:creator[1]" w:storeItemID="{6C3C8BC8-F283-45AE-878A-BAB7291924A1}"/>
                             <w:text/>
                           </w:sdtPr>
+                          <w:sdtEndPr/>
                           <w:sdtContent>
                             <w:p>
                               <w:pPr>
@@ -336,7 +364,27 @@
                                   <w:sz w:val="24"/>
                                   <w:szCs w:val="24"/>
                                 </w:rPr>
-                                <w:t>Gerald Enright 577830 | Keletso Marota 601632  | Mogau Malope</w:t>
+                                <w:t xml:space="preserve">Gerald Enright 577830 | Keletso Marota </w:t>
+                              </w:r>
+                              <w:proofErr w:type="gramStart"/>
+                              <w:r>
+                                <w:rPr>
+                                  <w:caps/>
+                                  <w:color w:val="A02B93" w:themeColor="accent5"/>
+                                  <w:sz w:val="24"/>
+                                  <w:szCs w:val="24"/>
+                                </w:rPr>
+                                <w:t>601632  |</w:t>
+                              </w:r>
+                              <w:proofErr w:type="gramEnd"/>
+                              <w:r>
+                                <w:rPr>
+                                  <w:caps/>
+                                  <w:color w:val="A02B93" w:themeColor="accent5"/>
+                                  <w:sz w:val="24"/>
+                                  <w:szCs w:val="24"/>
+                                </w:rPr>
+                                <w:t xml:space="preserve"> Mogau Malope</w:t>
                               </w:r>
                               <w:r>
                                 <w:rPr>
@@ -370,6 +418,7 @@
           <w:r>
             <w:rPr>
               <w:noProof/>
+              <w:lang w:eastAsia="en-ZA"/>
             </w:rPr>
             <mc:AlternateContent>
               <mc:Choice Requires="wps">
@@ -453,6 +502,7 @@
                                     <w:calendar w:val="gregorian"/>
                                   </w:date>
                                 </w:sdtPr>
+                                <w:sdtEndPr/>
                                 <w:sdtContent>
                                   <w:p>
                                     <w:pPr>
@@ -497,7 +547,8 @@
               </mc:Choice>
               <mc:Fallback>
                 <w:pict>
-                  <v:rect w14:anchorId="56280E77" id="Rectangle 132" o:spid="_x0000_s1027" style="position:absolute;margin-left:-4.4pt;margin-top:0;width:46.8pt;height:77.75pt;z-index:251657216;visibility:visible;mso-wrap-style:square;mso-width-percent:76;mso-height-percent:98;mso-top-percent:23;mso-wrap-distance-left:9pt;mso-wrap-distance-top:0;mso-wrap-distance-right:9pt;mso-wrap-distance-bottom:0;mso-position-horizontal:right;mso-position-horizontal-relative:margin;mso-position-vertical-relative:page;mso-width-percent:76;mso-height-percent:98;mso-top-percent:23;mso-width-relative:page;mso-height-relative:page;v-text-anchor:bottom" o:gfxdata="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" fillcolor="#156082 [3204]" stroked="f" strokeweight="1pt">
+                  <v:rect w14:anchorId="56280E77" id="Rectangle 132" o:spid="_x0000_s1027" style="position:absolute;margin-left:-4.4pt;margin-top:0;width:46.8pt;height:77.75pt;z-index:251657216;visibility:visible;mso-wrap-style:square;mso-width-percent:76;mso-height-percent:98;mso-top-percent:23;mso-wrap-distance-left:9pt;mso-wrap-distance-top:0;mso-wrap-distance-right:9pt;mso-wrap-distance-bottom:0;mso-position-horizontal:right;mso-position-horizontal-relative:margin;mso-position-vertical-relative:page;mso-width-percent:76;mso-height-percent:98;mso-top-percent:23;mso-width-relative:page;mso-height-relative:page;v-text-anchor:bottom" o:gfxdata="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" fillcolor="#156082 [3204]" stroked="f" strokeweight="1pt">
+                    <v:path arrowok="t"/>
                     <o:lock v:ext="edit" aspectratio="t"/>
                     <v:textbox inset="3.6pt,,3.6pt">
                       <w:txbxContent>
@@ -520,6 +571,7 @@
                               <w:calendar w:val="gregorian"/>
                             </w:date>
                           </w:sdtPr>
+                          <w:sdtEndPr/>
                           <w:sdtContent>
                             <w:p>
                               <w:pPr>
@@ -1050,7 +1102,15 @@
       <w:bookmarkStart w:id="0" w:name="_Toc239229506"/>
       <w:r>
         <w:lastRenderedPageBreak/>
-        <w:t>Question 1 - Software Engineering Beyond Programming</w:t>
+        <w:t xml:space="preserve">Question 1 - Software Engineering </w:t>
+      </w:r>
+      <w:proofErr w:type="gramStart"/>
+      <w:r>
+        <w:t>Beyond</w:t>
+      </w:r>
+      <w:proofErr w:type="gramEnd"/>
+      <w:r>
+        <w:t xml:space="preserve"> Programming</w:t>
       </w:r>
       <w:bookmarkEnd w:id="0"/>
     </w:p>
@@ -1084,6 +1144,7 @@
           <w:id w:val="1469239688"/>
           <w:citation/>
         </w:sdtPr>
+        <w:sdtEndPr/>
         <w:sdtContent>
           <w:r>
             <w:fldChar w:fldCharType="begin"/>
@@ -1119,6 +1180,7 @@
       <w:r>
         <w:rPr>
           <w:noProof/>
+          <w:lang w:eastAsia="en-ZA"/>
         </w:rPr>
         <mc:AlternateContent>
           <mc:Choice Requires="wpg">
@@ -1812,7 +1874,7 @@
           </mc:Choice>
           <mc:Fallback>
             <w:pict>
-              <v:group w14:anchorId="1CED041D" id="Group 20" o:spid="_x0000_s1028" style="position:absolute;margin-left:46.95pt;margin-top:4.6pt;width:348.7pt;height:249.15pt;z-index:251697152" coordsize="44283,31642" o:gfxdata="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">
+              <v:group w14:anchorId="1CED041D" id="Group 20" o:spid="_x0000_s1028" style="position:absolute;margin-left:46.95pt;margin-top:4.6pt;width:348.7pt;height:249.15pt;z-index:251697152" coordsize="44283,31642" o:gfxdata="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">
                 <v:group id="Group 18" o:spid="_x0000_s1029" style="position:absolute;width:44283;height:31642" coordsize="44283,31642" o:gfxdata="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">
                   <v:rect id="Rectangle 11" o:spid="_x0000_s1030" style="position:absolute;left:3101;width:14147;height:5562;visibility:visible;mso-wrap-style:square;v-text-anchor:middle" o:gfxdata="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" fillcolor="#156082 [3204]" strokecolor="black [3213]" strokeweight="1pt">
                     <v:textbox>
@@ -2027,6 +2089,7 @@
           <w:id w:val="449137313"/>
           <w:citation/>
         </w:sdtPr>
+        <w:sdtEndPr/>
         <w:sdtContent>
           <w:r>
             <w:fldChar w:fldCharType="begin"/>
@@ -2089,20 +2152,5318 @@
       </w:pPr>
       <w:bookmarkStart w:id="1" w:name="_Toc239229507"/>
       <w:r>
-        <w:t>Question 2 - Thinking Ahead: Decisions Across the Software Lifecycle</w:t>
+        <w:t xml:space="preserve">Question 2 - Thinking Ahead: Decisions </w:t>
+      </w:r>
+      <w:proofErr w:type="gramStart"/>
+      <w:r>
+        <w:t>Across</w:t>
+      </w:r>
+      <w:proofErr w:type="gramEnd"/>
+      <w:r>
+        <w:t xml:space="preserve"> the Software Lifecycle</w:t>
       </w:r>
       <w:bookmarkEnd w:id="1"/>
     </w:p>
+    <w:p>
+      <w:pPr>
+        <w:shd w:val="clear" w:color="auto" w:fill="FFFFFF"/>
+        <w:spacing w:before="0" w:after="0" w:line="240" w:lineRule="auto"/>
+        <w:rPr>
+          <w:rFonts w:ascii="Aptos" w:eastAsia="Times New Roman" w:hAnsi="Aptos" w:cs="Times New Roman"/>
+          <w:color w:val="000000"/>
+          <w:kern w:val="0"/>
+          <w:sz w:val="21"/>
+          <w:szCs w:val="21"/>
+          <w:lang w:eastAsia="en-ZA"/>
+          <w14:ligatures w14:val="none"/>
+        </w:rPr>
+      </w:pPr>
+      <w:r>
+        <w:rPr>
+          <w:rFonts w:ascii="Calibri" w:eastAsia="Times New Roman" w:hAnsi="Calibri" w:cs="Calibri"/>
+          <w:b/>
+          <w:bCs/>
+          <w:color w:val="365F91"/>
+          <w:kern w:val="0"/>
+          <w:sz w:val="28"/>
+          <w:szCs w:val="28"/>
+          <w:lang w:eastAsia="en-ZA"/>
+          <w14:ligatures w14:val="none"/>
+        </w:rPr>
+        <w:t>1. Six Critical Software Lifecycle Decisions</w:t>
+      </w:r>
+    </w:p>
+    <w:tbl>
+      <w:tblPr>
+        <w:tblW w:w="0" w:type="dxa"/>
+        <w:tblBorders>
+          <w:top w:val="single" w:sz="2" w:space="0" w:color="auto"/>
+          <w:left w:val="single" w:sz="2" w:space="0" w:color="auto"/>
+          <w:bottom w:val="single" w:sz="2" w:space="0" w:color="auto"/>
+          <w:right w:val="single" w:sz="2" w:space="0" w:color="auto"/>
+        </w:tblBorders>
+        <w:shd w:val="clear" w:color="auto" w:fill="FFFFFF"/>
+        <w:tblLook w:val="04A0" w:firstRow="1" w:lastRow="0" w:firstColumn="1" w:lastColumn="0" w:noHBand="0" w:noVBand="1"/>
+      </w:tblPr>
+      <w:tblGrid>
+        <w:gridCol w:w="2216"/>
+        <w:gridCol w:w="2326"/>
+        <w:gridCol w:w="2296"/>
+        <w:gridCol w:w="2178"/>
+      </w:tblGrid>
+      <w:tr>
+        <w:tc>
+          <w:tcPr>
+            <w:tcW w:w="2592" w:type="dxa"/>
+            <w:tcBorders>
+              <w:top w:val="single" w:sz="4" w:space="0" w:color="000000"/>
+              <w:left w:val="single" w:sz="4" w:space="0" w:color="000000"/>
+              <w:bottom w:val="single" w:sz="4" w:space="0" w:color="000000"/>
+              <w:right w:val="single" w:sz="4" w:space="0" w:color="000000"/>
+            </w:tcBorders>
+            <w:shd w:val="clear" w:color="auto" w:fill="D9EAF7"/>
+            <w:vAlign w:val="center"/>
+            <w:hideMark/>
+          </w:tcPr>
+          <w:p>
+            <w:pPr>
+              <w:spacing w:before="0" w:after="0" w:line="240" w:lineRule="auto"/>
+              <w:rPr>
+                <w:rFonts w:ascii="Aptos" w:eastAsia="Times New Roman" w:hAnsi="Aptos" w:cs="Segoe UI"/>
+                <w:color w:val="000000"/>
+                <w:kern w:val="0"/>
+                <w:sz w:val="21"/>
+                <w:szCs w:val="21"/>
+                <w:lang w:eastAsia="en-ZA"/>
+                <w14:ligatures w14:val="none"/>
+              </w:rPr>
+            </w:pPr>
+            <w:r>
+              <w:rPr>
+                <w:rFonts w:ascii="Aptos" w:eastAsia="Times New Roman" w:hAnsi="Aptos" w:cs="Segoe UI"/>
+                <w:b/>
+                <w:bCs/>
+                <w:color w:val="000000"/>
+                <w:kern w:val="0"/>
+                <w:sz w:val="18"/>
+                <w:szCs w:val="18"/>
+                <w:lang w:eastAsia="en-ZA"/>
+                <w14:ligatures w14:val="none"/>
+              </w:rPr>
+              <w:t>Decision / concern</w:t>
+            </w:r>
+          </w:p>
+        </w:tc>
+        <w:tc>
+          <w:tcPr>
+            <w:tcW w:w="2592" w:type="dxa"/>
+            <w:tcBorders>
+              <w:top w:val="single" w:sz="4" w:space="0" w:color="000000"/>
+              <w:left w:val="single" w:sz="4" w:space="0" w:color="000000"/>
+              <w:bottom w:val="single" w:sz="4" w:space="0" w:color="000000"/>
+              <w:right w:val="single" w:sz="4" w:space="0" w:color="000000"/>
+            </w:tcBorders>
+            <w:shd w:val="clear" w:color="auto" w:fill="D9EAF7"/>
+            <w:vAlign w:val="center"/>
+            <w:hideMark/>
+          </w:tcPr>
+          <w:p>
+            <w:pPr>
+              <w:spacing w:before="0" w:after="0" w:line="240" w:lineRule="auto"/>
+              <w:rPr>
+                <w:rFonts w:ascii="Aptos" w:eastAsia="Times New Roman" w:hAnsi="Aptos" w:cs="Segoe UI"/>
+                <w:color w:val="000000"/>
+                <w:kern w:val="0"/>
+                <w:sz w:val="21"/>
+                <w:szCs w:val="21"/>
+                <w:lang w:eastAsia="en-ZA"/>
+                <w14:ligatures w14:val="none"/>
+              </w:rPr>
+            </w:pPr>
+            <w:r>
+              <w:rPr>
+                <w:rFonts w:ascii="Aptos" w:eastAsia="Times New Roman" w:hAnsi="Aptos" w:cs="Segoe UI"/>
+                <w:b/>
+                <w:bCs/>
+                <w:color w:val="000000"/>
+                <w:kern w:val="0"/>
+                <w:sz w:val="18"/>
+                <w:szCs w:val="18"/>
+                <w:lang w:eastAsia="en-ZA"/>
+                <w14:ligatures w14:val="none"/>
+              </w:rPr>
+              <w:t>First considered</w:t>
+            </w:r>
+          </w:p>
+        </w:tc>
+        <w:tc>
+          <w:tcPr>
+            <w:tcW w:w="2592" w:type="dxa"/>
+            <w:tcBorders>
+              <w:top w:val="single" w:sz="4" w:space="0" w:color="000000"/>
+              <w:left w:val="single" w:sz="4" w:space="0" w:color="000000"/>
+              <w:bottom w:val="single" w:sz="4" w:space="0" w:color="000000"/>
+              <w:right w:val="single" w:sz="4" w:space="0" w:color="000000"/>
+            </w:tcBorders>
+            <w:shd w:val="clear" w:color="auto" w:fill="D9EAF7"/>
+            <w:vAlign w:val="center"/>
+            <w:hideMark/>
+          </w:tcPr>
+          <w:p>
+            <w:pPr>
+              <w:spacing w:before="0" w:after="0" w:line="240" w:lineRule="auto"/>
+              <w:rPr>
+                <w:rFonts w:ascii="Aptos" w:eastAsia="Times New Roman" w:hAnsi="Aptos" w:cs="Segoe UI"/>
+                <w:color w:val="000000"/>
+                <w:kern w:val="0"/>
+                <w:sz w:val="21"/>
+                <w:szCs w:val="21"/>
+                <w:lang w:eastAsia="en-ZA"/>
+                <w14:ligatures w14:val="none"/>
+              </w:rPr>
+            </w:pPr>
+            <w:r>
+              <w:rPr>
+                <w:rFonts w:ascii="Aptos" w:eastAsia="Times New Roman" w:hAnsi="Aptos" w:cs="Segoe UI"/>
+                <w:b/>
+                <w:bCs/>
+                <w:color w:val="000000"/>
+                <w:kern w:val="0"/>
+                <w:sz w:val="18"/>
+                <w:szCs w:val="18"/>
+                <w:lang w:eastAsia="en-ZA"/>
+                <w14:ligatures w14:val="none"/>
+              </w:rPr>
+              <w:t>Later implementation / effect</w:t>
+            </w:r>
+          </w:p>
+        </w:tc>
+        <w:tc>
+          <w:tcPr>
+            <w:tcW w:w="2592" w:type="dxa"/>
+            <w:tcBorders>
+              <w:top w:val="single" w:sz="4" w:space="0" w:color="000000"/>
+              <w:left w:val="single" w:sz="4" w:space="0" w:color="000000"/>
+              <w:bottom w:val="single" w:sz="4" w:space="0" w:color="000000"/>
+              <w:right w:val="single" w:sz="4" w:space="0" w:color="000000"/>
+            </w:tcBorders>
+            <w:shd w:val="clear" w:color="auto" w:fill="D9EAF7"/>
+            <w:vAlign w:val="center"/>
+            <w:hideMark/>
+          </w:tcPr>
+          <w:p>
+            <w:pPr>
+              <w:spacing w:before="0" w:after="0" w:line="240" w:lineRule="auto"/>
+              <w:rPr>
+                <w:rFonts w:ascii="Aptos" w:eastAsia="Times New Roman" w:hAnsi="Aptos" w:cs="Segoe UI"/>
+                <w:color w:val="000000"/>
+                <w:kern w:val="0"/>
+                <w:sz w:val="21"/>
+                <w:szCs w:val="21"/>
+                <w:lang w:eastAsia="en-ZA"/>
+                <w14:ligatures w14:val="none"/>
+              </w:rPr>
+            </w:pPr>
+            <w:r>
+              <w:rPr>
+                <w:rFonts w:ascii="Aptos" w:eastAsia="Times New Roman" w:hAnsi="Aptos" w:cs="Segoe UI"/>
+                <w:b/>
+                <w:bCs/>
+                <w:color w:val="000000"/>
+                <w:kern w:val="0"/>
+                <w:sz w:val="18"/>
+                <w:szCs w:val="18"/>
+                <w:lang w:eastAsia="en-ZA"/>
+                <w14:ligatures w14:val="none"/>
+              </w:rPr>
+              <w:t>Main risk if delayed</w:t>
+            </w:r>
+          </w:p>
+        </w:tc>
+      </w:tr>
+      <w:tr>
+        <w:tc>
+          <w:tcPr>
+            <w:tcW w:w="2592" w:type="dxa"/>
+            <w:tcBorders>
+              <w:top w:val="single" w:sz="4" w:space="0" w:color="000000"/>
+              <w:left w:val="single" w:sz="4" w:space="0" w:color="000000"/>
+              <w:bottom w:val="single" w:sz="4" w:space="0" w:color="000000"/>
+              <w:right w:val="single" w:sz="4" w:space="0" w:color="000000"/>
+            </w:tcBorders>
+            <w:shd w:val="clear" w:color="auto" w:fill="FFFFFF"/>
+            <w:vAlign w:val="center"/>
+            <w:hideMark/>
+          </w:tcPr>
+          <w:p>
+            <w:pPr>
+              <w:spacing w:before="0" w:after="0" w:line="240" w:lineRule="auto"/>
+              <w:rPr>
+                <w:rFonts w:ascii="Aptos" w:eastAsia="Times New Roman" w:hAnsi="Aptos" w:cs="Segoe UI"/>
+                <w:color w:val="000000"/>
+                <w:kern w:val="0"/>
+                <w:sz w:val="21"/>
+                <w:szCs w:val="21"/>
+                <w:lang w:eastAsia="en-ZA"/>
+                <w14:ligatures w14:val="none"/>
+              </w:rPr>
+            </w:pPr>
+            <w:r>
+              <w:rPr>
+                <w:rFonts w:ascii="Aptos" w:eastAsia="Times New Roman" w:hAnsi="Aptos" w:cs="Segoe UI"/>
+                <w:b/>
+                <w:bCs/>
+                <w:color w:val="000000"/>
+                <w:kern w:val="0"/>
+                <w:sz w:val="17"/>
+                <w:szCs w:val="17"/>
+                <w:lang w:eastAsia="en-ZA"/>
+                <w14:ligatures w14:val="none"/>
+              </w:rPr>
+              <w:t>System &amp; Security Architecture</w:t>
+            </w:r>
+          </w:p>
+        </w:tc>
+        <w:tc>
+          <w:tcPr>
+            <w:tcW w:w="2592" w:type="dxa"/>
+            <w:tcBorders>
+              <w:top w:val="single" w:sz="4" w:space="0" w:color="000000"/>
+              <w:left w:val="single" w:sz="4" w:space="0" w:color="000000"/>
+              <w:bottom w:val="single" w:sz="4" w:space="0" w:color="000000"/>
+              <w:right w:val="single" w:sz="4" w:space="0" w:color="000000"/>
+            </w:tcBorders>
+            <w:shd w:val="clear" w:color="auto" w:fill="FFFFFF"/>
+            <w:vAlign w:val="center"/>
+            <w:hideMark/>
+          </w:tcPr>
+          <w:p>
+            <w:pPr>
+              <w:spacing w:before="0" w:after="0" w:line="240" w:lineRule="auto"/>
+              <w:rPr>
+                <w:rFonts w:ascii="Aptos" w:eastAsia="Times New Roman" w:hAnsi="Aptos" w:cs="Segoe UI"/>
+                <w:color w:val="000000"/>
+                <w:kern w:val="0"/>
+                <w:sz w:val="21"/>
+                <w:szCs w:val="21"/>
+                <w:lang w:eastAsia="en-ZA"/>
+                <w14:ligatures w14:val="none"/>
+              </w:rPr>
+            </w:pPr>
+            <w:r>
+              <w:rPr>
+                <w:rFonts w:ascii="Aptos" w:eastAsia="Times New Roman" w:hAnsi="Aptos" w:cs="Segoe UI"/>
+                <w:color w:val="000000"/>
+                <w:kern w:val="0"/>
+                <w:sz w:val="16"/>
+                <w:szCs w:val="16"/>
+                <w:lang w:eastAsia="en-ZA"/>
+                <w14:ligatures w14:val="none"/>
+              </w:rPr>
+              <w:t>Concept/inception and early requirements/design, before major structural commitments are made.</w:t>
+            </w:r>
+          </w:p>
+        </w:tc>
+        <w:tc>
+          <w:tcPr>
+            <w:tcW w:w="2592" w:type="dxa"/>
+            <w:tcBorders>
+              <w:top w:val="single" w:sz="4" w:space="0" w:color="000000"/>
+              <w:left w:val="single" w:sz="4" w:space="0" w:color="000000"/>
+              <w:bottom w:val="single" w:sz="4" w:space="0" w:color="000000"/>
+              <w:right w:val="single" w:sz="4" w:space="0" w:color="000000"/>
+            </w:tcBorders>
+            <w:shd w:val="clear" w:color="auto" w:fill="FFFFFF"/>
+            <w:vAlign w:val="center"/>
+            <w:hideMark/>
+          </w:tcPr>
+          <w:p>
+            <w:pPr>
+              <w:spacing w:before="0" w:after="0" w:line="240" w:lineRule="auto"/>
+              <w:rPr>
+                <w:rFonts w:ascii="Aptos" w:eastAsia="Times New Roman" w:hAnsi="Aptos" w:cs="Segoe UI"/>
+                <w:color w:val="000000"/>
+                <w:kern w:val="0"/>
+                <w:sz w:val="21"/>
+                <w:szCs w:val="21"/>
+                <w:lang w:eastAsia="en-ZA"/>
+                <w14:ligatures w14:val="none"/>
+              </w:rPr>
+            </w:pPr>
+            <w:r>
+              <w:rPr>
+                <w:rFonts w:ascii="Aptos" w:eastAsia="Times New Roman" w:hAnsi="Aptos" w:cs="Segoe UI"/>
+                <w:color w:val="000000"/>
+                <w:kern w:val="0"/>
+                <w:sz w:val="16"/>
+                <w:szCs w:val="16"/>
+                <w:lang w:eastAsia="en-ZA"/>
+                <w14:ligatures w14:val="none"/>
+              </w:rPr>
+              <w:t>During detailed design and development, then continuously during testing, deployment and operations.</w:t>
+            </w:r>
+          </w:p>
+        </w:tc>
+        <w:tc>
+          <w:tcPr>
+            <w:tcW w:w="2592" w:type="dxa"/>
+            <w:tcBorders>
+              <w:top w:val="single" w:sz="4" w:space="0" w:color="000000"/>
+              <w:left w:val="single" w:sz="4" w:space="0" w:color="000000"/>
+              <w:bottom w:val="single" w:sz="4" w:space="0" w:color="000000"/>
+              <w:right w:val="single" w:sz="4" w:space="0" w:color="000000"/>
+            </w:tcBorders>
+            <w:shd w:val="clear" w:color="auto" w:fill="FFFFFF"/>
+            <w:vAlign w:val="center"/>
+            <w:hideMark/>
+          </w:tcPr>
+          <w:p>
+            <w:pPr>
+              <w:spacing w:before="0" w:after="0" w:line="240" w:lineRule="auto"/>
+              <w:rPr>
+                <w:rFonts w:ascii="Aptos" w:eastAsia="Times New Roman" w:hAnsi="Aptos" w:cs="Segoe UI"/>
+                <w:color w:val="000000"/>
+                <w:kern w:val="0"/>
+                <w:sz w:val="21"/>
+                <w:szCs w:val="21"/>
+                <w:lang w:eastAsia="en-ZA"/>
+                <w14:ligatures w14:val="none"/>
+              </w:rPr>
+            </w:pPr>
+            <w:r>
+              <w:rPr>
+                <w:rFonts w:ascii="Aptos" w:eastAsia="Times New Roman" w:hAnsi="Aptos" w:cs="Segoe UI"/>
+                <w:color w:val="000000"/>
+                <w:kern w:val="0"/>
+                <w:sz w:val="16"/>
+                <w:szCs w:val="16"/>
+                <w:lang w:eastAsia="en-ZA"/>
+                <w14:ligatures w14:val="none"/>
+              </w:rPr>
+              <w:t>Security and architectural changes may require restructuring already-built components, increasing rework and leaving vulnerabilities or architectural debt.</w:t>
+            </w:r>
+          </w:p>
+        </w:tc>
+      </w:tr>
+      <w:tr>
+        <w:tc>
+          <w:tcPr>
+            <w:tcW w:w="2592" w:type="dxa"/>
+            <w:tcBorders>
+              <w:top w:val="single" w:sz="4" w:space="0" w:color="000000"/>
+              <w:left w:val="single" w:sz="4" w:space="0" w:color="000000"/>
+              <w:bottom w:val="single" w:sz="4" w:space="0" w:color="000000"/>
+              <w:right w:val="single" w:sz="4" w:space="0" w:color="000000"/>
+            </w:tcBorders>
+            <w:shd w:val="clear" w:color="auto" w:fill="FFFFFF"/>
+            <w:vAlign w:val="center"/>
+            <w:hideMark/>
+          </w:tcPr>
+          <w:p>
+            <w:pPr>
+              <w:spacing w:before="0" w:after="0" w:line="240" w:lineRule="auto"/>
+              <w:rPr>
+                <w:rFonts w:ascii="Aptos" w:eastAsia="Times New Roman" w:hAnsi="Aptos" w:cs="Segoe UI"/>
+                <w:color w:val="000000"/>
+                <w:kern w:val="0"/>
+                <w:sz w:val="21"/>
+                <w:szCs w:val="21"/>
+                <w:lang w:eastAsia="en-ZA"/>
+                <w14:ligatures w14:val="none"/>
+              </w:rPr>
+            </w:pPr>
+            <w:r>
+              <w:rPr>
+                <w:rFonts w:ascii="Aptos" w:eastAsia="Times New Roman" w:hAnsi="Aptos" w:cs="Segoe UI"/>
+                <w:b/>
+                <w:bCs/>
+                <w:color w:val="000000"/>
+                <w:kern w:val="0"/>
+                <w:sz w:val="17"/>
+                <w:szCs w:val="17"/>
+                <w:lang w:eastAsia="en-ZA"/>
+                <w14:ligatures w14:val="none"/>
+              </w:rPr>
+              <w:t>Data Architecture &amp; Persistence Strategy</w:t>
+            </w:r>
+          </w:p>
+        </w:tc>
+        <w:tc>
+          <w:tcPr>
+            <w:tcW w:w="2592" w:type="dxa"/>
+            <w:tcBorders>
+              <w:top w:val="single" w:sz="4" w:space="0" w:color="000000"/>
+              <w:left w:val="single" w:sz="4" w:space="0" w:color="000000"/>
+              <w:bottom w:val="single" w:sz="4" w:space="0" w:color="000000"/>
+              <w:right w:val="single" w:sz="4" w:space="0" w:color="000000"/>
+            </w:tcBorders>
+            <w:shd w:val="clear" w:color="auto" w:fill="FFFFFF"/>
+            <w:vAlign w:val="center"/>
+            <w:hideMark/>
+          </w:tcPr>
+          <w:p>
+            <w:pPr>
+              <w:spacing w:before="0" w:after="0" w:line="240" w:lineRule="auto"/>
+              <w:rPr>
+                <w:rFonts w:ascii="Aptos" w:eastAsia="Times New Roman" w:hAnsi="Aptos" w:cs="Segoe UI"/>
+                <w:color w:val="000000"/>
+                <w:kern w:val="0"/>
+                <w:sz w:val="21"/>
+                <w:szCs w:val="21"/>
+                <w:lang w:eastAsia="en-ZA"/>
+                <w14:ligatures w14:val="none"/>
+              </w:rPr>
+            </w:pPr>
+            <w:r>
+              <w:rPr>
+                <w:rFonts w:ascii="Aptos" w:eastAsia="Times New Roman" w:hAnsi="Aptos" w:cs="Segoe UI"/>
+                <w:color w:val="000000"/>
+                <w:kern w:val="0"/>
+                <w:sz w:val="16"/>
+                <w:szCs w:val="16"/>
+                <w:lang w:eastAsia="en-ZA"/>
+                <w14:ligatures w14:val="none"/>
+              </w:rPr>
+              <w:t>Requirements analysis and domain/data modelling, before a</w:t>
+            </w:r>
+            <w:bookmarkStart w:id="2" w:name="_GoBack"/>
+            <w:bookmarkEnd w:id="2"/>
+            <w:r>
+              <w:rPr>
+                <w:rFonts w:ascii="Aptos" w:eastAsia="Times New Roman" w:hAnsi="Aptos" w:cs="Segoe UI"/>
+                <w:color w:val="000000"/>
+                <w:kern w:val="0"/>
+                <w:sz w:val="16"/>
+                <w:szCs w:val="16"/>
+                <w:lang w:eastAsia="en-ZA"/>
+                <w14:ligatures w14:val="none"/>
+              </w:rPr>
+              <w:t>pplication features become dependent on a persistent structure.</w:t>
+            </w:r>
+          </w:p>
+        </w:tc>
+        <w:tc>
+          <w:tcPr>
+            <w:tcW w:w="2592" w:type="dxa"/>
+            <w:tcBorders>
+              <w:top w:val="single" w:sz="4" w:space="0" w:color="000000"/>
+              <w:left w:val="single" w:sz="4" w:space="0" w:color="000000"/>
+              <w:bottom w:val="single" w:sz="4" w:space="0" w:color="000000"/>
+              <w:right w:val="single" w:sz="4" w:space="0" w:color="000000"/>
+            </w:tcBorders>
+            <w:shd w:val="clear" w:color="auto" w:fill="FFFFFF"/>
+            <w:vAlign w:val="center"/>
+            <w:hideMark/>
+          </w:tcPr>
+          <w:p>
+            <w:pPr>
+              <w:spacing w:before="0" w:after="0" w:line="240" w:lineRule="auto"/>
+              <w:rPr>
+                <w:rFonts w:ascii="Aptos" w:eastAsia="Times New Roman" w:hAnsi="Aptos" w:cs="Segoe UI"/>
+                <w:color w:val="000000"/>
+                <w:kern w:val="0"/>
+                <w:sz w:val="21"/>
+                <w:szCs w:val="21"/>
+                <w:lang w:eastAsia="en-ZA"/>
+                <w14:ligatures w14:val="none"/>
+              </w:rPr>
+            </w:pPr>
+            <w:r>
+              <w:rPr>
+                <w:rFonts w:ascii="Aptos" w:eastAsia="Times New Roman" w:hAnsi="Aptos" w:cs="Segoe UI"/>
+                <w:color w:val="000000"/>
+                <w:kern w:val="0"/>
+                <w:sz w:val="16"/>
+                <w:szCs w:val="16"/>
+                <w:lang w:eastAsia="en-ZA"/>
+                <w14:ligatures w14:val="none"/>
+              </w:rPr>
+              <w:t>During schema/database design and development, then through migration, scaling, backup and recovery operations.</w:t>
+            </w:r>
+          </w:p>
+        </w:tc>
+        <w:tc>
+          <w:tcPr>
+            <w:tcW w:w="2592" w:type="dxa"/>
+            <w:tcBorders>
+              <w:top w:val="single" w:sz="4" w:space="0" w:color="000000"/>
+              <w:left w:val="single" w:sz="4" w:space="0" w:color="000000"/>
+              <w:bottom w:val="single" w:sz="4" w:space="0" w:color="000000"/>
+              <w:right w:val="single" w:sz="4" w:space="0" w:color="000000"/>
+            </w:tcBorders>
+            <w:shd w:val="clear" w:color="auto" w:fill="FFFFFF"/>
+            <w:vAlign w:val="center"/>
+            <w:hideMark/>
+          </w:tcPr>
+          <w:p>
+            <w:pPr>
+              <w:spacing w:before="0" w:after="0" w:line="240" w:lineRule="auto"/>
+              <w:rPr>
+                <w:rFonts w:ascii="Aptos" w:eastAsia="Times New Roman" w:hAnsi="Aptos" w:cs="Segoe UI"/>
+                <w:color w:val="000000"/>
+                <w:kern w:val="0"/>
+                <w:sz w:val="21"/>
+                <w:szCs w:val="21"/>
+                <w:lang w:eastAsia="en-ZA"/>
+                <w14:ligatures w14:val="none"/>
+              </w:rPr>
+            </w:pPr>
+            <w:r>
+              <w:rPr>
+                <w:rFonts w:ascii="Aptos" w:eastAsia="Times New Roman" w:hAnsi="Aptos" w:cs="Segoe UI"/>
+                <w:color w:val="000000"/>
+                <w:kern w:val="0"/>
+                <w:sz w:val="16"/>
+                <w:szCs w:val="16"/>
+                <w:lang w:eastAsia="en-ZA"/>
+                <w14:ligatures w14:val="none"/>
+              </w:rPr>
+              <w:t xml:space="preserve">An unsuitable persistence model can become embedded throughout </w:t>
+            </w:r>
+            <w:proofErr w:type="gramStart"/>
+            <w:r>
+              <w:rPr>
+                <w:rFonts w:ascii="Aptos" w:eastAsia="Times New Roman" w:hAnsi="Aptos" w:cs="Segoe UI"/>
+                <w:color w:val="000000"/>
+                <w:kern w:val="0"/>
+                <w:sz w:val="16"/>
+                <w:szCs w:val="16"/>
+                <w:lang w:eastAsia="en-ZA"/>
+                <w14:ligatures w14:val="none"/>
+              </w:rPr>
+              <w:t>the codebase</w:t>
+            </w:r>
+            <w:proofErr w:type="gramEnd"/>
+            <w:r>
+              <w:rPr>
+                <w:rFonts w:ascii="Aptos" w:eastAsia="Times New Roman" w:hAnsi="Aptos" w:cs="Segoe UI"/>
+                <w:color w:val="000000"/>
+                <w:kern w:val="0"/>
+                <w:sz w:val="16"/>
+                <w:szCs w:val="16"/>
+                <w:lang w:eastAsia="en-ZA"/>
+                <w14:ligatures w14:val="none"/>
+              </w:rPr>
+              <w:t>, making migrations, performance improvements and consistency changes more expensive.</w:t>
+            </w:r>
+          </w:p>
+        </w:tc>
+      </w:tr>
+      <w:tr>
+        <w:tc>
+          <w:tcPr>
+            <w:tcW w:w="2592" w:type="dxa"/>
+            <w:tcBorders>
+              <w:top w:val="single" w:sz="4" w:space="0" w:color="000000"/>
+              <w:left w:val="single" w:sz="4" w:space="0" w:color="000000"/>
+              <w:bottom w:val="single" w:sz="4" w:space="0" w:color="000000"/>
+              <w:right w:val="single" w:sz="4" w:space="0" w:color="000000"/>
+            </w:tcBorders>
+            <w:shd w:val="clear" w:color="auto" w:fill="FFFFFF"/>
+            <w:vAlign w:val="center"/>
+            <w:hideMark/>
+          </w:tcPr>
+          <w:p>
+            <w:pPr>
+              <w:spacing w:before="0" w:after="0" w:line="240" w:lineRule="auto"/>
+              <w:rPr>
+                <w:rFonts w:ascii="Aptos" w:eastAsia="Times New Roman" w:hAnsi="Aptos" w:cs="Segoe UI"/>
+                <w:color w:val="000000"/>
+                <w:kern w:val="0"/>
+                <w:sz w:val="21"/>
+                <w:szCs w:val="21"/>
+                <w:lang w:eastAsia="en-ZA"/>
+                <w14:ligatures w14:val="none"/>
+              </w:rPr>
+            </w:pPr>
+            <w:r>
+              <w:rPr>
+                <w:rFonts w:ascii="Aptos" w:eastAsia="Times New Roman" w:hAnsi="Aptos" w:cs="Segoe UI"/>
+                <w:b/>
+                <w:bCs/>
+                <w:color w:val="000000"/>
+                <w:kern w:val="0"/>
+                <w:sz w:val="17"/>
+                <w:szCs w:val="17"/>
+                <w:lang w:eastAsia="en-ZA"/>
+                <w14:ligatures w14:val="none"/>
+              </w:rPr>
+              <w:t>Non-Functional Requirements &amp; Infrastructure Alignment</w:t>
+            </w:r>
+          </w:p>
+        </w:tc>
+        <w:tc>
+          <w:tcPr>
+            <w:tcW w:w="2592" w:type="dxa"/>
+            <w:tcBorders>
+              <w:top w:val="single" w:sz="4" w:space="0" w:color="000000"/>
+              <w:left w:val="single" w:sz="4" w:space="0" w:color="000000"/>
+              <w:bottom w:val="single" w:sz="4" w:space="0" w:color="000000"/>
+              <w:right w:val="single" w:sz="4" w:space="0" w:color="000000"/>
+            </w:tcBorders>
+            <w:shd w:val="clear" w:color="auto" w:fill="FFFFFF"/>
+            <w:vAlign w:val="center"/>
+            <w:hideMark/>
+          </w:tcPr>
+          <w:p>
+            <w:pPr>
+              <w:spacing w:before="0" w:after="0" w:line="240" w:lineRule="auto"/>
+              <w:rPr>
+                <w:rFonts w:ascii="Aptos" w:eastAsia="Times New Roman" w:hAnsi="Aptos" w:cs="Segoe UI"/>
+                <w:color w:val="000000"/>
+                <w:kern w:val="0"/>
+                <w:sz w:val="21"/>
+                <w:szCs w:val="21"/>
+                <w:lang w:eastAsia="en-ZA"/>
+                <w14:ligatures w14:val="none"/>
+              </w:rPr>
+            </w:pPr>
+            <w:r>
+              <w:rPr>
+                <w:rFonts w:ascii="Aptos" w:eastAsia="Times New Roman" w:hAnsi="Aptos" w:cs="Segoe UI"/>
+                <w:color w:val="000000"/>
+                <w:kern w:val="0"/>
+                <w:sz w:val="16"/>
+                <w:szCs w:val="16"/>
+                <w:lang w:eastAsia="en-ZA"/>
+                <w14:ligatures w14:val="none"/>
+              </w:rPr>
+              <w:t>Early discovery and requirements elaboration, before the system's design is fixed around functional requirements alone.</w:t>
+            </w:r>
+          </w:p>
+        </w:tc>
+        <w:tc>
+          <w:tcPr>
+            <w:tcW w:w="2592" w:type="dxa"/>
+            <w:tcBorders>
+              <w:top w:val="single" w:sz="4" w:space="0" w:color="000000"/>
+              <w:left w:val="single" w:sz="4" w:space="0" w:color="000000"/>
+              <w:bottom w:val="single" w:sz="4" w:space="0" w:color="000000"/>
+              <w:right w:val="single" w:sz="4" w:space="0" w:color="000000"/>
+            </w:tcBorders>
+            <w:shd w:val="clear" w:color="auto" w:fill="FFFFFF"/>
+            <w:vAlign w:val="center"/>
+            <w:hideMark/>
+          </w:tcPr>
+          <w:p>
+            <w:pPr>
+              <w:spacing w:before="0" w:after="0" w:line="240" w:lineRule="auto"/>
+              <w:rPr>
+                <w:rFonts w:ascii="Aptos" w:eastAsia="Times New Roman" w:hAnsi="Aptos" w:cs="Segoe UI"/>
+                <w:color w:val="000000"/>
+                <w:kern w:val="0"/>
+                <w:sz w:val="21"/>
+                <w:szCs w:val="21"/>
+                <w:lang w:eastAsia="en-ZA"/>
+                <w14:ligatures w14:val="none"/>
+              </w:rPr>
+            </w:pPr>
+            <w:r>
+              <w:rPr>
+                <w:rFonts w:ascii="Aptos" w:eastAsia="Times New Roman" w:hAnsi="Aptos" w:cs="Segoe UI"/>
+                <w:color w:val="000000"/>
+                <w:kern w:val="0"/>
+                <w:sz w:val="16"/>
+                <w:szCs w:val="16"/>
+                <w:lang w:eastAsia="en-ZA"/>
+                <w14:ligatures w14:val="none"/>
+              </w:rPr>
+              <w:t>During architecture/design, integration and performance testing, and especially during deployment and production operations.</w:t>
+            </w:r>
+          </w:p>
+        </w:tc>
+        <w:tc>
+          <w:tcPr>
+            <w:tcW w:w="2592" w:type="dxa"/>
+            <w:tcBorders>
+              <w:top w:val="single" w:sz="4" w:space="0" w:color="000000"/>
+              <w:left w:val="single" w:sz="4" w:space="0" w:color="000000"/>
+              <w:bottom w:val="single" w:sz="4" w:space="0" w:color="000000"/>
+              <w:right w:val="single" w:sz="4" w:space="0" w:color="000000"/>
+            </w:tcBorders>
+            <w:shd w:val="clear" w:color="auto" w:fill="FFFFFF"/>
+            <w:vAlign w:val="center"/>
+            <w:hideMark/>
+          </w:tcPr>
+          <w:p>
+            <w:pPr>
+              <w:spacing w:before="0" w:after="0" w:line="240" w:lineRule="auto"/>
+              <w:rPr>
+                <w:rFonts w:ascii="Aptos" w:eastAsia="Times New Roman" w:hAnsi="Aptos" w:cs="Segoe UI"/>
+                <w:color w:val="000000"/>
+                <w:kern w:val="0"/>
+                <w:sz w:val="21"/>
+                <w:szCs w:val="21"/>
+                <w:lang w:eastAsia="en-ZA"/>
+                <w14:ligatures w14:val="none"/>
+              </w:rPr>
+            </w:pPr>
+            <w:r>
+              <w:rPr>
+                <w:rFonts w:ascii="Aptos" w:eastAsia="Times New Roman" w:hAnsi="Aptos" w:cs="Segoe UI"/>
+                <w:color w:val="000000"/>
+                <w:kern w:val="0"/>
+                <w:sz w:val="16"/>
+                <w:szCs w:val="16"/>
+                <w:lang w:eastAsia="en-ZA"/>
+                <w14:ligatures w14:val="none"/>
+              </w:rPr>
+              <w:t>A system may satisfy functional requirements but fail under realistic load or operational conditions, forcing architecture changes late in the lifecycle.</w:t>
+            </w:r>
+          </w:p>
+        </w:tc>
+      </w:tr>
+      <w:tr>
+        <w:tc>
+          <w:tcPr>
+            <w:tcW w:w="2592" w:type="dxa"/>
+            <w:tcBorders>
+              <w:top w:val="single" w:sz="4" w:space="0" w:color="000000"/>
+              <w:left w:val="single" w:sz="4" w:space="0" w:color="000000"/>
+              <w:bottom w:val="single" w:sz="4" w:space="0" w:color="000000"/>
+              <w:right w:val="single" w:sz="4" w:space="0" w:color="000000"/>
+            </w:tcBorders>
+            <w:shd w:val="clear" w:color="auto" w:fill="FFFFFF"/>
+            <w:vAlign w:val="center"/>
+            <w:hideMark/>
+          </w:tcPr>
+          <w:p>
+            <w:pPr>
+              <w:spacing w:before="0" w:after="0" w:line="240" w:lineRule="auto"/>
+              <w:rPr>
+                <w:rFonts w:ascii="Aptos" w:eastAsia="Times New Roman" w:hAnsi="Aptos" w:cs="Segoe UI"/>
+                <w:color w:val="000000"/>
+                <w:kern w:val="0"/>
+                <w:sz w:val="21"/>
+                <w:szCs w:val="21"/>
+                <w:lang w:eastAsia="en-ZA"/>
+                <w14:ligatures w14:val="none"/>
+              </w:rPr>
+            </w:pPr>
+            <w:r>
+              <w:rPr>
+                <w:rFonts w:ascii="Aptos" w:eastAsia="Times New Roman" w:hAnsi="Aptos" w:cs="Segoe UI"/>
+                <w:b/>
+                <w:bCs/>
+                <w:color w:val="000000"/>
+                <w:kern w:val="0"/>
+                <w:sz w:val="17"/>
+                <w:szCs w:val="17"/>
+                <w:lang w:eastAsia="en-ZA"/>
+                <w14:ligatures w14:val="none"/>
+              </w:rPr>
+              <w:t>DevOps Automation &amp; CI/CD Strategy</w:t>
+            </w:r>
+          </w:p>
+        </w:tc>
+        <w:tc>
+          <w:tcPr>
+            <w:tcW w:w="2592" w:type="dxa"/>
+            <w:tcBorders>
+              <w:top w:val="single" w:sz="4" w:space="0" w:color="000000"/>
+              <w:left w:val="single" w:sz="4" w:space="0" w:color="000000"/>
+              <w:bottom w:val="single" w:sz="4" w:space="0" w:color="000000"/>
+              <w:right w:val="single" w:sz="4" w:space="0" w:color="000000"/>
+            </w:tcBorders>
+            <w:shd w:val="clear" w:color="auto" w:fill="FFFFFF"/>
+            <w:vAlign w:val="center"/>
+            <w:hideMark/>
+          </w:tcPr>
+          <w:p>
+            <w:pPr>
+              <w:spacing w:before="0" w:after="0" w:line="240" w:lineRule="auto"/>
+              <w:rPr>
+                <w:rFonts w:ascii="Aptos" w:eastAsia="Times New Roman" w:hAnsi="Aptos" w:cs="Segoe UI"/>
+                <w:color w:val="000000"/>
+                <w:kern w:val="0"/>
+                <w:sz w:val="21"/>
+                <w:szCs w:val="21"/>
+                <w:lang w:eastAsia="en-ZA"/>
+                <w14:ligatures w14:val="none"/>
+              </w:rPr>
+            </w:pPr>
+            <w:r>
+              <w:rPr>
+                <w:rFonts w:ascii="Aptos" w:eastAsia="Times New Roman" w:hAnsi="Aptos" w:cs="Segoe UI"/>
+                <w:color w:val="000000"/>
+                <w:kern w:val="0"/>
+                <w:sz w:val="16"/>
+                <w:szCs w:val="16"/>
+                <w:lang w:eastAsia="en-ZA"/>
+                <w14:ligatures w14:val="none"/>
+              </w:rPr>
+              <w:t>Project setup/Sprint 0, once the development workflow and environments are established.</w:t>
+            </w:r>
+          </w:p>
+        </w:tc>
+        <w:tc>
+          <w:tcPr>
+            <w:tcW w:w="2592" w:type="dxa"/>
+            <w:tcBorders>
+              <w:top w:val="single" w:sz="4" w:space="0" w:color="000000"/>
+              <w:left w:val="single" w:sz="4" w:space="0" w:color="000000"/>
+              <w:bottom w:val="single" w:sz="4" w:space="0" w:color="000000"/>
+              <w:right w:val="single" w:sz="4" w:space="0" w:color="000000"/>
+            </w:tcBorders>
+            <w:shd w:val="clear" w:color="auto" w:fill="FFFFFF"/>
+            <w:vAlign w:val="center"/>
+            <w:hideMark/>
+          </w:tcPr>
+          <w:p>
+            <w:pPr>
+              <w:spacing w:before="0" w:after="0" w:line="240" w:lineRule="auto"/>
+              <w:rPr>
+                <w:rFonts w:ascii="Aptos" w:eastAsia="Times New Roman" w:hAnsi="Aptos" w:cs="Segoe UI"/>
+                <w:color w:val="000000"/>
+                <w:kern w:val="0"/>
+                <w:sz w:val="21"/>
+                <w:szCs w:val="21"/>
+                <w:lang w:eastAsia="en-ZA"/>
+                <w14:ligatures w14:val="none"/>
+              </w:rPr>
+            </w:pPr>
+            <w:r>
+              <w:rPr>
+                <w:rFonts w:ascii="Aptos" w:eastAsia="Times New Roman" w:hAnsi="Aptos" w:cs="Segoe UI"/>
+                <w:color w:val="000000"/>
+                <w:kern w:val="0"/>
+                <w:sz w:val="16"/>
+                <w:szCs w:val="16"/>
+                <w:lang w:eastAsia="en-ZA"/>
+                <w14:ligatures w14:val="none"/>
+              </w:rPr>
+              <w:t>Throughout development and testing, and continuously during release and operations.</w:t>
+            </w:r>
+          </w:p>
+        </w:tc>
+        <w:tc>
+          <w:tcPr>
+            <w:tcW w:w="2592" w:type="dxa"/>
+            <w:tcBorders>
+              <w:top w:val="single" w:sz="4" w:space="0" w:color="000000"/>
+              <w:left w:val="single" w:sz="4" w:space="0" w:color="000000"/>
+              <w:bottom w:val="single" w:sz="4" w:space="0" w:color="000000"/>
+              <w:right w:val="single" w:sz="4" w:space="0" w:color="000000"/>
+            </w:tcBorders>
+            <w:shd w:val="clear" w:color="auto" w:fill="FFFFFF"/>
+            <w:vAlign w:val="center"/>
+            <w:hideMark/>
+          </w:tcPr>
+          <w:p>
+            <w:pPr>
+              <w:spacing w:before="0" w:after="0" w:line="240" w:lineRule="auto"/>
+              <w:rPr>
+                <w:rFonts w:ascii="Aptos" w:eastAsia="Times New Roman" w:hAnsi="Aptos" w:cs="Segoe UI"/>
+                <w:color w:val="000000"/>
+                <w:kern w:val="0"/>
+                <w:sz w:val="21"/>
+                <w:szCs w:val="21"/>
+                <w:lang w:eastAsia="en-ZA"/>
+                <w14:ligatures w14:val="none"/>
+              </w:rPr>
+            </w:pPr>
+            <w:r>
+              <w:rPr>
+                <w:rFonts w:ascii="Aptos" w:eastAsia="Times New Roman" w:hAnsi="Aptos" w:cs="Segoe UI"/>
+                <w:color w:val="000000"/>
+                <w:kern w:val="0"/>
+                <w:sz w:val="16"/>
+                <w:szCs w:val="16"/>
+                <w:lang w:eastAsia="en-ZA"/>
+                <w14:ligatures w14:val="none"/>
+              </w:rPr>
+              <w:t>Manual integration and release processes accumulate friction and make defects harder to isolate.</w:t>
+            </w:r>
+          </w:p>
+        </w:tc>
+      </w:tr>
+      <w:tr>
+        <w:tc>
+          <w:tcPr>
+            <w:tcW w:w="2592" w:type="dxa"/>
+            <w:tcBorders>
+              <w:top w:val="single" w:sz="4" w:space="0" w:color="000000"/>
+              <w:left w:val="single" w:sz="4" w:space="0" w:color="000000"/>
+              <w:bottom w:val="single" w:sz="4" w:space="0" w:color="000000"/>
+              <w:right w:val="single" w:sz="4" w:space="0" w:color="000000"/>
+            </w:tcBorders>
+            <w:shd w:val="clear" w:color="auto" w:fill="FFFFFF"/>
+            <w:vAlign w:val="center"/>
+            <w:hideMark/>
+          </w:tcPr>
+          <w:p>
+            <w:pPr>
+              <w:spacing w:before="0" w:after="0" w:line="240" w:lineRule="auto"/>
+              <w:rPr>
+                <w:rFonts w:ascii="Aptos" w:eastAsia="Times New Roman" w:hAnsi="Aptos" w:cs="Segoe UI"/>
+                <w:color w:val="000000"/>
+                <w:kern w:val="0"/>
+                <w:sz w:val="21"/>
+                <w:szCs w:val="21"/>
+                <w:lang w:eastAsia="en-ZA"/>
+                <w14:ligatures w14:val="none"/>
+              </w:rPr>
+            </w:pPr>
+            <w:r>
+              <w:rPr>
+                <w:rFonts w:ascii="Aptos" w:eastAsia="Times New Roman" w:hAnsi="Aptos" w:cs="Segoe UI"/>
+                <w:b/>
+                <w:bCs/>
+                <w:color w:val="000000"/>
+                <w:kern w:val="0"/>
+                <w:sz w:val="17"/>
+                <w:szCs w:val="17"/>
+                <w:lang w:eastAsia="en-ZA"/>
+                <w14:ligatures w14:val="none"/>
+              </w:rPr>
+              <w:t>Integration Strategy &amp; External API Boundaries</w:t>
+            </w:r>
+          </w:p>
+        </w:tc>
+        <w:tc>
+          <w:tcPr>
+            <w:tcW w:w="2592" w:type="dxa"/>
+            <w:tcBorders>
+              <w:top w:val="single" w:sz="4" w:space="0" w:color="000000"/>
+              <w:left w:val="single" w:sz="4" w:space="0" w:color="000000"/>
+              <w:bottom w:val="single" w:sz="4" w:space="0" w:color="000000"/>
+              <w:right w:val="single" w:sz="4" w:space="0" w:color="000000"/>
+            </w:tcBorders>
+            <w:shd w:val="clear" w:color="auto" w:fill="FFFFFF"/>
+            <w:vAlign w:val="center"/>
+            <w:hideMark/>
+          </w:tcPr>
+          <w:p>
+            <w:pPr>
+              <w:spacing w:before="0" w:after="0" w:line="240" w:lineRule="auto"/>
+              <w:rPr>
+                <w:rFonts w:ascii="Aptos" w:eastAsia="Times New Roman" w:hAnsi="Aptos" w:cs="Segoe UI"/>
+                <w:color w:val="000000"/>
+                <w:kern w:val="0"/>
+                <w:sz w:val="21"/>
+                <w:szCs w:val="21"/>
+                <w:lang w:eastAsia="en-ZA"/>
+                <w14:ligatures w14:val="none"/>
+              </w:rPr>
+            </w:pPr>
+            <w:r>
+              <w:rPr>
+                <w:rFonts w:ascii="Aptos" w:eastAsia="Times New Roman" w:hAnsi="Aptos" w:cs="Segoe UI"/>
+                <w:color w:val="000000"/>
+                <w:kern w:val="0"/>
+                <w:sz w:val="16"/>
+                <w:szCs w:val="16"/>
+                <w:lang w:eastAsia="en-ZA"/>
+                <w14:ligatures w14:val="none"/>
+              </w:rPr>
+              <w:t>High-level architecture and design, before independent components or third-party integrations are deeply coupled.</w:t>
+            </w:r>
+          </w:p>
+        </w:tc>
+        <w:tc>
+          <w:tcPr>
+            <w:tcW w:w="2592" w:type="dxa"/>
+            <w:tcBorders>
+              <w:top w:val="single" w:sz="4" w:space="0" w:color="000000"/>
+              <w:left w:val="single" w:sz="4" w:space="0" w:color="000000"/>
+              <w:bottom w:val="single" w:sz="4" w:space="0" w:color="000000"/>
+              <w:right w:val="single" w:sz="4" w:space="0" w:color="000000"/>
+            </w:tcBorders>
+            <w:shd w:val="clear" w:color="auto" w:fill="FFFFFF"/>
+            <w:vAlign w:val="center"/>
+            <w:hideMark/>
+          </w:tcPr>
+          <w:p>
+            <w:pPr>
+              <w:spacing w:before="0" w:after="0" w:line="240" w:lineRule="auto"/>
+              <w:rPr>
+                <w:rFonts w:ascii="Aptos" w:eastAsia="Times New Roman" w:hAnsi="Aptos" w:cs="Segoe UI"/>
+                <w:color w:val="000000"/>
+                <w:kern w:val="0"/>
+                <w:sz w:val="21"/>
+                <w:szCs w:val="21"/>
+                <w:lang w:eastAsia="en-ZA"/>
+                <w14:ligatures w14:val="none"/>
+              </w:rPr>
+            </w:pPr>
+            <w:r>
+              <w:rPr>
+                <w:rFonts w:ascii="Aptos" w:eastAsia="Times New Roman" w:hAnsi="Aptos" w:cs="Segoe UI"/>
+                <w:color w:val="000000"/>
+                <w:kern w:val="0"/>
+                <w:sz w:val="16"/>
+                <w:szCs w:val="16"/>
+                <w:lang w:eastAsia="en-ZA"/>
+                <w14:ligatures w14:val="none"/>
+              </w:rPr>
+              <w:t>During API/component development, integration testing and production operations.</w:t>
+            </w:r>
+          </w:p>
+        </w:tc>
+        <w:tc>
+          <w:tcPr>
+            <w:tcW w:w="2592" w:type="dxa"/>
+            <w:tcBorders>
+              <w:top w:val="single" w:sz="4" w:space="0" w:color="000000"/>
+              <w:left w:val="single" w:sz="4" w:space="0" w:color="000000"/>
+              <w:bottom w:val="single" w:sz="4" w:space="0" w:color="000000"/>
+              <w:right w:val="single" w:sz="4" w:space="0" w:color="000000"/>
+            </w:tcBorders>
+            <w:shd w:val="clear" w:color="auto" w:fill="FFFFFF"/>
+            <w:vAlign w:val="center"/>
+            <w:hideMark/>
+          </w:tcPr>
+          <w:p>
+            <w:pPr>
+              <w:spacing w:before="0" w:after="0" w:line="240" w:lineRule="auto"/>
+              <w:rPr>
+                <w:rFonts w:ascii="Aptos" w:eastAsia="Times New Roman" w:hAnsi="Aptos" w:cs="Segoe UI"/>
+                <w:color w:val="000000"/>
+                <w:kern w:val="0"/>
+                <w:sz w:val="21"/>
+                <w:szCs w:val="21"/>
+                <w:lang w:eastAsia="en-ZA"/>
+                <w14:ligatures w14:val="none"/>
+              </w:rPr>
+            </w:pPr>
+            <w:r>
+              <w:rPr>
+                <w:rFonts w:ascii="Aptos" w:eastAsia="Times New Roman" w:hAnsi="Aptos" w:cs="Segoe UI"/>
+                <w:color w:val="000000"/>
+                <w:kern w:val="0"/>
+                <w:sz w:val="16"/>
+                <w:szCs w:val="16"/>
+                <w:lang w:eastAsia="en-ZA"/>
+                <w14:ligatures w14:val="none"/>
+              </w:rPr>
+              <w:t>Components can become tightly coupled, and changes to an external service can propagate failures or require widespread rework.</w:t>
+            </w:r>
+          </w:p>
+        </w:tc>
+      </w:tr>
+      <w:tr>
+        <w:tc>
+          <w:tcPr>
+            <w:tcW w:w="2592" w:type="dxa"/>
+            <w:tcBorders>
+              <w:top w:val="single" w:sz="4" w:space="0" w:color="000000"/>
+              <w:left w:val="single" w:sz="4" w:space="0" w:color="000000"/>
+              <w:bottom w:val="single" w:sz="4" w:space="0" w:color="000000"/>
+              <w:right w:val="single" w:sz="4" w:space="0" w:color="000000"/>
+            </w:tcBorders>
+            <w:shd w:val="clear" w:color="auto" w:fill="FFFFFF"/>
+            <w:vAlign w:val="center"/>
+            <w:hideMark/>
+          </w:tcPr>
+          <w:p>
+            <w:pPr>
+              <w:spacing w:before="0" w:after="0" w:line="240" w:lineRule="auto"/>
+              <w:rPr>
+                <w:rFonts w:ascii="Aptos" w:eastAsia="Times New Roman" w:hAnsi="Aptos" w:cs="Segoe UI"/>
+                <w:color w:val="000000"/>
+                <w:kern w:val="0"/>
+                <w:sz w:val="21"/>
+                <w:szCs w:val="21"/>
+                <w:lang w:eastAsia="en-ZA"/>
+                <w14:ligatures w14:val="none"/>
+              </w:rPr>
+            </w:pPr>
+            <w:r>
+              <w:rPr>
+                <w:rFonts w:ascii="Aptos" w:eastAsia="Times New Roman" w:hAnsi="Aptos" w:cs="Segoe UI"/>
+                <w:b/>
+                <w:bCs/>
+                <w:color w:val="000000"/>
+                <w:kern w:val="0"/>
+                <w:sz w:val="17"/>
+                <w:szCs w:val="17"/>
+                <w:lang w:eastAsia="en-ZA"/>
+                <w14:ligatures w14:val="none"/>
+              </w:rPr>
+              <w:t>Regulatory Compliance, Governance &amp; Data Privacy</w:t>
+            </w:r>
+          </w:p>
+        </w:tc>
+        <w:tc>
+          <w:tcPr>
+            <w:tcW w:w="2592" w:type="dxa"/>
+            <w:tcBorders>
+              <w:top w:val="single" w:sz="4" w:space="0" w:color="000000"/>
+              <w:left w:val="single" w:sz="4" w:space="0" w:color="000000"/>
+              <w:bottom w:val="single" w:sz="4" w:space="0" w:color="000000"/>
+              <w:right w:val="single" w:sz="4" w:space="0" w:color="000000"/>
+            </w:tcBorders>
+            <w:shd w:val="clear" w:color="auto" w:fill="FFFFFF"/>
+            <w:vAlign w:val="center"/>
+            <w:hideMark/>
+          </w:tcPr>
+          <w:p>
+            <w:pPr>
+              <w:spacing w:before="0" w:after="0" w:line="240" w:lineRule="auto"/>
+              <w:rPr>
+                <w:rFonts w:ascii="Aptos" w:eastAsia="Times New Roman" w:hAnsi="Aptos" w:cs="Segoe UI"/>
+                <w:color w:val="000000"/>
+                <w:kern w:val="0"/>
+                <w:sz w:val="21"/>
+                <w:szCs w:val="21"/>
+                <w:lang w:eastAsia="en-ZA"/>
+                <w14:ligatures w14:val="none"/>
+              </w:rPr>
+            </w:pPr>
+            <w:r>
+              <w:rPr>
+                <w:rFonts w:ascii="Aptos" w:eastAsia="Times New Roman" w:hAnsi="Aptos" w:cs="Segoe UI"/>
+                <w:color w:val="000000"/>
+                <w:kern w:val="0"/>
+                <w:sz w:val="16"/>
+                <w:szCs w:val="16"/>
+                <w:lang w:eastAsia="en-ZA"/>
+                <w14:ligatures w14:val="none"/>
+              </w:rPr>
+              <w:t>Early requirements analysis and system specification, before data structures and workflows make compliance assumptions difficult to change.</w:t>
+            </w:r>
+          </w:p>
+        </w:tc>
+        <w:tc>
+          <w:tcPr>
+            <w:tcW w:w="2592" w:type="dxa"/>
+            <w:tcBorders>
+              <w:top w:val="single" w:sz="4" w:space="0" w:color="000000"/>
+              <w:left w:val="single" w:sz="4" w:space="0" w:color="000000"/>
+              <w:bottom w:val="single" w:sz="4" w:space="0" w:color="000000"/>
+              <w:right w:val="single" w:sz="4" w:space="0" w:color="000000"/>
+            </w:tcBorders>
+            <w:shd w:val="clear" w:color="auto" w:fill="FFFFFF"/>
+            <w:vAlign w:val="center"/>
+            <w:hideMark/>
+          </w:tcPr>
+          <w:p>
+            <w:pPr>
+              <w:spacing w:before="0" w:after="0" w:line="240" w:lineRule="auto"/>
+              <w:rPr>
+                <w:rFonts w:ascii="Aptos" w:eastAsia="Times New Roman" w:hAnsi="Aptos" w:cs="Segoe UI"/>
+                <w:color w:val="000000"/>
+                <w:kern w:val="0"/>
+                <w:sz w:val="21"/>
+                <w:szCs w:val="21"/>
+                <w:lang w:eastAsia="en-ZA"/>
+                <w14:ligatures w14:val="none"/>
+              </w:rPr>
+            </w:pPr>
+            <w:r>
+              <w:rPr>
+                <w:rFonts w:ascii="Aptos" w:eastAsia="Times New Roman" w:hAnsi="Aptos" w:cs="Segoe UI"/>
+                <w:color w:val="000000"/>
+                <w:kern w:val="0"/>
+                <w:sz w:val="16"/>
+                <w:szCs w:val="16"/>
+                <w:lang w:eastAsia="en-ZA"/>
+                <w14:ligatures w14:val="none"/>
+              </w:rPr>
+              <w:t>During design and development and especially at deployment, audit and ongoing operations.</w:t>
+            </w:r>
+          </w:p>
+        </w:tc>
+        <w:tc>
+          <w:tcPr>
+            <w:tcW w:w="2592" w:type="dxa"/>
+            <w:tcBorders>
+              <w:top w:val="single" w:sz="4" w:space="0" w:color="000000"/>
+              <w:left w:val="single" w:sz="4" w:space="0" w:color="000000"/>
+              <w:bottom w:val="single" w:sz="4" w:space="0" w:color="000000"/>
+              <w:right w:val="single" w:sz="4" w:space="0" w:color="000000"/>
+            </w:tcBorders>
+            <w:shd w:val="clear" w:color="auto" w:fill="FFFFFF"/>
+            <w:vAlign w:val="center"/>
+            <w:hideMark/>
+          </w:tcPr>
+          <w:p>
+            <w:pPr>
+              <w:spacing w:before="0" w:after="0" w:line="240" w:lineRule="auto"/>
+              <w:rPr>
+                <w:rFonts w:ascii="Aptos" w:eastAsia="Times New Roman" w:hAnsi="Aptos" w:cs="Segoe UI"/>
+                <w:color w:val="000000"/>
+                <w:kern w:val="0"/>
+                <w:sz w:val="21"/>
+                <w:szCs w:val="21"/>
+                <w:lang w:eastAsia="en-ZA"/>
+                <w14:ligatures w14:val="none"/>
+              </w:rPr>
+            </w:pPr>
+            <w:r>
+              <w:rPr>
+                <w:rFonts w:ascii="Aptos" w:eastAsia="Times New Roman" w:hAnsi="Aptos" w:cs="Segoe UI"/>
+                <w:color w:val="000000"/>
+                <w:kern w:val="0"/>
+                <w:sz w:val="16"/>
+                <w:szCs w:val="16"/>
+                <w:lang w:eastAsia="en-ZA"/>
+                <w14:ligatures w14:val="none"/>
+              </w:rPr>
+              <w:t>Compliance controls may need to be retrofitted into core workflows and data stores, increasing cost and potentially creating legal and operational exposure.</w:t>
+            </w:r>
+          </w:p>
+        </w:tc>
+      </w:tr>
+    </w:tbl>
+    <w:p>
+      <w:pPr>
+        <w:shd w:val="clear" w:color="auto" w:fill="FFFFFF"/>
+        <w:spacing w:before="0" w:after="0" w:line="240" w:lineRule="auto"/>
+        <w:rPr>
+          <w:rFonts w:ascii="Calibri" w:eastAsia="Times New Roman" w:hAnsi="Calibri" w:cs="Calibri"/>
+          <w:b/>
+          <w:bCs/>
+          <w:color w:val="365F91"/>
+          <w:kern w:val="0"/>
+          <w:sz w:val="28"/>
+          <w:szCs w:val="28"/>
+          <w:lang w:eastAsia="en-ZA"/>
+          <w14:ligatures w14:val="none"/>
+        </w:rPr>
+      </w:pPr>
+      <w:r>
+        <w:rPr>
+          <w:rFonts w:ascii="Calibri" w:eastAsia="Times New Roman" w:hAnsi="Calibri" w:cs="Calibri"/>
+          <w:b/>
+          <w:bCs/>
+          <w:color w:val="365F91"/>
+          <w:kern w:val="0"/>
+          <w:sz w:val="28"/>
+          <w:szCs w:val="28"/>
+          <w:lang w:eastAsia="en-ZA"/>
+          <w14:ligatures w14:val="none"/>
+        </w:rPr>
+        <w:t>2. Analysis of the Six Decisions</w:t>
+      </w:r>
+    </w:p>
+    <w:p>
+      <w:pPr>
+        <w:shd w:val="clear" w:color="auto" w:fill="FFFFFF"/>
+        <w:spacing w:before="0" w:after="0" w:line="240" w:lineRule="auto"/>
+        <w:rPr>
+          <w:rFonts w:ascii="Aptos" w:eastAsia="Times New Roman" w:hAnsi="Aptos" w:cs="Times New Roman"/>
+          <w:color w:val="000000"/>
+          <w:kern w:val="0"/>
+          <w:sz w:val="21"/>
+          <w:szCs w:val="21"/>
+          <w:lang w:eastAsia="en-ZA"/>
+          <w14:ligatures w14:val="none"/>
+        </w:rPr>
+      </w:pPr>
+    </w:p>
+    <w:p>
+      <w:pPr>
+        <w:pStyle w:val="ListParagraph"/>
+        <w:numPr>
+          <w:ilvl w:val="0"/>
+          <w:numId w:val="3"/>
+        </w:numPr>
+        <w:shd w:val="clear" w:color="auto" w:fill="FFFFFF"/>
+        <w:spacing w:before="0" w:after="0" w:line="240" w:lineRule="auto"/>
+        <w:rPr>
+          <w:rFonts w:eastAsia="Times New Roman" w:cs="Times New Roman"/>
+          <w:b/>
+          <w:bCs/>
+          <w:color w:val="4F81BD"/>
+          <w:kern w:val="0"/>
+          <w:sz w:val="26"/>
+          <w:szCs w:val="26"/>
+          <w:lang w:eastAsia="en-ZA"/>
+          <w14:ligatures w14:val="none"/>
+        </w:rPr>
+      </w:pPr>
+      <w:r>
+        <w:rPr>
+          <w:rFonts w:eastAsia="Times New Roman" w:cs="Times New Roman"/>
+          <w:b/>
+          <w:bCs/>
+          <w:color w:val="4F81BD"/>
+          <w:kern w:val="0"/>
+          <w:sz w:val="26"/>
+          <w:szCs w:val="26"/>
+          <w:lang w:eastAsia="en-ZA"/>
+          <w14:ligatures w14:val="none"/>
+        </w:rPr>
+        <w:t>System &amp; Security Architecture</w:t>
+      </w:r>
+    </w:p>
+    <w:p>
+      <w:pPr>
+        <w:pStyle w:val="ListParagraph"/>
+        <w:shd w:val="clear" w:color="auto" w:fill="FFFFFF"/>
+        <w:spacing w:before="0" w:after="0" w:line="240" w:lineRule="auto"/>
+        <w:rPr>
+          <w:rFonts w:eastAsia="Times New Roman" w:cs="Times New Roman"/>
+          <w:color w:val="000000"/>
+          <w:kern w:val="0"/>
+          <w:sz w:val="21"/>
+          <w:szCs w:val="21"/>
+          <w:lang w:eastAsia="en-ZA"/>
+          <w14:ligatures w14:val="none"/>
+        </w:rPr>
+      </w:pPr>
+    </w:p>
+    <w:p>
+      <w:pPr>
+        <w:shd w:val="clear" w:color="auto" w:fill="FFFFFF"/>
+        <w:spacing w:before="0" w:after="0"/>
+        <w:rPr>
+          <w:rFonts w:eastAsia="Times New Roman" w:cs="Times New Roman"/>
+          <w:color w:val="000000"/>
+          <w:kern w:val="0"/>
+          <w:szCs w:val="24"/>
+          <w:lang w:eastAsia="en-ZA"/>
+          <w14:ligatures w14:val="none"/>
+        </w:rPr>
+      </w:pPr>
+      <w:r>
+        <w:rPr>
+          <w:rFonts w:eastAsia="Times New Roman" w:cs="Times New Roman"/>
+          <w:color w:val="000000"/>
+          <w:kern w:val="0"/>
+          <w:szCs w:val="24"/>
+          <w:lang w:eastAsia="en-ZA"/>
+          <w14:ligatures w14:val="none"/>
+        </w:rPr>
+        <w:t>What: Establish the system's major components, responsibilities, trust boundaries, security controls and architectural relationships.</w:t>
+      </w:r>
+    </w:p>
+    <w:p>
+      <w:pPr>
+        <w:shd w:val="clear" w:color="auto" w:fill="FFFFFF"/>
+        <w:spacing w:before="0" w:after="0"/>
+        <w:rPr>
+          <w:rFonts w:eastAsia="Times New Roman" w:cs="Times New Roman"/>
+          <w:color w:val="000000"/>
+          <w:kern w:val="0"/>
+          <w:szCs w:val="24"/>
+          <w:lang w:eastAsia="en-ZA"/>
+          <w14:ligatures w14:val="none"/>
+        </w:rPr>
+      </w:pPr>
+      <w:r>
+        <w:rPr>
+          <w:rFonts w:eastAsia="Times New Roman" w:cs="Times New Roman"/>
+          <w:color w:val="000000"/>
+          <w:kern w:val="0"/>
+          <w:szCs w:val="24"/>
+          <w:lang w:eastAsia="en-ZA"/>
+          <w14:ligatures w14:val="none"/>
+        </w:rPr>
+        <w:t>First considered: Concept/inception and early requirements/design, before major structural commitments are made.</w:t>
+      </w:r>
+    </w:p>
+    <w:p>
+      <w:pPr>
+        <w:shd w:val="clear" w:color="auto" w:fill="FFFFFF"/>
+        <w:spacing w:before="0" w:after="0"/>
+        <w:rPr>
+          <w:rFonts w:eastAsia="Times New Roman" w:cs="Times New Roman"/>
+          <w:color w:val="000000"/>
+          <w:kern w:val="0"/>
+          <w:szCs w:val="24"/>
+          <w:lang w:eastAsia="en-ZA"/>
+          <w14:ligatures w14:val="none"/>
+        </w:rPr>
+      </w:pPr>
+      <w:r>
+        <w:rPr>
+          <w:rFonts w:eastAsia="Times New Roman" w:cs="Times New Roman"/>
+          <w:color w:val="000000"/>
+          <w:kern w:val="0"/>
+          <w:szCs w:val="24"/>
+          <w:lang w:eastAsia="en-ZA"/>
+          <w14:ligatures w14:val="none"/>
+        </w:rPr>
+        <w:t>Implemented/operationally significant: During detailed design and development, then continuously during testing, deployment and operations.</w:t>
+      </w:r>
+    </w:p>
+    <w:p>
+      <w:pPr>
+        <w:shd w:val="clear" w:color="auto" w:fill="FFFFFF"/>
+        <w:spacing w:before="0" w:after="0"/>
+        <w:rPr>
+          <w:rFonts w:eastAsia="Times New Roman" w:cs="Times New Roman"/>
+          <w:color w:val="000000"/>
+          <w:kern w:val="0"/>
+          <w:szCs w:val="24"/>
+          <w:lang w:eastAsia="en-ZA"/>
+          <w14:ligatures w14:val="none"/>
+        </w:rPr>
+      </w:pPr>
+      <w:r>
+        <w:rPr>
+          <w:rFonts w:eastAsia="Times New Roman" w:cs="Times New Roman"/>
+          <w:color w:val="000000"/>
+          <w:kern w:val="0"/>
+          <w:szCs w:val="24"/>
+          <w:lang w:eastAsia="en-ZA"/>
+          <w14:ligatures w14:val="none"/>
+        </w:rPr>
+        <w:lastRenderedPageBreak/>
+        <w:t>Information needed: Business and stakeholder goals; security requirements; threat/risk information; expected scale; trust boundaries; integration constraints; quality attributes.</w:t>
+      </w:r>
+    </w:p>
+    <w:p>
+      <w:pPr>
+        <w:shd w:val="clear" w:color="auto" w:fill="FFFFFF"/>
+        <w:spacing w:before="0" w:after="0"/>
+        <w:rPr>
+          <w:rFonts w:eastAsia="Times New Roman" w:cs="Times New Roman"/>
+          <w:color w:val="000000"/>
+          <w:kern w:val="0"/>
+          <w:szCs w:val="24"/>
+          <w:lang w:eastAsia="en-ZA"/>
+          <w14:ligatures w14:val="none"/>
+        </w:rPr>
+      </w:pPr>
+      <w:r>
+        <w:rPr>
+          <w:rFonts w:eastAsia="Times New Roman" w:cs="Times New Roman"/>
+          <w:color w:val="000000"/>
+          <w:kern w:val="0"/>
+          <w:szCs w:val="24"/>
+          <w:lang w:eastAsia="en-ZA"/>
+          <w14:ligatures w14:val="none"/>
+        </w:rPr>
+        <w:t xml:space="preserve">Later activities affected: Component decomposition, API boundaries, authentication/authorisation, deployment topology, </w:t>
+      </w:r>
+      <w:proofErr w:type="gramStart"/>
+      <w:r>
+        <w:rPr>
+          <w:rFonts w:eastAsia="Times New Roman" w:cs="Times New Roman"/>
+          <w:color w:val="000000"/>
+          <w:kern w:val="0"/>
+          <w:szCs w:val="24"/>
+          <w:lang w:eastAsia="en-ZA"/>
+          <w14:ligatures w14:val="none"/>
+        </w:rPr>
+        <w:t>testing</w:t>
+      </w:r>
+      <w:proofErr w:type="gramEnd"/>
+      <w:r>
+        <w:rPr>
+          <w:rFonts w:eastAsia="Times New Roman" w:cs="Times New Roman"/>
+          <w:color w:val="000000"/>
+          <w:kern w:val="0"/>
+          <w:szCs w:val="24"/>
+          <w:lang w:eastAsia="en-ZA"/>
+          <w14:ligatures w14:val="none"/>
+        </w:rPr>
+        <w:t xml:space="preserve"> and change management.</w:t>
+      </w:r>
+    </w:p>
+    <w:p>
+      <w:pPr>
+        <w:shd w:val="clear" w:color="auto" w:fill="FFFFFF"/>
+        <w:spacing w:before="0" w:after="0" w:line="240" w:lineRule="auto"/>
+        <w:rPr>
+          <w:rFonts w:eastAsia="Times New Roman" w:cs="Times New Roman"/>
+          <w:color w:val="000000"/>
+          <w:kern w:val="0"/>
+          <w:sz w:val="21"/>
+          <w:szCs w:val="21"/>
+          <w:lang w:eastAsia="en-ZA"/>
+          <w14:ligatures w14:val="none"/>
+        </w:rPr>
+      </w:pPr>
+      <w:r>
+        <w:rPr>
+          <w:rFonts w:eastAsia="Times New Roman" w:cs="Times New Roman"/>
+          <w:color w:val="000000"/>
+          <w:kern w:val="0"/>
+          <w:sz w:val="22"/>
+          <w:lang w:eastAsia="en-ZA"/>
+          <w14:ligatures w14:val="none"/>
+        </w:rPr>
+        <w:t>If postponed: Security and architectural changes may require restructuring already-built components, increasing rework and leaving vulnerabilities or architectural debt. ISO/IEC/IEEE 42010:2022 provides a current framework for expressing architecture descriptions, while NIST SP 800-53 provides a broad catalogue of security and privacy controls (ISO, 2022; NIST, 2020/2025).</w:t>
+      </w:r>
+    </w:p>
+    <w:p>
+      <w:pPr>
+        <w:shd w:val="clear" w:color="auto" w:fill="FFFFFF"/>
+        <w:spacing w:before="0" w:after="0" w:line="240" w:lineRule="auto"/>
+        <w:rPr>
+          <w:rFonts w:eastAsia="Times New Roman" w:cs="Times New Roman"/>
+          <w:color w:val="000000"/>
+          <w:kern w:val="0"/>
+          <w:sz w:val="22"/>
+          <w:lang w:eastAsia="en-ZA"/>
+          <w14:ligatures w14:val="none"/>
+        </w:rPr>
+      </w:pPr>
+      <w:r>
+        <w:rPr>
+          <w:rFonts w:eastAsia="Times New Roman" w:cs="Times New Roman"/>
+          <w:color w:val="000000"/>
+          <w:kern w:val="0"/>
+          <w:sz w:val="22"/>
+          <w:lang w:eastAsia="en-ZA"/>
+          <w14:ligatures w14:val="none"/>
+        </w:rPr>
+        <w:t>Evidence: ISO/IEC/IEEE 42010:2022; NIST SP 800-53 Rev. 5.</w:t>
+      </w:r>
+    </w:p>
+    <w:p>
+      <w:pPr>
+        <w:shd w:val="clear" w:color="auto" w:fill="FFFFFF"/>
+        <w:spacing w:before="0" w:after="0" w:line="240" w:lineRule="auto"/>
+        <w:rPr>
+          <w:rFonts w:eastAsia="Times New Roman" w:cs="Times New Roman"/>
+          <w:color w:val="000000"/>
+          <w:kern w:val="0"/>
+          <w:sz w:val="21"/>
+          <w:szCs w:val="21"/>
+          <w:lang w:eastAsia="en-ZA"/>
+          <w14:ligatures w14:val="none"/>
+        </w:rPr>
+      </w:pPr>
+    </w:p>
+    <w:p>
+      <w:pPr>
+        <w:pStyle w:val="ListParagraph"/>
+        <w:numPr>
+          <w:ilvl w:val="0"/>
+          <w:numId w:val="3"/>
+        </w:numPr>
+        <w:shd w:val="clear" w:color="auto" w:fill="FFFFFF"/>
+        <w:spacing w:before="0" w:after="0" w:line="240" w:lineRule="auto"/>
+        <w:rPr>
+          <w:rFonts w:eastAsia="Times New Roman" w:cs="Times New Roman"/>
+          <w:b/>
+          <w:bCs/>
+          <w:color w:val="4F81BD"/>
+          <w:kern w:val="0"/>
+          <w:sz w:val="26"/>
+          <w:szCs w:val="26"/>
+          <w:lang w:eastAsia="en-ZA"/>
+          <w14:ligatures w14:val="none"/>
+        </w:rPr>
+      </w:pPr>
+      <w:r>
+        <w:rPr>
+          <w:rFonts w:eastAsia="Times New Roman" w:cs="Times New Roman"/>
+          <w:b/>
+          <w:bCs/>
+          <w:color w:val="4F81BD"/>
+          <w:kern w:val="0"/>
+          <w:sz w:val="26"/>
+          <w:szCs w:val="26"/>
+          <w:lang w:eastAsia="en-ZA"/>
+          <w14:ligatures w14:val="none"/>
+        </w:rPr>
+        <w:t>Data Architecture &amp; Persistence Strategy</w:t>
+      </w:r>
+    </w:p>
+    <w:p>
+      <w:pPr>
+        <w:pStyle w:val="ListParagraph"/>
+        <w:shd w:val="clear" w:color="auto" w:fill="FFFFFF"/>
+        <w:spacing w:before="0" w:after="0"/>
+        <w:rPr>
+          <w:rFonts w:eastAsia="Times New Roman" w:cs="Times New Roman"/>
+          <w:color w:val="000000"/>
+          <w:kern w:val="0"/>
+          <w:szCs w:val="24"/>
+          <w:lang w:eastAsia="en-ZA"/>
+          <w14:ligatures w14:val="none"/>
+        </w:rPr>
+      </w:pPr>
+    </w:p>
+    <w:p>
+      <w:pPr>
+        <w:shd w:val="clear" w:color="auto" w:fill="FFFFFF"/>
+        <w:spacing w:before="0" w:after="0"/>
+        <w:rPr>
+          <w:rFonts w:eastAsia="Times New Roman" w:cs="Times New Roman"/>
+          <w:color w:val="000000"/>
+          <w:kern w:val="0"/>
+          <w:szCs w:val="24"/>
+          <w:lang w:eastAsia="en-ZA"/>
+          <w14:ligatures w14:val="none"/>
+        </w:rPr>
+      </w:pPr>
+      <w:r>
+        <w:rPr>
+          <w:rFonts w:eastAsia="Times New Roman" w:cs="Times New Roman"/>
+          <w:color w:val="000000"/>
+          <w:kern w:val="0"/>
+          <w:szCs w:val="24"/>
+          <w:lang w:eastAsia="en-ZA"/>
+          <w14:ligatures w14:val="none"/>
+        </w:rPr>
+        <w:t>What: Decide how information will be modelled, stored, accessed, protected, backed up and evolved.</w:t>
+      </w:r>
+    </w:p>
+    <w:p>
+      <w:pPr>
+        <w:shd w:val="clear" w:color="auto" w:fill="FFFFFF"/>
+        <w:spacing w:before="0" w:after="0"/>
+        <w:rPr>
+          <w:rFonts w:eastAsia="Times New Roman" w:cs="Times New Roman"/>
+          <w:color w:val="000000"/>
+          <w:kern w:val="0"/>
+          <w:szCs w:val="24"/>
+          <w:lang w:eastAsia="en-ZA"/>
+          <w14:ligatures w14:val="none"/>
+        </w:rPr>
+      </w:pPr>
+      <w:r>
+        <w:rPr>
+          <w:rFonts w:eastAsia="Times New Roman" w:cs="Times New Roman"/>
+          <w:color w:val="000000"/>
+          <w:kern w:val="0"/>
+          <w:szCs w:val="24"/>
+          <w:lang w:eastAsia="en-ZA"/>
+          <w14:ligatures w14:val="none"/>
+        </w:rPr>
+        <w:t>First considered: Requirements analysis and domain/data modelling, before application features become dependent on a persistent structure.</w:t>
+      </w:r>
+    </w:p>
+    <w:p>
+      <w:pPr>
+        <w:shd w:val="clear" w:color="auto" w:fill="FFFFFF"/>
+        <w:spacing w:before="0" w:after="0"/>
+        <w:rPr>
+          <w:rFonts w:eastAsia="Times New Roman" w:cs="Times New Roman"/>
+          <w:color w:val="000000"/>
+          <w:kern w:val="0"/>
+          <w:szCs w:val="24"/>
+          <w:lang w:eastAsia="en-ZA"/>
+          <w14:ligatures w14:val="none"/>
+        </w:rPr>
+      </w:pPr>
+      <w:r>
+        <w:rPr>
+          <w:rFonts w:eastAsia="Times New Roman" w:cs="Times New Roman"/>
+          <w:color w:val="000000"/>
+          <w:kern w:val="0"/>
+          <w:szCs w:val="24"/>
+          <w:lang w:eastAsia="en-ZA"/>
+          <w14:ligatures w14:val="none"/>
+        </w:rPr>
+        <w:t>Implemented/operationally significant: During schema/database design and development, then through migration, scaling, backup and recovery operations.</w:t>
+      </w:r>
+    </w:p>
+    <w:p>
+      <w:pPr>
+        <w:shd w:val="clear" w:color="auto" w:fill="FFFFFF"/>
+        <w:spacing w:before="0" w:after="0"/>
+        <w:rPr>
+          <w:rFonts w:eastAsia="Times New Roman" w:cs="Times New Roman"/>
+          <w:color w:val="000000"/>
+          <w:kern w:val="0"/>
+          <w:szCs w:val="24"/>
+          <w:lang w:eastAsia="en-ZA"/>
+          <w14:ligatures w14:val="none"/>
+        </w:rPr>
+      </w:pPr>
+      <w:r>
+        <w:rPr>
+          <w:rFonts w:eastAsia="Times New Roman" w:cs="Times New Roman"/>
+          <w:color w:val="000000"/>
+          <w:kern w:val="0"/>
+          <w:szCs w:val="24"/>
+          <w:lang w:eastAsia="en-ZA"/>
+          <w14:ligatures w14:val="none"/>
+        </w:rPr>
+        <w:t>Information needed: Domain relationships; data volume and growth; read/write patterns; consistency and transaction needs; retention; recovery objectives; security/privacy requirements.</w:t>
+      </w:r>
+    </w:p>
+    <w:p>
+      <w:pPr>
+        <w:shd w:val="clear" w:color="auto" w:fill="FFFFFF"/>
+        <w:spacing w:before="0" w:after="0"/>
+        <w:rPr>
+          <w:rFonts w:eastAsia="Times New Roman" w:cs="Times New Roman"/>
+          <w:color w:val="000000"/>
+          <w:kern w:val="0"/>
+          <w:szCs w:val="24"/>
+          <w:lang w:eastAsia="en-ZA"/>
+          <w14:ligatures w14:val="none"/>
+        </w:rPr>
+      </w:pPr>
+      <w:r>
+        <w:rPr>
+          <w:rFonts w:eastAsia="Times New Roman" w:cs="Times New Roman"/>
+          <w:color w:val="000000"/>
+          <w:kern w:val="0"/>
+          <w:szCs w:val="24"/>
+          <w:lang w:eastAsia="en-ZA"/>
+          <w14:ligatures w14:val="none"/>
+        </w:rPr>
+        <w:t>Later activities affected: Data-access code, queries, indexes, caching, reporting, migrations, integration and disaster recovery.</w:t>
+      </w:r>
+    </w:p>
+    <w:p>
+      <w:pPr>
+        <w:shd w:val="clear" w:color="auto" w:fill="FFFFFF"/>
+        <w:spacing w:before="0" w:after="0"/>
+        <w:rPr>
+          <w:rFonts w:eastAsia="Times New Roman" w:cs="Times New Roman"/>
+          <w:color w:val="000000"/>
+          <w:kern w:val="0"/>
+          <w:szCs w:val="24"/>
+          <w:lang w:eastAsia="en-ZA"/>
+          <w14:ligatures w14:val="none"/>
+        </w:rPr>
+      </w:pPr>
+      <w:r>
+        <w:rPr>
+          <w:rFonts w:eastAsia="Times New Roman" w:cs="Times New Roman"/>
+          <w:color w:val="000000"/>
+          <w:kern w:val="0"/>
+          <w:szCs w:val="24"/>
+          <w:lang w:eastAsia="en-ZA"/>
+          <w14:ligatures w14:val="none"/>
+        </w:rPr>
+        <w:t xml:space="preserve">If postponed: An unsuitable persistence model can become embedded throughout </w:t>
+      </w:r>
+      <w:proofErr w:type="gramStart"/>
+      <w:r>
+        <w:rPr>
+          <w:rFonts w:eastAsia="Times New Roman" w:cs="Times New Roman"/>
+          <w:color w:val="000000"/>
+          <w:kern w:val="0"/>
+          <w:szCs w:val="24"/>
+          <w:lang w:eastAsia="en-ZA"/>
+          <w14:ligatures w14:val="none"/>
+        </w:rPr>
+        <w:t>the codebase</w:t>
+      </w:r>
+      <w:proofErr w:type="gramEnd"/>
+      <w:r>
+        <w:rPr>
+          <w:rFonts w:eastAsia="Times New Roman" w:cs="Times New Roman"/>
+          <w:color w:val="000000"/>
+          <w:kern w:val="0"/>
+          <w:szCs w:val="24"/>
+          <w:lang w:eastAsia="en-ZA"/>
+          <w14:ligatures w14:val="none"/>
+        </w:rPr>
+        <w:t xml:space="preserve">, making migrations, performance improvements and consistency changes more expensive. </w:t>
+      </w:r>
+      <w:proofErr w:type="spellStart"/>
+      <w:r>
+        <w:rPr>
+          <w:rFonts w:eastAsia="Times New Roman" w:cs="Times New Roman"/>
+          <w:color w:val="000000"/>
+          <w:kern w:val="0"/>
+          <w:szCs w:val="24"/>
+          <w:lang w:eastAsia="en-ZA"/>
+          <w14:ligatures w14:val="none"/>
+        </w:rPr>
+        <w:t>Kleppmann</w:t>
+      </w:r>
+      <w:proofErr w:type="spellEnd"/>
+      <w:r>
+        <w:rPr>
+          <w:rFonts w:eastAsia="Times New Roman" w:cs="Times New Roman"/>
+          <w:color w:val="000000"/>
+          <w:kern w:val="0"/>
+          <w:szCs w:val="24"/>
+          <w:lang w:eastAsia="en-ZA"/>
+          <w14:ligatures w14:val="none"/>
+        </w:rPr>
+        <w:t xml:space="preserve"> emphasises reliability, scalability, maintainability and </w:t>
+      </w:r>
+      <w:proofErr w:type="spellStart"/>
+      <w:r>
+        <w:rPr>
+          <w:rFonts w:eastAsia="Times New Roman" w:cs="Times New Roman"/>
+          <w:color w:val="000000"/>
+          <w:kern w:val="0"/>
+          <w:szCs w:val="24"/>
+          <w:lang w:eastAsia="en-ZA"/>
+          <w14:ligatures w14:val="none"/>
+        </w:rPr>
+        <w:t>evolvability</w:t>
+      </w:r>
+      <w:proofErr w:type="spellEnd"/>
+      <w:r>
+        <w:rPr>
+          <w:rFonts w:eastAsia="Times New Roman" w:cs="Times New Roman"/>
+          <w:color w:val="000000"/>
+          <w:kern w:val="0"/>
+          <w:szCs w:val="24"/>
+          <w:lang w:eastAsia="en-ZA"/>
+          <w14:ligatures w14:val="none"/>
+        </w:rPr>
+        <w:t xml:space="preserve"> as central concerns in data-intensive systems (</w:t>
+      </w:r>
+      <w:proofErr w:type="spellStart"/>
+      <w:r>
+        <w:rPr>
+          <w:rFonts w:eastAsia="Times New Roman" w:cs="Times New Roman"/>
+          <w:color w:val="000000"/>
+          <w:kern w:val="0"/>
+          <w:szCs w:val="24"/>
+          <w:lang w:eastAsia="en-ZA"/>
+          <w14:ligatures w14:val="none"/>
+        </w:rPr>
+        <w:t>Kleppmann</w:t>
+      </w:r>
+      <w:proofErr w:type="spellEnd"/>
+      <w:r>
+        <w:rPr>
+          <w:rFonts w:eastAsia="Times New Roman" w:cs="Times New Roman"/>
+          <w:color w:val="000000"/>
+          <w:kern w:val="0"/>
+          <w:szCs w:val="24"/>
+          <w:lang w:eastAsia="en-ZA"/>
+          <w14:ligatures w14:val="none"/>
+        </w:rPr>
+        <w:t>, 2017).</w:t>
+      </w:r>
+    </w:p>
+    <w:p>
+      <w:pPr>
+        <w:shd w:val="clear" w:color="auto" w:fill="FFFFFF"/>
+        <w:spacing w:before="0" w:after="0"/>
+        <w:rPr>
+          <w:rFonts w:eastAsia="Times New Roman" w:cs="Times New Roman"/>
+          <w:color w:val="000000"/>
+          <w:kern w:val="0"/>
+          <w:szCs w:val="24"/>
+          <w:lang w:eastAsia="en-ZA"/>
+          <w14:ligatures w14:val="none"/>
+        </w:rPr>
+      </w:pPr>
+      <w:r>
+        <w:rPr>
+          <w:rFonts w:eastAsia="Times New Roman" w:cs="Times New Roman"/>
+          <w:color w:val="000000"/>
+          <w:kern w:val="0"/>
+          <w:szCs w:val="24"/>
+          <w:lang w:eastAsia="en-ZA"/>
+          <w14:ligatures w14:val="none"/>
+        </w:rPr>
+        <w:t xml:space="preserve">Evidence: </w:t>
+      </w:r>
+      <w:proofErr w:type="spellStart"/>
+      <w:r>
+        <w:rPr>
+          <w:rFonts w:eastAsia="Times New Roman" w:cs="Times New Roman"/>
+          <w:color w:val="000000"/>
+          <w:kern w:val="0"/>
+          <w:szCs w:val="24"/>
+          <w:lang w:eastAsia="en-ZA"/>
+          <w14:ligatures w14:val="none"/>
+        </w:rPr>
+        <w:t>Kleppmann</w:t>
+      </w:r>
+      <w:proofErr w:type="spellEnd"/>
+      <w:r>
+        <w:rPr>
+          <w:rFonts w:eastAsia="Times New Roman" w:cs="Times New Roman"/>
+          <w:color w:val="000000"/>
+          <w:kern w:val="0"/>
+          <w:szCs w:val="24"/>
+          <w:lang w:eastAsia="en-ZA"/>
+          <w14:ligatures w14:val="none"/>
+        </w:rPr>
+        <w:t xml:space="preserve"> (2017).</w:t>
+      </w:r>
+    </w:p>
+    <w:p>
+      <w:pPr>
+        <w:shd w:val="clear" w:color="auto" w:fill="FFFFFF"/>
+        <w:spacing w:before="0" w:after="0" w:line="240" w:lineRule="auto"/>
+        <w:rPr>
+          <w:rFonts w:eastAsia="Times New Roman" w:cs="Times New Roman"/>
+          <w:color w:val="000000"/>
+          <w:kern w:val="0"/>
+          <w:sz w:val="21"/>
+          <w:szCs w:val="21"/>
+          <w:lang w:eastAsia="en-ZA"/>
+          <w14:ligatures w14:val="none"/>
+        </w:rPr>
+      </w:pPr>
+    </w:p>
+    <w:p>
+      <w:pPr>
+        <w:pStyle w:val="ListParagraph"/>
+        <w:numPr>
+          <w:ilvl w:val="0"/>
+          <w:numId w:val="3"/>
+        </w:numPr>
+        <w:shd w:val="clear" w:color="auto" w:fill="FFFFFF"/>
+        <w:spacing w:before="0" w:after="0" w:line="240" w:lineRule="auto"/>
+        <w:rPr>
+          <w:rFonts w:eastAsia="Times New Roman" w:cs="Times New Roman"/>
+          <w:b/>
+          <w:bCs/>
+          <w:color w:val="4F81BD"/>
+          <w:kern w:val="0"/>
+          <w:sz w:val="26"/>
+          <w:szCs w:val="26"/>
+          <w:lang w:eastAsia="en-ZA"/>
+          <w14:ligatures w14:val="none"/>
+        </w:rPr>
+      </w:pPr>
+      <w:r>
+        <w:rPr>
+          <w:rFonts w:eastAsia="Times New Roman" w:cs="Times New Roman"/>
+          <w:b/>
+          <w:bCs/>
+          <w:color w:val="4F81BD"/>
+          <w:kern w:val="0"/>
+          <w:sz w:val="26"/>
+          <w:szCs w:val="26"/>
+          <w:lang w:eastAsia="en-ZA"/>
+          <w14:ligatures w14:val="none"/>
+        </w:rPr>
+        <w:t>Non-Functional Requirements &amp; Infrastructure Alignment</w:t>
+      </w:r>
+    </w:p>
+    <w:p>
+      <w:pPr>
+        <w:pStyle w:val="ListParagraph"/>
+        <w:shd w:val="clear" w:color="auto" w:fill="FFFFFF"/>
+        <w:spacing w:before="0" w:after="0" w:line="240" w:lineRule="auto"/>
+        <w:rPr>
+          <w:rFonts w:eastAsia="Times New Roman" w:cs="Times New Roman"/>
+          <w:color w:val="000000"/>
+          <w:kern w:val="0"/>
+          <w:sz w:val="21"/>
+          <w:szCs w:val="21"/>
+          <w:lang w:eastAsia="en-ZA"/>
+          <w14:ligatures w14:val="none"/>
+        </w:rPr>
+      </w:pPr>
+    </w:p>
+    <w:p>
+      <w:pPr>
+        <w:shd w:val="clear" w:color="auto" w:fill="FFFFFF"/>
+        <w:spacing w:before="0" w:after="0"/>
+        <w:rPr>
+          <w:rFonts w:eastAsia="Times New Roman" w:cs="Times New Roman"/>
+          <w:color w:val="000000"/>
+          <w:kern w:val="0"/>
+          <w:szCs w:val="24"/>
+          <w:lang w:eastAsia="en-ZA"/>
+          <w14:ligatures w14:val="none"/>
+        </w:rPr>
+      </w:pPr>
+      <w:r>
+        <w:rPr>
+          <w:rFonts w:eastAsia="Times New Roman" w:cs="Times New Roman"/>
+          <w:color w:val="000000"/>
+          <w:kern w:val="0"/>
+          <w:szCs w:val="24"/>
+          <w:lang w:eastAsia="en-ZA"/>
+          <w14:ligatures w14:val="none"/>
+        </w:rPr>
+        <w:t>What: Define measurable quality and operational targets such as performance, availability, capacity, security and maintainability, and align them with infrastructure assumptions.</w:t>
+      </w:r>
+    </w:p>
+    <w:p>
+      <w:pPr>
+        <w:shd w:val="clear" w:color="auto" w:fill="FFFFFF"/>
+        <w:spacing w:before="0" w:after="0"/>
+        <w:rPr>
+          <w:rFonts w:eastAsia="Times New Roman" w:cs="Times New Roman"/>
+          <w:color w:val="000000"/>
+          <w:kern w:val="0"/>
+          <w:szCs w:val="24"/>
+          <w:lang w:eastAsia="en-ZA"/>
+          <w14:ligatures w14:val="none"/>
+        </w:rPr>
+      </w:pPr>
+      <w:r>
+        <w:rPr>
+          <w:rFonts w:eastAsia="Times New Roman" w:cs="Times New Roman"/>
+          <w:color w:val="000000"/>
+          <w:kern w:val="0"/>
+          <w:szCs w:val="24"/>
+          <w:lang w:eastAsia="en-ZA"/>
+          <w14:ligatures w14:val="none"/>
+        </w:rPr>
+        <w:t>First considered: Early discovery and requirements elaboration, before the system's design is fixed around functional requirements alone.</w:t>
+      </w:r>
+    </w:p>
+    <w:p>
+      <w:pPr>
+        <w:shd w:val="clear" w:color="auto" w:fill="FFFFFF"/>
+        <w:spacing w:before="0" w:after="0"/>
+        <w:rPr>
+          <w:rFonts w:eastAsia="Times New Roman" w:cs="Times New Roman"/>
+          <w:color w:val="000000"/>
+          <w:kern w:val="0"/>
+          <w:szCs w:val="24"/>
+          <w:lang w:eastAsia="en-ZA"/>
+          <w14:ligatures w14:val="none"/>
+        </w:rPr>
+      </w:pPr>
+      <w:r>
+        <w:rPr>
+          <w:rFonts w:eastAsia="Times New Roman" w:cs="Times New Roman"/>
+          <w:color w:val="000000"/>
+          <w:kern w:val="0"/>
+          <w:szCs w:val="24"/>
+          <w:lang w:eastAsia="en-ZA"/>
+          <w14:ligatures w14:val="none"/>
+        </w:rPr>
+        <w:t>Implemented/operationally significant: During architecture/design, integration and performance testing, and especially during deployment and production operations.</w:t>
+      </w:r>
+    </w:p>
+    <w:p>
+      <w:pPr>
+        <w:shd w:val="clear" w:color="auto" w:fill="FFFFFF"/>
+        <w:spacing w:before="0" w:after="0"/>
+        <w:rPr>
+          <w:rFonts w:eastAsia="Times New Roman" w:cs="Times New Roman"/>
+          <w:color w:val="000000"/>
+          <w:kern w:val="0"/>
+          <w:szCs w:val="24"/>
+          <w:lang w:eastAsia="en-ZA"/>
+          <w14:ligatures w14:val="none"/>
+        </w:rPr>
+      </w:pPr>
+      <w:r>
+        <w:rPr>
+          <w:rFonts w:eastAsia="Times New Roman" w:cs="Times New Roman"/>
+          <w:color w:val="000000"/>
+          <w:kern w:val="0"/>
+          <w:szCs w:val="24"/>
+          <w:lang w:eastAsia="en-ZA"/>
+          <w14:ligatures w14:val="none"/>
+        </w:rPr>
+        <w:lastRenderedPageBreak/>
+        <w:t>Information needed: Expected users and workloads; peak concurrency; latency targets; availability objectives; recovery expectations; security requirements; operating constraints.</w:t>
+      </w:r>
+    </w:p>
+    <w:p>
+      <w:pPr>
+        <w:shd w:val="clear" w:color="auto" w:fill="FFFFFF"/>
+        <w:spacing w:before="0" w:after="0"/>
+        <w:rPr>
+          <w:rFonts w:eastAsia="Times New Roman" w:cs="Times New Roman"/>
+          <w:color w:val="000000"/>
+          <w:kern w:val="0"/>
+          <w:szCs w:val="24"/>
+          <w:lang w:eastAsia="en-ZA"/>
+          <w14:ligatures w14:val="none"/>
+        </w:rPr>
+      </w:pPr>
+      <w:r>
+        <w:rPr>
+          <w:rFonts w:eastAsia="Times New Roman" w:cs="Times New Roman"/>
+          <w:color w:val="000000"/>
+          <w:kern w:val="0"/>
+          <w:szCs w:val="24"/>
+          <w:lang w:eastAsia="en-ZA"/>
+          <w14:ligatures w14:val="none"/>
+        </w:rPr>
+        <w:t xml:space="preserve">Later activities affected: Architecture, server/cloud topology, caching, load balancing, resilience, </w:t>
+      </w:r>
+      <w:proofErr w:type="gramStart"/>
+      <w:r>
+        <w:rPr>
+          <w:rFonts w:eastAsia="Times New Roman" w:cs="Times New Roman"/>
+          <w:color w:val="000000"/>
+          <w:kern w:val="0"/>
+          <w:szCs w:val="24"/>
+          <w:lang w:eastAsia="en-ZA"/>
+          <w14:ligatures w14:val="none"/>
+        </w:rPr>
+        <w:t>testing</w:t>
+      </w:r>
+      <w:proofErr w:type="gramEnd"/>
+      <w:r>
+        <w:rPr>
+          <w:rFonts w:eastAsia="Times New Roman" w:cs="Times New Roman"/>
+          <w:color w:val="000000"/>
+          <w:kern w:val="0"/>
+          <w:szCs w:val="24"/>
+          <w:lang w:eastAsia="en-ZA"/>
+          <w14:ligatures w14:val="none"/>
+        </w:rPr>
+        <w:t xml:space="preserve"> and acceptance criteria.</w:t>
+      </w:r>
+    </w:p>
+    <w:p>
+      <w:pPr>
+        <w:shd w:val="clear" w:color="auto" w:fill="FFFFFF"/>
+        <w:spacing w:before="0" w:after="0"/>
+        <w:rPr>
+          <w:rFonts w:eastAsia="Times New Roman" w:cs="Times New Roman"/>
+          <w:color w:val="000000"/>
+          <w:kern w:val="0"/>
+          <w:szCs w:val="24"/>
+          <w:lang w:eastAsia="en-ZA"/>
+          <w14:ligatures w14:val="none"/>
+        </w:rPr>
+      </w:pPr>
+      <w:r>
+        <w:rPr>
+          <w:rFonts w:eastAsia="Times New Roman" w:cs="Times New Roman"/>
+          <w:color w:val="000000"/>
+          <w:kern w:val="0"/>
+          <w:szCs w:val="24"/>
+          <w:lang w:eastAsia="en-ZA"/>
+          <w14:ligatures w14:val="none"/>
+        </w:rPr>
+        <w:t>If postponed: A system may satisfy functional requirements but fail under realistic load or operational conditions, forcing architecture changes late in the lifecycle. ISO/IEC 25010:2023 provides a product quality model intended to support requirements, design, testing, quality assurance and evaluation throughout the lifecycle (ISO, 2023).</w:t>
+      </w:r>
+    </w:p>
+    <w:p>
+      <w:pPr>
+        <w:shd w:val="clear" w:color="auto" w:fill="FFFFFF"/>
+        <w:spacing w:before="0" w:after="0"/>
+        <w:rPr>
+          <w:rFonts w:eastAsia="Times New Roman" w:cs="Times New Roman"/>
+          <w:color w:val="000000"/>
+          <w:kern w:val="0"/>
+          <w:szCs w:val="24"/>
+          <w:lang w:eastAsia="en-ZA"/>
+          <w14:ligatures w14:val="none"/>
+        </w:rPr>
+      </w:pPr>
+      <w:r>
+        <w:rPr>
+          <w:rFonts w:eastAsia="Times New Roman" w:cs="Times New Roman"/>
+          <w:color w:val="000000"/>
+          <w:kern w:val="0"/>
+          <w:szCs w:val="24"/>
+          <w:lang w:eastAsia="en-ZA"/>
+          <w14:ligatures w14:val="none"/>
+        </w:rPr>
+        <w:t xml:space="preserve">Evidence: ISO/IEC 25010:2023; </w:t>
+      </w:r>
+      <w:proofErr w:type="spellStart"/>
+      <w:r>
+        <w:rPr>
+          <w:rFonts w:eastAsia="Times New Roman" w:cs="Times New Roman"/>
+          <w:color w:val="000000"/>
+          <w:kern w:val="0"/>
+          <w:szCs w:val="24"/>
+          <w:lang w:eastAsia="en-ZA"/>
+          <w14:ligatures w14:val="none"/>
+        </w:rPr>
+        <w:t>Wiegers</w:t>
+      </w:r>
+      <w:proofErr w:type="spellEnd"/>
+      <w:r>
+        <w:rPr>
+          <w:rFonts w:eastAsia="Times New Roman" w:cs="Times New Roman"/>
+          <w:color w:val="000000"/>
+          <w:kern w:val="0"/>
+          <w:szCs w:val="24"/>
+          <w:lang w:eastAsia="en-ZA"/>
+          <w14:ligatures w14:val="none"/>
+        </w:rPr>
+        <w:t xml:space="preserve"> and Beatty (2013).</w:t>
+      </w:r>
+    </w:p>
+    <w:p>
+      <w:pPr>
+        <w:shd w:val="clear" w:color="auto" w:fill="FFFFFF"/>
+        <w:spacing w:before="0" w:after="0" w:line="240" w:lineRule="auto"/>
+        <w:rPr>
+          <w:rFonts w:eastAsia="Times New Roman" w:cs="Times New Roman"/>
+          <w:color w:val="000000"/>
+          <w:kern w:val="0"/>
+          <w:sz w:val="21"/>
+          <w:szCs w:val="21"/>
+          <w:lang w:eastAsia="en-ZA"/>
+          <w14:ligatures w14:val="none"/>
+        </w:rPr>
+      </w:pPr>
+    </w:p>
+    <w:p>
+      <w:pPr>
+        <w:pStyle w:val="ListParagraph"/>
+        <w:numPr>
+          <w:ilvl w:val="0"/>
+          <w:numId w:val="3"/>
+        </w:numPr>
+        <w:shd w:val="clear" w:color="auto" w:fill="FFFFFF"/>
+        <w:spacing w:before="0" w:after="0" w:line="240" w:lineRule="auto"/>
+        <w:rPr>
+          <w:rFonts w:eastAsia="Times New Roman" w:cs="Times New Roman"/>
+          <w:b/>
+          <w:bCs/>
+          <w:color w:val="4F81BD"/>
+          <w:kern w:val="0"/>
+          <w:sz w:val="26"/>
+          <w:szCs w:val="26"/>
+          <w:lang w:eastAsia="en-ZA"/>
+          <w14:ligatures w14:val="none"/>
+        </w:rPr>
+      </w:pPr>
+      <w:r>
+        <w:rPr>
+          <w:rFonts w:eastAsia="Times New Roman" w:cs="Times New Roman"/>
+          <w:b/>
+          <w:bCs/>
+          <w:color w:val="4F81BD"/>
+          <w:kern w:val="0"/>
+          <w:sz w:val="26"/>
+          <w:szCs w:val="26"/>
+          <w:lang w:eastAsia="en-ZA"/>
+          <w14:ligatures w14:val="none"/>
+        </w:rPr>
+        <w:t>DevOps Automation &amp; CI/CD Strategy</w:t>
+      </w:r>
+    </w:p>
+    <w:p>
+      <w:pPr>
+        <w:pStyle w:val="ListParagraph"/>
+        <w:shd w:val="clear" w:color="auto" w:fill="FFFFFF"/>
+        <w:spacing w:before="0" w:after="0" w:line="240" w:lineRule="auto"/>
+        <w:rPr>
+          <w:rFonts w:eastAsia="Times New Roman" w:cs="Times New Roman"/>
+          <w:color w:val="000000"/>
+          <w:kern w:val="0"/>
+          <w:sz w:val="21"/>
+          <w:szCs w:val="21"/>
+          <w:lang w:eastAsia="en-ZA"/>
+          <w14:ligatures w14:val="none"/>
+        </w:rPr>
+      </w:pPr>
+    </w:p>
+    <w:p>
+      <w:pPr>
+        <w:shd w:val="clear" w:color="auto" w:fill="FFFFFF"/>
+        <w:spacing w:before="0" w:after="0"/>
+        <w:rPr>
+          <w:rFonts w:eastAsia="Times New Roman" w:cs="Times New Roman"/>
+          <w:color w:val="000000"/>
+          <w:kern w:val="0"/>
+          <w:szCs w:val="24"/>
+          <w:lang w:eastAsia="en-ZA"/>
+          <w14:ligatures w14:val="none"/>
+        </w:rPr>
+      </w:pPr>
+      <w:r>
+        <w:rPr>
+          <w:rFonts w:eastAsia="Times New Roman" w:cs="Times New Roman"/>
+          <w:color w:val="000000"/>
+          <w:kern w:val="0"/>
+          <w:szCs w:val="24"/>
+          <w:lang w:eastAsia="en-ZA"/>
+          <w14:ligatures w14:val="none"/>
+        </w:rPr>
+        <w:t>What: Establish source-control, build, automated testing, integration and deployment practices that allow changes to move through a controlled delivery pipeline.</w:t>
+      </w:r>
+    </w:p>
+    <w:p>
+      <w:pPr>
+        <w:shd w:val="clear" w:color="auto" w:fill="FFFFFF"/>
+        <w:spacing w:before="0" w:after="0"/>
+        <w:rPr>
+          <w:rFonts w:eastAsia="Times New Roman" w:cs="Times New Roman"/>
+          <w:color w:val="000000"/>
+          <w:kern w:val="0"/>
+          <w:szCs w:val="24"/>
+          <w:lang w:eastAsia="en-ZA"/>
+          <w14:ligatures w14:val="none"/>
+        </w:rPr>
+      </w:pPr>
+      <w:r>
+        <w:rPr>
+          <w:rFonts w:eastAsia="Times New Roman" w:cs="Times New Roman"/>
+          <w:color w:val="000000"/>
+          <w:kern w:val="0"/>
+          <w:szCs w:val="24"/>
+          <w:lang w:eastAsia="en-ZA"/>
+          <w14:ligatures w14:val="none"/>
+        </w:rPr>
+        <w:t>First considered: Project setup/Sprint 0, once the development workflow and environments are established.</w:t>
+      </w:r>
+    </w:p>
+    <w:p>
+      <w:pPr>
+        <w:shd w:val="clear" w:color="auto" w:fill="FFFFFF"/>
+        <w:spacing w:before="0" w:after="0"/>
+        <w:rPr>
+          <w:rFonts w:eastAsia="Times New Roman" w:cs="Times New Roman"/>
+          <w:color w:val="000000"/>
+          <w:kern w:val="0"/>
+          <w:szCs w:val="24"/>
+          <w:lang w:eastAsia="en-ZA"/>
+          <w14:ligatures w14:val="none"/>
+        </w:rPr>
+      </w:pPr>
+      <w:r>
+        <w:rPr>
+          <w:rFonts w:eastAsia="Times New Roman" w:cs="Times New Roman"/>
+          <w:color w:val="000000"/>
+          <w:kern w:val="0"/>
+          <w:szCs w:val="24"/>
+          <w:lang w:eastAsia="en-ZA"/>
+          <w14:ligatures w14:val="none"/>
+        </w:rPr>
+        <w:t>Implemented/operationally significant: Throughout development and testing, and continuously during release and operations.</w:t>
+      </w:r>
+    </w:p>
+    <w:p>
+      <w:pPr>
+        <w:shd w:val="clear" w:color="auto" w:fill="FFFFFF"/>
+        <w:spacing w:before="0" w:after="0"/>
+        <w:rPr>
+          <w:rFonts w:eastAsia="Times New Roman" w:cs="Times New Roman"/>
+          <w:color w:val="000000"/>
+          <w:kern w:val="0"/>
+          <w:szCs w:val="24"/>
+          <w:lang w:eastAsia="en-ZA"/>
+          <w14:ligatures w14:val="none"/>
+        </w:rPr>
+      </w:pPr>
+      <w:r>
+        <w:rPr>
+          <w:rFonts w:eastAsia="Times New Roman" w:cs="Times New Roman"/>
+          <w:color w:val="000000"/>
+          <w:kern w:val="0"/>
+          <w:szCs w:val="24"/>
+          <w:lang w:eastAsia="en-ZA"/>
+          <w14:ligatures w14:val="none"/>
+        </w:rPr>
+        <w:t>Information needed: Repository strategy; environments; deployment targets; release frequency; test automation; secrets/configuration handling; rollback requirements.</w:t>
+      </w:r>
+    </w:p>
+    <w:p>
+      <w:pPr>
+        <w:shd w:val="clear" w:color="auto" w:fill="FFFFFF"/>
+        <w:spacing w:before="0" w:after="0"/>
+        <w:rPr>
+          <w:rFonts w:eastAsia="Times New Roman" w:cs="Times New Roman"/>
+          <w:color w:val="000000"/>
+          <w:kern w:val="0"/>
+          <w:szCs w:val="24"/>
+          <w:lang w:eastAsia="en-ZA"/>
+          <w14:ligatures w14:val="none"/>
+        </w:rPr>
+      </w:pPr>
+      <w:r>
+        <w:rPr>
+          <w:rFonts w:eastAsia="Times New Roman" w:cs="Times New Roman"/>
+          <w:color w:val="000000"/>
+          <w:kern w:val="0"/>
+          <w:szCs w:val="24"/>
+          <w:lang w:eastAsia="en-ZA"/>
+          <w14:ligatures w14:val="none"/>
+        </w:rPr>
+        <w:t>Later activities affected: Integration, regression testing, release management, deployment reliability and feedback cycles.</w:t>
+      </w:r>
+    </w:p>
+    <w:p>
+      <w:pPr>
+        <w:shd w:val="clear" w:color="auto" w:fill="FFFFFF"/>
+        <w:spacing w:before="0" w:after="0"/>
+        <w:rPr>
+          <w:rFonts w:eastAsia="Times New Roman" w:cs="Times New Roman"/>
+          <w:color w:val="000000"/>
+          <w:kern w:val="0"/>
+          <w:szCs w:val="24"/>
+          <w:lang w:eastAsia="en-ZA"/>
+          <w14:ligatures w14:val="none"/>
+        </w:rPr>
+      </w:pPr>
+      <w:r>
+        <w:rPr>
+          <w:rFonts w:eastAsia="Times New Roman" w:cs="Times New Roman"/>
+          <w:color w:val="000000"/>
+          <w:kern w:val="0"/>
+          <w:szCs w:val="24"/>
+          <w:lang w:eastAsia="en-ZA"/>
+          <w14:ligatures w14:val="none"/>
+        </w:rPr>
+        <w:t>If postponed: Manual integration and release processes accumulate friction and make defects harder to isolate. Humble and Farley describe automated build, test and deployment practices as foundations for reliable, low-risk delivery (Humble and Farley, 2010).</w:t>
+      </w:r>
+    </w:p>
+    <w:p>
+      <w:pPr>
+        <w:shd w:val="clear" w:color="auto" w:fill="FFFFFF"/>
+        <w:spacing w:before="0" w:after="0"/>
+        <w:rPr>
+          <w:rFonts w:eastAsia="Times New Roman" w:cs="Times New Roman"/>
+          <w:color w:val="000000"/>
+          <w:kern w:val="0"/>
+          <w:szCs w:val="24"/>
+          <w:lang w:eastAsia="en-ZA"/>
+          <w14:ligatures w14:val="none"/>
+        </w:rPr>
+      </w:pPr>
+      <w:r>
+        <w:rPr>
+          <w:rFonts w:eastAsia="Times New Roman" w:cs="Times New Roman"/>
+          <w:color w:val="000000"/>
+          <w:kern w:val="0"/>
+          <w:szCs w:val="24"/>
+          <w:lang w:eastAsia="en-ZA"/>
+          <w14:ligatures w14:val="none"/>
+        </w:rPr>
+        <w:t>Evidence: Humble and Farley (2010).</w:t>
+      </w:r>
+    </w:p>
+    <w:p>
+      <w:pPr>
+        <w:shd w:val="clear" w:color="auto" w:fill="FFFFFF"/>
+        <w:spacing w:before="0" w:after="0" w:line="240" w:lineRule="auto"/>
+        <w:rPr>
+          <w:rFonts w:eastAsia="Times New Roman" w:cs="Times New Roman"/>
+          <w:color w:val="000000"/>
+          <w:kern w:val="0"/>
+          <w:sz w:val="21"/>
+          <w:szCs w:val="21"/>
+          <w:lang w:eastAsia="en-ZA"/>
+          <w14:ligatures w14:val="none"/>
+        </w:rPr>
+      </w:pPr>
+    </w:p>
+    <w:p>
+      <w:pPr>
+        <w:pStyle w:val="ListParagraph"/>
+        <w:numPr>
+          <w:ilvl w:val="0"/>
+          <w:numId w:val="3"/>
+        </w:numPr>
+        <w:shd w:val="clear" w:color="auto" w:fill="FFFFFF"/>
+        <w:spacing w:before="0" w:after="0" w:line="240" w:lineRule="auto"/>
+        <w:rPr>
+          <w:rFonts w:eastAsia="Times New Roman" w:cs="Times New Roman"/>
+          <w:b/>
+          <w:bCs/>
+          <w:color w:val="4F81BD"/>
+          <w:kern w:val="0"/>
+          <w:sz w:val="26"/>
+          <w:szCs w:val="26"/>
+          <w:lang w:eastAsia="en-ZA"/>
+          <w14:ligatures w14:val="none"/>
+        </w:rPr>
+      </w:pPr>
+      <w:r>
+        <w:rPr>
+          <w:rFonts w:eastAsia="Times New Roman" w:cs="Times New Roman"/>
+          <w:b/>
+          <w:bCs/>
+          <w:color w:val="4F81BD"/>
+          <w:kern w:val="0"/>
+          <w:sz w:val="26"/>
+          <w:szCs w:val="26"/>
+          <w:lang w:eastAsia="en-ZA"/>
+          <w14:ligatures w14:val="none"/>
+        </w:rPr>
+        <w:t>Integration Strategy &amp; External API Boundaries</w:t>
+      </w:r>
+    </w:p>
+    <w:p>
+      <w:pPr>
+        <w:pStyle w:val="ListParagraph"/>
+        <w:shd w:val="clear" w:color="auto" w:fill="FFFFFF"/>
+        <w:spacing w:before="0" w:after="0" w:line="240" w:lineRule="auto"/>
+        <w:rPr>
+          <w:rFonts w:eastAsia="Times New Roman" w:cs="Times New Roman"/>
+          <w:color w:val="000000"/>
+          <w:kern w:val="0"/>
+          <w:sz w:val="21"/>
+          <w:szCs w:val="21"/>
+          <w:lang w:eastAsia="en-ZA"/>
+          <w14:ligatures w14:val="none"/>
+        </w:rPr>
+      </w:pPr>
+    </w:p>
+    <w:p>
+      <w:pPr>
+        <w:shd w:val="clear" w:color="auto" w:fill="FFFFFF"/>
+        <w:spacing w:before="0" w:after="0"/>
+        <w:rPr>
+          <w:rFonts w:eastAsia="Times New Roman" w:cs="Times New Roman"/>
+          <w:color w:val="000000"/>
+          <w:kern w:val="0"/>
+          <w:szCs w:val="24"/>
+          <w:lang w:eastAsia="en-ZA"/>
+          <w14:ligatures w14:val="none"/>
+        </w:rPr>
+      </w:pPr>
+      <w:r>
+        <w:rPr>
+          <w:rFonts w:eastAsia="Times New Roman" w:cs="Times New Roman"/>
+          <w:color w:val="000000"/>
+          <w:kern w:val="0"/>
+          <w:szCs w:val="24"/>
+          <w:lang w:eastAsia="en-ZA"/>
+          <w14:ligatures w14:val="none"/>
+        </w:rPr>
+        <w:t xml:space="preserve">What: Define how internal components and external services communicate, including interface contracts, protocols, error handling, </w:t>
+      </w:r>
+      <w:proofErr w:type="gramStart"/>
+      <w:r>
+        <w:rPr>
+          <w:rFonts w:eastAsia="Times New Roman" w:cs="Times New Roman"/>
+          <w:color w:val="000000"/>
+          <w:kern w:val="0"/>
+          <w:szCs w:val="24"/>
+          <w:lang w:eastAsia="en-ZA"/>
+          <w14:ligatures w14:val="none"/>
+        </w:rPr>
+        <w:t>versioning</w:t>
+      </w:r>
+      <w:proofErr w:type="gramEnd"/>
+      <w:r>
+        <w:rPr>
+          <w:rFonts w:eastAsia="Times New Roman" w:cs="Times New Roman"/>
+          <w:color w:val="000000"/>
+          <w:kern w:val="0"/>
+          <w:szCs w:val="24"/>
+          <w:lang w:eastAsia="en-ZA"/>
+          <w14:ligatures w14:val="none"/>
+        </w:rPr>
+        <w:t xml:space="preserve"> and dependency boundaries.</w:t>
+      </w:r>
+    </w:p>
+    <w:p>
+      <w:pPr>
+        <w:shd w:val="clear" w:color="auto" w:fill="FFFFFF"/>
+        <w:spacing w:before="0" w:after="0"/>
+        <w:rPr>
+          <w:rFonts w:eastAsia="Times New Roman" w:cs="Times New Roman"/>
+          <w:color w:val="000000"/>
+          <w:kern w:val="0"/>
+          <w:szCs w:val="24"/>
+          <w:lang w:eastAsia="en-ZA"/>
+          <w14:ligatures w14:val="none"/>
+        </w:rPr>
+      </w:pPr>
+      <w:r>
+        <w:rPr>
+          <w:rFonts w:eastAsia="Times New Roman" w:cs="Times New Roman"/>
+          <w:color w:val="000000"/>
+          <w:kern w:val="0"/>
+          <w:szCs w:val="24"/>
+          <w:lang w:eastAsia="en-ZA"/>
+          <w14:ligatures w14:val="none"/>
+        </w:rPr>
+        <w:t>First considered: High-level architecture and design, before independent components or third-party integrations are deeply coupled.</w:t>
+      </w:r>
+    </w:p>
+    <w:p>
+      <w:pPr>
+        <w:shd w:val="clear" w:color="auto" w:fill="FFFFFF"/>
+        <w:spacing w:before="0" w:after="0"/>
+        <w:rPr>
+          <w:rFonts w:eastAsia="Times New Roman" w:cs="Times New Roman"/>
+          <w:color w:val="000000"/>
+          <w:kern w:val="0"/>
+          <w:szCs w:val="24"/>
+          <w:lang w:eastAsia="en-ZA"/>
+          <w14:ligatures w14:val="none"/>
+        </w:rPr>
+      </w:pPr>
+      <w:r>
+        <w:rPr>
+          <w:rFonts w:eastAsia="Times New Roman" w:cs="Times New Roman"/>
+          <w:color w:val="000000"/>
+          <w:kern w:val="0"/>
+          <w:szCs w:val="24"/>
+          <w:lang w:eastAsia="en-ZA"/>
+          <w14:ligatures w14:val="none"/>
+        </w:rPr>
+        <w:t>Implemented/operationally significant: During API/component development, integration testing and production operations.</w:t>
+      </w:r>
+    </w:p>
+    <w:p>
+      <w:pPr>
+        <w:shd w:val="clear" w:color="auto" w:fill="FFFFFF"/>
+        <w:spacing w:before="0" w:after="0"/>
+        <w:rPr>
+          <w:rFonts w:eastAsia="Times New Roman" w:cs="Times New Roman"/>
+          <w:color w:val="000000"/>
+          <w:kern w:val="0"/>
+          <w:szCs w:val="24"/>
+          <w:lang w:eastAsia="en-ZA"/>
+          <w14:ligatures w14:val="none"/>
+        </w:rPr>
+      </w:pPr>
+      <w:r>
+        <w:rPr>
+          <w:rFonts w:eastAsia="Times New Roman" w:cs="Times New Roman"/>
+          <w:color w:val="000000"/>
+          <w:kern w:val="0"/>
+          <w:szCs w:val="24"/>
+          <w:lang w:eastAsia="en-ZA"/>
+          <w14:ligatures w14:val="none"/>
+        </w:rPr>
+        <w:lastRenderedPageBreak/>
+        <w:t>Information needed: Interface contracts; protocol choices; data formats; dependency reliability; rate limits; authentication; versioning; failure and timeout behaviour.</w:t>
+      </w:r>
+    </w:p>
+    <w:p>
+      <w:pPr>
+        <w:shd w:val="clear" w:color="auto" w:fill="FFFFFF"/>
+        <w:spacing w:before="0" w:after="0"/>
+        <w:rPr>
+          <w:rFonts w:eastAsia="Times New Roman" w:cs="Times New Roman"/>
+          <w:color w:val="000000"/>
+          <w:kern w:val="0"/>
+          <w:szCs w:val="24"/>
+          <w:lang w:eastAsia="en-ZA"/>
+          <w14:ligatures w14:val="none"/>
+        </w:rPr>
+      </w:pPr>
+      <w:r>
+        <w:rPr>
+          <w:rFonts w:eastAsia="Times New Roman" w:cs="Times New Roman"/>
+          <w:color w:val="000000"/>
+          <w:kern w:val="0"/>
+          <w:szCs w:val="24"/>
+          <w:lang w:eastAsia="en-ZA"/>
+          <w14:ligatures w14:val="none"/>
+        </w:rPr>
+        <w:t xml:space="preserve">Later activities affected: Component integration, testing, monitoring, error recovery, </w:t>
+      </w:r>
+      <w:proofErr w:type="gramStart"/>
+      <w:r>
+        <w:rPr>
+          <w:rFonts w:eastAsia="Times New Roman" w:cs="Times New Roman"/>
+          <w:color w:val="000000"/>
+          <w:kern w:val="0"/>
+          <w:szCs w:val="24"/>
+          <w:lang w:eastAsia="en-ZA"/>
+          <w14:ligatures w14:val="none"/>
+        </w:rPr>
+        <w:t>API</w:t>
+      </w:r>
+      <w:proofErr w:type="gramEnd"/>
+      <w:r>
+        <w:rPr>
+          <w:rFonts w:eastAsia="Times New Roman" w:cs="Times New Roman"/>
+          <w:color w:val="000000"/>
+          <w:kern w:val="0"/>
+          <w:szCs w:val="24"/>
+          <w:lang w:eastAsia="en-ZA"/>
+          <w14:ligatures w14:val="none"/>
+        </w:rPr>
+        <w:t xml:space="preserve"> versioning and change management.</w:t>
+      </w:r>
+    </w:p>
+    <w:p>
+      <w:pPr>
+        <w:shd w:val="clear" w:color="auto" w:fill="FFFFFF"/>
+        <w:spacing w:before="0" w:after="0"/>
+        <w:rPr>
+          <w:rFonts w:eastAsia="Times New Roman" w:cs="Times New Roman"/>
+          <w:color w:val="000000"/>
+          <w:kern w:val="0"/>
+          <w:szCs w:val="24"/>
+          <w:lang w:eastAsia="en-ZA"/>
+          <w14:ligatures w14:val="none"/>
+        </w:rPr>
+      </w:pPr>
+      <w:r>
+        <w:rPr>
+          <w:rFonts w:eastAsia="Times New Roman" w:cs="Times New Roman"/>
+          <w:color w:val="000000"/>
+          <w:kern w:val="0"/>
+          <w:szCs w:val="24"/>
+          <w:lang w:eastAsia="en-ZA"/>
+          <w14:ligatures w14:val="none"/>
+        </w:rPr>
+        <w:t>If postponed: Components can become tightly coupled, and changes to an external service can propagate failures or require widespread rework. OWASP's API Security Top 10 highlights risks including broken authorisation, security misconfiguration, improper API inventory and unsafe consumption of APIs, reinforcing the need to consider API boundaries and security early (OWASP, 2023).</w:t>
+      </w:r>
+    </w:p>
+    <w:p>
+      <w:pPr>
+        <w:shd w:val="clear" w:color="auto" w:fill="FFFFFF"/>
+        <w:spacing w:before="0" w:after="0"/>
+        <w:rPr>
+          <w:rFonts w:eastAsia="Times New Roman" w:cs="Times New Roman"/>
+          <w:color w:val="000000"/>
+          <w:kern w:val="0"/>
+          <w:szCs w:val="24"/>
+          <w:lang w:eastAsia="en-ZA"/>
+          <w14:ligatures w14:val="none"/>
+        </w:rPr>
+      </w:pPr>
+      <w:r>
+        <w:rPr>
+          <w:rFonts w:eastAsia="Times New Roman" w:cs="Times New Roman"/>
+          <w:color w:val="000000"/>
+          <w:kern w:val="0"/>
+          <w:szCs w:val="24"/>
+          <w:lang w:eastAsia="en-ZA"/>
+          <w14:ligatures w14:val="none"/>
+        </w:rPr>
+        <w:t>Evidence: Newman (2021); OWASP (2023).</w:t>
+      </w:r>
+    </w:p>
+    <w:p>
+      <w:pPr>
+        <w:shd w:val="clear" w:color="auto" w:fill="FFFFFF"/>
+        <w:spacing w:before="0" w:after="0" w:line="240" w:lineRule="auto"/>
+        <w:rPr>
+          <w:rFonts w:eastAsia="Times New Roman" w:cs="Times New Roman"/>
+          <w:color w:val="000000"/>
+          <w:kern w:val="0"/>
+          <w:sz w:val="21"/>
+          <w:szCs w:val="21"/>
+          <w:lang w:eastAsia="en-ZA"/>
+          <w14:ligatures w14:val="none"/>
+        </w:rPr>
+      </w:pPr>
+    </w:p>
+    <w:p>
+      <w:pPr>
+        <w:shd w:val="clear" w:color="auto" w:fill="FFFFFF"/>
+        <w:spacing w:before="0" w:after="0" w:line="240" w:lineRule="auto"/>
+        <w:rPr>
+          <w:rFonts w:eastAsia="Times New Roman" w:cs="Times New Roman"/>
+          <w:b/>
+          <w:bCs/>
+          <w:color w:val="4F81BD"/>
+          <w:kern w:val="0"/>
+          <w:sz w:val="26"/>
+          <w:szCs w:val="26"/>
+          <w:lang w:eastAsia="en-ZA"/>
+          <w14:ligatures w14:val="none"/>
+        </w:rPr>
+      </w:pPr>
+      <w:r>
+        <w:rPr>
+          <w:rFonts w:eastAsia="Times New Roman" w:cs="Times New Roman"/>
+          <w:b/>
+          <w:bCs/>
+          <w:color w:val="4F81BD"/>
+          <w:kern w:val="0"/>
+          <w:sz w:val="26"/>
+          <w:szCs w:val="26"/>
+          <w:lang w:eastAsia="en-ZA"/>
+          <w14:ligatures w14:val="none"/>
+        </w:rPr>
+        <w:t>6. Regulatory Compliance, Governance &amp; Data Privacy</w:t>
+      </w:r>
+    </w:p>
+    <w:p>
+      <w:pPr>
+        <w:shd w:val="clear" w:color="auto" w:fill="FFFFFF"/>
+        <w:spacing w:before="0" w:after="0" w:line="240" w:lineRule="auto"/>
+        <w:rPr>
+          <w:rFonts w:eastAsia="Times New Roman" w:cs="Times New Roman"/>
+          <w:color w:val="000000"/>
+          <w:kern w:val="0"/>
+          <w:sz w:val="21"/>
+          <w:szCs w:val="21"/>
+          <w:lang w:eastAsia="en-ZA"/>
+          <w14:ligatures w14:val="none"/>
+        </w:rPr>
+      </w:pPr>
+    </w:p>
+    <w:p>
+      <w:pPr>
+        <w:shd w:val="clear" w:color="auto" w:fill="FFFFFF"/>
+        <w:spacing w:before="0" w:after="0"/>
+        <w:rPr>
+          <w:rFonts w:eastAsia="Times New Roman" w:cs="Times New Roman"/>
+          <w:color w:val="000000"/>
+          <w:kern w:val="0"/>
+          <w:sz w:val="21"/>
+          <w:szCs w:val="21"/>
+          <w:lang w:eastAsia="en-ZA"/>
+          <w14:ligatures w14:val="none"/>
+        </w:rPr>
+      </w:pPr>
+      <w:r>
+        <w:rPr>
+          <w:rFonts w:eastAsia="Times New Roman" w:cs="Times New Roman"/>
+          <w:color w:val="000000"/>
+          <w:kern w:val="0"/>
+          <w:sz w:val="22"/>
+          <w:lang w:eastAsia="en-ZA"/>
+          <w14:ligatures w14:val="none"/>
+        </w:rPr>
+        <w:t>What: Determine legal, regulatory and governance requirements for information handling, access, retention, auditability, consent and security.</w:t>
+      </w:r>
+    </w:p>
+    <w:p>
+      <w:pPr>
+        <w:shd w:val="clear" w:color="auto" w:fill="FFFFFF"/>
+        <w:spacing w:before="0" w:after="0"/>
+        <w:rPr>
+          <w:rFonts w:eastAsia="Times New Roman" w:cs="Times New Roman"/>
+          <w:color w:val="000000"/>
+          <w:kern w:val="0"/>
+          <w:sz w:val="21"/>
+          <w:szCs w:val="21"/>
+          <w:lang w:eastAsia="en-ZA"/>
+          <w14:ligatures w14:val="none"/>
+        </w:rPr>
+      </w:pPr>
+      <w:r>
+        <w:rPr>
+          <w:rFonts w:eastAsia="Times New Roman" w:cs="Times New Roman"/>
+          <w:color w:val="000000"/>
+          <w:kern w:val="0"/>
+          <w:sz w:val="22"/>
+          <w:lang w:eastAsia="en-ZA"/>
+          <w14:ligatures w14:val="none"/>
+        </w:rPr>
+        <w:t>First considered: Early requirements analysis and system specification, before data structures and workflows make compliance assumptions difficult to change.</w:t>
+      </w:r>
+    </w:p>
+    <w:p>
+      <w:pPr>
+        <w:shd w:val="clear" w:color="auto" w:fill="FFFFFF"/>
+        <w:spacing w:before="0" w:after="0"/>
+        <w:rPr>
+          <w:rFonts w:eastAsia="Times New Roman" w:cs="Times New Roman"/>
+          <w:color w:val="000000"/>
+          <w:kern w:val="0"/>
+          <w:sz w:val="21"/>
+          <w:szCs w:val="21"/>
+          <w:lang w:eastAsia="en-ZA"/>
+          <w14:ligatures w14:val="none"/>
+        </w:rPr>
+      </w:pPr>
+      <w:r>
+        <w:rPr>
+          <w:rFonts w:eastAsia="Times New Roman" w:cs="Times New Roman"/>
+          <w:color w:val="000000"/>
+          <w:kern w:val="0"/>
+          <w:sz w:val="22"/>
+          <w:lang w:eastAsia="en-ZA"/>
+          <w14:ligatures w14:val="none"/>
+        </w:rPr>
+        <w:t>Implemented/operationally significant: During design and development and especially at deployment, audit and ongoing operations.</w:t>
+      </w:r>
+    </w:p>
+    <w:p>
+      <w:pPr>
+        <w:shd w:val="clear" w:color="auto" w:fill="FFFFFF"/>
+        <w:spacing w:before="0" w:after="0"/>
+        <w:rPr>
+          <w:rFonts w:eastAsia="Times New Roman" w:cs="Times New Roman"/>
+          <w:color w:val="000000"/>
+          <w:kern w:val="0"/>
+          <w:sz w:val="21"/>
+          <w:szCs w:val="21"/>
+          <w:lang w:eastAsia="en-ZA"/>
+          <w14:ligatures w14:val="none"/>
+        </w:rPr>
+      </w:pPr>
+      <w:r>
+        <w:rPr>
+          <w:rFonts w:eastAsia="Times New Roman" w:cs="Times New Roman"/>
+          <w:color w:val="000000"/>
+          <w:kern w:val="0"/>
+          <w:sz w:val="22"/>
+          <w:lang w:eastAsia="en-ZA"/>
+          <w14:ligatures w14:val="none"/>
+        </w:rPr>
+        <w:t>Information needed: Applicable laws and policies; categories of personal data; processing purposes; retention periods; access rules; security obligations; data-location requirements; audit needs.</w:t>
+      </w:r>
+    </w:p>
+    <w:p>
+      <w:pPr>
+        <w:shd w:val="clear" w:color="auto" w:fill="FFFFFF"/>
+        <w:spacing w:before="0" w:after="0"/>
+        <w:rPr>
+          <w:rFonts w:eastAsia="Times New Roman" w:cs="Times New Roman"/>
+          <w:color w:val="000000"/>
+          <w:kern w:val="0"/>
+          <w:sz w:val="21"/>
+          <w:szCs w:val="21"/>
+          <w:lang w:eastAsia="en-ZA"/>
+          <w14:ligatures w14:val="none"/>
+        </w:rPr>
+      </w:pPr>
+      <w:r>
+        <w:rPr>
+          <w:rFonts w:eastAsia="Times New Roman" w:cs="Times New Roman"/>
+          <w:color w:val="000000"/>
+          <w:kern w:val="0"/>
+          <w:sz w:val="22"/>
+          <w:lang w:eastAsia="en-ZA"/>
+          <w14:ligatures w14:val="none"/>
+        </w:rPr>
+        <w:t>Later activities affected: Data models, consent and access workflows, encryption, logging, retention/deletion mechanisms, testing and operational governance.</w:t>
+      </w:r>
+    </w:p>
+    <w:p>
+      <w:pPr>
+        <w:shd w:val="clear" w:color="auto" w:fill="FFFFFF"/>
+        <w:spacing w:before="0" w:after="0"/>
+        <w:rPr>
+          <w:rFonts w:eastAsia="Times New Roman" w:cs="Times New Roman"/>
+          <w:color w:val="000000"/>
+          <w:kern w:val="0"/>
+          <w:sz w:val="21"/>
+          <w:szCs w:val="21"/>
+          <w:lang w:eastAsia="en-ZA"/>
+          <w14:ligatures w14:val="none"/>
+        </w:rPr>
+      </w:pPr>
+      <w:r>
+        <w:rPr>
+          <w:rFonts w:eastAsia="Times New Roman" w:cs="Times New Roman"/>
+          <w:color w:val="000000"/>
+          <w:kern w:val="0"/>
+          <w:sz w:val="22"/>
+          <w:lang w:eastAsia="en-ZA"/>
+          <w14:ligatures w14:val="none"/>
+        </w:rPr>
+        <w:t xml:space="preserve">If postponed: Compliance controls may need to be retrofitted into core workflows and data stores, increasing cost and potentially creating legal and operational exposure. The European Commission explains that privacy by design requires safeguards to be incorporated at the earliest stages of processing design (European Commission, </w:t>
+      </w:r>
+      <w:proofErr w:type="spellStart"/>
+      <w:r>
+        <w:rPr>
+          <w:rFonts w:eastAsia="Times New Roman" w:cs="Times New Roman"/>
+          <w:color w:val="000000"/>
+          <w:kern w:val="0"/>
+          <w:sz w:val="22"/>
+          <w:lang w:eastAsia="en-ZA"/>
+          <w14:ligatures w14:val="none"/>
+        </w:rPr>
+        <w:t>n.d.</w:t>
+      </w:r>
+      <w:proofErr w:type="spellEnd"/>
+      <w:r>
+        <w:rPr>
+          <w:rFonts w:eastAsia="Times New Roman" w:cs="Times New Roman"/>
+          <w:color w:val="000000"/>
+          <w:kern w:val="0"/>
+          <w:sz w:val="22"/>
+          <w:lang w:eastAsia="en-ZA"/>
+          <w14:ligatures w14:val="none"/>
+        </w:rPr>
+        <w:t>). NIST SP 800-53 also integrates security and privacy controls within risk management.</w:t>
+      </w:r>
+    </w:p>
+    <w:p>
+      <w:pPr>
+        <w:shd w:val="clear" w:color="auto" w:fill="FFFFFF"/>
+        <w:spacing w:before="0" w:after="0"/>
+        <w:rPr>
+          <w:rFonts w:eastAsia="Times New Roman" w:cs="Times New Roman"/>
+          <w:color w:val="000000"/>
+          <w:kern w:val="0"/>
+          <w:sz w:val="22"/>
+          <w:lang w:eastAsia="en-ZA"/>
+          <w14:ligatures w14:val="none"/>
+        </w:rPr>
+      </w:pPr>
+      <w:r>
+        <w:rPr>
+          <w:rFonts w:eastAsia="Times New Roman" w:cs="Times New Roman"/>
+          <w:color w:val="000000"/>
+          <w:kern w:val="0"/>
+          <w:sz w:val="22"/>
+          <w:lang w:eastAsia="en-ZA"/>
+          <w14:ligatures w14:val="none"/>
+        </w:rPr>
+        <w:t>Evidence: European Commission (</w:t>
+      </w:r>
+      <w:proofErr w:type="spellStart"/>
+      <w:r>
+        <w:rPr>
+          <w:rFonts w:eastAsia="Times New Roman" w:cs="Times New Roman"/>
+          <w:color w:val="000000"/>
+          <w:kern w:val="0"/>
+          <w:sz w:val="22"/>
+          <w:lang w:eastAsia="en-ZA"/>
+          <w14:ligatures w14:val="none"/>
+        </w:rPr>
+        <w:t>n.d.</w:t>
+      </w:r>
+      <w:proofErr w:type="spellEnd"/>
+      <w:r>
+        <w:rPr>
+          <w:rFonts w:eastAsia="Times New Roman" w:cs="Times New Roman"/>
+          <w:color w:val="000000"/>
+          <w:kern w:val="0"/>
+          <w:sz w:val="22"/>
+          <w:lang w:eastAsia="en-ZA"/>
+          <w14:ligatures w14:val="none"/>
+        </w:rPr>
+        <w:t>); NIST SP 800-53 Rev. 5.</w:t>
+      </w:r>
+    </w:p>
+    <w:p>
+      <w:pPr>
+        <w:shd w:val="clear" w:color="auto" w:fill="FFFFFF"/>
+        <w:spacing w:before="0" w:after="0" w:line="240" w:lineRule="auto"/>
+        <w:rPr>
+          <w:rFonts w:eastAsia="Times New Roman" w:cs="Times New Roman"/>
+          <w:color w:val="000000"/>
+          <w:kern w:val="0"/>
+          <w:sz w:val="21"/>
+          <w:szCs w:val="21"/>
+          <w:lang w:eastAsia="en-ZA"/>
+          <w14:ligatures w14:val="none"/>
+        </w:rPr>
+      </w:pPr>
+    </w:p>
+    <w:p>
+      <w:pPr>
+        <w:shd w:val="clear" w:color="auto" w:fill="FFFFFF"/>
+        <w:spacing w:before="0" w:after="0" w:line="240" w:lineRule="auto"/>
+        <w:rPr>
+          <w:rFonts w:eastAsia="Times New Roman" w:cs="Times New Roman"/>
+          <w:b/>
+          <w:bCs/>
+          <w:color w:val="365F91"/>
+          <w:kern w:val="0"/>
+          <w:sz w:val="28"/>
+          <w:szCs w:val="28"/>
+          <w:lang w:eastAsia="en-ZA"/>
+          <w14:ligatures w14:val="none"/>
+        </w:rPr>
+      </w:pPr>
+      <w:r>
+        <w:rPr>
+          <w:rFonts w:eastAsia="Times New Roman" w:cs="Times New Roman"/>
+          <w:b/>
+          <w:bCs/>
+          <w:color w:val="365F91"/>
+          <w:kern w:val="0"/>
+          <w:sz w:val="28"/>
+          <w:szCs w:val="28"/>
+          <w:lang w:eastAsia="en-ZA"/>
+          <w14:ligatures w14:val="none"/>
+        </w:rPr>
+        <w:t>3. Decision Horizon Map</w:t>
+      </w:r>
+    </w:p>
+    <w:p>
+      <w:pPr>
+        <w:shd w:val="clear" w:color="auto" w:fill="FFFFFF"/>
+        <w:spacing w:before="0" w:after="0" w:line="240" w:lineRule="auto"/>
+        <w:rPr>
+          <w:rFonts w:eastAsia="Times New Roman" w:cs="Times New Roman"/>
+          <w:color w:val="000000"/>
+          <w:kern w:val="0"/>
+          <w:sz w:val="21"/>
+          <w:szCs w:val="21"/>
+          <w:lang w:eastAsia="en-ZA"/>
+          <w14:ligatures w14:val="none"/>
+        </w:rPr>
+      </w:pPr>
+    </w:p>
+    <w:p>
+      <w:pPr>
+        <w:shd w:val="clear" w:color="auto" w:fill="FFFFFF"/>
+        <w:spacing w:before="0" w:after="0"/>
+        <w:rPr>
+          <w:rFonts w:eastAsia="Times New Roman" w:cs="Times New Roman"/>
+          <w:color w:val="000000"/>
+          <w:kern w:val="0"/>
+          <w:sz w:val="22"/>
+          <w:lang w:eastAsia="en-ZA"/>
+          <w14:ligatures w14:val="none"/>
+        </w:rPr>
+      </w:pPr>
+      <w:r>
+        <w:rPr>
+          <w:rFonts w:eastAsia="Times New Roman" w:cs="Times New Roman"/>
+          <w:color w:val="000000"/>
+          <w:kern w:val="0"/>
+          <w:sz w:val="22"/>
+          <w:lang w:eastAsia="en-ZA"/>
+          <w14:ligatures w14:val="none"/>
+        </w:rPr>
+        <w:t>The map distinguishes when each concern should first be considered from when it becomes more operationally visible or is implemented. The arrows show that early decisions create constraints and inputs for later design, development, testing, deployment and operations.</w:t>
+      </w:r>
+    </w:p>
+    <w:p>
+      <w:pPr>
+        <w:shd w:val="clear" w:color="auto" w:fill="FFFFFF"/>
+        <w:spacing w:before="0" w:after="0" w:line="240" w:lineRule="auto"/>
+        <w:rPr>
+          <w:rFonts w:eastAsia="Times New Roman" w:cs="Times New Roman"/>
+          <w:color w:val="000000"/>
+          <w:kern w:val="0"/>
+          <w:sz w:val="21"/>
+          <w:szCs w:val="21"/>
+          <w:lang w:eastAsia="en-ZA"/>
+          <w14:ligatures w14:val="none"/>
+        </w:rPr>
+      </w:pPr>
+    </w:p>
+    <w:tbl>
+      <w:tblPr>
+        <w:tblW w:w="0" w:type="dxa"/>
+        <w:tblBorders>
+          <w:top w:val="single" w:sz="2" w:space="0" w:color="auto"/>
+          <w:left w:val="single" w:sz="2" w:space="0" w:color="auto"/>
+          <w:bottom w:val="single" w:sz="2" w:space="0" w:color="auto"/>
+          <w:right w:val="single" w:sz="2" w:space="0" w:color="auto"/>
+        </w:tblBorders>
+        <w:shd w:val="clear" w:color="auto" w:fill="FFFFFF"/>
+        <w:tblLook w:val="04A0" w:firstRow="1" w:lastRow="0" w:firstColumn="1" w:lastColumn="0" w:noHBand="0" w:noVBand="1"/>
+      </w:tblPr>
+      <w:tblGrid>
+        <w:gridCol w:w="1384"/>
+        <w:gridCol w:w="1175"/>
+        <w:gridCol w:w="1360"/>
+        <w:gridCol w:w="1284"/>
+        <w:gridCol w:w="1322"/>
+        <w:gridCol w:w="1267"/>
+        <w:gridCol w:w="1224"/>
+      </w:tblGrid>
+      <w:tr>
+        <w:tc>
+          <w:tcPr>
+            <w:tcW w:w="1481" w:type="dxa"/>
+            <w:tcBorders>
+              <w:top w:val="single" w:sz="4" w:space="0" w:color="000000"/>
+              <w:left w:val="single" w:sz="4" w:space="0" w:color="000000"/>
+              <w:bottom w:val="single" w:sz="4" w:space="0" w:color="000000"/>
+              <w:right w:val="single" w:sz="4" w:space="0" w:color="000000"/>
+            </w:tcBorders>
+            <w:shd w:val="clear" w:color="auto" w:fill="D9EAF7"/>
+            <w:vAlign w:val="center"/>
+            <w:hideMark/>
+          </w:tcPr>
+          <w:p>
+            <w:pPr>
+              <w:spacing w:before="0" w:after="0" w:line="240" w:lineRule="auto"/>
+              <w:rPr>
+                <w:rFonts w:ascii="Aptos" w:eastAsia="Times New Roman" w:hAnsi="Aptos" w:cs="Segoe UI"/>
+                <w:color w:val="000000"/>
+                <w:kern w:val="0"/>
+                <w:sz w:val="21"/>
+                <w:szCs w:val="21"/>
+                <w:lang w:eastAsia="en-ZA"/>
+                <w14:ligatures w14:val="none"/>
+              </w:rPr>
+            </w:pPr>
+            <w:r>
+              <w:rPr>
+                <w:rFonts w:ascii="Aptos" w:eastAsia="Times New Roman" w:hAnsi="Aptos" w:cs="Segoe UI"/>
+                <w:b/>
+                <w:bCs/>
+                <w:color w:val="000000"/>
+                <w:kern w:val="0"/>
+                <w:sz w:val="16"/>
+                <w:szCs w:val="16"/>
+                <w:lang w:eastAsia="en-ZA"/>
+                <w14:ligatures w14:val="none"/>
+              </w:rPr>
+              <w:t>Concern</w:t>
+            </w:r>
+          </w:p>
+        </w:tc>
+        <w:tc>
+          <w:tcPr>
+            <w:tcW w:w="1481" w:type="dxa"/>
+            <w:tcBorders>
+              <w:top w:val="single" w:sz="4" w:space="0" w:color="000000"/>
+              <w:left w:val="single" w:sz="4" w:space="0" w:color="000000"/>
+              <w:bottom w:val="single" w:sz="4" w:space="0" w:color="000000"/>
+              <w:right w:val="single" w:sz="4" w:space="0" w:color="000000"/>
+            </w:tcBorders>
+            <w:shd w:val="clear" w:color="auto" w:fill="D9EAF7"/>
+            <w:vAlign w:val="center"/>
+            <w:hideMark/>
+          </w:tcPr>
+          <w:p>
+            <w:pPr>
+              <w:spacing w:before="0" w:after="0" w:line="240" w:lineRule="auto"/>
+              <w:rPr>
+                <w:rFonts w:ascii="Aptos" w:eastAsia="Times New Roman" w:hAnsi="Aptos" w:cs="Segoe UI"/>
+                <w:color w:val="000000"/>
+                <w:kern w:val="0"/>
+                <w:sz w:val="21"/>
+                <w:szCs w:val="21"/>
+                <w:lang w:eastAsia="en-ZA"/>
+                <w14:ligatures w14:val="none"/>
+              </w:rPr>
+            </w:pPr>
+            <w:r>
+              <w:rPr>
+                <w:rFonts w:ascii="Aptos" w:eastAsia="Times New Roman" w:hAnsi="Aptos" w:cs="Segoe UI"/>
+                <w:b/>
+                <w:bCs/>
+                <w:color w:val="000000"/>
+                <w:kern w:val="0"/>
+                <w:sz w:val="16"/>
+                <w:szCs w:val="16"/>
+                <w:lang w:eastAsia="en-ZA"/>
+                <w14:ligatures w14:val="none"/>
+              </w:rPr>
+              <w:t>Inception / Discovery</w:t>
+            </w:r>
+          </w:p>
+        </w:tc>
+        <w:tc>
+          <w:tcPr>
+            <w:tcW w:w="1481" w:type="dxa"/>
+            <w:tcBorders>
+              <w:top w:val="single" w:sz="4" w:space="0" w:color="000000"/>
+              <w:left w:val="single" w:sz="4" w:space="0" w:color="000000"/>
+              <w:bottom w:val="single" w:sz="4" w:space="0" w:color="000000"/>
+              <w:right w:val="single" w:sz="4" w:space="0" w:color="000000"/>
+            </w:tcBorders>
+            <w:shd w:val="clear" w:color="auto" w:fill="D9EAF7"/>
+            <w:vAlign w:val="center"/>
+            <w:hideMark/>
+          </w:tcPr>
+          <w:p>
+            <w:pPr>
+              <w:spacing w:before="0" w:after="0" w:line="240" w:lineRule="auto"/>
+              <w:rPr>
+                <w:rFonts w:ascii="Aptos" w:eastAsia="Times New Roman" w:hAnsi="Aptos" w:cs="Segoe UI"/>
+                <w:color w:val="000000"/>
+                <w:kern w:val="0"/>
+                <w:sz w:val="21"/>
+                <w:szCs w:val="21"/>
+                <w:lang w:eastAsia="en-ZA"/>
+                <w14:ligatures w14:val="none"/>
+              </w:rPr>
+            </w:pPr>
+            <w:r>
+              <w:rPr>
+                <w:rFonts w:ascii="Aptos" w:eastAsia="Times New Roman" w:hAnsi="Aptos" w:cs="Segoe UI"/>
+                <w:b/>
+                <w:bCs/>
+                <w:color w:val="000000"/>
+                <w:kern w:val="0"/>
+                <w:sz w:val="16"/>
+                <w:szCs w:val="16"/>
+                <w:lang w:eastAsia="en-ZA"/>
+                <w14:ligatures w14:val="none"/>
+              </w:rPr>
+              <w:t>Requirements / Domain</w:t>
+            </w:r>
+          </w:p>
+        </w:tc>
+        <w:tc>
+          <w:tcPr>
+            <w:tcW w:w="1481" w:type="dxa"/>
+            <w:tcBorders>
+              <w:top w:val="single" w:sz="4" w:space="0" w:color="000000"/>
+              <w:left w:val="single" w:sz="4" w:space="0" w:color="000000"/>
+              <w:bottom w:val="single" w:sz="4" w:space="0" w:color="000000"/>
+              <w:right w:val="single" w:sz="4" w:space="0" w:color="000000"/>
+            </w:tcBorders>
+            <w:shd w:val="clear" w:color="auto" w:fill="D9EAF7"/>
+            <w:vAlign w:val="center"/>
+            <w:hideMark/>
+          </w:tcPr>
+          <w:p>
+            <w:pPr>
+              <w:spacing w:before="0" w:after="0" w:line="240" w:lineRule="auto"/>
+              <w:rPr>
+                <w:rFonts w:ascii="Aptos" w:eastAsia="Times New Roman" w:hAnsi="Aptos" w:cs="Segoe UI"/>
+                <w:color w:val="000000"/>
+                <w:kern w:val="0"/>
+                <w:sz w:val="21"/>
+                <w:szCs w:val="21"/>
+                <w:lang w:eastAsia="en-ZA"/>
+                <w14:ligatures w14:val="none"/>
+              </w:rPr>
+            </w:pPr>
+            <w:r>
+              <w:rPr>
+                <w:rFonts w:ascii="Aptos" w:eastAsia="Times New Roman" w:hAnsi="Aptos" w:cs="Segoe UI"/>
+                <w:b/>
+                <w:bCs/>
+                <w:color w:val="000000"/>
+                <w:kern w:val="0"/>
+                <w:sz w:val="16"/>
+                <w:szCs w:val="16"/>
+                <w:lang w:eastAsia="en-ZA"/>
+                <w14:ligatures w14:val="none"/>
+              </w:rPr>
+              <w:t>Architecture / Design</w:t>
+            </w:r>
+          </w:p>
+        </w:tc>
+        <w:tc>
+          <w:tcPr>
+            <w:tcW w:w="1481" w:type="dxa"/>
+            <w:tcBorders>
+              <w:top w:val="single" w:sz="4" w:space="0" w:color="000000"/>
+              <w:left w:val="single" w:sz="4" w:space="0" w:color="000000"/>
+              <w:bottom w:val="single" w:sz="4" w:space="0" w:color="000000"/>
+              <w:right w:val="single" w:sz="4" w:space="0" w:color="000000"/>
+            </w:tcBorders>
+            <w:shd w:val="clear" w:color="auto" w:fill="D9EAF7"/>
+            <w:vAlign w:val="center"/>
+            <w:hideMark/>
+          </w:tcPr>
+          <w:p>
+            <w:pPr>
+              <w:spacing w:before="0" w:after="0" w:line="240" w:lineRule="auto"/>
+              <w:rPr>
+                <w:rFonts w:ascii="Aptos" w:eastAsia="Times New Roman" w:hAnsi="Aptos" w:cs="Segoe UI"/>
+                <w:color w:val="000000"/>
+                <w:kern w:val="0"/>
+                <w:sz w:val="21"/>
+                <w:szCs w:val="21"/>
+                <w:lang w:eastAsia="en-ZA"/>
+                <w14:ligatures w14:val="none"/>
+              </w:rPr>
+            </w:pPr>
+            <w:r>
+              <w:rPr>
+                <w:rFonts w:ascii="Aptos" w:eastAsia="Times New Roman" w:hAnsi="Aptos" w:cs="Segoe UI"/>
+                <w:b/>
+                <w:bCs/>
+                <w:color w:val="000000"/>
+                <w:kern w:val="0"/>
+                <w:sz w:val="16"/>
+                <w:szCs w:val="16"/>
+                <w:lang w:eastAsia="en-ZA"/>
+                <w14:ligatures w14:val="none"/>
+              </w:rPr>
+              <w:t>Development / Integration</w:t>
+            </w:r>
+          </w:p>
+        </w:tc>
+        <w:tc>
+          <w:tcPr>
+            <w:tcW w:w="1481" w:type="dxa"/>
+            <w:tcBorders>
+              <w:top w:val="single" w:sz="4" w:space="0" w:color="000000"/>
+              <w:left w:val="single" w:sz="4" w:space="0" w:color="000000"/>
+              <w:bottom w:val="single" w:sz="4" w:space="0" w:color="000000"/>
+              <w:right w:val="single" w:sz="4" w:space="0" w:color="000000"/>
+            </w:tcBorders>
+            <w:shd w:val="clear" w:color="auto" w:fill="D9EAF7"/>
+            <w:vAlign w:val="center"/>
+            <w:hideMark/>
+          </w:tcPr>
+          <w:p>
+            <w:pPr>
+              <w:spacing w:before="0" w:after="0" w:line="240" w:lineRule="auto"/>
+              <w:rPr>
+                <w:rFonts w:ascii="Aptos" w:eastAsia="Times New Roman" w:hAnsi="Aptos" w:cs="Segoe UI"/>
+                <w:color w:val="000000"/>
+                <w:kern w:val="0"/>
+                <w:sz w:val="21"/>
+                <w:szCs w:val="21"/>
+                <w:lang w:eastAsia="en-ZA"/>
+                <w14:ligatures w14:val="none"/>
+              </w:rPr>
+            </w:pPr>
+            <w:r>
+              <w:rPr>
+                <w:rFonts w:ascii="Aptos" w:eastAsia="Times New Roman" w:hAnsi="Aptos" w:cs="Segoe UI"/>
+                <w:b/>
+                <w:bCs/>
+                <w:color w:val="000000"/>
+                <w:kern w:val="0"/>
+                <w:sz w:val="16"/>
+                <w:szCs w:val="16"/>
+                <w:lang w:eastAsia="en-ZA"/>
+                <w14:ligatures w14:val="none"/>
+              </w:rPr>
+              <w:t>Testing / Deployment</w:t>
+            </w:r>
+          </w:p>
+        </w:tc>
+        <w:tc>
+          <w:tcPr>
+            <w:tcW w:w="1481" w:type="dxa"/>
+            <w:tcBorders>
+              <w:top w:val="single" w:sz="4" w:space="0" w:color="000000"/>
+              <w:left w:val="single" w:sz="4" w:space="0" w:color="000000"/>
+              <w:bottom w:val="single" w:sz="4" w:space="0" w:color="000000"/>
+              <w:right w:val="single" w:sz="4" w:space="0" w:color="000000"/>
+            </w:tcBorders>
+            <w:shd w:val="clear" w:color="auto" w:fill="D9EAF7"/>
+            <w:vAlign w:val="center"/>
+            <w:hideMark/>
+          </w:tcPr>
+          <w:p>
+            <w:pPr>
+              <w:spacing w:before="0" w:after="0" w:line="240" w:lineRule="auto"/>
+              <w:rPr>
+                <w:rFonts w:ascii="Aptos" w:eastAsia="Times New Roman" w:hAnsi="Aptos" w:cs="Segoe UI"/>
+                <w:color w:val="000000"/>
+                <w:kern w:val="0"/>
+                <w:sz w:val="21"/>
+                <w:szCs w:val="21"/>
+                <w:lang w:eastAsia="en-ZA"/>
+                <w14:ligatures w14:val="none"/>
+              </w:rPr>
+            </w:pPr>
+            <w:r>
+              <w:rPr>
+                <w:rFonts w:ascii="Aptos" w:eastAsia="Times New Roman" w:hAnsi="Aptos" w:cs="Segoe UI"/>
+                <w:b/>
+                <w:bCs/>
+                <w:color w:val="000000"/>
+                <w:kern w:val="0"/>
+                <w:sz w:val="16"/>
+                <w:szCs w:val="16"/>
+                <w:lang w:eastAsia="en-ZA"/>
+                <w14:ligatures w14:val="none"/>
+              </w:rPr>
+              <w:t>Operations / Change</w:t>
+            </w:r>
+          </w:p>
+        </w:tc>
+      </w:tr>
+      <w:tr>
+        <w:tc>
+          <w:tcPr>
+            <w:tcW w:w="1481" w:type="dxa"/>
+            <w:tcBorders>
+              <w:top w:val="single" w:sz="4" w:space="0" w:color="000000"/>
+              <w:left w:val="single" w:sz="4" w:space="0" w:color="000000"/>
+              <w:bottom w:val="single" w:sz="4" w:space="0" w:color="000000"/>
+              <w:right w:val="single" w:sz="4" w:space="0" w:color="000000"/>
+            </w:tcBorders>
+            <w:shd w:val="clear" w:color="auto" w:fill="FFFFFF"/>
+            <w:vAlign w:val="center"/>
+            <w:hideMark/>
+          </w:tcPr>
+          <w:p>
+            <w:pPr>
+              <w:spacing w:before="0" w:after="0" w:line="240" w:lineRule="auto"/>
+              <w:rPr>
+                <w:rFonts w:ascii="Aptos" w:eastAsia="Times New Roman" w:hAnsi="Aptos" w:cs="Segoe UI"/>
+                <w:color w:val="000000"/>
+                <w:kern w:val="0"/>
+                <w:sz w:val="21"/>
+                <w:szCs w:val="21"/>
+                <w:lang w:eastAsia="en-ZA"/>
+                <w14:ligatures w14:val="none"/>
+              </w:rPr>
+            </w:pPr>
+            <w:r>
+              <w:rPr>
+                <w:rFonts w:ascii="Aptos" w:eastAsia="Times New Roman" w:hAnsi="Aptos" w:cs="Segoe UI"/>
+                <w:b/>
+                <w:bCs/>
+                <w:color w:val="000000"/>
+                <w:kern w:val="0"/>
+                <w:sz w:val="17"/>
+                <w:szCs w:val="17"/>
+                <w:lang w:eastAsia="en-ZA"/>
+                <w14:ligatures w14:val="none"/>
+              </w:rPr>
+              <w:lastRenderedPageBreak/>
+              <w:t>System &amp; Security Architecture</w:t>
+            </w:r>
+          </w:p>
+        </w:tc>
+        <w:tc>
+          <w:tcPr>
+            <w:tcW w:w="1481" w:type="dxa"/>
+            <w:tcBorders>
+              <w:top w:val="single" w:sz="4" w:space="0" w:color="000000"/>
+              <w:left w:val="single" w:sz="4" w:space="0" w:color="000000"/>
+              <w:bottom w:val="single" w:sz="4" w:space="0" w:color="000000"/>
+              <w:right w:val="single" w:sz="4" w:space="0" w:color="000000"/>
+            </w:tcBorders>
+            <w:shd w:val="clear" w:color="auto" w:fill="E2F0D9"/>
+            <w:vAlign w:val="center"/>
+            <w:hideMark/>
+          </w:tcPr>
+          <w:p>
+            <w:pPr>
+              <w:spacing w:before="0" w:after="0" w:line="240" w:lineRule="auto"/>
+              <w:rPr>
+                <w:rFonts w:ascii="Aptos" w:eastAsia="Times New Roman" w:hAnsi="Aptos" w:cs="Segoe UI"/>
+                <w:color w:val="000000"/>
+                <w:kern w:val="0"/>
+                <w:sz w:val="21"/>
+                <w:szCs w:val="21"/>
+                <w:lang w:eastAsia="en-ZA"/>
+                <w14:ligatures w14:val="none"/>
+              </w:rPr>
+            </w:pPr>
+            <w:r>
+              <w:rPr>
+                <w:rFonts w:ascii="Aptos" w:eastAsia="Times New Roman" w:hAnsi="Aptos" w:cs="Segoe UI"/>
+                <w:color w:val="000000"/>
+                <w:kern w:val="0"/>
+                <w:sz w:val="17"/>
+                <w:szCs w:val="17"/>
+                <w:lang w:eastAsia="en-ZA"/>
+                <w14:ligatures w14:val="none"/>
+              </w:rPr>
+              <w:t>●</w:t>
+            </w:r>
+          </w:p>
+        </w:tc>
+        <w:tc>
+          <w:tcPr>
+            <w:tcW w:w="1481" w:type="dxa"/>
+            <w:tcBorders>
+              <w:top w:val="single" w:sz="4" w:space="0" w:color="000000"/>
+              <w:left w:val="single" w:sz="4" w:space="0" w:color="000000"/>
+              <w:bottom w:val="single" w:sz="4" w:space="0" w:color="000000"/>
+              <w:right w:val="single" w:sz="4" w:space="0" w:color="000000"/>
+            </w:tcBorders>
+            <w:shd w:val="clear" w:color="auto" w:fill="FFFFFF"/>
+            <w:vAlign w:val="center"/>
+            <w:hideMark/>
+          </w:tcPr>
+          <w:p>
+            <w:pPr>
+              <w:spacing w:before="0" w:after="0" w:line="240" w:lineRule="auto"/>
+              <w:rPr>
+                <w:rFonts w:ascii="Aptos" w:eastAsia="Times New Roman" w:hAnsi="Aptos" w:cs="Segoe UI"/>
+                <w:color w:val="000000"/>
+                <w:kern w:val="0"/>
+                <w:sz w:val="21"/>
+                <w:szCs w:val="21"/>
+                <w:lang w:eastAsia="en-ZA"/>
+                <w14:ligatures w14:val="none"/>
+              </w:rPr>
+            </w:pPr>
+            <w:r>
+              <w:rPr>
+                <w:rFonts w:ascii="Aptos" w:eastAsia="Times New Roman" w:hAnsi="Aptos" w:cs="Segoe UI"/>
+                <w:color w:val="000000"/>
+                <w:kern w:val="0"/>
+                <w:sz w:val="17"/>
+                <w:szCs w:val="17"/>
+                <w:lang w:eastAsia="en-ZA"/>
+                <w14:ligatures w14:val="none"/>
+              </w:rPr>
+              <w:t>→</w:t>
+            </w:r>
+          </w:p>
+        </w:tc>
+        <w:tc>
+          <w:tcPr>
+            <w:tcW w:w="1481" w:type="dxa"/>
+            <w:tcBorders>
+              <w:top w:val="single" w:sz="4" w:space="0" w:color="000000"/>
+              <w:left w:val="single" w:sz="4" w:space="0" w:color="000000"/>
+              <w:bottom w:val="single" w:sz="4" w:space="0" w:color="000000"/>
+              <w:right w:val="single" w:sz="4" w:space="0" w:color="000000"/>
+            </w:tcBorders>
+            <w:shd w:val="clear" w:color="auto" w:fill="E2F0D9"/>
+            <w:vAlign w:val="center"/>
+            <w:hideMark/>
+          </w:tcPr>
+          <w:p>
+            <w:pPr>
+              <w:spacing w:before="0" w:after="0" w:line="240" w:lineRule="auto"/>
+              <w:rPr>
+                <w:rFonts w:ascii="Aptos" w:eastAsia="Times New Roman" w:hAnsi="Aptos" w:cs="Segoe UI"/>
+                <w:color w:val="000000"/>
+                <w:kern w:val="0"/>
+                <w:sz w:val="21"/>
+                <w:szCs w:val="21"/>
+                <w:lang w:eastAsia="en-ZA"/>
+                <w14:ligatures w14:val="none"/>
+              </w:rPr>
+            </w:pPr>
+            <w:r>
+              <w:rPr>
+                <w:rFonts w:ascii="Aptos" w:eastAsia="Times New Roman" w:hAnsi="Aptos" w:cs="Segoe UI"/>
+                <w:color w:val="000000"/>
+                <w:kern w:val="0"/>
+                <w:sz w:val="17"/>
+                <w:szCs w:val="17"/>
+                <w:lang w:eastAsia="en-ZA"/>
+                <w14:ligatures w14:val="none"/>
+              </w:rPr>
+              <w:t>●</w:t>
+            </w:r>
+          </w:p>
+        </w:tc>
+        <w:tc>
+          <w:tcPr>
+            <w:tcW w:w="1481" w:type="dxa"/>
+            <w:tcBorders>
+              <w:top w:val="single" w:sz="4" w:space="0" w:color="000000"/>
+              <w:left w:val="single" w:sz="4" w:space="0" w:color="000000"/>
+              <w:bottom w:val="single" w:sz="4" w:space="0" w:color="000000"/>
+              <w:right w:val="single" w:sz="4" w:space="0" w:color="000000"/>
+            </w:tcBorders>
+            <w:shd w:val="clear" w:color="auto" w:fill="FFFFFF"/>
+            <w:vAlign w:val="center"/>
+            <w:hideMark/>
+          </w:tcPr>
+          <w:p>
+            <w:pPr>
+              <w:spacing w:before="0" w:after="0" w:line="240" w:lineRule="auto"/>
+              <w:rPr>
+                <w:rFonts w:ascii="Aptos" w:eastAsia="Times New Roman" w:hAnsi="Aptos" w:cs="Segoe UI"/>
+                <w:color w:val="000000"/>
+                <w:kern w:val="0"/>
+                <w:sz w:val="21"/>
+                <w:szCs w:val="21"/>
+                <w:lang w:eastAsia="en-ZA"/>
+                <w14:ligatures w14:val="none"/>
+              </w:rPr>
+            </w:pPr>
+            <w:r>
+              <w:rPr>
+                <w:rFonts w:ascii="Aptos" w:eastAsia="Times New Roman" w:hAnsi="Aptos" w:cs="Segoe UI"/>
+                <w:color w:val="000000"/>
+                <w:kern w:val="0"/>
+                <w:sz w:val="17"/>
+                <w:szCs w:val="17"/>
+                <w:lang w:eastAsia="en-ZA"/>
+                <w14:ligatures w14:val="none"/>
+              </w:rPr>
+              <w:t>→</w:t>
+            </w:r>
+          </w:p>
+        </w:tc>
+        <w:tc>
+          <w:tcPr>
+            <w:tcW w:w="1481" w:type="dxa"/>
+            <w:tcBorders>
+              <w:top w:val="single" w:sz="4" w:space="0" w:color="000000"/>
+              <w:left w:val="single" w:sz="4" w:space="0" w:color="000000"/>
+              <w:bottom w:val="single" w:sz="4" w:space="0" w:color="000000"/>
+              <w:right w:val="single" w:sz="4" w:space="0" w:color="000000"/>
+            </w:tcBorders>
+            <w:shd w:val="clear" w:color="auto" w:fill="E2F0D9"/>
+            <w:vAlign w:val="center"/>
+            <w:hideMark/>
+          </w:tcPr>
+          <w:p>
+            <w:pPr>
+              <w:spacing w:before="0" w:after="0" w:line="240" w:lineRule="auto"/>
+              <w:rPr>
+                <w:rFonts w:ascii="Aptos" w:eastAsia="Times New Roman" w:hAnsi="Aptos" w:cs="Segoe UI"/>
+                <w:color w:val="000000"/>
+                <w:kern w:val="0"/>
+                <w:sz w:val="21"/>
+                <w:szCs w:val="21"/>
+                <w:lang w:eastAsia="en-ZA"/>
+                <w14:ligatures w14:val="none"/>
+              </w:rPr>
+            </w:pPr>
+            <w:r>
+              <w:rPr>
+                <w:rFonts w:ascii="Aptos" w:eastAsia="Times New Roman" w:hAnsi="Aptos" w:cs="Segoe UI"/>
+                <w:color w:val="000000"/>
+                <w:kern w:val="0"/>
+                <w:sz w:val="17"/>
+                <w:szCs w:val="17"/>
+                <w:lang w:eastAsia="en-ZA"/>
+                <w14:ligatures w14:val="none"/>
+              </w:rPr>
+              <w:t>●</w:t>
+            </w:r>
+          </w:p>
+        </w:tc>
+        <w:tc>
+          <w:tcPr>
+            <w:tcW w:w="1481" w:type="dxa"/>
+            <w:tcBorders>
+              <w:top w:val="single" w:sz="4" w:space="0" w:color="000000"/>
+              <w:left w:val="single" w:sz="4" w:space="0" w:color="000000"/>
+              <w:bottom w:val="single" w:sz="4" w:space="0" w:color="000000"/>
+              <w:right w:val="single" w:sz="4" w:space="0" w:color="000000"/>
+            </w:tcBorders>
+            <w:shd w:val="clear" w:color="auto" w:fill="FFFFFF"/>
+            <w:vAlign w:val="center"/>
+            <w:hideMark/>
+          </w:tcPr>
+          <w:p>
+            <w:pPr>
+              <w:spacing w:before="0" w:after="0" w:line="240" w:lineRule="auto"/>
+              <w:rPr>
+                <w:rFonts w:ascii="Aptos" w:eastAsia="Times New Roman" w:hAnsi="Aptos" w:cs="Segoe UI"/>
+                <w:color w:val="000000"/>
+                <w:kern w:val="0"/>
+                <w:sz w:val="21"/>
+                <w:szCs w:val="21"/>
+                <w:lang w:eastAsia="en-ZA"/>
+                <w14:ligatures w14:val="none"/>
+              </w:rPr>
+            </w:pPr>
+            <w:r>
+              <w:rPr>
+                <w:rFonts w:ascii="Aptos" w:eastAsia="Times New Roman" w:hAnsi="Aptos" w:cs="Segoe UI"/>
+                <w:color w:val="000000"/>
+                <w:kern w:val="0"/>
+                <w:sz w:val="17"/>
+                <w:szCs w:val="17"/>
+                <w:lang w:eastAsia="en-ZA"/>
+                <w14:ligatures w14:val="none"/>
+              </w:rPr>
+              <w:t>→</w:t>
+            </w:r>
+          </w:p>
+        </w:tc>
+      </w:tr>
+      <w:tr>
+        <w:tc>
+          <w:tcPr>
+            <w:tcW w:w="1481" w:type="dxa"/>
+            <w:tcBorders>
+              <w:top w:val="single" w:sz="4" w:space="0" w:color="000000"/>
+              <w:left w:val="single" w:sz="4" w:space="0" w:color="000000"/>
+              <w:bottom w:val="single" w:sz="4" w:space="0" w:color="000000"/>
+              <w:right w:val="single" w:sz="4" w:space="0" w:color="000000"/>
+            </w:tcBorders>
+            <w:shd w:val="clear" w:color="auto" w:fill="FFFFFF"/>
+            <w:vAlign w:val="center"/>
+            <w:hideMark/>
+          </w:tcPr>
+          <w:p>
+            <w:pPr>
+              <w:spacing w:before="0" w:after="0" w:line="240" w:lineRule="auto"/>
+              <w:rPr>
+                <w:rFonts w:ascii="Aptos" w:eastAsia="Times New Roman" w:hAnsi="Aptos" w:cs="Segoe UI"/>
+                <w:color w:val="000000"/>
+                <w:kern w:val="0"/>
+                <w:sz w:val="21"/>
+                <w:szCs w:val="21"/>
+                <w:lang w:eastAsia="en-ZA"/>
+                <w14:ligatures w14:val="none"/>
+              </w:rPr>
+            </w:pPr>
+            <w:r>
+              <w:rPr>
+                <w:rFonts w:ascii="Aptos" w:eastAsia="Times New Roman" w:hAnsi="Aptos" w:cs="Segoe UI"/>
+                <w:b/>
+                <w:bCs/>
+                <w:color w:val="000000"/>
+                <w:kern w:val="0"/>
+                <w:sz w:val="17"/>
+                <w:szCs w:val="17"/>
+                <w:lang w:eastAsia="en-ZA"/>
+                <w14:ligatures w14:val="none"/>
+              </w:rPr>
+              <w:t>Data Architecture &amp; Persistence</w:t>
+            </w:r>
+          </w:p>
+        </w:tc>
+        <w:tc>
+          <w:tcPr>
+            <w:tcW w:w="1481" w:type="dxa"/>
+            <w:tcBorders>
+              <w:top w:val="single" w:sz="4" w:space="0" w:color="000000"/>
+              <w:left w:val="single" w:sz="4" w:space="0" w:color="000000"/>
+              <w:bottom w:val="single" w:sz="4" w:space="0" w:color="000000"/>
+              <w:right w:val="single" w:sz="4" w:space="0" w:color="000000"/>
+            </w:tcBorders>
+            <w:shd w:val="clear" w:color="auto" w:fill="F2F2F2"/>
+            <w:vAlign w:val="center"/>
+            <w:hideMark/>
+          </w:tcPr>
+          <w:p>
+            <w:pPr>
+              <w:spacing w:before="0" w:after="0" w:line="240" w:lineRule="auto"/>
+              <w:rPr>
+                <w:rFonts w:ascii="Aptos" w:eastAsia="Times New Roman" w:hAnsi="Aptos" w:cs="Segoe UI"/>
+                <w:color w:val="000000"/>
+                <w:kern w:val="0"/>
+                <w:sz w:val="21"/>
+                <w:szCs w:val="21"/>
+                <w:lang w:eastAsia="en-ZA"/>
+                <w14:ligatures w14:val="none"/>
+              </w:rPr>
+            </w:pPr>
+            <w:r>
+              <w:rPr>
+                <w:rFonts w:ascii="Aptos" w:eastAsia="Times New Roman" w:hAnsi="Aptos" w:cs="Segoe UI"/>
+                <w:color w:val="000000"/>
+                <w:kern w:val="0"/>
+                <w:sz w:val="17"/>
+                <w:szCs w:val="17"/>
+                <w:lang w:eastAsia="en-ZA"/>
+                <w14:ligatures w14:val="none"/>
+              </w:rPr>
+              <w:t>○</w:t>
+            </w:r>
+          </w:p>
+        </w:tc>
+        <w:tc>
+          <w:tcPr>
+            <w:tcW w:w="1481" w:type="dxa"/>
+            <w:tcBorders>
+              <w:top w:val="single" w:sz="4" w:space="0" w:color="000000"/>
+              <w:left w:val="single" w:sz="4" w:space="0" w:color="000000"/>
+              <w:bottom w:val="single" w:sz="4" w:space="0" w:color="000000"/>
+              <w:right w:val="single" w:sz="4" w:space="0" w:color="000000"/>
+            </w:tcBorders>
+            <w:shd w:val="clear" w:color="auto" w:fill="E2F0D9"/>
+            <w:vAlign w:val="center"/>
+            <w:hideMark/>
+          </w:tcPr>
+          <w:p>
+            <w:pPr>
+              <w:spacing w:before="0" w:after="0" w:line="240" w:lineRule="auto"/>
+              <w:rPr>
+                <w:rFonts w:ascii="Aptos" w:eastAsia="Times New Roman" w:hAnsi="Aptos" w:cs="Segoe UI"/>
+                <w:color w:val="000000"/>
+                <w:kern w:val="0"/>
+                <w:sz w:val="21"/>
+                <w:szCs w:val="21"/>
+                <w:lang w:eastAsia="en-ZA"/>
+                <w14:ligatures w14:val="none"/>
+              </w:rPr>
+            </w:pPr>
+            <w:r>
+              <w:rPr>
+                <w:rFonts w:ascii="Aptos" w:eastAsia="Times New Roman" w:hAnsi="Aptos" w:cs="Segoe UI"/>
+                <w:color w:val="000000"/>
+                <w:kern w:val="0"/>
+                <w:sz w:val="17"/>
+                <w:szCs w:val="17"/>
+                <w:lang w:eastAsia="en-ZA"/>
+                <w14:ligatures w14:val="none"/>
+              </w:rPr>
+              <w:t>●</w:t>
+            </w:r>
+          </w:p>
+        </w:tc>
+        <w:tc>
+          <w:tcPr>
+            <w:tcW w:w="1481" w:type="dxa"/>
+            <w:tcBorders>
+              <w:top w:val="single" w:sz="4" w:space="0" w:color="000000"/>
+              <w:left w:val="single" w:sz="4" w:space="0" w:color="000000"/>
+              <w:bottom w:val="single" w:sz="4" w:space="0" w:color="000000"/>
+              <w:right w:val="single" w:sz="4" w:space="0" w:color="000000"/>
+            </w:tcBorders>
+            <w:shd w:val="clear" w:color="auto" w:fill="E2F0D9"/>
+            <w:vAlign w:val="center"/>
+            <w:hideMark/>
+          </w:tcPr>
+          <w:p>
+            <w:pPr>
+              <w:spacing w:before="0" w:after="0" w:line="240" w:lineRule="auto"/>
+              <w:rPr>
+                <w:rFonts w:ascii="Aptos" w:eastAsia="Times New Roman" w:hAnsi="Aptos" w:cs="Segoe UI"/>
+                <w:color w:val="000000"/>
+                <w:kern w:val="0"/>
+                <w:sz w:val="21"/>
+                <w:szCs w:val="21"/>
+                <w:lang w:eastAsia="en-ZA"/>
+                <w14:ligatures w14:val="none"/>
+              </w:rPr>
+            </w:pPr>
+            <w:r>
+              <w:rPr>
+                <w:rFonts w:ascii="Aptos" w:eastAsia="Times New Roman" w:hAnsi="Aptos" w:cs="Segoe UI"/>
+                <w:color w:val="000000"/>
+                <w:kern w:val="0"/>
+                <w:sz w:val="17"/>
+                <w:szCs w:val="17"/>
+                <w:lang w:eastAsia="en-ZA"/>
+                <w14:ligatures w14:val="none"/>
+              </w:rPr>
+              <w:t>●</w:t>
+            </w:r>
+          </w:p>
+        </w:tc>
+        <w:tc>
+          <w:tcPr>
+            <w:tcW w:w="1481" w:type="dxa"/>
+            <w:tcBorders>
+              <w:top w:val="single" w:sz="4" w:space="0" w:color="000000"/>
+              <w:left w:val="single" w:sz="4" w:space="0" w:color="000000"/>
+              <w:bottom w:val="single" w:sz="4" w:space="0" w:color="000000"/>
+              <w:right w:val="single" w:sz="4" w:space="0" w:color="000000"/>
+            </w:tcBorders>
+            <w:shd w:val="clear" w:color="auto" w:fill="FFFFFF"/>
+            <w:vAlign w:val="center"/>
+            <w:hideMark/>
+          </w:tcPr>
+          <w:p>
+            <w:pPr>
+              <w:spacing w:before="0" w:after="0" w:line="240" w:lineRule="auto"/>
+              <w:rPr>
+                <w:rFonts w:ascii="Aptos" w:eastAsia="Times New Roman" w:hAnsi="Aptos" w:cs="Segoe UI"/>
+                <w:color w:val="000000"/>
+                <w:kern w:val="0"/>
+                <w:sz w:val="21"/>
+                <w:szCs w:val="21"/>
+                <w:lang w:eastAsia="en-ZA"/>
+                <w14:ligatures w14:val="none"/>
+              </w:rPr>
+            </w:pPr>
+            <w:r>
+              <w:rPr>
+                <w:rFonts w:ascii="Aptos" w:eastAsia="Times New Roman" w:hAnsi="Aptos" w:cs="Segoe UI"/>
+                <w:color w:val="000000"/>
+                <w:kern w:val="0"/>
+                <w:sz w:val="17"/>
+                <w:szCs w:val="17"/>
+                <w:lang w:eastAsia="en-ZA"/>
+                <w14:ligatures w14:val="none"/>
+              </w:rPr>
+              <w:t>→</w:t>
+            </w:r>
+          </w:p>
+        </w:tc>
+        <w:tc>
+          <w:tcPr>
+            <w:tcW w:w="1481" w:type="dxa"/>
+            <w:tcBorders>
+              <w:top w:val="single" w:sz="4" w:space="0" w:color="000000"/>
+              <w:left w:val="single" w:sz="4" w:space="0" w:color="000000"/>
+              <w:bottom w:val="single" w:sz="4" w:space="0" w:color="000000"/>
+              <w:right w:val="single" w:sz="4" w:space="0" w:color="000000"/>
+            </w:tcBorders>
+            <w:shd w:val="clear" w:color="auto" w:fill="E2F0D9"/>
+            <w:vAlign w:val="center"/>
+            <w:hideMark/>
+          </w:tcPr>
+          <w:p>
+            <w:pPr>
+              <w:spacing w:before="0" w:after="0" w:line="240" w:lineRule="auto"/>
+              <w:rPr>
+                <w:rFonts w:ascii="Aptos" w:eastAsia="Times New Roman" w:hAnsi="Aptos" w:cs="Segoe UI"/>
+                <w:color w:val="000000"/>
+                <w:kern w:val="0"/>
+                <w:sz w:val="21"/>
+                <w:szCs w:val="21"/>
+                <w:lang w:eastAsia="en-ZA"/>
+                <w14:ligatures w14:val="none"/>
+              </w:rPr>
+            </w:pPr>
+            <w:r>
+              <w:rPr>
+                <w:rFonts w:ascii="Aptos" w:eastAsia="Times New Roman" w:hAnsi="Aptos" w:cs="Segoe UI"/>
+                <w:color w:val="000000"/>
+                <w:kern w:val="0"/>
+                <w:sz w:val="17"/>
+                <w:szCs w:val="17"/>
+                <w:lang w:eastAsia="en-ZA"/>
+                <w14:ligatures w14:val="none"/>
+              </w:rPr>
+              <w:t>●</w:t>
+            </w:r>
+          </w:p>
+        </w:tc>
+        <w:tc>
+          <w:tcPr>
+            <w:tcW w:w="1481" w:type="dxa"/>
+            <w:tcBorders>
+              <w:top w:val="single" w:sz="4" w:space="0" w:color="000000"/>
+              <w:left w:val="single" w:sz="4" w:space="0" w:color="000000"/>
+              <w:bottom w:val="single" w:sz="4" w:space="0" w:color="000000"/>
+              <w:right w:val="single" w:sz="4" w:space="0" w:color="000000"/>
+            </w:tcBorders>
+            <w:shd w:val="clear" w:color="auto" w:fill="FFFFFF"/>
+            <w:vAlign w:val="center"/>
+            <w:hideMark/>
+          </w:tcPr>
+          <w:p>
+            <w:pPr>
+              <w:spacing w:before="0" w:after="0" w:line="240" w:lineRule="auto"/>
+              <w:rPr>
+                <w:rFonts w:ascii="Aptos" w:eastAsia="Times New Roman" w:hAnsi="Aptos" w:cs="Segoe UI"/>
+                <w:color w:val="000000"/>
+                <w:kern w:val="0"/>
+                <w:sz w:val="21"/>
+                <w:szCs w:val="21"/>
+                <w:lang w:eastAsia="en-ZA"/>
+                <w14:ligatures w14:val="none"/>
+              </w:rPr>
+            </w:pPr>
+            <w:r>
+              <w:rPr>
+                <w:rFonts w:ascii="Aptos" w:eastAsia="Times New Roman" w:hAnsi="Aptos" w:cs="Segoe UI"/>
+                <w:color w:val="000000"/>
+                <w:kern w:val="0"/>
+                <w:sz w:val="17"/>
+                <w:szCs w:val="17"/>
+                <w:lang w:eastAsia="en-ZA"/>
+                <w14:ligatures w14:val="none"/>
+              </w:rPr>
+              <w:t>→</w:t>
+            </w:r>
+          </w:p>
+        </w:tc>
+      </w:tr>
+      <w:tr>
+        <w:tc>
+          <w:tcPr>
+            <w:tcW w:w="1481" w:type="dxa"/>
+            <w:tcBorders>
+              <w:top w:val="single" w:sz="4" w:space="0" w:color="000000"/>
+              <w:left w:val="single" w:sz="4" w:space="0" w:color="000000"/>
+              <w:bottom w:val="single" w:sz="4" w:space="0" w:color="000000"/>
+              <w:right w:val="single" w:sz="4" w:space="0" w:color="000000"/>
+            </w:tcBorders>
+            <w:shd w:val="clear" w:color="auto" w:fill="FFFFFF"/>
+            <w:vAlign w:val="center"/>
+            <w:hideMark/>
+          </w:tcPr>
+          <w:p>
+            <w:pPr>
+              <w:spacing w:before="0" w:after="0" w:line="240" w:lineRule="auto"/>
+              <w:rPr>
+                <w:rFonts w:ascii="Aptos" w:eastAsia="Times New Roman" w:hAnsi="Aptos" w:cs="Segoe UI"/>
+                <w:color w:val="000000"/>
+                <w:kern w:val="0"/>
+                <w:sz w:val="21"/>
+                <w:szCs w:val="21"/>
+                <w:lang w:eastAsia="en-ZA"/>
+                <w14:ligatures w14:val="none"/>
+              </w:rPr>
+            </w:pPr>
+            <w:r>
+              <w:rPr>
+                <w:rFonts w:ascii="Aptos" w:eastAsia="Times New Roman" w:hAnsi="Aptos" w:cs="Segoe UI"/>
+                <w:b/>
+                <w:bCs/>
+                <w:color w:val="000000"/>
+                <w:kern w:val="0"/>
+                <w:sz w:val="17"/>
+                <w:szCs w:val="17"/>
+                <w:lang w:eastAsia="en-ZA"/>
+                <w14:ligatures w14:val="none"/>
+              </w:rPr>
+              <w:t>NFRs &amp; Infrastructure</w:t>
+            </w:r>
+          </w:p>
+        </w:tc>
+        <w:tc>
+          <w:tcPr>
+            <w:tcW w:w="1481" w:type="dxa"/>
+            <w:tcBorders>
+              <w:top w:val="single" w:sz="4" w:space="0" w:color="000000"/>
+              <w:left w:val="single" w:sz="4" w:space="0" w:color="000000"/>
+              <w:bottom w:val="single" w:sz="4" w:space="0" w:color="000000"/>
+              <w:right w:val="single" w:sz="4" w:space="0" w:color="000000"/>
+            </w:tcBorders>
+            <w:shd w:val="clear" w:color="auto" w:fill="E2F0D9"/>
+            <w:vAlign w:val="center"/>
+            <w:hideMark/>
+          </w:tcPr>
+          <w:p>
+            <w:pPr>
+              <w:spacing w:before="0" w:after="0" w:line="240" w:lineRule="auto"/>
+              <w:rPr>
+                <w:rFonts w:ascii="Aptos" w:eastAsia="Times New Roman" w:hAnsi="Aptos" w:cs="Segoe UI"/>
+                <w:color w:val="000000"/>
+                <w:kern w:val="0"/>
+                <w:sz w:val="21"/>
+                <w:szCs w:val="21"/>
+                <w:lang w:eastAsia="en-ZA"/>
+                <w14:ligatures w14:val="none"/>
+              </w:rPr>
+            </w:pPr>
+            <w:r>
+              <w:rPr>
+                <w:rFonts w:ascii="Aptos" w:eastAsia="Times New Roman" w:hAnsi="Aptos" w:cs="Segoe UI"/>
+                <w:color w:val="000000"/>
+                <w:kern w:val="0"/>
+                <w:sz w:val="17"/>
+                <w:szCs w:val="17"/>
+                <w:lang w:eastAsia="en-ZA"/>
+                <w14:ligatures w14:val="none"/>
+              </w:rPr>
+              <w:t>●</w:t>
+            </w:r>
+          </w:p>
+        </w:tc>
+        <w:tc>
+          <w:tcPr>
+            <w:tcW w:w="1481" w:type="dxa"/>
+            <w:tcBorders>
+              <w:top w:val="single" w:sz="4" w:space="0" w:color="000000"/>
+              <w:left w:val="single" w:sz="4" w:space="0" w:color="000000"/>
+              <w:bottom w:val="single" w:sz="4" w:space="0" w:color="000000"/>
+              <w:right w:val="single" w:sz="4" w:space="0" w:color="000000"/>
+            </w:tcBorders>
+            <w:shd w:val="clear" w:color="auto" w:fill="E2F0D9"/>
+            <w:vAlign w:val="center"/>
+            <w:hideMark/>
+          </w:tcPr>
+          <w:p>
+            <w:pPr>
+              <w:spacing w:before="0" w:after="0" w:line="240" w:lineRule="auto"/>
+              <w:rPr>
+                <w:rFonts w:ascii="Aptos" w:eastAsia="Times New Roman" w:hAnsi="Aptos" w:cs="Segoe UI"/>
+                <w:color w:val="000000"/>
+                <w:kern w:val="0"/>
+                <w:sz w:val="21"/>
+                <w:szCs w:val="21"/>
+                <w:lang w:eastAsia="en-ZA"/>
+                <w14:ligatures w14:val="none"/>
+              </w:rPr>
+            </w:pPr>
+            <w:r>
+              <w:rPr>
+                <w:rFonts w:ascii="Aptos" w:eastAsia="Times New Roman" w:hAnsi="Aptos" w:cs="Segoe UI"/>
+                <w:color w:val="000000"/>
+                <w:kern w:val="0"/>
+                <w:sz w:val="17"/>
+                <w:szCs w:val="17"/>
+                <w:lang w:eastAsia="en-ZA"/>
+                <w14:ligatures w14:val="none"/>
+              </w:rPr>
+              <w:t>●</w:t>
+            </w:r>
+          </w:p>
+        </w:tc>
+        <w:tc>
+          <w:tcPr>
+            <w:tcW w:w="1481" w:type="dxa"/>
+            <w:tcBorders>
+              <w:top w:val="single" w:sz="4" w:space="0" w:color="000000"/>
+              <w:left w:val="single" w:sz="4" w:space="0" w:color="000000"/>
+              <w:bottom w:val="single" w:sz="4" w:space="0" w:color="000000"/>
+              <w:right w:val="single" w:sz="4" w:space="0" w:color="000000"/>
+            </w:tcBorders>
+            <w:shd w:val="clear" w:color="auto" w:fill="FFFFFF"/>
+            <w:vAlign w:val="center"/>
+            <w:hideMark/>
+          </w:tcPr>
+          <w:p>
+            <w:pPr>
+              <w:spacing w:before="0" w:after="0" w:line="240" w:lineRule="auto"/>
+              <w:rPr>
+                <w:rFonts w:ascii="Aptos" w:eastAsia="Times New Roman" w:hAnsi="Aptos" w:cs="Segoe UI"/>
+                <w:color w:val="000000"/>
+                <w:kern w:val="0"/>
+                <w:sz w:val="21"/>
+                <w:szCs w:val="21"/>
+                <w:lang w:eastAsia="en-ZA"/>
+                <w14:ligatures w14:val="none"/>
+              </w:rPr>
+            </w:pPr>
+            <w:r>
+              <w:rPr>
+                <w:rFonts w:ascii="Aptos" w:eastAsia="Times New Roman" w:hAnsi="Aptos" w:cs="Segoe UI"/>
+                <w:color w:val="000000"/>
+                <w:kern w:val="0"/>
+                <w:sz w:val="17"/>
+                <w:szCs w:val="17"/>
+                <w:lang w:eastAsia="en-ZA"/>
+                <w14:ligatures w14:val="none"/>
+              </w:rPr>
+              <w:t>→</w:t>
+            </w:r>
+          </w:p>
+        </w:tc>
+        <w:tc>
+          <w:tcPr>
+            <w:tcW w:w="1481" w:type="dxa"/>
+            <w:tcBorders>
+              <w:top w:val="single" w:sz="4" w:space="0" w:color="000000"/>
+              <w:left w:val="single" w:sz="4" w:space="0" w:color="000000"/>
+              <w:bottom w:val="single" w:sz="4" w:space="0" w:color="000000"/>
+              <w:right w:val="single" w:sz="4" w:space="0" w:color="000000"/>
+            </w:tcBorders>
+            <w:shd w:val="clear" w:color="auto" w:fill="FFFFFF"/>
+            <w:vAlign w:val="center"/>
+            <w:hideMark/>
+          </w:tcPr>
+          <w:p>
+            <w:pPr>
+              <w:spacing w:before="0" w:after="0" w:line="240" w:lineRule="auto"/>
+              <w:rPr>
+                <w:rFonts w:ascii="Aptos" w:eastAsia="Times New Roman" w:hAnsi="Aptos" w:cs="Segoe UI"/>
+                <w:color w:val="000000"/>
+                <w:kern w:val="0"/>
+                <w:sz w:val="21"/>
+                <w:szCs w:val="21"/>
+                <w:lang w:eastAsia="en-ZA"/>
+                <w14:ligatures w14:val="none"/>
+              </w:rPr>
+            </w:pPr>
+            <w:r>
+              <w:rPr>
+                <w:rFonts w:ascii="Aptos" w:eastAsia="Times New Roman" w:hAnsi="Aptos" w:cs="Segoe UI"/>
+                <w:color w:val="000000"/>
+                <w:kern w:val="0"/>
+                <w:sz w:val="17"/>
+                <w:szCs w:val="17"/>
+                <w:lang w:eastAsia="en-ZA"/>
+                <w14:ligatures w14:val="none"/>
+              </w:rPr>
+              <w:t>→</w:t>
+            </w:r>
+          </w:p>
+        </w:tc>
+        <w:tc>
+          <w:tcPr>
+            <w:tcW w:w="1481" w:type="dxa"/>
+            <w:tcBorders>
+              <w:top w:val="single" w:sz="4" w:space="0" w:color="000000"/>
+              <w:left w:val="single" w:sz="4" w:space="0" w:color="000000"/>
+              <w:bottom w:val="single" w:sz="4" w:space="0" w:color="000000"/>
+              <w:right w:val="single" w:sz="4" w:space="0" w:color="000000"/>
+            </w:tcBorders>
+            <w:shd w:val="clear" w:color="auto" w:fill="E2F0D9"/>
+            <w:vAlign w:val="center"/>
+            <w:hideMark/>
+          </w:tcPr>
+          <w:p>
+            <w:pPr>
+              <w:spacing w:before="0" w:after="0" w:line="240" w:lineRule="auto"/>
+              <w:rPr>
+                <w:rFonts w:ascii="Aptos" w:eastAsia="Times New Roman" w:hAnsi="Aptos" w:cs="Segoe UI"/>
+                <w:color w:val="000000"/>
+                <w:kern w:val="0"/>
+                <w:sz w:val="21"/>
+                <w:szCs w:val="21"/>
+                <w:lang w:eastAsia="en-ZA"/>
+                <w14:ligatures w14:val="none"/>
+              </w:rPr>
+            </w:pPr>
+            <w:r>
+              <w:rPr>
+                <w:rFonts w:ascii="Aptos" w:eastAsia="Times New Roman" w:hAnsi="Aptos" w:cs="Segoe UI"/>
+                <w:color w:val="000000"/>
+                <w:kern w:val="0"/>
+                <w:sz w:val="17"/>
+                <w:szCs w:val="17"/>
+                <w:lang w:eastAsia="en-ZA"/>
+                <w14:ligatures w14:val="none"/>
+              </w:rPr>
+              <w:t>●</w:t>
+            </w:r>
+          </w:p>
+        </w:tc>
+        <w:tc>
+          <w:tcPr>
+            <w:tcW w:w="1481" w:type="dxa"/>
+            <w:tcBorders>
+              <w:top w:val="single" w:sz="4" w:space="0" w:color="000000"/>
+              <w:left w:val="single" w:sz="4" w:space="0" w:color="000000"/>
+              <w:bottom w:val="single" w:sz="4" w:space="0" w:color="000000"/>
+              <w:right w:val="single" w:sz="4" w:space="0" w:color="000000"/>
+            </w:tcBorders>
+            <w:shd w:val="clear" w:color="auto" w:fill="E2F0D9"/>
+            <w:vAlign w:val="center"/>
+            <w:hideMark/>
+          </w:tcPr>
+          <w:p>
+            <w:pPr>
+              <w:spacing w:before="0" w:after="0" w:line="240" w:lineRule="auto"/>
+              <w:rPr>
+                <w:rFonts w:ascii="Aptos" w:eastAsia="Times New Roman" w:hAnsi="Aptos" w:cs="Segoe UI"/>
+                <w:color w:val="000000"/>
+                <w:kern w:val="0"/>
+                <w:sz w:val="21"/>
+                <w:szCs w:val="21"/>
+                <w:lang w:eastAsia="en-ZA"/>
+                <w14:ligatures w14:val="none"/>
+              </w:rPr>
+            </w:pPr>
+            <w:r>
+              <w:rPr>
+                <w:rFonts w:ascii="Aptos" w:eastAsia="Times New Roman" w:hAnsi="Aptos" w:cs="Segoe UI"/>
+                <w:color w:val="000000"/>
+                <w:kern w:val="0"/>
+                <w:sz w:val="17"/>
+                <w:szCs w:val="17"/>
+                <w:lang w:eastAsia="en-ZA"/>
+                <w14:ligatures w14:val="none"/>
+              </w:rPr>
+              <w:t>●</w:t>
+            </w:r>
+          </w:p>
+        </w:tc>
+      </w:tr>
+      <w:tr>
+        <w:tc>
+          <w:tcPr>
+            <w:tcW w:w="1481" w:type="dxa"/>
+            <w:tcBorders>
+              <w:top w:val="single" w:sz="4" w:space="0" w:color="000000"/>
+              <w:left w:val="single" w:sz="4" w:space="0" w:color="000000"/>
+              <w:bottom w:val="single" w:sz="4" w:space="0" w:color="000000"/>
+              <w:right w:val="single" w:sz="4" w:space="0" w:color="000000"/>
+            </w:tcBorders>
+            <w:shd w:val="clear" w:color="auto" w:fill="FFFFFF"/>
+            <w:vAlign w:val="center"/>
+            <w:hideMark/>
+          </w:tcPr>
+          <w:p>
+            <w:pPr>
+              <w:spacing w:before="0" w:after="0" w:line="240" w:lineRule="auto"/>
+              <w:rPr>
+                <w:rFonts w:ascii="Aptos" w:eastAsia="Times New Roman" w:hAnsi="Aptos" w:cs="Segoe UI"/>
+                <w:color w:val="000000"/>
+                <w:kern w:val="0"/>
+                <w:sz w:val="21"/>
+                <w:szCs w:val="21"/>
+                <w:lang w:eastAsia="en-ZA"/>
+                <w14:ligatures w14:val="none"/>
+              </w:rPr>
+            </w:pPr>
+            <w:r>
+              <w:rPr>
+                <w:rFonts w:ascii="Aptos" w:eastAsia="Times New Roman" w:hAnsi="Aptos" w:cs="Segoe UI"/>
+                <w:b/>
+                <w:bCs/>
+                <w:color w:val="000000"/>
+                <w:kern w:val="0"/>
+                <w:sz w:val="17"/>
+                <w:szCs w:val="17"/>
+                <w:lang w:eastAsia="en-ZA"/>
+                <w14:ligatures w14:val="none"/>
+              </w:rPr>
+              <w:t>DevOps &amp; CI/CD</w:t>
+            </w:r>
+          </w:p>
+        </w:tc>
+        <w:tc>
+          <w:tcPr>
+            <w:tcW w:w="1481" w:type="dxa"/>
+            <w:tcBorders>
+              <w:top w:val="single" w:sz="4" w:space="0" w:color="000000"/>
+              <w:left w:val="single" w:sz="4" w:space="0" w:color="000000"/>
+              <w:bottom w:val="single" w:sz="4" w:space="0" w:color="000000"/>
+              <w:right w:val="single" w:sz="4" w:space="0" w:color="000000"/>
+            </w:tcBorders>
+            <w:shd w:val="clear" w:color="auto" w:fill="F2F2F2"/>
+            <w:vAlign w:val="center"/>
+            <w:hideMark/>
+          </w:tcPr>
+          <w:p>
+            <w:pPr>
+              <w:spacing w:before="0" w:after="0" w:line="240" w:lineRule="auto"/>
+              <w:rPr>
+                <w:rFonts w:ascii="Aptos" w:eastAsia="Times New Roman" w:hAnsi="Aptos" w:cs="Segoe UI"/>
+                <w:color w:val="000000"/>
+                <w:kern w:val="0"/>
+                <w:sz w:val="21"/>
+                <w:szCs w:val="21"/>
+                <w:lang w:eastAsia="en-ZA"/>
+                <w14:ligatures w14:val="none"/>
+              </w:rPr>
+            </w:pPr>
+            <w:r>
+              <w:rPr>
+                <w:rFonts w:ascii="Aptos" w:eastAsia="Times New Roman" w:hAnsi="Aptos" w:cs="Segoe UI"/>
+                <w:color w:val="000000"/>
+                <w:kern w:val="0"/>
+                <w:sz w:val="17"/>
+                <w:szCs w:val="17"/>
+                <w:lang w:eastAsia="en-ZA"/>
+                <w14:ligatures w14:val="none"/>
+              </w:rPr>
+              <w:t>○</w:t>
+            </w:r>
+          </w:p>
+        </w:tc>
+        <w:tc>
+          <w:tcPr>
+            <w:tcW w:w="1481" w:type="dxa"/>
+            <w:tcBorders>
+              <w:top w:val="single" w:sz="4" w:space="0" w:color="000000"/>
+              <w:left w:val="single" w:sz="4" w:space="0" w:color="000000"/>
+              <w:bottom w:val="single" w:sz="4" w:space="0" w:color="000000"/>
+              <w:right w:val="single" w:sz="4" w:space="0" w:color="000000"/>
+            </w:tcBorders>
+            <w:shd w:val="clear" w:color="auto" w:fill="F2F2F2"/>
+            <w:vAlign w:val="center"/>
+            <w:hideMark/>
+          </w:tcPr>
+          <w:p>
+            <w:pPr>
+              <w:spacing w:before="0" w:after="0" w:line="240" w:lineRule="auto"/>
+              <w:rPr>
+                <w:rFonts w:ascii="Aptos" w:eastAsia="Times New Roman" w:hAnsi="Aptos" w:cs="Segoe UI"/>
+                <w:color w:val="000000"/>
+                <w:kern w:val="0"/>
+                <w:sz w:val="21"/>
+                <w:szCs w:val="21"/>
+                <w:lang w:eastAsia="en-ZA"/>
+                <w14:ligatures w14:val="none"/>
+              </w:rPr>
+            </w:pPr>
+            <w:r>
+              <w:rPr>
+                <w:rFonts w:ascii="Aptos" w:eastAsia="Times New Roman" w:hAnsi="Aptos" w:cs="Segoe UI"/>
+                <w:color w:val="000000"/>
+                <w:kern w:val="0"/>
+                <w:sz w:val="17"/>
+                <w:szCs w:val="17"/>
+                <w:lang w:eastAsia="en-ZA"/>
+                <w14:ligatures w14:val="none"/>
+              </w:rPr>
+              <w:t>○</w:t>
+            </w:r>
+          </w:p>
+        </w:tc>
+        <w:tc>
+          <w:tcPr>
+            <w:tcW w:w="1481" w:type="dxa"/>
+            <w:tcBorders>
+              <w:top w:val="single" w:sz="4" w:space="0" w:color="000000"/>
+              <w:left w:val="single" w:sz="4" w:space="0" w:color="000000"/>
+              <w:bottom w:val="single" w:sz="4" w:space="0" w:color="000000"/>
+              <w:right w:val="single" w:sz="4" w:space="0" w:color="000000"/>
+            </w:tcBorders>
+            <w:shd w:val="clear" w:color="auto" w:fill="E2F0D9"/>
+            <w:vAlign w:val="center"/>
+            <w:hideMark/>
+          </w:tcPr>
+          <w:p>
+            <w:pPr>
+              <w:spacing w:before="0" w:after="0" w:line="240" w:lineRule="auto"/>
+              <w:rPr>
+                <w:rFonts w:ascii="Aptos" w:eastAsia="Times New Roman" w:hAnsi="Aptos" w:cs="Segoe UI"/>
+                <w:color w:val="000000"/>
+                <w:kern w:val="0"/>
+                <w:sz w:val="21"/>
+                <w:szCs w:val="21"/>
+                <w:lang w:eastAsia="en-ZA"/>
+                <w14:ligatures w14:val="none"/>
+              </w:rPr>
+            </w:pPr>
+            <w:r>
+              <w:rPr>
+                <w:rFonts w:ascii="Aptos" w:eastAsia="Times New Roman" w:hAnsi="Aptos" w:cs="Segoe UI"/>
+                <w:color w:val="000000"/>
+                <w:kern w:val="0"/>
+                <w:sz w:val="17"/>
+                <w:szCs w:val="17"/>
+                <w:lang w:eastAsia="en-ZA"/>
+                <w14:ligatures w14:val="none"/>
+              </w:rPr>
+              <w:t>●</w:t>
+            </w:r>
+          </w:p>
+        </w:tc>
+        <w:tc>
+          <w:tcPr>
+            <w:tcW w:w="1481" w:type="dxa"/>
+            <w:tcBorders>
+              <w:top w:val="single" w:sz="4" w:space="0" w:color="000000"/>
+              <w:left w:val="single" w:sz="4" w:space="0" w:color="000000"/>
+              <w:bottom w:val="single" w:sz="4" w:space="0" w:color="000000"/>
+              <w:right w:val="single" w:sz="4" w:space="0" w:color="000000"/>
+            </w:tcBorders>
+            <w:shd w:val="clear" w:color="auto" w:fill="E2F0D9"/>
+            <w:vAlign w:val="center"/>
+            <w:hideMark/>
+          </w:tcPr>
+          <w:p>
+            <w:pPr>
+              <w:spacing w:before="0" w:after="0" w:line="240" w:lineRule="auto"/>
+              <w:rPr>
+                <w:rFonts w:ascii="Aptos" w:eastAsia="Times New Roman" w:hAnsi="Aptos" w:cs="Segoe UI"/>
+                <w:color w:val="000000"/>
+                <w:kern w:val="0"/>
+                <w:sz w:val="21"/>
+                <w:szCs w:val="21"/>
+                <w:lang w:eastAsia="en-ZA"/>
+                <w14:ligatures w14:val="none"/>
+              </w:rPr>
+            </w:pPr>
+            <w:r>
+              <w:rPr>
+                <w:rFonts w:ascii="Aptos" w:eastAsia="Times New Roman" w:hAnsi="Aptos" w:cs="Segoe UI"/>
+                <w:color w:val="000000"/>
+                <w:kern w:val="0"/>
+                <w:sz w:val="17"/>
+                <w:szCs w:val="17"/>
+                <w:lang w:eastAsia="en-ZA"/>
+                <w14:ligatures w14:val="none"/>
+              </w:rPr>
+              <w:t>●</w:t>
+            </w:r>
+          </w:p>
+        </w:tc>
+        <w:tc>
+          <w:tcPr>
+            <w:tcW w:w="1481" w:type="dxa"/>
+            <w:tcBorders>
+              <w:top w:val="single" w:sz="4" w:space="0" w:color="000000"/>
+              <w:left w:val="single" w:sz="4" w:space="0" w:color="000000"/>
+              <w:bottom w:val="single" w:sz="4" w:space="0" w:color="000000"/>
+              <w:right w:val="single" w:sz="4" w:space="0" w:color="000000"/>
+            </w:tcBorders>
+            <w:shd w:val="clear" w:color="auto" w:fill="FFFFFF"/>
+            <w:vAlign w:val="center"/>
+            <w:hideMark/>
+          </w:tcPr>
+          <w:p>
+            <w:pPr>
+              <w:spacing w:before="0" w:after="0" w:line="240" w:lineRule="auto"/>
+              <w:rPr>
+                <w:rFonts w:ascii="Aptos" w:eastAsia="Times New Roman" w:hAnsi="Aptos" w:cs="Segoe UI"/>
+                <w:color w:val="000000"/>
+                <w:kern w:val="0"/>
+                <w:sz w:val="21"/>
+                <w:szCs w:val="21"/>
+                <w:lang w:eastAsia="en-ZA"/>
+                <w14:ligatures w14:val="none"/>
+              </w:rPr>
+            </w:pPr>
+            <w:r>
+              <w:rPr>
+                <w:rFonts w:ascii="Aptos" w:eastAsia="Times New Roman" w:hAnsi="Aptos" w:cs="Segoe UI"/>
+                <w:color w:val="000000"/>
+                <w:kern w:val="0"/>
+                <w:sz w:val="17"/>
+                <w:szCs w:val="17"/>
+                <w:lang w:eastAsia="en-ZA"/>
+                <w14:ligatures w14:val="none"/>
+              </w:rPr>
+              <w:t>→</w:t>
+            </w:r>
+          </w:p>
+        </w:tc>
+        <w:tc>
+          <w:tcPr>
+            <w:tcW w:w="1481" w:type="dxa"/>
+            <w:tcBorders>
+              <w:top w:val="single" w:sz="4" w:space="0" w:color="000000"/>
+              <w:left w:val="single" w:sz="4" w:space="0" w:color="000000"/>
+              <w:bottom w:val="single" w:sz="4" w:space="0" w:color="000000"/>
+              <w:right w:val="single" w:sz="4" w:space="0" w:color="000000"/>
+            </w:tcBorders>
+            <w:shd w:val="clear" w:color="auto" w:fill="E2F0D9"/>
+            <w:vAlign w:val="center"/>
+            <w:hideMark/>
+          </w:tcPr>
+          <w:p>
+            <w:pPr>
+              <w:spacing w:before="0" w:after="0" w:line="240" w:lineRule="auto"/>
+              <w:rPr>
+                <w:rFonts w:ascii="Aptos" w:eastAsia="Times New Roman" w:hAnsi="Aptos" w:cs="Segoe UI"/>
+                <w:color w:val="000000"/>
+                <w:kern w:val="0"/>
+                <w:sz w:val="21"/>
+                <w:szCs w:val="21"/>
+                <w:lang w:eastAsia="en-ZA"/>
+                <w14:ligatures w14:val="none"/>
+              </w:rPr>
+            </w:pPr>
+            <w:r>
+              <w:rPr>
+                <w:rFonts w:ascii="Aptos" w:eastAsia="Times New Roman" w:hAnsi="Aptos" w:cs="Segoe UI"/>
+                <w:color w:val="000000"/>
+                <w:kern w:val="0"/>
+                <w:sz w:val="17"/>
+                <w:szCs w:val="17"/>
+                <w:lang w:eastAsia="en-ZA"/>
+                <w14:ligatures w14:val="none"/>
+              </w:rPr>
+              <w:t>●</w:t>
+            </w:r>
+          </w:p>
+        </w:tc>
+      </w:tr>
+      <w:tr>
+        <w:tc>
+          <w:tcPr>
+            <w:tcW w:w="1481" w:type="dxa"/>
+            <w:tcBorders>
+              <w:top w:val="single" w:sz="4" w:space="0" w:color="000000"/>
+              <w:left w:val="single" w:sz="4" w:space="0" w:color="000000"/>
+              <w:bottom w:val="single" w:sz="4" w:space="0" w:color="000000"/>
+              <w:right w:val="single" w:sz="4" w:space="0" w:color="000000"/>
+            </w:tcBorders>
+            <w:shd w:val="clear" w:color="auto" w:fill="FFFFFF"/>
+            <w:vAlign w:val="center"/>
+            <w:hideMark/>
+          </w:tcPr>
+          <w:p>
+            <w:pPr>
+              <w:spacing w:before="0" w:after="0" w:line="240" w:lineRule="auto"/>
+              <w:rPr>
+                <w:rFonts w:ascii="Aptos" w:eastAsia="Times New Roman" w:hAnsi="Aptos" w:cs="Segoe UI"/>
+                <w:color w:val="000000"/>
+                <w:kern w:val="0"/>
+                <w:sz w:val="21"/>
+                <w:szCs w:val="21"/>
+                <w:lang w:eastAsia="en-ZA"/>
+                <w14:ligatures w14:val="none"/>
+              </w:rPr>
+            </w:pPr>
+            <w:r>
+              <w:rPr>
+                <w:rFonts w:ascii="Aptos" w:eastAsia="Times New Roman" w:hAnsi="Aptos" w:cs="Segoe UI"/>
+                <w:b/>
+                <w:bCs/>
+                <w:color w:val="000000"/>
+                <w:kern w:val="0"/>
+                <w:sz w:val="17"/>
+                <w:szCs w:val="17"/>
+                <w:lang w:eastAsia="en-ZA"/>
+                <w14:ligatures w14:val="none"/>
+              </w:rPr>
+              <w:t>Integration &amp; API Boundaries</w:t>
+            </w:r>
+          </w:p>
+        </w:tc>
+        <w:tc>
+          <w:tcPr>
+            <w:tcW w:w="1481" w:type="dxa"/>
+            <w:tcBorders>
+              <w:top w:val="single" w:sz="4" w:space="0" w:color="000000"/>
+              <w:left w:val="single" w:sz="4" w:space="0" w:color="000000"/>
+              <w:bottom w:val="single" w:sz="4" w:space="0" w:color="000000"/>
+              <w:right w:val="single" w:sz="4" w:space="0" w:color="000000"/>
+            </w:tcBorders>
+            <w:shd w:val="clear" w:color="auto" w:fill="F2F2F2"/>
+            <w:vAlign w:val="center"/>
+            <w:hideMark/>
+          </w:tcPr>
+          <w:p>
+            <w:pPr>
+              <w:spacing w:before="0" w:after="0" w:line="240" w:lineRule="auto"/>
+              <w:rPr>
+                <w:rFonts w:ascii="Aptos" w:eastAsia="Times New Roman" w:hAnsi="Aptos" w:cs="Segoe UI"/>
+                <w:color w:val="000000"/>
+                <w:kern w:val="0"/>
+                <w:sz w:val="21"/>
+                <w:szCs w:val="21"/>
+                <w:lang w:eastAsia="en-ZA"/>
+                <w14:ligatures w14:val="none"/>
+              </w:rPr>
+            </w:pPr>
+            <w:r>
+              <w:rPr>
+                <w:rFonts w:ascii="Aptos" w:eastAsia="Times New Roman" w:hAnsi="Aptos" w:cs="Segoe UI"/>
+                <w:color w:val="000000"/>
+                <w:kern w:val="0"/>
+                <w:sz w:val="17"/>
+                <w:szCs w:val="17"/>
+                <w:lang w:eastAsia="en-ZA"/>
+                <w14:ligatures w14:val="none"/>
+              </w:rPr>
+              <w:t>○</w:t>
+            </w:r>
+          </w:p>
+        </w:tc>
+        <w:tc>
+          <w:tcPr>
+            <w:tcW w:w="1481" w:type="dxa"/>
+            <w:tcBorders>
+              <w:top w:val="single" w:sz="4" w:space="0" w:color="000000"/>
+              <w:left w:val="single" w:sz="4" w:space="0" w:color="000000"/>
+              <w:bottom w:val="single" w:sz="4" w:space="0" w:color="000000"/>
+              <w:right w:val="single" w:sz="4" w:space="0" w:color="000000"/>
+            </w:tcBorders>
+            <w:shd w:val="clear" w:color="auto" w:fill="F2F2F2"/>
+            <w:vAlign w:val="center"/>
+            <w:hideMark/>
+          </w:tcPr>
+          <w:p>
+            <w:pPr>
+              <w:spacing w:before="0" w:after="0" w:line="240" w:lineRule="auto"/>
+              <w:rPr>
+                <w:rFonts w:ascii="Aptos" w:eastAsia="Times New Roman" w:hAnsi="Aptos" w:cs="Segoe UI"/>
+                <w:color w:val="000000"/>
+                <w:kern w:val="0"/>
+                <w:sz w:val="21"/>
+                <w:szCs w:val="21"/>
+                <w:lang w:eastAsia="en-ZA"/>
+                <w14:ligatures w14:val="none"/>
+              </w:rPr>
+            </w:pPr>
+            <w:r>
+              <w:rPr>
+                <w:rFonts w:ascii="Aptos" w:eastAsia="Times New Roman" w:hAnsi="Aptos" w:cs="Segoe UI"/>
+                <w:color w:val="000000"/>
+                <w:kern w:val="0"/>
+                <w:sz w:val="17"/>
+                <w:szCs w:val="17"/>
+                <w:lang w:eastAsia="en-ZA"/>
+                <w14:ligatures w14:val="none"/>
+              </w:rPr>
+              <w:t>○</w:t>
+            </w:r>
+          </w:p>
+        </w:tc>
+        <w:tc>
+          <w:tcPr>
+            <w:tcW w:w="1481" w:type="dxa"/>
+            <w:tcBorders>
+              <w:top w:val="single" w:sz="4" w:space="0" w:color="000000"/>
+              <w:left w:val="single" w:sz="4" w:space="0" w:color="000000"/>
+              <w:bottom w:val="single" w:sz="4" w:space="0" w:color="000000"/>
+              <w:right w:val="single" w:sz="4" w:space="0" w:color="000000"/>
+            </w:tcBorders>
+            <w:shd w:val="clear" w:color="auto" w:fill="E2F0D9"/>
+            <w:vAlign w:val="center"/>
+            <w:hideMark/>
+          </w:tcPr>
+          <w:p>
+            <w:pPr>
+              <w:spacing w:before="0" w:after="0" w:line="240" w:lineRule="auto"/>
+              <w:rPr>
+                <w:rFonts w:ascii="Aptos" w:eastAsia="Times New Roman" w:hAnsi="Aptos" w:cs="Segoe UI"/>
+                <w:color w:val="000000"/>
+                <w:kern w:val="0"/>
+                <w:sz w:val="21"/>
+                <w:szCs w:val="21"/>
+                <w:lang w:eastAsia="en-ZA"/>
+                <w14:ligatures w14:val="none"/>
+              </w:rPr>
+            </w:pPr>
+            <w:r>
+              <w:rPr>
+                <w:rFonts w:ascii="Aptos" w:eastAsia="Times New Roman" w:hAnsi="Aptos" w:cs="Segoe UI"/>
+                <w:color w:val="000000"/>
+                <w:kern w:val="0"/>
+                <w:sz w:val="17"/>
+                <w:szCs w:val="17"/>
+                <w:lang w:eastAsia="en-ZA"/>
+                <w14:ligatures w14:val="none"/>
+              </w:rPr>
+              <w:t>●</w:t>
+            </w:r>
+          </w:p>
+        </w:tc>
+        <w:tc>
+          <w:tcPr>
+            <w:tcW w:w="1481" w:type="dxa"/>
+            <w:tcBorders>
+              <w:top w:val="single" w:sz="4" w:space="0" w:color="000000"/>
+              <w:left w:val="single" w:sz="4" w:space="0" w:color="000000"/>
+              <w:bottom w:val="single" w:sz="4" w:space="0" w:color="000000"/>
+              <w:right w:val="single" w:sz="4" w:space="0" w:color="000000"/>
+            </w:tcBorders>
+            <w:shd w:val="clear" w:color="auto" w:fill="E2F0D9"/>
+            <w:vAlign w:val="center"/>
+            <w:hideMark/>
+          </w:tcPr>
+          <w:p>
+            <w:pPr>
+              <w:spacing w:before="0" w:after="0" w:line="240" w:lineRule="auto"/>
+              <w:rPr>
+                <w:rFonts w:ascii="Aptos" w:eastAsia="Times New Roman" w:hAnsi="Aptos" w:cs="Segoe UI"/>
+                <w:color w:val="000000"/>
+                <w:kern w:val="0"/>
+                <w:sz w:val="21"/>
+                <w:szCs w:val="21"/>
+                <w:lang w:eastAsia="en-ZA"/>
+                <w14:ligatures w14:val="none"/>
+              </w:rPr>
+            </w:pPr>
+            <w:r>
+              <w:rPr>
+                <w:rFonts w:ascii="Aptos" w:eastAsia="Times New Roman" w:hAnsi="Aptos" w:cs="Segoe UI"/>
+                <w:color w:val="000000"/>
+                <w:kern w:val="0"/>
+                <w:sz w:val="17"/>
+                <w:szCs w:val="17"/>
+                <w:lang w:eastAsia="en-ZA"/>
+                <w14:ligatures w14:val="none"/>
+              </w:rPr>
+              <w:t>●</w:t>
+            </w:r>
+          </w:p>
+        </w:tc>
+        <w:tc>
+          <w:tcPr>
+            <w:tcW w:w="1481" w:type="dxa"/>
+            <w:tcBorders>
+              <w:top w:val="single" w:sz="4" w:space="0" w:color="000000"/>
+              <w:left w:val="single" w:sz="4" w:space="0" w:color="000000"/>
+              <w:bottom w:val="single" w:sz="4" w:space="0" w:color="000000"/>
+              <w:right w:val="single" w:sz="4" w:space="0" w:color="000000"/>
+            </w:tcBorders>
+            <w:shd w:val="clear" w:color="auto" w:fill="FFFFFF"/>
+            <w:vAlign w:val="center"/>
+            <w:hideMark/>
+          </w:tcPr>
+          <w:p>
+            <w:pPr>
+              <w:spacing w:before="0" w:after="0" w:line="240" w:lineRule="auto"/>
+              <w:rPr>
+                <w:rFonts w:ascii="Aptos" w:eastAsia="Times New Roman" w:hAnsi="Aptos" w:cs="Segoe UI"/>
+                <w:color w:val="000000"/>
+                <w:kern w:val="0"/>
+                <w:sz w:val="21"/>
+                <w:szCs w:val="21"/>
+                <w:lang w:eastAsia="en-ZA"/>
+                <w14:ligatures w14:val="none"/>
+              </w:rPr>
+            </w:pPr>
+            <w:r>
+              <w:rPr>
+                <w:rFonts w:ascii="Aptos" w:eastAsia="Times New Roman" w:hAnsi="Aptos" w:cs="Segoe UI"/>
+                <w:color w:val="000000"/>
+                <w:kern w:val="0"/>
+                <w:sz w:val="17"/>
+                <w:szCs w:val="17"/>
+                <w:lang w:eastAsia="en-ZA"/>
+                <w14:ligatures w14:val="none"/>
+              </w:rPr>
+              <w:t>→</w:t>
+            </w:r>
+          </w:p>
+        </w:tc>
+        <w:tc>
+          <w:tcPr>
+            <w:tcW w:w="1481" w:type="dxa"/>
+            <w:tcBorders>
+              <w:top w:val="single" w:sz="4" w:space="0" w:color="000000"/>
+              <w:left w:val="single" w:sz="4" w:space="0" w:color="000000"/>
+              <w:bottom w:val="single" w:sz="4" w:space="0" w:color="000000"/>
+              <w:right w:val="single" w:sz="4" w:space="0" w:color="000000"/>
+            </w:tcBorders>
+            <w:shd w:val="clear" w:color="auto" w:fill="E2F0D9"/>
+            <w:vAlign w:val="center"/>
+            <w:hideMark/>
+          </w:tcPr>
+          <w:p>
+            <w:pPr>
+              <w:spacing w:before="0" w:after="0" w:line="240" w:lineRule="auto"/>
+              <w:rPr>
+                <w:rFonts w:ascii="Aptos" w:eastAsia="Times New Roman" w:hAnsi="Aptos" w:cs="Segoe UI"/>
+                <w:color w:val="000000"/>
+                <w:kern w:val="0"/>
+                <w:sz w:val="21"/>
+                <w:szCs w:val="21"/>
+                <w:lang w:eastAsia="en-ZA"/>
+                <w14:ligatures w14:val="none"/>
+              </w:rPr>
+            </w:pPr>
+            <w:r>
+              <w:rPr>
+                <w:rFonts w:ascii="Aptos" w:eastAsia="Times New Roman" w:hAnsi="Aptos" w:cs="Segoe UI"/>
+                <w:color w:val="000000"/>
+                <w:kern w:val="0"/>
+                <w:sz w:val="17"/>
+                <w:szCs w:val="17"/>
+                <w:lang w:eastAsia="en-ZA"/>
+                <w14:ligatures w14:val="none"/>
+              </w:rPr>
+              <w:t>●</w:t>
+            </w:r>
+          </w:p>
+        </w:tc>
+      </w:tr>
+      <w:tr>
+        <w:tc>
+          <w:tcPr>
+            <w:tcW w:w="1481" w:type="dxa"/>
+            <w:tcBorders>
+              <w:top w:val="single" w:sz="4" w:space="0" w:color="000000"/>
+              <w:left w:val="single" w:sz="4" w:space="0" w:color="000000"/>
+              <w:bottom w:val="single" w:sz="4" w:space="0" w:color="000000"/>
+              <w:right w:val="single" w:sz="4" w:space="0" w:color="000000"/>
+            </w:tcBorders>
+            <w:shd w:val="clear" w:color="auto" w:fill="FFFFFF"/>
+            <w:vAlign w:val="center"/>
+            <w:hideMark/>
+          </w:tcPr>
+          <w:p>
+            <w:pPr>
+              <w:spacing w:before="0" w:after="0" w:line="240" w:lineRule="auto"/>
+              <w:rPr>
+                <w:rFonts w:ascii="Aptos" w:eastAsia="Times New Roman" w:hAnsi="Aptos" w:cs="Segoe UI"/>
+                <w:color w:val="000000"/>
+                <w:kern w:val="0"/>
+                <w:sz w:val="21"/>
+                <w:szCs w:val="21"/>
+                <w:lang w:eastAsia="en-ZA"/>
+                <w14:ligatures w14:val="none"/>
+              </w:rPr>
+            </w:pPr>
+            <w:r>
+              <w:rPr>
+                <w:rFonts w:ascii="Aptos" w:eastAsia="Times New Roman" w:hAnsi="Aptos" w:cs="Segoe UI"/>
+                <w:b/>
+                <w:bCs/>
+                <w:color w:val="000000"/>
+                <w:kern w:val="0"/>
+                <w:sz w:val="17"/>
+                <w:szCs w:val="17"/>
+                <w:lang w:eastAsia="en-ZA"/>
+                <w14:ligatures w14:val="none"/>
+              </w:rPr>
+              <w:t>Compliance &amp; Data Privacy</w:t>
+            </w:r>
+          </w:p>
+        </w:tc>
+        <w:tc>
+          <w:tcPr>
+            <w:tcW w:w="1481" w:type="dxa"/>
+            <w:tcBorders>
+              <w:top w:val="single" w:sz="4" w:space="0" w:color="000000"/>
+              <w:left w:val="single" w:sz="4" w:space="0" w:color="000000"/>
+              <w:bottom w:val="single" w:sz="4" w:space="0" w:color="000000"/>
+              <w:right w:val="single" w:sz="4" w:space="0" w:color="000000"/>
+            </w:tcBorders>
+            <w:shd w:val="clear" w:color="auto" w:fill="E2F0D9"/>
+            <w:vAlign w:val="center"/>
+            <w:hideMark/>
+          </w:tcPr>
+          <w:p>
+            <w:pPr>
+              <w:spacing w:before="0" w:after="0" w:line="240" w:lineRule="auto"/>
+              <w:rPr>
+                <w:rFonts w:ascii="Aptos" w:eastAsia="Times New Roman" w:hAnsi="Aptos" w:cs="Segoe UI"/>
+                <w:color w:val="000000"/>
+                <w:kern w:val="0"/>
+                <w:sz w:val="21"/>
+                <w:szCs w:val="21"/>
+                <w:lang w:eastAsia="en-ZA"/>
+                <w14:ligatures w14:val="none"/>
+              </w:rPr>
+            </w:pPr>
+            <w:r>
+              <w:rPr>
+                <w:rFonts w:ascii="Aptos" w:eastAsia="Times New Roman" w:hAnsi="Aptos" w:cs="Segoe UI"/>
+                <w:color w:val="000000"/>
+                <w:kern w:val="0"/>
+                <w:sz w:val="17"/>
+                <w:szCs w:val="17"/>
+                <w:lang w:eastAsia="en-ZA"/>
+                <w14:ligatures w14:val="none"/>
+              </w:rPr>
+              <w:t>●</w:t>
+            </w:r>
+          </w:p>
+        </w:tc>
+        <w:tc>
+          <w:tcPr>
+            <w:tcW w:w="1481" w:type="dxa"/>
+            <w:tcBorders>
+              <w:top w:val="single" w:sz="4" w:space="0" w:color="000000"/>
+              <w:left w:val="single" w:sz="4" w:space="0" w:color="000000"/>
+              <w:bottom w:val="single" w:sz="4" w:space="0" w:color="000000"/>
+              <w:right w:val="single" w:sz="4" w:space="0" w:color="000000"/>
+            </w:tcBorders>
+            <w:shd w:val="clear" w:color="auto" w:fill="E2F0D9"/>
+            <w:vAlign w:val="center"/>
+            <w:hideMark/>
+          </w:tcPr>
+          <w:p>
+            <w:pPr>
+              <w:spacing w:before="0" w:after="0" w:line="240" w:lineRule="auto"/>
+              <w:rPr>
+                <w:rFonts w:ascii="Aptos" w:eastAsia="Times New Roman" w:hAnsi="Aptos" w:cs="Segoe UI"/>
+                <w:color w:val="000000"/>
+                <w:kern w:val="0"/>
+                <w:sz w:val="21"/>
+                <w:szCs w:val="21"/>
+                <w:lang w:eastAsia="en-ZA"/>
+                <w14:ligatures w14:val="none"/>
+              </w:rPr>
+            </w:pPr>
+            <w:r>
+              <w:rPr>
+                <w:rFonts w:ascii="Aptos" w:eastAsia="Times New Roman" w:hAnsi="Aptos" w:cs="Segoe UI"/>
+                <w:color w:val="000000"/>
+                <w:kern w:val="0"/>
+                <w:sz w:val="17"/>
+                <w:szCs w:val="17"/>
+                <w:lang w:eastAsia="en-ZA"/>
+                <w14:ligatures w14:val="none"/>
+              </w:rPr>
+              <w:t>●</w:t>
+            </w:r>
+          </w:p>
+        </w:tc>
+        <w:tc>
+          <w:tcPr>
+            <w:tcW w:w="1481" w:type="dxa"/>
+            <w:tcBorders>
+              <w:top w:val="single" w:sz="4" w:space="0" w:color="000000"/>
+              <w:left w:val="single" w:sz="4" w:space="0" w:color="000000"/>
+              <w:bottom w:val="single" w:sz="4" w:space="0" w:color="000000"/>
+              <w:right w:val="single" w:sz="4" w:space="0" w:color="000000"/>
+            </w:tcBorders>
+            <w:shd w:val="clear" w:color="auto" w:fill="E2F0D9"/>
+            <w:vAlign w:val="center"/>
+            <w:hideMark/>
+          </w:tcPr>
+          <w:p>
+            <w:pPr>
+              <w:spacing w:before="0" w:after="0" w:line="240" w:lineRule="auto"/>
+              <w:rPr>
+                <w:rFonts w:ascii="Aptos" w:eastAsia="Times New Roman" w:hAnsi="Aptos" w:cs="Segoe UI"/>
+                <w:color w:val="000000"/>
+                <w:kern w:val="0"/>
+                <w:sz w:val="21"/>
+                <w:szCs w:val="21"/>
+                <w:lang w:eastAsia="en-ZA"/>
+                <w14:ligatures w14:val="none"/>
+              </w:rPr>
+            </w:pPr>
+            <w:r>
+              <w:rPr>
+                <w:rFonts w:ascii="Aptos" w:eastAsia="Times New Roman" w:hAnsi="Aptos" w:cs="Segoe UI"/>
+                <w:color w:val="000000"/>
+                <w:kern w:val="0"/>
+                <w:sz w:val="17"/>
+                <w:szCs w:val="17"/>
+                <w:lang w:eastAsia="en-ZA"/>
+                <w14:ligatures w14:val="none"/>
+              </w:rPr>
+              <w:t>●</w:t>
+            </w:r>
+          </w:p>
+        </w:tc>
+        <w:tc>
+          <w:tcPr>
+            <w:tcW w:w="1481" w:type="dxa"/>
+            <w:tcBorders>
+              <w:top w:val="single" w:sz="4" w:space="0" w:color="000000"/>
+              <w:left w:val="single" w:sz="4" w:space="0" w:color="000000"/>
+              <w:bottom w:val="single" w:sz="4" w:space="0" w:color="000000"/>
+              <w:right w:val="single" w:sz="4" w:space="0" w:color="000000"/>
+            </w:tcBorders>
+            <w:shd w:val="clear" w:color="auto" w:fill="FFFFFF"/>
+            <w:vAlign w:val="center"/>
+            <w:hideMark/>
+          </w:tcPr>
+          <w:p>
+            <w:pPr>
+              <w:spacing w:before="0" w:after="0" w:line="240" w:lineRule="auto"/>
+              <w:rPr>
+                <w:rFonts w:ascii="Aptos" w:eastAsia="Times New Roman" w:hAnsi="Aptos" w:cs="Segoe UI"/>
+                <w:color w:val="000000"/>
+                <w:kern w:val="0"/>
+                <w:sz w:val="21"/>
+                <w:szCs w:val="21"/>
+                <w:lang w:eastAsia="en-ZA"/>
+                <w14:ligatures w14:val="none"/>
+              </w:rPr>
+            </w:pPr>
+            <w:r>
+              <w:rPr>
+                <w:rFonts w:ascii="Aptos" w:eastAsia="Times New Roman" w:hAnsi="Aptos" w:cs="Segoe UI"/>
+                <w:color w:val="000000"/>
+                <w:kern w:val="0"/>
+                <w:sz w:val="17"/>
+                <w:szCs w:val="17"/>
+                <w:lang w:eastAsia="en-ZA"/>
+                <w14:ligatures w14:val="none"/>
+              </w:rPr>
+              <w:t>→</w:t>
+            </w:r>
+          </w:p>
+        </w:tc>
+        <w:tc>
+          <w:tcPr>
+            <w:tcW w:w="1481" w:type="dxa"/>
+            <w:tcBorders>
+              <w:top w:val="single" w:sz="4" w:space="0" w:color="000000"/>
+              <w:left w:val="single" w:sz="4" w:space="0" w:color="000000"/>
+              <w:bottom w:val="single" w:sz="4" w:space="0" w:color="000000"/>
+              <w:right w:val="single" w:sz="4" w:space="0" w:color="000000"/>
+            </w:tcBorders>
+            <w:shd w:val="clear" w:color="auto" w:fill="E2F0D9"/>
+            <w:vAlign w:val="center"/>
+            <w:hideMark/>
+          </w:tcPr>
+          <w:p>
+            <w:pPr>
+              <w:spacing w:before="0" w:after="0" w:line="240" w:lineRule="auto"/>
+              <w:rPr>
+                <w:rFonts w:ascii="Aptos" w:eastAsia="Times New Roman" w:hAnsi="Aptos" w:cs="Segoe UI"/>
+                <w:color w:val="000000"/>
+                <w:kern w:val="0"/>
+                <w:sz w:val="21"/>
+                <w:szCs w:val="21"/>
+                <w:lang w:eastAsia="en-ZA"/>
+                <w14:ligatures w14:val="none"/>
+              </w:rPr>
+            </w:pPr>
+            <w:r>
+              <w:rPr>
+                <w:rFonts w:ascii="Aptos" w:eastAsia="Times New Roman" w:hAnsi="Aptos" w:cs="Segoe UI"/>
+                <w:color w:val="000000"/>
+                <w:kern w:val="0"/>
+                <w:sz w:val="17"/>
+                <w:szCs w:val="17"/>
+                <w:lang w:eastAsia="en-ZA"/>
+                <w14:ligatures w14:val="none"/>
+              </w:rPr>
+              <w:t>●</w:t>
+            </w:r>
+          </w:p>
+        </w:tc>
+        <w:tc>
+          <w:tcPr>
+            <w:tcW w:w="1481" w:type="dxa"/>
+            <w:tcBorders>
+              <w:top w:val="single" w:sz="4" w:space="0" w:color="000000"/>
+              <w:left w:val="single" w:sz="4" w:space="0" w:color="000000"/>
+              <w:bottom w:val="single" w:sz="4" w:space="0" w:color="000000"/>
+              <w:right w:val="single" w:sz="4" w:space="0" w:color="000000"/>
+            </w:tcBorders>
+            <w:shd w:val="clear" w:color="auto" w:fill="E2F0D9"/>
+            <w:vAlign w:val="center"/>
+            <w:hideMark/>
+          </w:tcPr>
+          <w:p>
+            <w:pPr>
+              <w:spacing w:before="0" w:after="0" w:line="240" w:lineRule="auto"/>
+              <w:rPr>
+                <w:rFonts w:ascii="Aptos" w:eastAsia="Times New Roman" w:hAnsi="Aptos" w:cs="Segoe UI"/>
+                <w:color w:val="000000"/>
+                <w:kern w:val="0"/>
+                <w:sz w:val="21"/>
+                <w:szCs w:val="21"/>
+                <w:lang w:eastAsia="en-ZA"/>
+                <w14:ligatures w14:val="none"/>
+              </w:rPr>
+            </w:pPr>
+            <w:r>
+              <w:rPr>
+                <w:rFonts w:ascii="Aptos" w:eastAsia="Times New Roman" w:hAnsi="Aptos" w:cs="Segoe UI"/>
+                <w:color w:val="000000"/>
+                <w:kern w:val="0"/>
+                <w:sz w:val="17"/>
+                <w:szCs w:val="17"/>
+                <w:lang w:eastAsia="en-ZA"/>
+                <w14:ligatures w14:val="none"/>
+              </w:rPr>
+              <w:t>●</w:t>
+            </w:r>
+          </w:p>
+        </w:tc>
+      </w:tr>
+    </w:tbl>
+    <w:p>
+      <w:pPr>
+        <w:shd w:val="clear" w:color="auto" w:fill="FFFFFF"/>
+        <w:spacing w:before="0" w:after="0" w:line="240" w:lineRule="auto"/>
+        <w:rPr>
+          <w:rFonts w:ascii="Cambria" w:eastAsia="Times New Roman" w:hAnsi="Cambria" w:cs="Times New Roman"/>
+          <w:b/>
+          <w:bCs/>
+          <w:color w:val="000000"/>
+          <w:kern w:val="0"/>
+          <w:sz w:val="22"/>
+          <w:lang w:eastAsia="en-ZA"/>
+          <w14:ligatures w14:val="none"/>
+        </w:rPr>
+      </w:pPr>
+    </w:p>
+    <w:p>
+      <w:pPr>
+        <w:shd w:val="clear" w:color="auto" w:fill="FFFFFF"/>
+        <w:spacing w:before="0" w:after="0" w:line="240" w:lineRule="auto"/>
+        <w:rPr>
+          <w:rFonts w:ascii="Cambria" w:eastAsia="Times New Roman" w:hAnsi="Cambria" w:cs="Times New Roman"/>
+          <w:color w:val="000000"/>
+          <w:kern w:val="0"/>
+          <w:sz w:val="22"/>
+          <w:lang w:eastAsia="en-ZA"/>
+          <w14:ligatures w14:val="none"/>
+        </w:rPr>
+      </w:pPr>
+      <w:r>
+        <w:rPr>
+          <w:rFonts w:ascii="Cambria" w:eastAsia="Times New Roman" w:hAnsi="Cambria" w:cs="Times New Roman"/>
+          <w:b/>
+          <w:bCs/>
+          <w:color w:val="000000"/>
+          <w:kern w:val="0"/>
+          <w:sz w:val="22"/>
+          <w:lang w:eastAsia="en-ZA"/>
+          <w14:ligatures w14:val="none"/>
+        </w:rPr>
+        <w:t xml:space="preserve">Legend: </w:t>
+      </w:r>
+      <w:r>
+        <w:rPr>
+          <w:rFonts w:ascii="Cambria" w:eastAsia="Times New Roman" w:hAnsi="Cambria" w:cs="Times New Roman"/>
+          <w:color w:val="000000"/>
+          <w:kern w:val="0"/>
+          <w:sz w:val="22"/>
+          <w:lang w:eastAsia="en-ZA"/>
+          <w14:ligatures w14:val="none"/>
+        </w:rPr>
+        <w:t>● = early consideration / decision point; ○ = lower emphasis at that stage; → = downstream dependency or continuing effect.</w:t>
+      </w:r>
+    </w:p>
+    <w:p>
+      <w:pPr>
+        <w:shd w:val="clear" w:color="auto" w:fill="FFFFFF"/>
+        <w:spacing w:before="0" w:after="0" w:line="240" w:lineRule="auto"/>
+        <w:rPr>
+          <w:rFonts w:ascii="Aptos" w:eastAsia="Times New Roman" w:hAnsi="Aptos" w:cs="Times New Roman"/>
+          <w:color w:val="000000"/>
+          <w:kern w:val="0"/>
+          <w:sz w:val="21"/>
+          <w:szCs w:val="21"/>
+          <w:lang w:eastAsia="en-ZA"/>
+          <w14:ligatures w14:val="none"/>
+        </w:rPr>
+      </w:pPr>
+    </w:p>
+    <w:p>
+      <w:pPr>
+        <w:shd w:val="clear" w:color="auto" w:fill="FFFFFF"/>
+        <w:spacing w:before="0" w:after="0" w:line="240" w:lineRule="auto"/>
+        <w:rPr>
+          <w:rFonts w:ascii="Aptos" w:eastAsia="Times New Roman" w:hAnsi="Aptos" w:cs="Times New Roman"/>
+          <w:color w:val="000000"/>
+          <w:kern w:val="0"/>
+          <w:sz w:val="21"/>
+          <w:szCs w:val="21"/>
+          <w:lang w:eastAsia="en-ZA"/>
+          <w14:ligatures w14:val="none"/>
+        </w:rPr>
+      </w:pPr>
+      <w:r>
+        <w:rPr>
+          <w:rFonts w:ascii="Calibri" w:eastAsia="Times New Roman" w:hAnsi="Calibri" w:cs="Calibri"/>
+          <w:b/>
+          <w:bCs/>
+          <w:color w:val="365F91"/>
+          <w:kern w:val="0"/>
+          <w:sz w:val="28"/>
+          <w:szCs w:val="28"/>
+          <w:lang w:eastAsia="en-ZA"/>
+          <w14:ligatures w14:val="none"/>
+        </w:rPr>
+        <w:t>4. Why Waiting Until Implementation Can Be Too Late</w:t>
+      </w:r>
+    </w:p>
+    <w:p>
+      <w:pPr>
+        <w:shd w:val="clear" w:color="auto" w:fill="FFFFFF"/>
+        <w:spacing w:before="0" w:after="0"/>
+        <w:rPr>
+          <w:rFonts w:eastAsia="Times New Roman" w:cs="Times New Roman"/>
+          <w:color w:val="000000"/>
+          <w:kern w:val="0"/>
+          <w:szCs w:val="24"/>
+          <w:lang w:eastAsia="en-ZA"/>
+          <w14:ligatures w14:val="none"/>
+        </w:rPr>
+      </w:pPr>
+      <w:r>
+        <w:rPr>
+          <w:rFonts w:eastAsia="Times New Roman" w:cs="Times New Roman"/>
+          <w:color w:val="000000"/>
+          <w:kern w:val="0"/>
+          <w:szCs w:val="24"/>
+          <w:lang w:eastAsia="en-ZA"/>
+          <w14:ligatures w14:val="none"/>
+        </w:rPr>
+        <w:t>Waiting until implementation can be too late because implementation occurs after important constraints have already been established. By that point, data models may be embedded in application code, interfaces may have been adopted by multiple components, deployment assumptions may be built into the delivery process, and security or privacy requirements may affect existing workflows. A late change therefore has a wider blast radius: it can require redesign, migration, regression testing, retraining, operational changes or replacement of already-built components. Early consideration does not mean that every decision is permanently fixed; rather, it means that the team identifies the decision, gathers the information needed to evaluate it, records assumptions and preserves opportunities to change direction before the cost of change becomes high.</w:t>
+      </w:r>
+    </w:p>
+    <w:p>
+      <w:pPr>
+        <w:shd w:val="clear" w:color="auto" w:fill="FFFFFF"/>
+        <w:spacing w:before="0" w:after="0"/>
+        <w:rPr>
+          <w:rFonts w:eastAsia="Times New Roman" w:cs="Times New Roman"/>
+          <w:color w:val="000000"/>
+          <w:kern w:val="0"/>
+          <w:szCs w:val="24"/>
+          <w:lang w:eastAsia="en-ZA"/>
+          <w14:ligatures w14:val="none"/>
+        </w:rPr>
+      </w:pPr>
+      <w:r>
+        <w:rPr>
+          <w:rFonts w:eastAsia="Times New Roman" w:cs="Times New Roman"/>
+          <w:color w:val="000000"/>
+          <w:kern w:val="0"/>
+          <w:szCs w:val="24"/>
+          <w:lang w:eastAsia="en-ZA"/>
+          <w14:ligatures w14:val="none"/>
+        </w:rPr>
+        <w:t>The six concerns are also interdependent. Architecture affects data and integration boundaries; NFRs influence infrastructure and testing; compliance affects data and security design; and CI/CD affects how safely changes can be introduced. This means lifecycle thinking is not simply a chronological checklist. It is a way of identifying dependencies early enough for evidence-based decisions to remain feasible.</w:t>
+      </w:r>
+    </w:p>
+    <w:p/>
+    <w:p/>
     <w:p/>
     <w:p>
       <w:pPr>
         <w:pStyle w:val="Heading1"/>
       </w:pPr>
-      <w:bookmarkStart w:id="2" w:name="_Toc239229508"/>
+      <w:bookmarkStart w:id="3" w:name="_Toc239229508"/>
       <w:r>
         <w:t>Question 3 - Evidence-Based Technology Stack Decisions</w:t>
       </w:r>
-      <w:bookmarkEnd w:id="2"/>
+      <w:bookmarkEnd w:id="3"/>
     </w:p>
     <w:p>
       <w:r>
@@ -2120,6 +7481,7 @@
         <w:pStyle w:val="Heading2"/>
       </w:pPr>
       <w:r>
+        <w:lastRenderedPageBreak/>
         <w:t>Technology stack options:</w:t>
       </w:r>
     </w:p>
@@ -2131,17 +7493,51 @@
           <w:numId w:val="2"/>
         </w:numPr>
       </w:pPr>
-      <w:r>
-        <w:t>TypeScript stack</w:t>
-      </w:r>
-      <w:r>
-        <w:t xml:space="preserve"> (React, NestJS, Node.js, PostgreSQL)</w:t>
+      <w:proofErr w:type="spellStart"/>
+      <w:r>
+        <w:t>TypeScript</w:t>
+      </w:r>
+      <w:proofErr w:type="spellEnd"/>
+      <w:r>
+        <w:t xml:space="preserve"> stack</w:t>
+      </w:r>
+      <w:r>
+        <w:t xml:space="preserve"> (React, </w:t>
+      </w:r>
+      <w:proofErr w:type="spellStart"/>
+      <w:r>
+        <w:t>NestJS</w:t>
+      </w:r>
+      <w:proofErr w:type="spellEnd"/>
+      <w:r>
+        <w:t xml:space="preserve">, Node.js, </w:t>
+      </w:r>
+      <w:proofErr w:type="gramStart"/>
+      <w:r>
+        <w:t>PostgreSQL</w:t>
+      </w:r>
+      <w:proofErr w:type="gramEnd"/>
+      <w:r>
+        <w:t>)</w:t>
       </w:r>
       <w:r>
         <w:t xml:space="preserve">: This uses react for user interface and frontend in general, with </w:t>
       </w:r>
-      <w:r>
-        <w:t>NestJS/Node.js for the backend. It allows for end-to-end TypeScript with a structured and modular buildout.</w:t>
+      <w:proofErr w:type="spellStart"/>
+      <w:r>
+        <w:t>NestJS</w:t>
+      </w:r>
+      <w:proofErr w:type="spellEnd"/>
+      <w:r>
+        <w:t xml:space="preserve">/Node.js for the backend. It allows for end-to-end </w:t>
+      </w:r>
+      <w:proofErr w:type="spellStart"/>
+      <w:r>
+        <w:t>TypeScript</w:t>
+      </w:r>
+      <w:proofErr w:type="spellEnd"/>
+      <w:r>
+        <w:t xml:space="preserve"> with a structured and modular buildout.</w:t>
       </w:r>
     </w:p>
     <w:p>
@@ -2156,7 +7552,15 @@
         <w:t>Java stack</w:t>
       </w:r>
       <w:r>
-        <w:t xml:space="preserve"> (html, CSS, Java, JavaScript)</w:t>
+        <w:t xml:space="preserve"> (html, CSS, Java, </w:t>
+      </w:r>
+      <w:proofErr w:type="gramStart"/>
+      <w:r>
+        <w:t>JavaScript</w:t>
+      </w:r>
+      <w:proofErr w:type="gramEnd"/>
+      <w:r>
+        <w:t>)</w:t>
       </w:r>
       <w:r>
         <w:t>: Using Java API</w:t>
@@ -2188,7 +7592,15 @@
         <w:t xml:space="preserve"> support</w:t>
       </w:r>
       <w:r>
-        <w:t>, making it easier to getsulotions for specific problems and many tutorials for help implementing features</w:t>
+        <w:t xml:space="preserve">, making it easier to </w:t>
+      </w:r>
+      <w:proofErr w:type="spellStart"/>
+      <w:r>
+        <w:t>getsulotions</w:t>
+      </w:r>
+      <w:proofErr w:type="spellEnd"/>
+      <w:r>
+        <w:t xml:space="preserve"> for specific problems and many tutorials for help implementing features</w:t>
       </w:r>
       <w:r>
         <w:t>.</w:t>
@@ -2231,8 +7643,13 @@
             <w:shd w:val="clear" w:color="auto" w:fill="C5D3FF"/>
           </w:tcPr>
           <w:p>
-            <w:r>
-              <w:t>TypeScript stack</w:t>
+            <w:proofErr w:type="spellStart"/>
+            <w:r>
+              <w:t>TypeScript</w:t>
+            </w:r>
+            <w:proofErr w:type="spellEnd"/>
+            <w:r>
+              <w:t xml:space="preserve"> stack</w:t>
             </w:r>
           </w:p>
         </w:tc>
@@ -2265,7 +7682,23 @@
           </w:tcPr>
           <w:p>
             <w:r>
-              <w:t>One TypeScript language across client and server reduces context switching. NestJS supplies a modular structure, but its Node package ecosystem still require</w:t>
+              <w:t xml:space="preserve">One </w:t>
+            </w:r>
+            <w:proofErr w:type="spellStart"/>
+            <w:r>
+              <w:t>TypeScript</w:t>
+            </w:r>
+            <w:proofErr w:type="spellEnd"/>
+            <w:r>
+              <w:t xml:space="preserve"> language across client and server reduces context switching. </w:t>
+            </w:r>
+            <w:proofErr w:type="spellStart"/>
+            <w:r>
+              <w:t>NestJS</w:t>
+            </w:r>
+            <w:proofErr w:type="spellEnd"/>
+            <w:r>
+              <w:t xml:space="preserve"> supplies a modular structure, but its Node package ecosystem still require</w:t>
             </w:r>
             <w:r>
               <w:t>s some research</w:t>
@@ -2305,7 +7738,6 @@
           </w:tcPr>
           <w:p>
             <w:r>
-              <w:lastRenderedPageBreak/>
               <w:t>Security</w:t>
             </w:r>
             <w:r>
@@ -2351,6 +7783,7 @@
                 <w:id w:val="-2050982530"/>
                 <w:citation/>
               </w:sdtPr>
+              <w:sdtEndPr/>
               <w:sdtContent>
                 <w:r>
                   <w:fldChar w:fldCharType="begin"/>
@@ -2398,8 +7831,13 @@
             <w:tcW w:w="3005" w:type="dxa"/>
           </w:tcPr>
           <w:p>
-            <w:r>
-              <w:t>NestJS promotes modular, loosely coupled and testable applications</w:t>
+            <w:proofErr w:type="spellStart"/>
+            <w:r>
+              <w:t>NestJS</w:t>
+            </w:r>
+            <w:proofErr w:type="spellEnd"/>
+            <w:r>
+              <w:t xml:space="preserve"> promotes modular, loosely coupled and testable applications</w:t>
             </w:r>
             <w:r>
               <w:t xml:space="preserve">. </w:t>
@@ -2424,6 +7862,7 @@
                 <w:id w:val="1791781642"/>
                 <w:citation/>
               </w:sdtPr>
+              <w:sdtEndPr/>
               <w:sdtContent>
                 <w:r>
                   <w:fldChar w:fldCharType="begin"/>
@@ -2482,6 +7921,7 @@
                 <w:id w:val="85583976"/>
                 <w:citation/>
               </w:sdtPr>
+              <w:sdtEndPr/>
               <w:sdtContent>
                 <w:r>
                   <w:fldChar w:fldCharType="begin"/>
@@ -2520,6 +7960,7 @@
           </w:tcPr>
           <w:p>
             <w:r>
+              <w:lastRenderedPageBreak/>
               <w:t>Testing and tooling support</w:t>
             </w:r>
           </w:p>
@@ -2533,13 +7974,22 @@
               <w:t xml:space="preserve">Modular design support makes testing easier. </w:t>
             </w:r>
             <w:r>
-              <w:t xml:space="preserve">JavaScript/TypeScript tooling is extensive </w:t>
+              <w:t>JavaScript/</w:t>
+            </w:r>
+            <w:proofErr w:type="spellStart"/>
+            <w:r>
+              <w:t>TypeScript</w:t>
+            </w:r>
+            <w:proofErr w:type="spellEnd"/>
+            <w:r>
+              <w:t xml:space="preserve"> tooling is extensive </w:t>
             </w:r>
             <w:sdt>
               <w:sdtPr>
                 <w:id w:val="-925338458"/>
                 <w:citation/>
               </w:sdtPr>
+              <w:sdtEndPr/>
               <w:sdtContent>
                 <w:r>
                   <w:fldChar w:fldCharType="begin"/>
@@ -2681,6 +8131,7 @@
                 <w:id w:val="71164170"/>
                 <w:citation/>
               </w:sdtPr>
+              <w:sdtEndPr/>
               <w:sdtContent>
                 <w:r>
                   <w:fldChar w:fldCharType="begin"/>
@@ -2781,7 +8232,6 @@
           </w:tcPr>
           <w:p>
             <w:r>
-              <w:lastRenderedPageBreak/>
               <w:t>Future change implications</w:t>
             </w:r>
           </w:p>
@@ -2868,6 +8318,7 @@
         <w:pStyle w:val="Heading2"/>
       </w:pPr>
       <w:r>
+        <w:lastRenderedPageBreak/>
         <w:t>Weighted decision matrix</w:t>
       </w:r>
     </w:p>
@@ -3323,7 +8774,6 @@
           </w:tcPr>
           <w:p>
             <w:r>
-              <w:lastRenderedPageBreak/>
               <w:t>Development and operational cost</w:t>
             </w:r>
           </w:p>
@@ -3619,13 +9069,33 @@
         <w:t>, but is not universal</w:t>
       </w:r>
       <w:r>
-        <w:t>. Stack B gains from security, maintainability and testing conventions; Stack A gains from a lower learning barrier and likely lower initial team</w:t>
+        <w:t xml:space="preserve">. Stack B gains from security, maintainability and testing conventions; Stack </w:t>
+      </w:r>
+      <w:proofErr w:type="gramStart"/>
+      <w:r>
+        <w:t>A</w:t>
+      </w:r>
+      <w:proofErr w:type="gramEnd"/>
+      <w:r>
+        <w:t xml:space="preserve"> gains from a lower learning barrier and </w:t>
+      </w:r>
+      <w:r>
+        <w:lastRenderedPageBreak/>
+        <w:t>likely lower initial team</w:t>
       </w:r>
       <w:r>
         <w:t xml:space="preserve"> training</w:t>
       </w:r>
       <w:r>
-        <w:t xml:space="preserve"> overhead. A team already proficient in TypeScript, a short deadline or a low-memory hosting constraint could </w:t>
+        <w:t xml:space="preserve"> overhead. A team already proficient in </w:t>
+      </w:r>
+      <w:proofErr w:type="spellStart"/>
+      <w:r>
+        <w:t>TypeScript</w:t>
+      </w:r>
+      <w:proofErr w:type="spellEnd"/>
+      <w:r>
+        <w:t xml:space="preserve">, a short deadline or a low-memory hosting constraint could </w:t>
       </w:r>
       <w:r>
         <w:t>come to</w:t>
@@ -3686,12 +9156,11 @@
       <w:pPr>
         <w:pStyle w:val="Heading1"/>
       </w:pPr>
-      <w:bookmarkStart w:id="3" w:name="_Toc239229509"/>
-      <w:r>
-        <w:lastRenderedPageBreak/>
+      <w:bookmarkStart w:id="4" w:name="_Toc239229509"/>
+      <w:r>
         <w:t>Question 4 - Responsible AI in Software Engineering</w:t>
       </w:r>
-      <w:bookmarkEnd w:id="3"/>
+      <w:bookmarkEnd w:id="4"/>
     </w:p>
     <w:p>
       <w:r>
@@ -3714,6 +9183,7 @@
           <w:id w:val="-150912195"/>
           <w:citation/>
         </w:sdtPr>
+        <w:sdtEndPr/>
         <w:sdtContent>
           <w:r>
             <w:fldChar w:fldCharType="begin"/>
@@ -3750,7 +9220,15 @@
         <w:pStyle w:val="Heading2"/>
       </w:pPr>
       <w:r>
-        <w:t xml:space="preserve">Uses Of Generative </w:t>
+        <w:t xml:space="preserve">Uses </w:t>
+      </w:r>
+      <w:proofErr w:type="gramStart"/>
+      <w:r>
+        <w:t>Of</w:t>
+      </w:r>
+      <w:proofErr w:type="gramEnd"/>
+      <w:r>
+        <w:t xml:space="preserve"> Generative </w:t>
       </w:r>
       <w:r>
         <w:t xml:space="preserve">AI </w:t>
@@ -3868,6 +9346,7 @@
           </w:tcPr>
           <w:p>
             <w:r>
+              <w:lastRenderedPageBreak/>
               <w:t>Boilerplate Code &amp; Infrastructure Generation</w:t>
             </w:r>
           </w:p>
@@ -3948,6 +9427,7 @@
                 <w:id w:val="1664581365"/>
                 <w:citation/>
               </w:sdtPr>
+              <w:sdtEndPr/>
               <w:sdtContent>
                 <w:r>
                   <w:fldChar w:fldCharType="begin"/>
@@ -4026,6 +9506,7 @@
                 <w:id w:val="-1283253055"/>
                 <w:citation/>
               </w:sdtPr>
+              <w:sdtEndPr/>
               <w:sdtContent>
                 <w:r>
                   <w:fldChar w:fldCharType="begin"/>
@@ -4094,6 +9575,7 @@
                 <w:id w:val="1424603490"/>
                 <w:citation/>
               </w:sdtPr>
+              <w:sdtEndPr/>
               <w:sdtContent>
                 <w:r>
                   <w:fldChar w:fldCharType="begin"/>
@@ -4133,7 +9615,6 @@
         <w:pStyle w:val="Heading2"/>
       </w:pPr>
       <w:r>
-        <w:lastRenderedPageBreak/>
         <w:t>Human Verification and Control Process</w:t>
       </w:r>
     </w:p>
@@ -4180,8 +9661,13 @@
           </w:tcPr>
           <w:p>
             <w:r>
-              <w:t>Gate 1: Static Analysis and Linting</w:t>
-            </w:r>
+              <w:t xml:space="preserve">Gate 1: Static Analysis and </w:t>
+            </w:r>
+            <w:proofErr w:type="spellStart"/>
+            <w:r>
+              <w:t>Linting</w:t>
+            </w:r>
+            <w:proofErr w:type="spellEnd"/>
           </w:p>
         </w:tc>
         <w:tc>
@@ -4257,6 +9743,7 @@
         <w:pStyle w:val="Heading2"/>
       </w:pPr>
       <w:r>
+        <w:lastRenderedPageBreak/>
         <w:t>Accountability Question</w:t>
       </w:r>
     </w:p>
@@ -4327,7 +9814,7 @@
         <w:br w:type="page"/>
       </w:r>
     </w:p>
-    <w:bookmarkStart w:id="4" w:name="_Toc239229510" w:displacedByCustomXml="next"/>
+    <w:bookmarkStart w:id="5" w:name="_Toc239229510" w:displacedByCustomXml="next"/>
     <w:sdt>
       <w:sdtPr>
         <w:rPr>
@@ -4341,6 +9828,7 @@
           <w:docPartUnique/>
         </w:docPartObj>
       </w:sdtPr>
+      <w:sdtEndPr/>
       <w:sdtContent>
         <w:p>
           <w:pPr>
@@ -4349,13 +9837,14 @@
           <w:r>
             <w:t>References</w:t>
           </w:r>
-          <w:bookmarkEnd w:id="4"/>
+          <w:bookmarkEnd w:id="5"/>
         </w:p>
         <w:sdt>
           <w:sdtPr>
             <w:id w:val="-573587230"/>
             <w:bibliography/>
           </w:sdtPr>
+          <w:sdtEndPr/>
           <w:sdtContent>
             <w:p>
               <w:pPr>
@@ -4608,12 +10097,12 @@
       <w:pPr>
         <w:pStyle w:val="Heading1"/>
       </w:pPr>
-      <w:bookmarkStart w:id="5" w:name="_Toc239229511"/>
+      <w:bookmarkStart w:id="6" w:name="_Toc239229511"/>
       <w:r>
         <w:lastRenderedPageBreak/>
         <w:t>AI Research &amp; Verification Record</w:t>
       </w:r>
-      <w:bookmarkEnd w:id="5"/>
+      <w:bookmarkEnd w:id="6"/>
     </w:p>
     <w:tbl>
       <w:tblPr>
@@ -4937,9 +10426,11 @@
             <w:tcW w:w="1134" w:type="dxa"/>
           </w:tcPr>
           <w:p>
+            <w:proofErr w:type="spellStart"/>
             <w:r>
               <w:t>Mogau</w:t>
             </w:r>
+            <w:proofErr w:type="spellEnd"/>
           </w:p>
         </w:tc>
         <w:tc>
@@ -5033,7 +10524,7 @@
 </file>
 
 <file path=word/endnotes.xml><?xml version="1.0" encoding="utf-8"?>
-<w:endnotes xmlns:wpc="http://schemas.microsoft.com/office/word/2010/wordprocessingCanvas" xmlns:cx="http://schemas.microsoft.com/office/drawing/2014/chartex" xmlns:cx1="http://schemas.microsoft.com/office/drawing/2015/9/8/chartex" xmlns:cx2="http://schemas.microsoft.com/office/drawing/2015/10/21/chartex" xmlns:cx3="http://schemas.microsoft.com/office/drawing/2016/5/9/chartex" xmlns:cx4="http://schemas.microsoft.com/office/drawing/2016/5/10/chartex" xmlns:cx5="http://schemas.microsoft.com/office/drawing/2016/5/11/chartex" xmlns:cx6="http://schemas.microsoft.com/office/drawing/2016/5/12/chartex" xmlns:cx7="http://schemas.microsoft.com/office/drawing/2016/5/13/chartex" xmlns:cx8="http://schemas.microsoft.com/office/drawing/2016/5/14/chartex" xmlns:mc="http://schemas.openxmlformats.org/markup-compatibility/2006" xmlns:aink="http://schemas.microsoft.com/office/drawing/2016/ink" xmlns:am3d="http://schemas.microsoft.com/office/drawing/2017/model3d" xmlns:o="urn:schemas-microsoft-com:office:office" xmlns:oel="http://schemas.microsoft.com/office/2019/extlst" xmlns:r="http://schemas.openxmlformats.org/officeDocument/2006/relationships" xmlns:m="http://schemas.openxmlformats.org/officeDocument/2006/math" xmlns:v="urn:schemas-microsoft-com:vml" xmlns:wp14="http://schemas.microsoft.com/office/word/2010/wordprocessingDrawing" xmlns:wp="http://schemas.openxmlformats.org/drawingml/2006/wordprocessingDrawing" xmlns:w10="urn:schemas-microsoft-com:office:word" xmlns:w="http://schemas.openxmlformats.org/wordprocessingml/2006/main" xmlns:w14="http://schemas.microsoft.com/office/word/2010/wordml" xmlns:w15="http://schemas.microsoft.com/office/word/2012/wordml" xmlns:w16cex="http://schemas.microsoft.com/office/word/2018/wordml/cex" xmlns:w16cid="http://schemas.microsoft.com/office/word/2016/wordml/cid" xmlns:w16="http://schemas.microsoft.com/office/word/2018/wordml" xmlns:w16du="http://schemas.microsoft.com/office/word/2023/wordml/word16du" xmlns:w16sdtdh="http://schemas.microsoft.com/office/word/2020/wordml/sdtdatahash" xmlns:w16sdtfl="http://schemas.microsoft.com/office/word/2024/wordml/sdtformatlock" xmlns:w16se="http://schemas.microsoft.com/office/word/2015/wordml/symex" xmlns:wpg="http://schemas.microsoft.com/office/word/2010/wordprocessingGroup" xmlns:wpi="http://schemas.microsoft.com/office/word/2010/wordprocessingInk" xmlns:wne="http://schemas.microsoft.com/office/word/2006/wordml" xmlns:wps="http://schemas.microsoft.com/office/word/2010/wordprocessingShape" mc:Ignorable="w14 w15 w16se w16cid w16 w16cex w16sdtdh w16sdtfl w16du wp14">
+<w:endnotes xmlns:wpc="http://schemas.microsoft.com/office/word/2010/wordprocessingCanvas" xmlns:cx="http://schemas.microsoft.com/office/drawing/2014/chartex" xmlns:cx1="http://schemas.microsoft.com/office/drawing/2015/9/8/chartex" xmlns:mc="http://schemas.openxmlformats.org/markup-compatibility/2006" xmlns:o="urn:schemas-microsoft-com:office:office" xmlns:r="http://schemas.openxmlformats.org/officeDocument/2006/relationships" xmlns:m="http://schemas.openxmlformats.org/officeDocument/2006/math" xmlns:v="urn:schemas-microsoft-com:vml" xmlns:wp14="http://schemas.microsoft.com/office/word/2010/wordprocessingDrawing" xmlns:wp="http://schemas.openxmlformats.org/drawingml/2006/wordprocessingDrawing" xmlns:w10="urn:schemas-microsoft-com:office:word" xmlns:w="http://schemas.openxmlformats.org/wordprocessingml/2006/main" xmlns:w14="http://schemas.microsoft.com/office/word/2010/wordml" xmlns:w15="http://schemas.microsoft.com/office/word/2012/wordml" xmlns:w16se="http://schemas.microsoft.com/office/word/2015/wordml/symex" xmlns:wpg="http://schemas.microsoft.com/office/word/2010/wordprocessingGroup" xmlns:wpi="http://schemas.microsoft.com/office/word/2010/wordprocessingInk" xmlns:wne="http://schemas.microsoft.com/office/word/2006/wordml" xmlns:wps="http://schemas.microsoft.com/office/word/2010/wordprocessingShape" mc:Ignorable="w14 w15 w16se wp14">
   <w:endnote w:type="separator" w:id="-1">
     <w:p>
       <w:pPr>
@@ -5058,7 +10549,7 @@
 </file>
 
 <file path=word/footer1.xml><?xml version="1.0" encoding="utf-8"?>
-<w:ftr xmlns:wpc="http://schemas.microsoft.com/office/word/2010/wordprocessingCanvas" xmlns:cx="http://schemas.microsoft.com/office/drawing/2014/chartex" xmlns:cx1="http://schemas.microsoft.com/office/drawing/2015/9/8/chartex" xmlns:cx2="http://schemas.microsoft.com/office/drawing/2015/10/21/chartex" xmlns:cx3="http://schemas.microsoft.com/office/drawing/2016/5/9/chartex" xmlns:cx4="http://schemas.microsoft.com/office/drawing/2016/5/10/chartex" xmlns:cx5="http://schemas.microsoft.com/office/drawing/2016/5/11/chartex" xmlns:cx6="http://schemas.microsoft.com/office/drawing/2016/5/12/chartex" xmlns:cx7="http://schemas.microsoft.com/office/drawing/2016/5/13/chartex" xmlns:cx8="http://schemas.microsoft.com/office/drawing/2016/5/14/chartex" xmlns:mc="http://schemas.openxmlformats.org/markup-compatibility/2006" xmlns:aink="http://schemas.microsoft.com/office/drawing/2016/ink" xmlns:am3d="http://schemas.microsoft.com/office/drawing/2017/model3d" xmlns:o="urn:schemas-microsoft-com:office:office" xmlns:oel="http://schemas.microsoft.com/office/2019/extlst" xmlns:r="http://schemas.openxmlformats.org/officeDocument/2006/relationships" xmlns:m="http://schemas.openxmlformats.org/officeDocument/2006/math" xmlns:v="urn:schemas-microsoft-com:vml" xmlns:wp14="http://schemas.microsoft.com/office/word/2010/wordprocessingDrawing" xmlns:wp="http://schemas.openxmlformats.org/drawingml/2006/wordprocessingDrawing" xmlns:w10="urn:schemas-microsoft-com:office:word" xmlns:w="http://schemas.openxmlformats.org/wordprocessingml/2006/main" xmlns:w14="http://schemas.microsoft.com/office/word/2010/wordml" xmlns:w15="http://schemas.microsoft.com/office/word/2012/wordml" xmlns:w16cex="http://schemas.microsoft.com/office/word/2018/wordml/cex" xmlns:w16cid="http://schemas.microsoft.com/office/word/2016/wordml/cid" xmlns:w16="http://schemas.microsoft.com/office/word/2018/wordml" xmlns:w16du="http://schemas.microsoft.com/office/word/2023/wordml/word16du" xmlns:w16sdtdh="http://schemas.microsoft.com/office/word/2020/wordml/sdtdatahash" xmlns:w16sdtfl="http://schemas.microsoft.com/office/word/2024/wordml/sdtformatlock" xmlns:w16se="http://schemas.microsoft.com/office/word/2015/wordml/symex" xmlns:wpg="http://schemas.microsoft.com/office/word/2010/wordprocessingGroup" xmlns:wpi="http://schemas.microsoft.com/office/word/2010/wordprocessingInk" xmlns:wne="http://schemas.microsoft.com/office/word/2006/wordml" xmlns:wps="http://schemas.microsoft.com/office/word/2010/wordprocessingShape" mc:Ignorable="w14 w15 w16se w16cid w16 w16cex w16sdtdh w16sdtfl w16du wp14">
+<w:ftr xmlns:wpc="http://schemas.microsoft.com/office/word/2010/wordprocessingCanvas" xmlns:cx="http://schemas.microsoft.com/office/drawing/2014/chartex" xmlns:cx1="http://schemas.microsoft.com/office/drawing/2015/9/8/chartex" xmlns:mc="http://schemas.openxmlformats.org/markup-compatibility/2006" xmlns:o="urn:schemas-microsoft-com:office:office" xmlns:r="http://schemas.openxmlformats.org/officeDocument/2006/relationships" xmlns:m="http://schemas.openxmlformats.org/officeDocument/2006/math" xmlns:v="urn:schemas-microsoft-com:vml" xmlns:wp14="http://schemas.microsoft.com/office/word/2010/wordprocessingDrawing" xmlns:wp="http://schemas.openxmlformats.org/drawingml/2006/wordprocessingDrawing" xmlns:w10="urn:schemas-microsoft-com:office:word" xmlns:w="http://schemas.openxmlformats.org/wordprocessingml/2006/main" xmlns:w14="http://schemas.microsoft.com/office/word/2010/wordml" xmlns:w15="http://schemas.microsoft.com/office/word/2012/wordml" xmlns:w16se="http://schemas.microsoft.com/office/word/2015/wordml/symex" xmlns:wpg="http://schemas.microsoft.com/office/word/2010/wordprocessingGroup" xmlns:wpi="http://schemas.microsoft.com/office/word/2010/wordprocessingInk" xmlns:wne="http://schemas.microsoft.com/office/word/2006/wordml" xmlns:wps="http://schemas.microsoft.com/office/word/2010/wordprocessingShape" mc:Ignorable="w14 w15 w16se wp14">
   <w:tbl>
     <w:tblPr>
       <w:tblStyle w:val="TableGrid"/>
@@ -5103,6 +10594,7 @@
               <w:dataBinding w:prefixMappings="xmlns:ns0='http://purl.org/dc/elements/1.1/' xmlns:ns1='http://schemas.openxmlformats.org/package/2006/metadata/core-properties' " w:xpath="/ns1:coreProperties[1]/ns0:subject[1]" w:storeItemID="{6C3C8BC8-F283-45AE-878A-BAB7291924A1}"/>
               <w:text/>
             </w:sdtPr>
+            <w:sdtEndPr/>
             <w:sdtContent>
               <w:r>
                 <w:t>SEN381</w:t>
@@ -5131,6 +10623,7 @@
           <w:dataBinding w:prefixMappings="xmlns:ns0='http://purl.org/dc/elements/1.1/' xmlns:ns1='http://schemas.openxmlformats.org/package/2006/metadata/core-properties' " w:xpath="/ns1:coreProperties[1]/ns0:creator[1]" w:storeItemID="{6C3C8BC8-F283-45AE-878A-BAB7291924A1}"/>
           <w:text/>
         </w:sdtPr>
+        <w:sdtEndPr/>
         <w:sdtContent>
           <w:tc>
             <w:tcPr>
@@ -5143,7 +10636,23 @@
                 <w:jc w:val="center"/>
               </w:pPr>
               <w:r>
-                <w:t>Gerald Enright 577830 | Keletso Marota 601632  | Mogau Malope 600192</w:t>
+                <w:t xml:space="preserve">Gerald Enright 577830 | Keletso Marota 601632  | </w:t>
+              </w:r>
+              <w:proofErr w:type="spellStart"/>
+              <w:r>
+                <w:t>Mogau</w:t>
+              </w:r>
+              <w:proofErr w:type="spellEnd"/>
+              <w:r>
+                <w:t xml:space="preserve"> </w:t>
+              </w:r>
+              <w:proofErr w:type="spellStart"/>
+              <w:r>
+                <w:t>Malope</w:t>
+              </w:r>
+              <w:proofErr w:type="spellEnd"/>
+              <w:r>
+                <w:t xml:space="preserve"> 600192</w:t>
               </w:r>
             </w:p>
           </w:tc>
@@ -5184,7 +10693,7 @@
               <w:bCs/>
               <w:noProof/>
             </w:rPr>
-            <w:t>1</w:t>
+            <w:t>3</w:t>
           </w:r>
           <w:r>
             <w:rPr>
@@ -5207,7 +10716,7 @@
 </file>
 
 <file path=word/footnotes.xml><?xml version="1.0" encoding="utf-8"?>
-<w:footnotes xmlns:wpc="http://schemas.microsoft.com/office/word/2010/wordprocessingCanvas" xmlns:cx="http://schemas.microsoft.com/office/drawing/2014/chartex" xmlns:cx1="http://schemas.microsoft.com/office/drawing/2015/9/8/chartex" xmlns:cx2="http://schemas.microsoft.com/office/drawing/2015/10/21/chartex" xmlns:cx3="http://schemas.microsoft.com/office/drawing/2016/5/9/chartex" xmlns:cx4="http://schemas.microsoft.com/office/drawing/2016/5/10/chartex" xmlns:cx5="http://schemas.microsoft.com/office/drawing/2016/5/11/chartex" xmlns:cx6="http://schemas.microsoft.com/office/drawing/2016/5/12/chartex" xmlns:cx7="http://schemas.microsoft.com/office/drawing/2016/5/13/chartex" xmlns:cx8="http://schemas.microsoft.com/office/drawing/2016/5/14/chartex" xmlns:mc="http://schemas.openxmlformats.org/markup-compatibility/2006" xmlns:aink="http://schemas.microsoft.com/office/drawing/2016/ink" xmlns:am3d="http://schemas.microsoft.com/office/drawing/2017/model3d" xmlns:o="urn:schemas-microsoft-com:office:office" xmlns:oel="http://schemas.microsoft.com/office/2019/extlst" xmlns:r="http://schemas.openxmlformats.org/officeDocument/2006/relationships" xmlns:m="http://schemas.openxmlformats.org/officeDocument/2006/math" xmlns:v="urn:schemas-microsoft-com:vml" xmlns:wp14="http://schemas.microsoft.com/office/word/2010/wordprocessingDrawing" xmlns:wp="http://schemas.openxmlformats.org/drawingml/2006/wordprocessingDrawing" xmlns:w10="urn:schemas-microsoft-com:office:word" xmlns:w="http://schemas.openxmlformats.org/wordprocessingml/2006/main" xmlns:w14="http://schemas.microsoft.com/office/word/2010/wordml" xmlns:w15="http://schemas.microsoft.com/office/word/2012/wordml" xmlns:w16cex="http://schemas.microsoft.com/office/word/2018/wordml/cex" xmlns:w16cid="http://schemas.microsoft.com/office/word/2016/wordml/cid" xmlns:w16="http://schemas.microsoft.com/office/word/2018/wordml" xmlns:w16du="http://schemas.microsoft.com/office/word/2023/wordml/word16du" xmlns:w16sdtdh="http://schemas.microsoft.com/office/word/2020/wordml/sdtdatahash" xmlns:w16sdtfl="http://schemas.microsoft.com/office/word/2024/wordml/sdtformatlock" xmlns:w16se="http://schemas.microsoft.com/office/word/2015/wordml/symex" xmlns:wpg="http://schemas.microsoft.com/office/word/2010/wordprocessingGroup" xmlns:wpi="http://schemas.microsoft.com/office/word/2010/wordprocessingInk" xmlns:wne="http://schemas.microsoft.com/office/word/2006/wordml" xmlns:wps="http://schemas.microsoft.com/office/word/2010/wordprocessingShape" mc:Ignorable="w14 w15 w16se w16cid w16 w16cex w16sdtdh w16sdtfl w16du wp14">
+<w:footnotes xmlns:wpc="http://schemas.microsoft.com/office/word/2010/wordprocessingCanvas" xmlns:cx="http://schemas.microsoft.com/office/drawing/2014/chartex" xmlns:cx1="http://schemas.microsoft.com/office/drawing/2015/9/8/chartex" xmlns:mc="http://schemas.openxmlformats.org/markup-compatibility/2006" xmlns:o="urn:schemas-microsoft-com:office:office" xmlns:r="http://schemas.openxmlformats.org/officeDocument/2006/relationships" xmlns:m="http://schemas.openxmlformats.org/officeDocument/2006/math" xmlns:v="urn:schemas-microsoft-com:vml" xmlns:wp14="http://schemas.microsoft.com/office/word/2010/wordprocessingDrawing" xmlns:wp="http://schemas.openxmlformats.org/drawingml/2006/wordprocessingDrawing" xmlns:w10="urn:schemas-microsoft-com:office:word" xmlns:w="http://schemas.openxmlformats.org/wordprocessingml/2006/main" xmlns:w14="http://schemas.microsoft.com/office/word/2010/wordml" xmlns:w15="http://schemas.microsoft.com/office/word/2012/wordml" xmlns:w16se="http://schemas.microsoft.com/office/word/2015/wordml/symex" xmlns:wpg="http://schemas.microsoft.com/office/word/2010/wordprocessingGroup" xmlns:wpi="http://schemas.microsoft.com/office/word/2010/wordprocessingInk" xmlns:wne="http://schemas.microsoft.com/office/word/2006/wordml" xmlns:wps="http://schemas.microsoft.com/office/word/2010/wordprocessingShape" mc:Ignorable="w14 w15 w16se wp14">
   <w:footnote w:type="separator" w:id="-1">
     <w:p>
       <w:pPr>
@@ -5232,7 +10741,7 @@
 </file>
 
 <file path=word/numbering.xml><?xml version="1.0" encoding="utf-8"?>
-<w:numbering xmlns:wpc="http://schemas.microsoft.com/office/word/2010/wordprocessingCanvas" xmlns:cx="http://schemas.microsoft.com/office/drawing/2014/chartex" xmlns:cx1="http://schemas.microsoft.com/office/drawing/2015/9/8/chartex" xmlns:cx2="http://schemas.microsoft.com/office/drawing/2015/10/21/chartex" xmlns:cx3="http://schemas.microsoft.com/office/drawing/2016/5/9/chartex" xmlns:cx4="http://schemas.microsoft.com/office/drawing/2016/5/10/chartex" xmlns:cx5="http://schemas.microsoft.com/office/drawing/2016/5/11/chartex" xmlns:cx6="http://schemas.microsoft.com/office/drawing/2016/5/12/chartex" xmlns:cx7="http://schemas.microsoft.com/office/drawing/2016/5/13/chartex" xmlns:cx8="http://schemas.microsoft.com/office/drawing/2016/5/14/chartex" xmlns:mc="http://schemas.openxmlformats.org/markup-compatibility/2006" xmlns:aink="http://schemas.microsoft.com/office/drawing/2016/ink" xmlns:am3d="http://schemas.microsoft.com/office/drawing/2017/model3d" xmlns:o="urn:schemas-microsoft-com:office:office" xmlns:oel="http://schemas.microsoft.com/office/2019/extlst" xmlns:r="http://schemas.openxmlformats.org/officeDocument/2006/relationships" xmlns:m="http://schemas.openxmlformats.org/officeDocument/2006/math" xmlns:v="urn:schemas-microsoft-com:vml" xmlns:wp14="http://schemas.microsoft.com/office/word/2010/wordprocessingDrawing" xmlns:wp="http://schemas.openxmlformats.org/drawingml/2006/wordprocessingDrawing" xmlns:w10="urn:schemas-microsoft-com:office:word" xmlns:w="http://schemas.openxmlformats.org/wordprocessingml/2006/main" xmlns:w14="http://schemas.microsoft.com/office/word/2010/wordml" xmlns:w15="http://schemas.microsoft.com/office/word/2012/wordml" xmlns:w16cex="http://schemas.microsoft.com/office/word/2018/wordml/cex" xmlns:w16cid="http://schemas.microsoft.com/office/word/2016/wordml/cid" xmlns:w16="http://schemas.microsoft.com/office/word/2018/wordml" xmlns:w16du="http://schemas.microsoft.com/office/word/2023/wordml/word16du" xmlns:w16sdtdh="http://schemas.microsoft.com/office/word/2020/wordml/sdtdatahash" xmlns:w16sdtfl="http://schemas.microsoft.com/office/word/2024/wordml/sdtformatlock" xmlns:w16se="http://schemas.microsoft.com/office/word/2015/wordml/symex" xmlns:wpg="http://schemas.microsoft.com/office/word/2010/wordprocessingGroup" xmlns:wpi="http://schemas.microsoft.com/office/word/2010/wordprocessingInk" xmlns:wne="http://schemas.microsoft.com/office/word/2006/wordml" xmlns:wps="http://schemas.microsoft.com/office/word/2010/wordprocessingShape" mc:Ignorable="w14 w15 w16se w16cid w16 w16cex w16sdtdh w16sdtfl w16du wp14">
+<w:numbering xmlns:wpc="http://schemas.microsoft.com/office/word/2010/wordprocessingCanvas" xmlns:cx="http://schemas.microsoft.com/office/drawing/2014/chartex" xmlns:cx1="http://schemas.microsoft.com/office/drawing/2015/9/8/chartex" xmlns:mc="http://schemas.openxmlformats.org/markup-compatibility/2006" xmlns:o="urn:schemas-microsoft-com:office:office" xmlns:r="http://schemas.openxmlformats.org/officeDocument/2006/relationships" xmlns:m="http://schemas.openxmlformats.org/officeDocument/2006/math" xmlns:v="urn:schemas-microsoft-com:vml" xmlns:wp14="http://schemas.microsoft.com/office/word/2010/wordprocessingDrawing" xmlns:wp="http://schemas.openxmlformats.org/drawingml/2006/wordprocessingDrawing" xmlns:w10="urn:schemas-microsoft-com:office:word" xmlns:w="http://schemas.openxmlformats.org/wordprocessingml/2006/main" xmlns:w14="http://schemas.microsoft.com/office/word/2010/wordml" xmlns:w15="http://schemas.microsoft.com/office/word/2012/wordml" xmlns:w16se="http://schemas.microsoft.com/office/word/2015/wordml/symex" xmlns:wpg="http://schemas.microsoft.com/office/word/2010/wordprocessingGroup" xmlns:wpi="http://schemas.microsoft.com/office/word/2010/wordprocessingInk" xmlns:wne="http://schemas.microsoft.com/office/word/2006/wordml" xmlns:wps="http://schemas.microsoft.com/office/word/2010/wordprocessingShape" mc:Ignorable="w14 w15 w16se wp14">
   <w:abstractNum w:abstractNumId="0" w15:restartNumberingAfterBreak="0">
     <w:nsid w:val="19FB5F41"/>
     <w:multiLevelType w:val="hybridMultilevel"/>
@@ -5347,6 +10856,95 @@
     </w:lvl>
   </w:abstractNum>
   <w:abstractNum w:abstractNumId="1" w15:restartNumberingAfterBreak="0">
+    <w:nsid w:val="65ED0922"/>
+    <w:multiLevelType w:val="hybridMultilevel"/>
+    <w:tmpl w:val="F9F0EEA0"/>
+    <w:lvl w:ilvl="0" w:tplc="1C09000F">
+      <w:start w:val="1"/>
+      <w:numFmt w:val="decimal"/>
+      <w:lvlText w:val="%1."/>
+      <w:lvlJc w:val="left"/>
+      <w:pPr>
+        <w:ind w:left="720" w:hanging="360"/>
+      </w:pPr>
+      <w:rPr>
+        <w:rFonts w:hint="default"/>
+      </w:rPr>
+    </w:lvl>
+    <w:lvl w:ilvl="1" w:tplc="1C090019" w:tentative="1">
+      <w:start w:val="1"/>
+      <w:numFmt w:val="lowerLetter"/>
+      <w:lvlText w:val="%2."/>
+      <w:lvlJc w:val="left"/>
+      <w:pPr>
+        <w:ind w:left="1440" w:hanging="360"/>
+      </w:pPr>
+    </w:lvl>
+    <w:lvl w:ilvl="2" w:tplc="1C09001B" w:tentative="1">
+      <w:start w:val="1"/>
+      <w:numFmt w:val="lowerRoman"/>
+      <w:lvlText w:val="%3."/>
+      <w:lvlJc w:val="right"/>
+      <w:pPr>
+        <w:ind w:left="2160" w:hanging="180"/>
+      </w:pPr>
+    </w:lvl>
+    <w:lvl w:ilvl="3" w:tplc="1C09000F" w:tentative="1">
+      <w:start w:val="1"/>
+      <w:numFmt w:val="decimal"/>
+      <w:lvlText w:val="%4."/>
+      <w:lvlJc w:val="left"/>
+      <w:pPr>
+        <w:ind w:left="2880" w:hanging="360"/>
+      </w:pPr>
+    </w:lvl>
+    <w:lvl w:ilvl="4" w:tplc="1C090019" w:tentative="1">
+      <w:start w:val="1"/>
+      <w:numFmt w:val="lowerLetter"/>
+      <w:lvlText w:val="%5."/>
+      <w:lvlJc w:val="left"/>
+      <w:pPr>
+        <w:ind w:left="3600" w:hanging="360"/>
+      </w:pPr>
+    </w:lvl>
+    <w:lvl w:ilvl="5" w:tplc="1C09001B" w:tentative="1">
+      <w:start w:val="1"/>
+      <w:numFmt w:val="lowerRoman"/>
+      <w:lvlText w:val="%6."/>
+      <w:lvlJc w:val="right"/>
+      <w:pPr>
+        <w:ind w:left="4320" w:hanging="180"/>
+      </w:pPr>
+    </w:lvl>
+    <w:lvl w:ilvl="6" w:tplc="1C09000F" w:tentative="1">
+      <w:start w:val="1"/>
+      <w:numFmt w:val="decimal"/>
+      <w:lvlText w:val="%7."/>
+      <w:lvlJc w:val="left"/>
+      <w:pPr>
+        <w:ind w:left="5040" w:hanging="360"/>
+      </w:pPr>
+    </w:lvl>
+    <w:lvl w:ilvl="7" w:tplc="1C090019" w:tentative="1">
+      <w:start w:val="1"/>
+      <w:numFmt w:val="lowerLetter"/>
+      <w:lvlText w:val="%8."/>
+      <w:lvlJc w:val="left"/>
+      <w:pPr>
+        <w:ind w:left="5760" w:hanging="360"/>
+      </w:pPr>
+    </w:lvl>
+    <w:lvl w:ilvl="8" w:tplc="1C09001B" w:tentative="1">
+      <w:start w:val="1"/>
+      <w:numFmt w:val="lowerRoman"/>
+      <w:lvlText w:val="%9."/>
+      <w:lvlJc w:val="right"/>
+      <w:pPr>
+        <w:ind w:left="6480" w:hanging="180"/>
+      </w:pPr>
+    </w:lvl>
+  </w:abstractNum>
+  <w:abstractNum w:abstractNumId="2" w15:restartNumberingAfterBreak="0">
     <w:nsid w:val="7F315E52"/>
     <w:multiLevelType w:val="hybridMultilevel"/>
     <w:tmpl w:val="52F60928"/>
@@ -5459,17 +11057,20 @@
       </w:rPr>
     </w:lvl>
   </w:abstractNum>
-  <w:num w:numId="1" w16cid:durableId="832834957">
+  <w:num w:numId="1">
     <w:abstractNumId w:val="0"/>
   </w:num>
-  <w:num w:numId="2" w16cid:durableId="149491665">
+  <w:num w:numId="2">
+    <w:abstractNumId w:val="2"/>
+  </w:num>
+  <w:num w:numId="3">
     <w:abstractNumId w:val="1"/>
   </w:num>
 </w:numbering>
 </file>
 
 <file path=word/styles.xml><?xml version="1.0" encoding="utf-8"?>
-<w:styles xmlns:mc="http://schemas.openxmlformats.org/markup-compatibility/2006" xmlns:r="http://schemas.openxmlformats.org/officeDocument/2006/relationships" xmlns:w="http://schemas.openxmlformats.org/wordprocessingml/2006/main" xmlns:w14="http://schemas.microsoft.com/office/word/2010/wordml" xmlns:w15="http://schemas.microsoft.com/office/word/2012/wordml" xmlns:w16cex="http://schemas.microsoft.com/office/word/2018/wordml/cex" xmlns:w16cid="http://schemas.microsoft.com/office/word/2016/wordml/cid" xmlns:w16="http://schemas.microsoft.com/office/word/2018/wordml" xmlns:w16du="http://schemas.microsoft.com/office/word/2023/wordml/word16du" xmlns:w16sdtdh="http://schemas.microsoft.com/office/word/2020/wordml/sdtdatahash" xmlns:w16sdtfl="http://schemas.microsoft.com/office/word/2024/wordml/sdtformatlock" xmlns:w16se="http://schemas.microsoft.com/office/word/2015/wordml/symex" mc:Ignorable="w14 w15 w16se w16cid w16 w16cex w16sdtdh w16sdtfl w16du">
+<w:styles xmlns:mc="http://schemas.openxmlformats.org/markup-compatibility/2006" xmlns:r="http://schemas.openxmlformats.org/officeDocument/2006/relationships" xmlns:w="http://schemas.openxmlformats.org/wordprocessingml/2006/main" xmlns:w14="http://schemas.microsoft.com/office/word/2010/wordml" xmlns:w15="http://schemas.microsoft.com/office/word/2012/wordml" xmlns:w16se="http://schemas.microsoft.com/office/word/2015/wordml/symex" mc:Ignorable="w14 w15 w16se">
   <w:docDefaults>
     <w:rPrDefault>
       <w:rPr>
@@ -5487,7 +11088,7 @@
       </w:pPr>
     </w:pPrDefault>
   </w:docDefaults>
-  <w:latentStyles w:defLockedState="0" w:defUIPriority="99" w:defSemiHidden="0" w:defUnhideWhenUsed="0" w:defQFormat="0" w:count="376">
+  <w:latentStyles w:defLockedState="0" w:defUIPriority="99" w:defSemiHidden="0" w:defUnhideWhenUsed="0" w:defQFormat="0" w:count="371">
     <w:lsdException w:name="Normal" w:uiPriority="0" w:qFormat="1"/>
     <w:lsdException w:name="heading 1" w:uiPriority="9" w:qFormat="1"/>
     <w:lsdException w:name="heading 2" w:semiHidden="1" w:uiPriority="9" w:unhideWhenUsed="1" w:qFormat="1"/>
@@ -5859,11 +11460,6 @@
     <w:lsdException w:name="List Table 5 Dark Accent 6" w:uiPriority="50"/>
     <w:lsdException w:name="List Table 6 Colorful Accent 6" w:uiPriority="51"/>
     <w:lsdException w:name="List Table 7 Colorful Accent 6" w:uiPriority="52"/>
-    <w:lsdException w:name="Mention" w:semiHidden="1" w:unhideWhenUsed="1"/>
-    <w:lsdException w:name="Smart Hyperlink" w:semiHidden="1" w:unhideWhenUsed="1"/>
-    <w:lsdException w:name="Hashtag" w:semiHidden="1" w:unhideWhenUsed="1"/>
-    <w:lsdException w:name="Unresolved Mention" w:semiHidden="1" w:unhideWhenUsed="1"/>
-    <w:lsdException w:name="Smart Link" w:semiHidden="1" w:unhideWhenUsed="1"/>
   </w:latentStyles>
   <w:style w:type="paragraph" w:default="1" w:styleId="Normal">
     <w:name w:val="Normal"/>
@@ -6623,11 +12219,59 @@
       <w:u w:val="single"/>
     </w:rPr>
   </w:style>
+  <w:style w:type="paragraph" w:customStyle="1" w:styleId="artifact-docx-previewheading1">
+    <w:name w:val="artifact-docx-preview_heading1"/>
+    <w:basedOn w:val="Normal"/>
+    <w:rsid w:val="00271A47"/>
+    <w:pPr>
+      <w:spacing w:before="100" w:beforeAutospacing="1" w:after="100" w:afterAutospacing="1" w:line="240" w:lineRule="auto"/>
+    </w:pPr>
+    <w:rPr>
+      <w:rFonts w:eastAsia="Times New Roman" w:cs="Times New Roman"/>
+      <w:kern w:val="0"/>
+      <w:szCs w:val="24"/>
+      <w:lang w:eastAsia="en-ZA"/>
+      <w14:ligatures w14:val="none"/>
+    </w:rPr>
+  </w:style>
+  <w:style w:type="paragraph" w:styleId="NormalWeb">
+    <w:name w:val="Normal (Web)"/>
+    <w:basedOn w:val="Normal"/>
+    <w:uiPriority w:val="99"/>
+    <w:semiHidden/>
+    <w:unhideWhenUsed/>
+    <w:rsid w:val="00271A47"/>
+    <w:pPr>
+      <w:spacing w:before="100" w:beforeAutospacing="1" w:after="100" w:afterAutospacing="1" w:line="240" w:lineRule="auto"/>
+    </w:pPr>
+    <w:rPr>
+      <w:rFonts w:eastAsia="Times New Roman" w:cs="Times New Roman"/>
+      <w:kern w:val="0"/>
+      <w:szCs w:val="24"/>
+      <w:lang w:eastAsia="en-ZA"/>
+      <w14:ligatures w14:val="none"/>
+    </w:rPr>
+  </w:style>
+  <w:style w:type="paragraph" w:customStyle="1" w:styleId="artifact-docx-previewheading2">
+    <w:name w:val="artifact-docx-preview_heading2"/>
+    <w:basedOn w:val="Normal"/>
+    <w:rsid w:val="00271A47"/>
+    <w:pPr>
+      <w:spacing w:before="100" w:beforeAutospacing="1" w:after="100" w:afterAutospacing="1" w:line="240" w:lineRule="auto"/>
+    </w:pPr>
+    <w:rPr>
+      <w:rFonts w:eastAsia="Times New Roman" w:cs="Times New Roman"/>
+      <w:kern w:val="0"/>
+      <w:szCs w:val="24"/>
+      <w:lang w:eastAsia="en-ZA"/>
+      <w14:ligatures w14:val="none"/>
+    </w:rPr>
+  </w:style>
 </w:styles>
 </file>
 
 <file path=word/glossary/document.xml><?xml version="1.0" encoding="utf-8"?>
-<w:glossaryDocument xmlns:wpc="http://schemas.microsoft.com/office/word/2010/wordprocessingCanvas" xmlns:cx="http://schemas.microsoft.com/office/drawing/2014/chartex" xmlns:cx1="http://schemas.microsoft.com/office/drawing/2015/9/8/chartex" xmlns:cx2="http://schemas.microsoft.com/office/drawing/2015/10/21/chartex" xmlns:cx3="http://schemas.microsoft.com/office/drawing/2016/5/9/chartex" xmlns:cx4="http://schemas.microsoft.com/office/drawing/2016/5/10/chartex" xmlns:cx5="http://schemas.microsoft.com/office/drawing/2016/5/11/chartex" xmlns:cx6="http://schemas.microsoft.com/office/drawing/2016/5/12/chartex" xmlns:cx7="http://schemas.microsoft.com/office/drawing/2016/5/13/chartex" xmlns:cx8="http://schemas.microsoft.com/office/drawing/2016/5/14/chartex" xmlns:mc="http://schemas.openxmlformats.org/markup-compatibility/2006" xmlns:aink="http://schemas.microsoft.com/office/drawing/2016/ink" xmlns:am3d="http://schemas.microsoft.com/office/drawing/2017/model3d" xmlns:o="urn:schemas-microsoft-com:office:office" xmlns:oel="http://schemas.microsoft.com/office/2019/extlst" xmlns:r="http://schemas.openxmlformats.org/officeDocument/2006/relationships" xmlns:m="http://schemas.openxmlformats.org/officeDocument/2006/math" xmlns:v="urn:schemas-microsoft-com:vml" xmlns:wp14="http://schemas.microsoft.com/office/word/2010/wordprocessingDrawing" xmlns:wp="http://schemas.openxmlformats.org/drawingml/2006/wordprocessingDrawing" xmlns:w10="urn:schemas-microsoft-com:office:word" xmlns:w="http://schemas.openxmlformats.org/wordprocessingml/2006/main" xmlns:w14="http://schemas.microsoft.com/office/word/2010/wordml" xmlns:w15="http://schemas.microsoft.com/office/word/2012/wordml" xmlns:w16cex="http://schemas.microsoft.com/office/word/2018/wordml/cex" xmlns:w16cid="http://schemas.microsoft.com/office/word/2016/wordml/cid" xmlns:w16="http://schemas.microsoft.com/office/word/2018/wordml" xmlns:w16du="http://schemas.microsoft.com/office/word/2023/wordml/word16du" xmlns:w16sdtdh="http://schemas.microsoft.com/office/word/2020/wordml/sdtdatahash" xmlns:w16sdtfl="http://schemas.microsoft.com/office/word/2024/wordml/sdtformatlock" xmlns:w16se="http://schemas.microsoft.com/office/word/2015/wordml/symex" xmlns:wpg="http://schemas.microsoft.com/office/word/2010/wordprocessingGroup" xmlns:wpi="http://schemas.microsoft.com/office/word/2010/wordprocessingInk" xmlns:wne="http://schemas.microsoft.com/office/word/2006/wordml" xmlns:wps="http://schemas.microsoft.com/office/word/2010/wordprocessingShape" mc:Ignorable="w14 w15 w16se w16cid w16 w16cex w16sdtdh w16sdtfl w16du wp14">
+<w:glossaryDocument xmlns:wpc="http://schemas.microsoft.com/office/word/2010/wordprocessingCanvas" xmlns:cx="http://schemas.microsoft.com/office/drawing/2014/chartex" xmlns:cx1="http://schemas.microsoft.com/office/drawing/2015/9/8/chartex" xmlns:mc="http://schemas.openxmlformats.org/markup-compatibility/2006" xmlns:o="urn:schemas-microsoft-com:office:office" xmlns:r="http://schemas.openxmlformats.org/officeDocument/2006/relationships" xmlns:m="http://schemas.openxmlformats.org/officeDocument/2006/math" xmlns:v="urn:schemas-microsoft-com:vml" xmlns:wp14="http://schemas.microsoft.com/office/word/2010/wordprocessingDrawing" xmlns:wp="http://schemas.openxmlformats.org/drawingml/2006/wordprocessingDrawing" xmlns:w10="urn:schemas-microsoft-com:office:word" xmlns:w="http://schemas.openxmlformats.org/wordprocessingml/2006/main" xmlns:w14="http://schemas.microsoft.com/office/word/2010/wordml" xmlns:w15="http://schemas.microsoft.com/office/word/2012/wordml" xmlns:w16se="http://schemas.microsoft.com/office/word/2015/wordml/symex" xmlns:wpg="http://schemas.microsoft.com/office/word/2010/wordprocessingGroup" xmlns:wpi="http://schemas.microsoft.com/office/word/2010/wordprocessingInk" xmlns:wne="http://schemas.microsoft.com/office/word/2006/wordml" xmlns:wps="http://schemas.microsoft.com/office/word/2010/wordprocessingShape" mc:Ignorable="w14 w15 w16se wp14">
   <w:docParts>
     <w:docPart>
       <w:docPartPr>
@@ -6686,7 +12330,7 @@
 </file>
 
 <file path=word/glossary/fontTable.xml><?xml version="1.0" encoding="utf-8"?>
-<w:fonts xmlns:mc="http://schemas.openxmlformats.org/markup-compatibility/2006" xmlns:r="http://schemas.openxmlformats.org/officeDocument/2006/relationships" xmlns:w="http://schemas.openxmlformats.org/wordprocessingml/2006/main" xmlns:w14="http://schemas.microsoft.com/office/word/2010/wordml" xmlns:w15="http://schemas.microsoft.com/office/word/2012/wordml" xmlns:w16cex="http://schemas.microsoft.com/office/word/2018/wordml/cex" xmlns:w16cid="http://schemas.microsoft.com/office/word/2016/wordml/cid" xmlns:w16="http://schemas.microsoft.com/office/word/2018/wordml" xmlns:w16du="http://schemas.microsoft.com/office/word/2023/wordml/word16du" xmlns:w16sdtdh="http://schemas.microsoft.com/office/word/2020/wordml/sdtdatahash" xmlns:w16sdtfl="http://schemas.microsoft.com/office/word/2024/wordml/sdtformatlock" xmlns:w16se="http://schemas.microsoft.com/office/word/2015/wordml/symex" mc:Ignorable="w14 w15 w16se w16cid w16 w16cex w16sdtdh w16sdtfl w16du">
+<w:fonts xmlns:mc="http://schemas.openxmlformats.org/markup-compatibility/2006" xmlns:r="http://schemas.openxmlformats.org/officeDocument/2006/relationships" xmlns:w="http://schemas.openxmlformats.org/wordprocessingml/2006/main" xmlns:w14="http://schemas.microsoft.com/office/word/2010/wordml" xmlns:w15="http://schemas.microsoft.com/office/word/2012/wordml" xmlns:w16se="http://schemas.microsoft.com/office/word/2015/wordml/symex" mc:Ignorable="w14 w15 w16se">
   <w:font w:name="Symbol">
     <w:panose1 w:val="05050102010706020507"/>
     <w:charset w:val="02"/>
@@ -6716,6 +12360,7 @@
     <w:sig w:usb0="00000000" w:usb1="10000000" w:usb2="00000000" w:usb3="00000000" w:csb0="80000000" w:csb1="00000000"/>
   </w:font>
   <w:font w:name="Aptos">
+    <w:altName w:val="Arial"/>
     <w:charset w:val="00"/>
     <w:family w:val="swiss"/>
     <w:pitch w:val="variable"/>
@@ -6729,6 +12374,7 @@
     <w:sig w:usb0="E0002EFF" w:usb1="C000785B" w:usb2="00000009" w:usb3="00000000" w:csb0="000001FF" w:csb1="00000000"/>
   </w:font>
   <w:font w:name="Aptos Display">
+    <w:altName w:val="Arial"/>
     <w:charset w:val="00"/>
     <w:family w:val="swiss"/>
     <w:pitch w:val="variable"/>
@@ -6739,20 +12385,34 @@
     <w:charset w:val="00"/>
     <w:family w:val="swiss"/>
     <w:pitch w:val="variable"/>
-    <w:sig w:usb0="E4002EFF" w:usb1="C000247B" w:usb2="00000009" w:usb3="00000000" w:csb0="000001FF" w:csb1="00000000"/>
+    <w:sig w:usb0="E4002EFF" w:usb1="C200247B" w:usb2="00000009" w:usb3="00000000" w:csb0="000001FF" w:csb1="00000000"/>
+  </w:font>
+  <w:font w:name="Segoe UI">
+    <w:panose1 w:val="020B0502040204020203"/>
+    <w:charset w:val="00"/>
+    <w:family w:val="swiss"/>
+    <w:pitch w:val="variable"/>
+    <w:sig w:usb0="E4002EFF" w:usb1="C000E47F" w:usb2="00000009" w:usb3="00000000" w:csb0="000001FF" w:csb1="00000000"/>
+  </w:font>
+  <w:font w:name="Cambria">
+    <w:panose1 w:val="02040503050406030204"/>
+    <w:charset w:val="00"/>
+    <w:family w:val="roman"/>
+    <w:pitch w:val="variable"/>
+    <w:sig w:usb0="E00006FF" w:usb1="420024FF" w:usb2="02000000" w:usb3="00000000" w:csb0="0000019F" w:csb1="00000000"/>
   </w:font>
   <w:font w:name="Calibri Light">
     <w:panose1 w:val="020F0302020204030204"/>
     <w:charset w:val="00"/>
     <w:family w:val="swiss"/>
     <w:pitch w:val="variable"/>
-    <w:sig w:usb0="E4002EFF" w:usb1="C000247B" w:usb2="00000009" w:usb3="00000000" w:csb0="000001FF" w:csb1="00000000"/>
+    <w:sig w:usb0="E4002EFF" w:usb1="C200247B" w:usb2="00000009" w:usb3="00000000" w:csb0="000001FF" w:csb1="00000000"/>
   </w:font>
 </w:fonts>
 </file>
 
 <file path=word/glossary/settings.xml><?xml version="1.0" encoding="utf-8"?>
-<w:settings xmlns:mc="http://schemas.openxmlformats.org/markup-compatibility/2006" xmlns:o="urn:schemas-microsoft-com:office:office" xmlns:r="http://schemas.openxmlformats.org/officeDocument/2006/relationships" xmlns:m="http://schemas.openxmlformats.org/officeDocument/2006/math" xmlns:v="urn:schemas-microsoft-com:vml" xmlns:w10="urn:schemas-microsoft-com:office:word" xmlns:w="http://schemas.openxmlformats.org/wordprocessingml/2006/main" xmlns:w14="http://schemas.microsoft.com/office/word/2010/wordml" xmlns:w15="http://schemas.microsoft.com/office/word/2012/wordml" xmlns:w16cex="http://schemas.microsoft.com/office/word/2018/wordml/cex" xmlns:w16cid="http://schemas.microsoft.com/office/word/2016/wordml/cid" xmlns:w16="http://schemas.microsoft.com/office/word/2018/wordml" xmlns:w16du="http://schemas.microsoft.com/office/word/2023/wordml/word16du" xmlns:w16sdtdh="http://schemas.microsoft.com/office/word/2020/wordml/sdtdatahash" xmlns:w16sdtfl="http://schemas.microsoft.com/office/word/2024/wordml/sdtformatlock" xmlns:w16se="http://schemas.microsoft.com/office/word/2015/wordml/symex" xmlns:sl="http://schemas.openxmlformats.org/schemaLibrary/2006/main" mc:Ignorable="w14 w15 w16se w16cid w16 w16cex w16sdtdh w16sdtfl w16du">
+<w:settings xmlns:mc="http://schemas.openxmlformats.org/markup-compatibility/2006" xmlns:o="urn:schemas-microsoft-com:office:office" xmlns:r="http://schemas.openxmlformats.org/officeDocument/2006/relationships" xmlns:m="http://schemas.openxmlformats.org/officeDocument/2006/math" xmlns:v="urn:schemas-microsoft-com:vml" xmlns:w10="urn:schemas-microsoft-com:office:word" xmlns:w="http://schemas.openxmlformats.org/wordprocessingml/2006/main" xmlns:w14="http://schemas.microsoft.com/office/word/2010/wordml" xmlns:w15="http://schemas.microsoft.com/office/word/2012/wordml" xmlns:w16se="http://schemas.microsoft.com/office/word/2015/wordml/symex" xmlns:sl="http://schemas.openxmlformats.org/schemaLibrary/2006/main" mc:Ignorable="w14 w15 w16se">
   <w:view w:val="normal"/>
   <w:defaultTabStop w:val="720"/>
   <w:characterSpacingControl w:val="doNotCompress"/>
@@ -6763,12 +12423,12 @@
     <w:compatSetting w:name="enableOpenTypeFeatures" w:uri="http://schemas.microsoft.com/office/word" w:val="1"/>
     <w:compatSetting w:name="doNotFlipMirrorIndents" w:uri="http://schemas.microsoft.com/office/word" w:val="1"/>
     <w:compatSetting w:name="differentiateMultirowTableHeaders" w:uri="http://schemas.microsoft.com/office/word" w:val="1"/>
-    <w:compatSetting w:name="useWord2013TrackBottomHyphenation" w:uri="http://schemas.microsoft.com/office/word" w:val="0"/>
   </w:compat>
   <w:rsids>
     <w:rsidRoot w:val="00B9532F"/>
     <w:rsid w:val="000F317B"/>
     <w:rsid w:val="003C543F"/>
+    <w:rsid w:val="005F1D93"/>
     <w:rsid w:val="006049D6"/>
     <w:rsid w:val="00B9532F"/>
     <w:rsid w:val="00C623A4"/>
@@ -6790,14 +12450,14 @@
   </m:mathPr>
   <w:themeFontLang w:val="en-ZA"/>
   <w:clrSchemeMapping w:bg1="light1" w:t1="dark1" w:bg2="light2" w:t2="dark2" w:accent1="accent1" w:accent2="accent2" w:accent3="accent3" w:accent4="accent4" w:accent5="accent5" w:accent6="accent6" w:hyperlink="hyperlink" w:followedHyperlink="followedHyperlink"/>
-  <w:decimalSymbol w:val="."/>
+  <w:decimalSymbol w:val=","/>
   <w:listSeparator w:val=","/>
   <w15:chartTrackingRefBased/>
 </w:settings>
 </file>
 
 <file path=word/glossary/styles.xml><?xml version="1.0" encoding="utf-8"?>
-<w:styles xmlns:mc="http://schemas.openxmlformats.org/markup-compatibility/2006" xmlns:r="http://schemas.openxmlformats.org/officeDocument/2006/relationships" xmlns:w="http://schemas.openxmlformats.org/wordprocessingml/2006/main" xmlns:w14="http://schemas.microsoft.com/office/word/2010/wordml" xmlns:w15="http://schemas.microsoft.com/office/word/2012/wordml" xmlns:w16cex="http://schemas.microsoft.com/office/word/2018/wordml/cex" xmlns:w16cid="http://schemas.microsoft.com/office/word/2016/wordml/cid" xmlns:w16="http://schemas.microsoft.com/office/word/2018/wordml" xmlns:w16du="http://schemas.microsoft.com/office/word/2023/wordml/word16du" xmlns:w16sdtdh="http://schemas.microsoft.com/office/word/2020/wordml/sdtdatahash" xmlns:w16sdtfl="http://schemas.microsoft.com/office/word/2024/wordml/sdtformatlock" xmlns:w16se="http://schemas.microsoft.com/office/word/2015/wordml/symex" mc:Ignorable="w14 w15 w16se w16cid w16 w16cex w16sdtdh w16sdtfl w16du">
+<w:styles xmlns:mc="http://schemas.openxmlformats.org/markup-compatibility/2006" xmlns:r="http://schemas.openxmlformats.org/officeDocument/2006/relationships" xmlns:w="http://schemas.openxmlformats.org/wordprocessingml/2006/main" xmlns:w14="http://schemas.microsoft.com/office/word/2010/wordml" xmlns:w15="http://schemas.microsoft.com/office/word/2012/wordml" xmlns:w16se="http://schemas.microsoft.com/office/word/2015/wordml/symex" mc:Ignorable="w14 w15 w16se">
   <w:docDefaults>
     <w:rPrDefault>
       <w:rPr>
@@ -6815,7 +12475,7 @@
       </w:pPr>
     </w:pPrDefault>
   </w:docDefaults>
-  <w:latentStyles w:defLockedState="0" w:defUIPriority="99" w:defSemiHidden="0" w:defUnhideWhenUsed="0" w:defQFormat="0" w:count="376">
+  <w:latentStyles w:defLockedState="0" w:defUIPriority="99" w:defSemiHidden="0" w:defUnhideWhenUsed="0" w:defQFormat="0" w:count="371">
     <w:lsdException w:name="Normal" w:uiPriority="0" w:qFormat="1"/>
     <w:lsdException w:name="heading 1" w:uiPriority="9" w:qFormat="1"/>
     <w:lsdException w:name="heading 2" w:semiHidden="1" w:uiPriority="9" w:unhideWhenUsed="1" w:qFormat="1"/>
@@ -7187,11 +12847,6 @@
     <w:lsdException w:name="List Table 5 Dark Accent 6" w:uiPriority="50"/>
     <w:lsdException w:name="List Table 6 Colorful Accent 6" w:uiPriority="51"/>
     <w:lsdException w:name="List Table 7 Colorful Accent 6" w:uiPriority="52"/>
-    <w:lsdException w:name="Mention" w:semiHidden="1" w:unhideWhenUsed="1"/>
-    <w:lsdException w:name="Smart Hyperlink" w:semiHidden="1" w:unhideWhenUsed="1"/>
-    <w:lsdException w:name="Hashtag" w:semiHidden="1" w:unhideWhenUsed="1"/>
-    <w:lsdException w:name="Unresolved Mention" w:semiHidden="1" w:unhideWhenUsed="1"/>
-    <w:lsdException w:name="Smart Link" w:semiHidden="1" w:unhideWhenUsed="1"/>
   </w:latentStyles>
   <w:style w:type="paragraph" w:default="1" w:styleId="Normal">
     <w:name w:val="Normal"/>
@@ -7238,7 +12893,7 @@
 </file>
 
 <file path=word/glossary/webSettings.xml><?xml version="1.0" encoding="utf-8"?>
-<w:webSettings xmlns:mc="http://schemas.openxmlformats.org/markup-compatibility/2006" xmlns:r="http://schemas.openxmlformats.org/officeDocument/2006/relationships" xmlns:w="http://schemas.openxmlformats.org/wordprocessingml/2006/main" xmlns:w14="http://schemas.microsoft.com/office/word/2010/wordml" xmlns:w15="http://schemas.microsoft.com/office/word/2012/wordml" xmlns:w16cex="http://schemas.microsoft.com/office/word/2018/wordml/cex" xmlns:w16cid="http://schemas.microsoft.com/office/word/2016/wordml/cid" xmlns:w16="http://schemas.microsoft.com/office/word/2018/wordml" xmlns:w16du="http://schemas.microsoft.com/office/word/2023/wordml/word16du" xmlns:w16sdtdh="http://schemas.microsoft.com/office/word/2020/wordml/sdtdatahash" xmlns:w16sdtfl="http://schemas.microsoft.com/office/word/2024/wordml/sdtformatlock" xmlns:w16se="http://schemas.microsoft.com/office/word/2015/wordml/symex" mc:Ignorable="w14 w15 w16se w16cid w16 w16cex w16sdtdh w16sdtfl w16du">
+<w:webSettings xmlns:mc="http://schemas.openxmlformats.org/markup-compatibility/2006" xmlns:r="http://schemas.openxmlformats.org/officeDocument/2006/relationships" xmlns:w="http://schemas.openxmlformats.org/wordprocessingml/2006/main" xmlns:w14="http://schemas.microsoft.com/office/word/2010/wordml" xmlns:w15="http://schemas.microsoft.com/office/word/2012/wordml" xmlns:w16se="http://schemas.microsoft.com/office/word/2015/wordml/symex" mc:Ignorable="w14 w15 w16se">
   <w:optimizeForBrowser/>
   <w:allowPNG/>
 </w:webSettings>
@@ -7667,7 +13322,7 @@
 </file>
 
 <file path=customXml/itemProps1.xml><?xml version="1.0" encoding="utf-8"?>
-<ds:datastoreItem xmlns:ds="http://schemas.openxmlformats.org/officeDocument/2006/customXml" ds:itemID="{61E5F1F5-242C-42C3-BCA2-25914395CBDE}">
+<ds:datastoreItem xmlns:ds="http://schemas.openxmlformats.org/officeDocument/2006/customXml" ds:itemID="{E4B51861-F8FE-4DE9-BCFD-5BC3C7E39C73}">
   <ds:schemaRefs>
     <ds:schemaRef ds:uri="http://schemas.openxmlformats.org/officeDocument/2006/bibliography"/>
   </ds:schemaRefs>

--- a/SEN381_Assignment1_2026_Group-I.docx
+++ b/SEN381_Assignment1_2026_Group-I.docx
@@ -1,6 +1,6 @@
 
 <file path=word/document.xml><?xml version="1.0" encoding="utf-8"?>
-<w:document xmlns:wpc="http://schemas.microsoft.com/office/word/2010/wordprocessingCanvas" xmlns:cx="http://schemas.microsoft.com/office/drawing/2014/chartex" xmlns:cx1="http://schemas.microsoft.com/office/drawing/2015/9/8/chartex" xmlns:mc="http://schemas.openxmlformats.org/markup-compatibility/2006" xmlns:o="urn:schemas-microsoft-com:office:office" xmlns:r="http://schemas.openxmlformats.org/officeDocument/2006/relationships" xmlns:m="http://schemas.openxmlformats.org/officeDocument/2006/math" xmlns:v="urn:schemas-microsoft-com:vml" xmlns:wp14="http://schemas.microsoft.com/office/word/2010/wordprocessingDrawing" xmlns:wp="http://schemas.openxmlformats.org/drawingml/2006/wordprocessingDrawing" xmlns:w10="urn:schemas-microsoft-com:office:word" xmlns:w="http://schemas.openxmlformats.org/wordprocessingml/2006/main" xmlns:w14="http://schemas.microsoft.com/office/word/2010/wordml" xmlns:w15="http://schemas.microsoft.com/office/word/2012/wordml" xmlns:w16se="http://schemas.microsoft.com/office/word/2015/wordml/symex" xmlns:wpg="http://schemas.microsoft.com/office/word/2010/wordprocessingGroup" xmlns:wpi="http://schemas.microsoft.com/office/word/2010/wordprocessingInk" xmlns:wne="http://schemas.microsoft.com/office/word/2006/wordml" xmlns:wps="http://schemas.microsoft.com/office/word/2010/wordprocessingShape" mc:Ignorable="w14 w15 w16se wp14">
+<w:document xmlns:wpc="http://schemas.microsoft.com/office/word/2010/wordprocessingCanvas" xmlns:cx="http://schemas.microsoft.com/office/drawing/2014/chartex" xmlns:cx1="http://schemas.microsoft.com/office/drawing/2015/9/8/chartex" xmlns:cx2="http://schemas.microsoft.com/office/drawing/2015/10/21/chartex" xmlns:cx3="http://schemas.microsoft.com/office/drawing/2016/5/9/chartex" xmlns:cx4="http://schemas.microsoft.com/office/drawing/2016/5/10/chartex" xmlns:cx5="http://schemas.microsoft.com/office/drawing/2016/5/11/chartex" xmlns:cx6="http://schemas.microsoft.com/office/drawing/2016/5/12/chartex" xmlns:cx7="http://schemas.microsoft.com/office/drawing/2016/5/13/chartex" xmlns:cx8="http://schemas.microsoft.com/office/drawing/2016/5/14/chartex" xmlns:mc="http://schemas.openxmlformats.org/markup-compatibility/2006" xmlns:aink="http://schemas.microsoft.com/office/drawing/2016/ink" xmlns:am3d="http://schemas.microsoft.com/office/drawing/2017/model3d" xmlns:o="urn:schemas-microsoft-com:office:office" xmlns:oel="http://schemas.microsoft.com/office/2019/extlst" xmlns:r="http://schemas.openxmlformats.org/officeDocument/2006/relationships" xmlns:m="http://schemas.openxmlformats.org/officeDocument/2006/math" xmlns:v="urn:schemas-microsoft-com:vml" xmlns:wp14="http://schemas.microsoft.com/office/word/2010/wordprocessingDrawing" xmlns:wp="http://schemas.openxmlformats.org/drawingml/2006/wordprocessingDrawing" xmlns:w10="urn:schemas-microsoft-com:office:word" xmlns:w="http://schemas.openxmlformats.org/wordprocessingml/2006/main" xmlns:w14="http://schemas.microsoft.com/office/word/2010/wordml" xmlns:w15="http://schemas.microsoft.com/office/word/2012/wordml" xmlns:w16cex="http://schemas.microsoft.com/office/word/2018/wordml/cex" xmlns:w16cid="http://schemas.microsoft.com/office/word/2016/wordml/cid" xmlns:w16="http://schemas.microsoft.com/office/word/2018/wordml" xmlns:w16du="http://schemas.microsoft.com/office/word/2023/wordml/word16du" xmlns:w16sdtdh="http://schemas.microsoft.com/office/word/2020/wordml/sdtdatahash" xmlns:w16sdtfl="http://schemas.microsoft.com/office/word/2024/wordml/sdtformatlock" xmlns:w16se="http://schemas.microsoft.com/office/word/2015/wordml/symex" xmlns:wpg="http://schemas.microsoft.com/office/word/2010/wordprocessingGroup" xmlns:wpi="http://schemas.microsoft.com/office/word/2010/wordprocessingInk" xmlns:wne="http://schemas.microsoft.com/office/word/2006/wordml" xmlns:wps="http://schemas.microsoft.com/office/word/2010/wordprocessingShape" mc:Ignorable="w14 w15 w16se w16cid w16 w16cex w16sdtdh w16sdtfl w16du wp14">
   <w:body>
     <w:sdt>
       <w:sdtPr>
@@ -182,27 +182,7 @@
                                         <w:sz w:val="24"/>
                                         <w:szCs w:val="24"/>
                                       </w:rPr>
-                                      <w:t xml:space="preserve">Gerald Enright 577830 | Keletso Marota </w:t>
-                                    </w:r>
-                                    <w:proofErr w:type="gramStart"/>
-                                    <w:r>
-                                      <w:rPr>
-                                        <w:caps/>
-                                        <w:color w:val="A02B93" w:themeColor="accent5"/>
-                                        <w:sz w:val="24"/>
-                                        <w:szCs w:val="24"/>
-                                      </w:rPr>
-                                      <w:t>601632  |</w:t>
-                                    </w:r>
-                                    <w:proofErr w:type="gramEnd"/>
-                                    <w:r>
-                                      <w:rPr>
-                                        <w:caps/>
-                                        <w:color w:val="A02B93" w:themeColor="accent5"/>
-                                        <w:sz w:val="24"/>
-                                        <w:szCs w:val="24"/>
-                                      </w:rPr>
-                                      <w:t xml:space="preserve"> Mogau Malope</w:t>
+                                      <w:t>Gerald Enright 577830 | Keletso Marota 601632  | Mogau Malope</w:t>
                                     </w:r>
                                     <w:r>
                                       <w:rPr>
@@ -251,7 +231,7 @@
                     <v:stroke joinstyle="miter"/>
                     <v:path gradientshapeok="t" o:connecttype="rect"/>
                   </v:shapetype>
-                  <v:shape id="Text Box 131" o:spid="_x0000_s1026" type="#_x0000_t202" style="position:absolute;margin-left:0;margin-top:454.55pt;width:6in;height:107.8pt;z-index:251658240;visibility:visible;mso-wrap-style:square;mso-width-percent:0;mso-height-percent:350;mso-wrap-distance-left:14.4pt;mso-wrap-distance-top:0;mso-wrap-distance-right:14.4pt;mso-wrap-distance-bottom:0;mso-position-horizontal:center;mso-position-horizontal-relative:margin;mso-position-vertical:absolute;mso-position-vertical-relative:page;mso-width-percent:0;mso-height-percent:350;mso-width-relative:margin;mso-height-relative:page;v-text-anchor:top" o:gfxdata="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" filled="f" stroked="f" strokeweight=".5pt">
+                  <v:shape id="Text Box 131" o:spid="_x0000_s1026" type="#_x0000_t202" style="position:absolute;margin-left:0;margin-top:454.55pt;width:6in;height:107.8pt;z-index:251658240;visibility:visible;mso-wrap-style:square;mso-width-percent:0;mso-height-percent:350;mso-wrap-distance-left:14.4pt;mso-wrap-distance-top:0;mso-wrap-distance-right:14.4pt;mso-wrap-distance-bottom:0;mso-position-horizontal:center;mso-position-horizontal-relative:margin;mso-position-vertical:absolute;mso-position-vertical-relative:page;mso-width-percent:0;mso-height-percent:350;mso-width-relative:margin;mso-height-relative:page;v-text-anchor:top" o:gfxdata="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" filled="f" stroked="f" strokeweight=".5pt">
                     <v:textbox style="mso-fit-shape-to-text:t" inset="0,0,0,0">
                       <w:txbxContent>
                         <w:p>
@@ -364,27 +344,7 @@
                                   <w:sz w:val="24"/>
                                   <w:szCs w:val="24"/>
                                 </w:rPr>
-                                <w:t xml:space="preserve">Gerald Enright 577830 | Keletso Marota </w:t>
-                              </w:r>
-                              <w:proofErr w:type="gramStart"/>
-                              <w:r>
-                                <w:rPr>
-                                  <w:caps/>
-                                  <w:color w:val="A02B93" w:themeColor="accent5"/>
-                                  <w:sz w:val="24"/>
-                                  <w:szCs w:val="24"/>
-                                </w:rPr>
-                                <w:t>601632  |</w:t>
-                              </w:r>
-                              <w:proofErr w:type="gramEnd"/>
-                              <w:r>
-                                <w:rPr>
-                                  <w:caps/>
-                                  <w:color w:val="A02B93" w:themeColor="accent5"/>
-                                  <w:sz w:val="24"/>
-                                  <w:szCs w:val="24"/>
-                                </w:rPr>
-                                <w:t xml:space="preserve"> Mogau Malope</w:t>
+                                <w:t>Gerald Enright 577830 | Keletso Marota 601632  | Mogau Malope</w:t>
                               </w:r>
                               <w:r>
                                 <w:rPr>
@@ -547,8 +507,7 @@
               </mc:Choice>
               <mc:Fallback>
                 <w:pict>
-                  <v:rect w14:anchorId="56280E77" id="Rectangle 132" o:spid="_x0000_s1027" style="position:absolute;margin-left:-4.4pt;margin-top:0;width:46.8pt;height:77.75pt;z-index:251657216;visibility:visible;mso-wrap-style:square;mso-width-percent:76;mso-height-percent:98;mso-top-percent:23;mso-wrap-distance-left:9pt;mso-wrap-distance-top:0;mso-wrap-distance-right:9pt;mso-wrap-distance-bottom:0;mso-position-horizontal:right;mso-position-horizontal-relative:margin;mso-position-vertical-relative:page;mso-width-percent:76;mso-height-percent:98;mso-top-percent:23;mso-width-relative:page;mso-height-relative:page;v-text-anchor:bottom" o:gfxdata="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" fillcolor="#156082 [3204]" stroked="f" strokeweight="1pt">
-                    <v:path arrowok="t"/>
+                  <v:rect w14:anchorId="56280E77" id="Rectangle 132" o:spid="_x0000_s1027" style="position:absolute;margin-left:-4.4pt;margin-top:0;width:46.8pt;height:77.75pt;z-index:251657216;visibility:visible;mso-wrap-style:square;mso-width-percent:76;mso-height-percent:98;mso-top-percent:23;mso-wrap-distance-left:9pt;mso-wrap-distance-top:0;mso-wrap-distance-right:9pt;mso-wrap-distance-bottom:0;mso-position-horizontal:right;mso-position-horizontal-relative:margin;mso-position-vertical-relative:page;mso-width-percent:76;mso-height-percent:98;mso-top-percent:23;mso-width-relative:page;mso-height-relative:page;v-text-anchor:bottom" o:gfxdata="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" fillcolor="#156082 [3204]" stroked="f" strokeweight="1pt">
                     <o:lock v:ext="edit" aspectratio="t"/>
                     <v:textbox inset="3.6pt,,3.6pt">
                       <w:txbxContent>
@@ -648,7 +607,10 @@
               <w:tab w:val="right" w:leader="dot" w:pos="9016"/>
             </w:tabs>
             <w:rPr>
+              <w:rFonts w:asciiTheme="minorHAnsi" w:eastAsiaTheme="minorEastAsia" w:hAnsiTheme="minorHAnsi"/>
               <w:noProof/>
+              <w:szCs w:val="24"/>
+              <w:lang w:eastAsia="en-ZA"/>
             </w:rPr>
           </w:pPr>
           <w:r>
@@ -660,7 +622,7 @@
           <w:r>
             <w:fldChar w:fldCharType="separate"/>
           </w:r>
-          <w:hyperlink w:anchor="_Toc239229506" w:history="1">
+          <w:hyperlink w:anchor="_Toc239359721" w:history="1">
             <w:r>
               <w:rPr>
                 <w:rStyle w:val="Hyperlink"/>
@@ -687,7 +649,7 @@
                 <w:noProof/>
                 <w:webHidden/>
               </w:rPr>
-              <w:instrText xml:space="preserve"> PAGEREF _Toc239229506 \h </w:instrText>
+              <w:instrText xml:space="preserve"> PAGEREF _Toc239359721 \h </w:instrText>
             </w:r>
             <w:r>
               <w:rPr>
@@ -707,7 +669,7 @@
                 <w:noProof/>
                 <w:webHidden/>
               </w:rPr>
-              <w:t>2</w:t>
+              <w:t>3</w:t>
             </w:r>
             <w:r>
               <w:rPr>
@@ -725,10 +687,13 @@
               <w:tab w:val="right" w:leader="dot" w:pos="9016"/>
             </w:tabs>
             <w:rPr>
+              <w:rFonts w:asciiTheme="minorHAnsi" w:eastAsiaTheme="minorEastAsia" w:hAnsiTheme="minorHAnsi"/>
               <w:noProof/>
+              <w:szCs w:val="24"/>
+              <w:lang w:eastAsia="en-ZA"/>
             </w:rPr>
           </w:pPr>
-          <w:hyperlink w:anchor="_Toc239229507" w:history="1">
+          <w:hyperlink w:anchor="_Toc239359722" w:history="1">
             <w:r>
               <w:rPr>
                 <w:rStyle w:val="Hyperlink"/>
@@ -755,7 +720,7 @@
                 <w:noProof/>
                 <w:webHidden/>
               </w:rPr>
-              <w:instrText xml:space="preserve"> PAGEREF _Toc239229507 \h </w:instrText>
+              <w:instrText xml:space="preserve"> PAGEREF _Toc239359722 \h </w:instrText>
             </w:r>
             <w:r>
               <w:rPr>
@@ -775,7 +740,737 @@
                 <w:noProof/>
                 <w:webHidden/>
               </w:rPr>
-              <w:t>2</w:t>
+              <w:t>4</w:t>
+            </w:r>
+            <w:r>
+              <w:rPr>
+                <w:noProof/>
+                <w:webHidden/>
+              </w:rPr>
+              <w:fldChar w:fldCharType="end"/>
+            </w:r>
+          </w:hyperlink>
+        </w:p>
+        <w:p>
+          <w:pPr>
+            <w:pStyle w:val="TOC2"/>
+            <w:tabs>
+              <w:tab w:val="right" w:leader="dot" w:pos="9016"/>
+            </w:tabs>
+            <w:rPr>
+              <w:rFonts w:asciiTheme="minorHAnsi" w:eastAsiaTheme="minorEastAsia" w:hAnsiTheme="minorHAnsi"/>
+              <w:noProof/>
+              <w:szCs w:val="24"/>
+              <w:lang w:eastAsia="en-ZA"/>
+            </w:rPr>
+          </w:pPr>
+          <w:hyperlink w:anchor="_Toc239359723" w:history="1">
+            <w:r>
+              <w:rPr>
+                <w:rStyle w:val="Hyperlink"/>
+                <w:rFonts w:eastAsia="Times New Roman"/>
+                <w:noProof/>
+                <w:lang w:eastAsia="en-ZA"/>
+              </w:rPr>
+              <w:t>1. Six Critical Software Lifecycle Decisions</w:t>
+            </w:r>
+            <w:r>
+              <w:rPr>
+                <w:noProof/>
+                <w:webHidden/>
+              </w:rPr>
+              <w:tab/>
+            </w:r>
+            <w:r>
+              <w:rPr>
+                <w:noProof/>
+                <w:webHidden/>
+              </w:rPr>
+              <w:fldChar w:fldCharType="begin"/>
+            </w:r>
+            <w:r>
+              <w:rPr>
+                <w:noProof/>
+                <w:webHidden/>
+              </w:rPr>
+              <w:instrText xml:space="preserve"> PAGEREF _Toc239359723 \h </w:instrText>
+            </w:r>
+            <w:r>
+              <w:rPr>
+                <w:noProof/>
+                <w:webHidden/>
+              </w:rPr>
+            </w:r>
+            <w:r>
+              <w:rPr>
+                <w:noProof/>
+                <w:webHidden/>
+              </w:rPr>
+              <w:fldChar w:fldCharType="separate"/>
+            </w:r>
+            <w:r>
+              <w:rPr>
+                <w:noProof/>
+                <w:webHidden/>
+              </w:rPr>
+              <w:t>4</w:t>
+            </w:r>
+            <w:r>
+              <w:rPr>
+                <w:noProof/>
+                <w:webHidden/>
+              </w:rPr>
+              <w:fldChar w:fldCharType="end"/>
+            </w:r>
+          </w:hyperlink>
+        </w:p>
+        <w:p>
+          <w:pPr>
+            <w:pStyle w:val="TOC2"/>
+            <w:tabs>
+              <w:tab w:val="right" w:leader="dot" w:pos="9016"/>
+            </w:tabs>
+            <w:rPr>
+              <w:rFonts w:asciiTheme="minorHAnsi" w:eastAsiaTheme="minorEastAsia" w:hAnsiTheme="minorHAnsi"/>
+              <w:noProof/>
+              <w:szCs w:val="24"/>
+              <w:lang w:eastAsia="en-ZA"/>
+            </w:rPr>
+          </w:pPr>
+          <w:hyperlink w:anchor="_Toc239359724" w:history="1">
+            <w:r>
+              <w:rPr>
+                <w:rStyle w:val="Hyperlink"/>
+                <w:rFonts w:eastAsia="Times New Roman"/>
+                <w:noProof/>
+                <w:lang w:eastAsia="en-ZA"/>
+              </w:rPr>
+              <w:t>2. Analysis of the Six Decisions</w:t>
+            </w:r>
+            <w:r>
+              <w:rPr>
+                <w:noProof/>
+                <w:webHidden/>
+              </w:rPr>
+              <w:tab/>
+            </w:r>
+            <w:r>
+              <w:rPr>
+                <w:noProof/>
+                <w:webHidden/>
+              </w:rPr>
+              <w:fldChar w:fldCharType="begin"/>
+            </w:r>
+            <w:r>
+              <w:rPr>
+                <w:noProof/>
+                <w:webHidden/>
+              </w:rPr>
+              <w:instrText xml:space="preserve"> PAGEREF _Toc239359724 \h </w:instrText>
+            </w:r>
+            <w:r>
+              <w:rPr>
+                <w:noProof/>
+                <w:webHidden/>
+              </w:rPr>
+            </w:r>
+            <w:r>
+              <w:rPr>
+                <w:noProof/>
+                <w:webHidden/>
+              </w:rPr>
+              <w:fldChar w:fldCharType="separate"/>
+            </w:r>
+            <w:r>
+              <w:rPr>
+                <w:noProof/>
+                <w:webHidden/>
+              </w:rPr>
+              <w:t>4</w:t>
+            </w:r>
+            <w:r>
+              <w:rPr>
+                <w:noProof/>
+                <w:webHidden/>
+              </w:rPr>
+              <w:fldChar w:fldCharType="end"/>
+            </w:r>
+          </w:hyperlink>
+        </w:p>
+        <w:p>
+          <w:pPr>
+            <w:pStyle w:val="TOC3"/>
+            <w:tabs>
+              <w:tab w:val="right" w:leader="dot" w:pos="9016"/>
+            </w:tabs>
+            <w:rPr>
+              <w:rFonts w:asciiTheme="minorHAnsi" w:eastAsiaTheme="minorEastAsia" w:hAnsiTheme="minorHAnsi"/>
+              <w:noProof/>
+              <w:szCs w:val="24"/>
+              <w:lang w:eastAsia="en-ZA"/>
+            </w:rPr>
+          </w:pPr>
+          <w:hyperlink w:anchor="_Toc239359725" w:history="1">
+            <w:r>
+              <w:rPr>
+                <w:rStyle w:val="Hyperlink"/>
+                <w:rFonts w:eastAsia="Times New Roman"/>
+                <w:noProof/>
+                <w:lang w:eastAsia="en-ZA"/>
+              </w:rPr>
+              <w:t>System &amp; Security Architecture</w:t>
+            </w:r>
+            <w:r>
+              <w:rPr>
+                <w:noProof/>
+                <w:webHidden/>
+              </w:rPr>
+              <w:tab/>
+            </w:r>
+            <w:r>
+              <w:rPr>
+                <w:noProof/>
+                <w:webHidden/>
+              </w:rPr>
+              <w:fldChar w:fldCharType="begin"/>
+            </w:r>
+            <w:r>
+              <w:rPr>
+                <w:noProof/>
+                <w:webHidden/>
+              </w:rPr>
+              <w:instrText xml:space="preserve"> PAGEREF _Toc239359725 \h </w:instrText>
+            </w:r>
+            <w:r>
+              <w:rPr>
+                <w:noProof/>
+                <w:webHidden/>
+              </w:rPr>
+            </w:r>
+            <w:r>
+              <w:rPr>
+                <w:noProof/>
+                <w:webHidden/>
+              </w:rPr>
+              <w:fldChar w:fldCharType="separate"/>
+            </w:r>
+            <w:r>
+              <w:rPr>
+                <w:noProof/>
+                <w:webHidden/>
+              </w:rPr>
+              <w:t>4</w:t>
+            </w:r>
+            <w:r>
+              <w:rPr>
+                <w:noProof/>
+                <w:webHidden/>
+              </w:rPr>
+              <w:fldChar w:fldCharType="end"/>
+            </w:r>
+          </w:hyperlink>
+        </w:p>
+        <w:p>
+          <w:pPr>
+            <w:pStyle w:val="TOC3"/>
+            <w:tabs>
+              <w:tab w:val="right" w:leader="dot" w:pos="9016"/>
+            </w:tabs>
+            <w:rPr>
+              <w:rFonts w:asciiTheme="minorHAnsi" w:eastAsiaTheme="minorEastAsia" w:hAnsiTheme="minorHAnsi"/>
+              <w:noProof/>
+              <w:szCs w:val="24"/>
+              <w:lang w:eastAsia="en-ZA"/>
+            </w:rPr>
+          </w:pPr>
+          <w:hyperlink w:anchor="_Toc239359726" w:history="1">
+            <w:r>
+              <w:rPr>
+                <w:rStyle w:val="Hyperlink"/>
+                <w:rFonts w:eastAsia="Times New Roman"/>
+                <w:noProof/>
+                <w:lang w:eastAsia="en-ZA"/>
+              </w:rPr>
+              <w:t>Data Architecture &amp; Persistence Strategy</w:t>
+            </w:r>
+            <w:r>
+              <w:rPr>
+                <w:noProof/>
+                <w:webHidden/>
+              </w:rPr>
+              <w:tab/>
+            </w:r>
+            <w:r>
+              <w:rPr>
+                <w:noProof/>
+                <w:webHidden/>
+              </w:rPr>
+              <w:fldChar w:fldCharType="begin"/>
+            </w:r>
+            <w:r>
+              <w:rPr>
+                <w:noProof/>
+                <w:webHidden/>
+              </w:rPr>
+              <w:instrText xml:space="preserve"> PAGEREF _Toc239359726 \h </w:instrText>
+            </w:r>
+            <w:r>
+              <w:rPr>
+                <w:noProof/>
+                <w:webHidden/>
+              </w:rPr>
+            </w:r>
+            <w:r>
+              <w:rPr>
+                <w:noProof/>
+                <w:webHidden/>
+              </w:rPr>
+              <w:fldChar w:fldCharType="separate"/>
+            </w:r>
+            <w:r>
+              <w:rPr>
+                <w:noProof/>
+                <w:webHidden/>
+              </w:rPr>
+              <w:t>5</w:t>
+            </w:r>
+            <w:r>
+              <w:rPr>
+                <w:noProof/>
+                <w:webHidden/>
+              </w:rPr>
+              <w:fldChar w:fldCharType="end"/>
+            </w:r>
+          </w:hyperlink>
+        </w:p>
+        <w:p>
+          <w:pPr>
+            <w:pStyle w:val="TOC3"/>
+            <w:tabs>
+              <w:tab w:val="right" w:leader="dot" w:pos="9016"/>
+            </w:tabs>
+            <w:rPr>
+              <w:rFonts w:asciiTheme="minorHAnsi" w:eastAsiaTheme="minorEastAsia" w:hAnsiTheme="minorHAnsi"/>
+              <w:noProof/>
+              <w:szCs w:val="24"/>
+              <w:lang w:eastAsia="en-ZA"/>
+            </w:rPr>
+          </w:pPr>
+          <w:hyperlink w:anchor="_Toc239359727" w:history="1">
+            <w:r>
+              <w:rPr>
+                <w:rStyle w:val="Hyperlink"/>
+                <w:rFonts w:eastAsia="Times New Roman"/>
+                <w:noProof/>
+                <w:lang w:eastAsia="en-ZA"/>
+              </w:rPr>
+              <w:t>Non-Functional Requirements &amp; Infrastructure Alignment</w:t>
+            </w:r>
+            <w:r>
+              <w:rPr>
+                <w:noProof/>
+                <w:webHidden/>
+              </w:rPr>
+              <w:tab/>
+            </w:r>
+            <w:r>
+              <w:rPr>
+                <w:noProof/>
+                <w:webHidden/>
+              </w:rPr>
+              <w:fldChar w:fldCharType="begin"/>
+            </w:r>
+            <w:r>
+              <w:rPr>
+                <w:noProof/>
+                <w:webHidden/>
+              </w:rPr>
+              <w:instrText xml:space="preserve"> PAGEREF _Toc239359727 \h </w:instrText>
+            </w:r>
+            <w:r>
+              <w:rPr>
+                <w:noProof/>
+                <w:webHidden/>
+              </w:rPr>
+            </w:r>
+            <w:r>
+              <w:rPr>
+                <w:noProof/>
+                <w:webHidden/>
+              </w:rPr>
+              <w:fldChar w:fldCharType="separate"/>
+            </w:r>
+            <w:r>
+              <w:rPr>
+                <w:noProof/>
+                <w:webHidden/>
+              </w:rPr>
+              <w:t>5</w:t>
+            </w:r>
+            <w:r>
+              <w:rPr>
+                <w:noProof/>
+                <w:webHidden/>
+              </w:rPr>
+              <w:fldChar w:fldCharType="end"/>
+            </w:r>
+          </w:hyperlink>
+        </w:p>
+        <w:p>
+          <w:pPr>
+            <w:pStyle w:val="TOC3"/>
+            <w:tabs>
+              <w:tab w:val="right" w:leader="dot" w:pos="9016"/>
+            </w:tabs>
+            <w:rPr>
+              <w:rFonts w:asciiTheme="minorHAnsi" w:eastAsiaTheme="minorEastAsia" w:hAnsiTheme="minorHAnsi"/>
+              <w:noProof/>
+              <w:szCs w:val="24"/>
+              <w:lang w:eastAsia="en-ZA"/>
+            </w:rPr>
+          </w:pPr>
+          <w:hyperlink w:anchor="_Toc239359728" w:history="1">
+            <w:r>
+              <w:rPr>
+                <w:rStyle w:val="Hyperlink"/>
+                <w:rFonts w:eastAsia="Times New Roman"/>
+                <w:noProof/>
+                <w:lang w:eastAsia="en-ZA"/>
+              </w:rPr>
+              <w:t>DevOps Automation &amp; CI/CD Strategy</w:t>
+            </w:r>
+            <w:r>
+              <w:rPr>
+                <w:noProof/>
+                <w:webHidden/>
+              </w:rPr>
+              <w:tab/>
+            </w:r>
+            <w:r>
+              <w:rPr>
+                <w:noProof/>
+                <w:webHidden/>
+              </w:rPr>
+              <w:fldChar w:fldCharType="begin"/>
+            </w:r>
+            <w:r>
+              <w:rPr>
+                <w:noProof/>
+                <w:webHidden/>
+              </w:rPr>
+              <w:instrText xml:space="preserve"> PAGEREF _Toc239359728 \h </w:instrText>
+            </w:r>
+            <w:r>
+              <w:rPr>
+                <w:noProof/>
+                <w:webHidden/>
+              </w:rPr>
+            </w:r>
+            <w:r>
+              <w:rPr>
+                <w:noProof/>
+                <w:webHidden/>
+              </w:rPr>
+              <w:fldChar w:fldCharType="separate"/>
+            </w:r>
+            <w:r>
+              <w:rPr>
+                <w:noProof/>
+                <w:webHidden/>
+              </w:rPr>
+              <w:t>6</w:t>
+            </w:r>
+            <w:r>
+              <w:rPr>
+                <w:noProof/>
+                <w:webHidden/>
+              </w:rPr>
+              <w:fldChar w:fldCharType="end"/>
+            </w:r>
+          </w:hyperlink>
+        </w:p>
+        <w:p>
+          <w:pPr>
+            <w:pStyle w:val="TOC3"/>
+            <w:tabs>
+              <w:tab w:val="right" w:leader="dot" w:pos="9016"/>
+            </w:tabs>
+            <w:rPr>
+              <w:rFonts w:asciiTheme="minorHAnsi" w:eastAsiaTheme="minorEastAsia" w:hAnsiTheme="minorHAnsi"/>
+              <w:noProof/>
+              <w:szCs w:val="24"/>
+              <w:lang w:eastAsia="en-ZA"/>
+            </w:rPr>
+          </w:pPr>
+          <w:hyperlink w:anchor="_Toc239359729" w:history="1">
+            <w:r>
+              <w:rPr>
+                <w:rStyle w:val="Hyperlink"/>
+                <w:rFonts w:eastAsia="Times New Roman"/>
+                <w:noProof/>
+                <w:lang w:eastAsia="en-ZA"/>
+              </w:rPr>
+              <w:t>Integration Strategy &amp; External API Boundaries</w:t>
+            </w:r>
+            <w:r>
+              <w:rPr>
+                <w:noProof/>
+                <w:webHidden/>
+              </w:rPr>
+              <w:tab/>
+            </w:r>
+            <w:r>
+              <w:rPr>
+                <w:noProof/>
+                <w:webHidden/>
+              </w:rPr>
+              <w:fldChar w:fldCharType="begin"/>
+            </w:r>
+            <w:r>
+              <w:rPr>
+                <w:noProof/>
+                <w:webHidden/>
+              </w:rPr>
+              <w:instrText xml:space="preserve"> PAGEREF _Toc239359729 \h </w:instrText>
+            </w:r>
+            <w:r>
+              <w:rPr>
+                <w:noProof/>
+                <w:webHidden/>
+              </w:rPr>
+            </w:r>
+            <w:r>
+              <w:rPr>
+                <w:noProof/>
+                <w:webHidden/>
+              </w:rPr>
+              <w:fldChar w:fldCharType="separate"/>
+            </w:r>
+            <w:r>
+              <w:rPr>
+                <w:noProof/>
+                <w:webHidden/>
+              </w:rPr>
+              <w:t>6</w:t>
+            </w:r>
+            <w:r>
+              <w:rPr>
+                <w:noProof/>
+                <w:webHidden/>
+              </w:rPr>
+              <w:fldChar w:fldCharType="end"/>
+            </w:r>
+          </w:hyperlink>
+        </w:p>
+        <w:p>
+          <w:pPr>
+            <w:pStyle w:val="TOC3"/>
+            <w:tabs>
+              <w:tab w:val="right" w:leader="dot" w:pos="9016"/>
+            </w:tabs>
+            <w:rPr>
+              <w:rFonts w:asciiTheme="minorHAnsi" w:eastAsiaTheme="minorEastAsia" w:hAnsiTheme="minorHAnsi"/>
+              <w:noProof/>
+              <w:szCs w:val="24"/>
+              <w:lang w:eastAsia="en-ZA"/>
+            </w:rPr>
+          </w:pPr>
+          <w:hyperlink w:anchor="_Toc239359730" w:history="1">
+            <w:r>
+              <w:rPr>
+                <w:rStyle w:val="Hyperlink"/>
+                <w:rFonts w:eastAsia="Times New Roman"/>
+                <w:noProof/>
+                <w:lang w:eastAsia="en-ZA"/>
+              </w:rPr>
+              <w:t>Regulatory Compliance, Governance &amp; Data Privacy</w:t>
+            </w:r>
+            <w:r>
+              <w:rPr>
+                <w:noProof/>
+                <w:webHidden/>
+              </w:rPr>
+              <w:tab/>
+            </w:r>
+            <w:r>
+              <w:rPr>
+                <w:noProof/>
+                <w:webHidden/>
+              </w:rPr>
+              <w:fldChar w:fldCharType="begin"/>
+            </w:r>
+            <w:r>
+              <w:rPr>
+                <w:noProof/>
+                <w:webHidden/>
+              </w:rPr>
+              <w:instrText xml:space="preserve"> PAGEREF _Toc239359730 \h </w:instrText>
+            </w:r>
+            <w:r>
+              <w:rPr>
+                <w:noProof/>
+                <w:webHidden/>
+              </w:rPr>
+            </w:r>
+            <w:r>
+              <w:rPr>
+                <w:noProof/>
+                <w:webHidden/>
+              </w:rPr>
+              <w:fldChar w:fldCharType="separate"/>
+            </w:r>
+            <w:r>
+              <w:rPr>
+                <w:noProof/>
+                <w:webHidden/>
+              </w:rPr>
+              <w:t>7</w:t>
+            </w:r>
+            <w:r>
+              <w:rPr>
+                <w:noProof/>
+                <w:webHidden/>
+              </w:rPr>
+              <w:fldChar w:fldCharType="end"/>
+            </w:r>
+          </w:hyperlink>
+        </w:p>
+        <w:p>
+          <w:pPr>
+            <w:pStyle w:val="TOC2"/>
+            <w:tabs>
+              <w:tab w:val="right" w:leader="dot" w:pos="9016"/>
+            </w:tabs>
+            <w:rPr>
+              <w:rFonts w:asciiTheme="minorHAnsi" w:eastAsiaTheme="minorEastAsia" w:hAnsiTheme="minorHAnsi"/>
+              <w:noProof/>
+              <w:szCs w:val="24"/>
+              <w:lang w:eastAsia="en-ZA"/>
+            </w:rPr>
+          </w:pPr>
+          <w:hyperlink w:anchor="_Toc239359731" w:history="1">
+            <w:r>
+              <w:rPr>
+                <w:rStyle w:val="Hyperlink"/>
+                <w:rFonts w:eastAsia="Times New Roman"/>
+                <w:noProof/>
+                <w:lang w:eastAsia="en-ZA"/>
+              </w:rPr>
+              <w:t>3. Decision Horizon Map</w:t>
+            </w:r>
+            <w:r>
+              <w:rPr>
+                <w:noProof/>
+                <w:webHidden/>
+              </w:rPr>
+              <w:tab/>
+            </w:r>
+            <w:r>
+              <w:rPr>
+                <w:noProof/>
+                <w:webHidden/>
+              </w:rPr>
+              <w:fldChar w:fldCharType="begin"/>
+            </w:r>
+            <w:r>
+              <w:rPr>
+                <w:noProof/>
+                <w:webHidden/>
+              </w:rPr>
+              <w:instrText xml:space="preserve"> PAGEREF _Toc239359731 \h </w:instrText>
+            </w:r>
+            <w:r>
+              <w:rPr>
+                <w:noProof/>
+                <w:webHidden/>
+              </w:rPr>
+            </w:r>
+            <w:r>
+              <w:rPr>
+                <w:noProof/>
+                <w:webHidden/>
+              </w:rPr>
+              <w:fldChar w:fldCharType="separate"/>
+            </w:r>
+            <w:r>
+              <w:rPr>
+                <w:noProof/>
+                <w:webHidden/>
+              </w:rPr>
+              <w:t>7</w:t>
+            </w:r>
+            <w:r>
+              <w:rPr>
+                <w:noProof/>
+                <w:webHidden/>
+              </w:rPr>
+              <w:fldChar w:fldCharType="end"/>
+            </w:r>
+          </w:hyperlink>
+        </w:p>
+        <w:p>
+          <w:pPr>
+            <w:pStyle w:val="TOC2"/>
+            <w:tabs>
+              <w:tab w:val="right" w:leader="dot" w:pos="9016"/>
+            </w:tabs>
+            <w:rPr>
+              <w:rFonts w:asciiTheme="minorHAnsi" w:eastAsiaTheme="minorEastAsia" w:hAnsiTheme="minorHAnsi"/>
+              <w:noProof/>
+              <w:szCs w:val="24"/>
+              <w:lang w:eastAsia="en-ZA"/>
+            </w:rPr>
+          </w:pPr>
+          <w:hyperlink w:anchor="_Toc239359732" w:history="1">
+            <w:r>
+              <w:rPr>
+                <w:rStyle w:val="Hyperlink"/>
+                <w:rFonts w:eastAsia="Times New Roman"/>
+                <w:noProof/>
+                <w:lang w:eastAsia="en-ZA"/>
+              </w:rPr>
+              <w:t>4. Why Waiting Until Implementation Can Be Too Late</w:t>
+            </w:r>
+            <w:r>
+              <w:rPr>
+                <w:noProof/>
+                <w:webHidden/>
+              </w:rPr>
+              <w:tab/>
+            </w:r>
+            <w:r>
+              <w:rPr>
+                <w:noProof/>
+                <w:webHidden/>
+              </w:rPr>
+              <w:fldChar w:fldCharType="begin"/>
+            </w:r>
+            <w:r>
+              <w:rPr>
+                <w:noProof/>
+                <w:webHidden/>
+              </w:rPr>
+              <w:instrText xml:space="preserve"> PAGEREF _Toc239359732 \h </w:instrText>
+            </w:r>
+            <w:r>
+              <w:rPr>
+                <w:noProof/>
+                <w:webHidden/>
+              </w:rPr>
+            </w:r>
+            <w:r>
+              <w:rPr>
+                <w:noProof/>
+                <w:webHidden/>
+              </w:rPr>
+              <w:fldChar w:fldCharType="separate"/>
+            </w:r>
+            <w:r>
+              <w:rPr>
+                <w:noProof/>
+                <w:webHidden/>
+              </w:rPr>
+              <w:t>8</w:t>
             </w:r>
             <w:r>
               <w:rPr>
@@ -793,10 +1488,13 @@
               <w:tab w:val="right" w:leader="dot" w:pos="9016"/>
             </w:tabs>
             <w:rPr>
+              <w:rFonts w:asciiTheme="minorHAnsi" w:eastAsiaTheme="minorEastAsia" w:hAnsiTheme="minorHAnsi"/>
               <w:noProof/>
+              <w:szCs w:val="24"/>
+              <w:lang w:eastAsia="en-ZA"/>
             </w:rPr>
           </w:pPr>
-          <w:hyperlink w:anchor="_Toc239229508" w:history="1">
+          <w:hyperlink w:anchor="_Toc239359733" w:history="1">
             <w:r>
               <w:rPr>
                 <w:rStyle w:val="Hyperlink"/>
@@ -823,7 +1521,7 @@
                 <w:noProof/>
                 <w:webHidden/>
               </w:rPr>
-              <w:instrText xml:space="preserve"> PAGEREF _Toc239229508 \h </w:instrText>
+              <w:instrText xml:space="preserve"> PAGEREF _Toc239359733 \h </w:instrText>
             </w:r>
             <w:r>
               <w:rPr>
@@ -843,7 +1541,433 @@
                 <w:noProof/>
                 <w:webHidden/>
               </w:rPr>
-              <w:t>2</w:t>
+              <w:t>9</w:t>
+            </w:r>
+            <w:r>
+              <w:rPr>
+                <w:noProof/>
+                <w:webHidden/>
+              </w:rPr>
+              <w:fldChar w:fldCharType="end"/>
+            </w:r>
+          </w:hyperlink>
+        </w:p>
+        <w:p>
+          <w:pPr>
+            <w:pStyle w:val="TOC2"/>
+            <w:tabs>
+              <w:tab w:val="right" w:leader="dot" w:pos="9016"/>
+            </w:tabs>
+            <w:rPr>
+              <w:rFonts w:asciiTheme="minorHAnsi" w:eastAsiaTheme="minorEastAsia" w:hAnsiTheme="minorHAnsi"/>
+              <w:noProof/>
+              <w:szCs w:val="24"/>
+              <w:lang w:eastAsia="en-ZA"/>
+            </w:rPr>
+          </w:pPr>
+          <w:hyperlink w:anchor="_Toc239359734" w:history="1">
+            <w:r>
+              <w:rPr>
+                <w:rStyle w:val="Hyperlink"/>
+                <w:noProof/>
+              </w:rPr>
+              <w:t>Technology stack options:</w:t>
+            </w:r>
+            <w:r>
+              <w:rPr>
+                <w:noProof/>
+                <w:webHidden/>
+              </w:rPr>
+              <w:tab/>
+            </w:r>
+            <w:r>
+              <w:rPr>
+                <w:noProof/>
+                <w:webHidden/>
+              </w:rPr>
+              <w:fldChar w:fldCharType="begin"/>
+            </w:r>
+            <w:r>
+              <w:rPr>
+                <w:noProof/>
+                <w:webHidden/>
+              </w:rPr>
+              <w:instrText xml:space="preserve"> PAGEREF _Toc239359734 \h </w:instrText>
+            </w:r>
+            <w:r>
+              <w:rPr>
+                <w:noProof/>
+                <w:webHidden/>
+              </w:rPr>
+            </w:r>
+            <w:r>
+              <w:rPr>
+                <w:noProof/>
+                <w:webHidden/>
+              </w:rPr>
+              <w:fldChar w:fldCharType="separate"/>
+            </w:r>
+            <w:r>
+              <w:rPr>
+                <w:noProof/>
+                <w:webHidden/>
+              </w:rPr>
+              <w:t>9</w:t>
+            </w:r>
+            <w:r>
+              <w:rPr>
+                <w:noProof/>
+                <w:webHidden/>
+              </w:rPr>
+              <w:fldChar w:fldCharType="end"/>
+            </w:r>
+          </w:hyperlink>
+        </w:p>
+        <w:p>
+          <w:pPr>
+            <w:pStyle w:val="TOC2"/>
+            <w:tabs>
+              <w:tab w:val="right" w:leader="dot" w:pos="9016"/>
+            </w:tabs>
+            <w:rPr>
+              <w:rFonts w:asciiTheme="minorHAnsi" w:eastAsiaTheme="minorEastAsia" w:hAnsiTheme="minorHAnsi"/>
+              <w:noProof/>
+              <w:szCs w:val="24"/>
+              <w:lang w:eastAsia="en-ZA"/>
+            </w:rPr>
+          </w:pPr>
+          <w:hyperlink w:anchor="_Toc239359735" w:history="1">
+            <w:r>
+              <w:rPr>
+                <w:rStyle w:val="Hyperlink"/>
+                <w:noProof/>
+              </w:rPr>
+              <w:t>Lifecycle comparison</w:t>
+            </w:r>
+            <w:r>
+              <w:rPr>
+                <w:noProof/>
+                <w:webHidden/>
+              </w:rPr>
+              <w:tab/>
+            </w:r>
+            <w:r>
+              <w:rPr>
+                <w:noProof/>
+                <w:webHidden/>
+              </w:rPr>
+              <w:fldChar w:fldCharType="begin"/>
+            </w:r>
+            <w:r>
+              <w:rPr>
+                <w:noProof/>
+                <w:webHidden/>
+              </w:rPr>
+              <w:instrText xml:space="preserve"> PAGEREF _Toc239359735 \h </w:instrText>
+            </w:r>
+            <w:r>
+              <w:rPr>
+                <w:noProof/>
+                <w:webHidden/>
+              </w:rPr>
+            </w:r>
+            <w:r>
+              <w:rPr>
+                <w:noProof/>
+                <w:webHidden/>
+              </w:rPr>
+              <w:fldChar w:fldCharType="separate"/>
+            </w:r>
+            <w:r>
+              <w:rPr>
+                <w:noProof/>
+                <w:webHidden/>
+              </w:rPr>
+              <w:t>9</w:t>
+            </w:r>
+            <w:r>
+              <w:rPr>
+                <w:noProof/>
+                <w:webHidden/>
+              </w:rPr>
+              <w:fldChar w:fldCharType="end"/>
+            </w:r>
+          </w:hyperlink>
+        </w:p>
+        <w:p>
+          <w:pPr>
+            <w:pStyle w:val="TOC2"/>
+            <w:tabs>
+              <w:tab w:val="right" w:leader="dot" w:pos="9016"/>
+            </w:tabs>
+            <w:rPr>
+              <w:rFonts w:asciiTheme="minorHAnsi" w:eastAsiaTheme="minorEastAsia" w:hAnsiTheme="minorHAnsi"/>
+              <w:noProof/>
+              <w:szCs w:val="24"/>
+              <w:lang w:eastAsia="en-ZA"/>
+            </w:rPr>
+          </w:pPr>
+          <w:hyperlink w:anchor="_Toc239359736" w:history="1">
+            <w:r>
+              <w:rPr>
+                <w:rStyle w:val="Hyperlink"/>
+                <w:noProof/>
+              </w:rPr>
+              <w:t>Weight justification</w:t>
+            </w:r>
+            <w:r>
+              <w:rPr>
+                <w:noProof/>
+                <w:webHidden/>
+              </w:rPr>
+              <w:tab/>
+            </w:r>
+            <w:r>
+              <w:rPr>
+                <w:noProof/>
+                <w:webHidden/>
+              </w:rPr>
+              <w:fldChar w:fldCharType="begin"/>
+            </w:r>
+            <w:r>
+              <w:rPr>
+                <w:noProof/>
+                <w:webHidden/>
+              </w:rPr>
+              <w:instrText xml:space="preserve"> PAGEREF _Toc239359736 \h </w:instrText>
+            </w:r>
+            <w:r>
+              <w:rPr>
+                <w:noProof/>
+                <w:webHidden/>
+              </w:rPr>
+            </w:r>
+            <w:r>
+              <w:rPr>
+                <w:noProof/>
+                <w:webHidden/>
+              </w:rPr>
+              <w:fldChar w:fldCharType="separate"/>
+            </w:r>
+            <w:r>
+              <w:rPr>
+                <w:noProof/>
+                <w:webHidden/>
+              </w:rPr>
+              <w:t>11</w:t>
+            </w:r>
+            <w:r>
+              <w:rPr>
+                <w:noProof/>
+                <w:webHidden/>
+              </w:rPr>
+              <w:fldChar w:fldCharType="end"/>
+            </w:r>
+          </w:hyperlink>
+        </w:p>
+        <w:p>
+          <w:pPr>
+            <w:pStyle w:val="TOC2"/>
+            <w:tabs>
+              <w:tab w:val="right" w:leader="dot" w:pos="9016"/>
+            </w:tabs>
+            <w:rPr>
+              <w:rFonts w:asciiTheme="minorHAnsi" w:eastAsiaTheme="minorEastAsia" w:hAnsiTheme="minorHAnsi"/>
+              <w:noProof/>
+              <w:szCs w:val="24"/>
+              <w:lang w:eastAsia="en-ZA"/>
+            </w:rPr>
+          </w:pPr>
+          <w:hyperlink w:anchor="_Toc239359737" w:history="1">
+            <w:r>
+              <w:rPr>
+                <w:rStyle w:val="Hyperlink"/>
+                <w:noProof/>
+              </w:rPr>
+              <w:t>Weighted decision matrix</w:t>
+            </w:r>
+            <w:r>
+              <w:rPr>
+                <w:noProof/>
+                <w:webHidden/>
+              </w:rPr>
+              <w:tab/>
+            </w:r>
+            <w:r>
+              <w:rPr>
+                <w:noProof/>
+                <w:webHidden/>
+              </w:rPr>
+              <w:fldChar w:fldCharType="begin"/>
+            </w:r>
+            <w:r>
+              <w:rPr>
+                <w:noProof/>
+                <w:webHidden/>
+              </w:rPr>
+              <w:instrText xml:space="preserve"> PAGEREF _Toc239359737 \h </w:instrText>
+            </w:r>
+            <w:r>
+              <w:rPr>
+                <w:noProof/>
+                <w:webHidden/>
+              </w:rPr>
+            </w:r>
+            <w:r>
+              <w:rPr>
+                <w:noProof/>
+                <w:webHidden/>
+              </w:rPr>
+              <w:fldChar w:fldCharType="separate"/>
+            </w:r>
+            <w:r>
+              <w:rPr>
+                <w:noProof/>
+                <w:webHidden/>
+              </w:rPr>
+              <w:t>11</w:t>
+            </w:r>
+            <w:r>
+              <w:rPr>
+                <w:noProof/>
+                <w:webHidden/>
+              </w:rPr>
+              <w:fldChar w:fldCharType="end"/>
+            </w:r>
+          </w:hyperlink>
+        </w:p>
+        <w:p>
+          <w:pPr>
+            <w:pStyle w:val="TOC2"/>
+            <w:tabs>
+              <w:tab w:val="right" w:leader="dot" w:pos="9016"/>
+            </w:tabs>
+            <w:rPr>
+              <w:rFonts w:asciiTheme="minorHAnsi" w:eastAsiaTheme="minorEastAsia" w:hAnsiTheme="minorHAnsi"/>
+              <w:noProof/>
+              <w:szCs w:val="24"/>
+              <w:lang w:eastAsia="en-ZA"/>
+            </w:rPr>
+          </w:pPr>
+          <w:hyperlink w:anchor="_Toc239359738" w:history="1">
+            <w:r>
+              <w:rPr>
+                <w:rStyle w:val="Hyperlink"/>
+                <w:noProof/>
+              </w:rPr>
+              <w:t>Interpretation and limitations</w:t>
+            </w:r>
+            <w:r>
+              <w:rPr>
+                <w:noProof/>
+                <w:webHidden/>
+              </w:rPr>
+              <w:tab/>
+            </w:r>
+            <w:r>
+              <w:rPr>
+                <w:noProof/>
+                <w:webHidden/>
+              </w:rPr>
+              <w:fldChar w:fldCharType="begin"/>
+            </w:r>
+            <w:r>
+              <w:rPr>
+                <w:noProof/>
+                <w:webHidden/>
+              </w:rPr>
+              <w:instrText xml:space="preserve"> PAGEREF _Toc239359738 \h </w:instrText>
+            </w:r>
+            <w:r>
+              <w:rPr>
+                <w:noProof/>
+                <w:webHidden/>
+              </w:rPr>
+            </w:r>
+            <w:r>
+              <w:rPr>
+                <w:noProof/>
+                <w:webHidden/>
+              </w:rPr>
+              <w:fldChar w:fldCharType="separate"/>
+            </w:r>
+            <w:r>
+              <w:rPr>
+                <w:noProof/>
+                <w:webHidden/>
+              </w:rPr>
+              <w:t>12</w:t>
+            </w:r>
+            <w:r>
+              <w:rPr>
+                <w:noProof/>
+                <w:webHidden/>
+              </w:rPr>
+              <w:fldChar w:fldCharType="end"/>
+            </w:r>
+          </w:hyperlink>
+        </w:p>
+        <w:p>
+          <w:pPr>
+            <w:pStyle w:val="TOC2"/>
+            <w:tabs>
+              <w:tab w:val="right" w:leader="dot" w:pos="9016"/>
+            </w:tabs>
+            <w:rPr>
+              <w:rFonts w:asciiTheme="minorHAnsi" w:eastAsiaTheme="minorEastAsia" w:hAnsiTheme="minorHAnsi"/>
+              <w:noProof/>
+              <w:szCs w:val="24"/>
+              <w:lang w:eastAsia="en-ZA"/>
+            </w:rPr>
+          </w:pPr>
+          <w:hyperlink w:anchor="_Toc239359739" w:history="1">
+            <w:r>
+              <w:rPr>
+                <w:rStyle w:val="Hyperlink"/>
+                <w:noProof/>
+              </w:rPr>
+              <w:t>Critical conclusion</w:t>
+            </w:r>
+            <w:r>
+              <w:rPr>
+                <w:noProof/>
+                <w:webHidden/>
+              </w:rPr>
+              <w:tab/>
+            </w:r>
+            <w:r>
+              <w:rPr>
+                <w:noProof/>
+                <w:webHidden/>
+              </w:rPr>
+              <w:fldChar w:fldCharType="begin"/>
+            </w:r>
+            <w:r>
+              <w:rPr>
+                <w:noProof/>
+                <w:webHidden/>
+              </w:rPr>
+              <w:instrText xml:space="preserve"> PAGEREF _Toc239359739 \h </w:instrText>
+            </w:r>
+            <w:r>
+              <w:rPr>
+                <w:noProof/>
+                <w:webHidden/>
+              </w:rPr>
+            </w:r>
+            <w:r>
+              <w:rPr>
+                <w:noProof/>
+                <w:webHidden/>
+              </w:rPr>
+              <w:fldChar w:fldCharType="separate"/>
+            </w:r>
+            <w:r>
+              <w:rPr>
+                <w:noProof/>
+                <w:webHidden/>
+              </w:rPr>
+              <w:t>12</w:t>
             </w:r>
             <w:r>
               <w:rPr>
@@ -861,10 +1985,13 @@
               <w:tab w:val="right" w:leader="dot" w:pos="9016"/>
             </w:tabs>
             <w:rPr>
+              <w:rFonts w:asciiTheme="minorHAnsi" w:eastAsiaTheme="minorEastAsia" w:hAnsiTheme="minorHAnsi"/>
               <w:noProof/>
+              <w:szCs w:val="24"/>
+              <w:lang w:eastAsia="en-ZA"/>
             </w:rPr>
           </w:pPr>
-          <w:hyperlink w:anchor="_Toc239229509" w:history="1">
+          <w:hyperlink w:anchor="_Toc239359740" w:history="1">
             <w:r>
               <w:rPr>
                 <w:rStyle w:val="Hyperlink"/>
@@ -891,7 +2018,7 @@
                 <w:noProof/>
                 <w:webHidden/>
               </w:rPr>
-              <w:instrText xml:space="preserve"> PAGEREF _Toc239229509 \h </w:instrText>
+              <w:instrText xml:space="preserve"> PAGEREF _Toc239359740 \h </w:instrText>
             </w:r>
             <w:r>
               <w:rPr>
@@ -911,7 +2038,291 @@
                 <w:noProof/>
                 <w:webHidden/>
               </w:rPr>
-              <w:t>2</w:t>
+              <w:t>12</w:t>
+            </w:r>
+            <w:r>
+              <w:rPr>
+                <w:noProof/>
+                <w:webHidden/>
+              </w:rPr>
+              <w:fldChar w:fldCharType="end"/>
+            </w:r>
+          </w:hyperlink>
+        </w:p>
+        <w:p>
+          <w:pPr>
+            <w:pStyle w:val="TOC2"/>
+            <w:tabs>
+              <w:tab w:val="right" w:leader="dot" w:pos="9016"/>
+            </w:tabs>
+            <w:rPr>
+              <w:rFonts w:asciiTheme="minorHAnsi" w:eastAsiaTheme="minorEastAsia" w:hAnsiTheme="minorHAnsi"/>
+              <w:noProof/>
+              <w:szCs w:val="24"/>
+              <w:lang w:eastAsia="en-ZA"/>
+            </w:rPr>
+          </w:pPr>
+          <w:hyperlink w:anchor="_Toc239359741" w:history="1">
+            <w:r>
+              <w:rPr>
+                <w:rStyle w:val="Hyperlink"/>
+                <w:noProof/>
+              </w:rPr>
+              <w:t>Uses Of Generative AI Across Engineering Activities</w:t>
+            </w:r>
+            <w:r>
+              <w:rPr>
+                <w:noProof/>
+                <w:webHidden/>
+              </w:rPr>
+              <w:tab/>
+            </w:r>
+            <w:r>
+              <w:rPr>
+                <w:noProof/>
+                <w:webHidden/>
+              </w:rPr>
+              <w:fldChar w:fldCharType="begin"/>
+            </w:r>
+            <w:r>
+              <w:rPr>
+                <w:noProof/>
+                <w:webHidden/>
+              </w:rPr>
+              <w:instrText xml:space="preserve"> PAGEREF _Toc239359741 \h </w:instrText>
+            </w:r>
+            <w:r>
+              <w:rPr>
+                <w:noProof/>
+                <w:webHidden/>
+              </w:rPr>
+            </w:r>
+            <w:r>
+              <w:rPr>
+                <w:noProof/>
+                <w:webHidden/>
+              </w:rPr>
+              <w:fldChar w:fldCharType="separate"/>
+            </w:r>
+            <w:r>
+              <w:rPr>
+                <w:noProof/>
+                <w:webHidden/>
+              </w:rPr>
+              <w:t>13</w:t>
+            </w:r>
+            <w:r>
+              <w:rPr>
+                <w:noProof/>
+                <w:webHidden/>
+              </w:rPr>
+              <w:fldChar w:fldCharType="end"/>
+            </w:r>
+          </w:hyperlink>
+        </w:p>
+        <w:p>
+          <w:pPr>
+            <w:pStyle w:val="TOC2"/>
+            <w:tabs>
+              <w:tab w:val="right" w:leader="dot" w:pos="9016"/>
+            </w:tabs>
+            <w:rPr>
+              <w:rFonts w:asciiTheme="minorHAnsi" w:eastAsiaTheme="minorEastAsia" w:hAnsiTheme="minorHAnsi"/>
+              <w:noProof/>
+              <w:szCs w:val="24"/>
+              <w:lang w:eastAsia="en-ZA"/>
+            </w:rPr>
+          </w:pPr>
+          <w:hyperlink w:anchor="_Toc239359742" w:history="1">
+            <w:r>
+              <w:rPr>
+                <w:rStyle w:val="Hyperlink"/>
+                <w:noProof/>
+              </w:rPr>
+              <w:t>Risks and limitations</w:t>
+            </w:r>
+            <w:r>
+              <w:rPr>
+                <w:noProof/>
+                <w:webHidden/>
+              </w:rPr>
+              <w:tab/>
+            </w:r>
+            <w:r>
+              <w:rPr>
+                <w:noProof/>
+                <w:webHidden/>
+              </w:rPr>
+              <w:fldChar w:fldCharType="begin"/>
+            </w:r>
+            <w:r>
+              <w:rPr>
+                <w:noProof/>
+                <w:webHidden/>
+              </w:rPr>
+              <w:instrText xml:space="preserve"> PAGEREF _Toc239359742 \h </w:instrText>
+            </w:r>
+            <w:r>
+              <w:rPr>
+                <w:noProof/>
+                <w:webHidden/>
+              </w:rPr>
+            </w:r>
+            <w:r>
+              <w:rPr>
+                <w:noProof/>
+                <w:webHidden/>
+              </w:rPr>
+              <w:fldChar w:fldCharType="separate"/>
+            </w:r>
+            <w:r>
+              <w:rPr>
+                <w:noProof/>
+                <w:webHidden/>
+              </w:rPr>
+              <w:t>13</w:t>
+            </w:r>
+            <w:r>
+              <w:rPr>
+                <w:noProof/>
+                <w:webHidden/>
+              </w:rPr>
+              <w:fldChar w:fldCharType="end"/>
+            </w:r>
+          </w:hyperlink>
+        </w:p>
+        <w:p>
+          <w:pPr>
+            <w:pStyle w:val="TOC2"/>
+            <w:tabs>
+              <w:tab w:val="right" w:leader="dot" w:pos="9016"/>
+            </w:tabs>
+            <w:rPr>
+              <w:rFonts w:asciiTheme="minorHAnsi" w:eastAsiaTheme="minorEastAsia" w:hAnsiTheme="minorHAnsi"/>
+              <w:noProof/>
+              <w:szCs w:val="24"/>
+              <w:lang w:eastAsia="en-ZA"/>
+            </w:rPr>
+          </w:pPr>
+          <w:hyperlink w:anchor="_Toc239359743" w:history="1">
+            <w:r>
+              <w:rPr>
+                <w:rStyle w:val="Hyperlink"/>
+                <w:noProof/>
+              </w:rPr>
+              <w:t>Human Verification and Control Process</w:t>
+            </w:r>
+            <w:r>
+              <w:rPr>
+                <w:noProof/>
+                <w:webHidden/>
+              </w:rPr>
+              <w:tab/>
+            </w:r>
+            <w:r>
+              <w:rPr>
+                <w:noProof/>
+                <w:webHidden/>
+              </w:rPr>
+              <w:fldChar w:fldCharType="begin"/>
+            </w:r>
+            <w:r>
+              <w:rPr>
+                <w:noProof/>
+                <w:webHidden/>
+              </w:rPr>
+              <w:instrText xml:space="preserve"> PAGEREF _Toc239359743 \h </w:instrText>
+            </w:r>
+            <w:r>
+              <w:rPr>
+                <w:noProof/>
+                <w:webHidden/>
+              </w:rPr>
+            </w:r>
+            <w:r>
+              <w:rPr>
+                <w:noProof/>
+                <w:webHidden/>
+              </w:rPr>
+              <w:fldChar w:fldCharType="separate"/>
+            </w:r>
+            <w:r>
+              <w:rPr>
+                <w:noProof/>
+                <w:webHidden/>
+              </w:rPr>
+              <w:t>13</w:t>
+            </w:r>
+            <w:r>
+              <w:rPr>
+                <w:noProof/>
+                <w:webHidden/>
+              </w:rPr>
+              <w:fldChar w:fldCharType="end"/>
+            </w:r>
+          </w:hyperlink>
+        </w:p>
+        <w:p>
+          <w:pPr>
+            <w:pStyle w:val="TOC2"/>
+            <w:tabs>
+              <w:tab w:val="right" w:leader="dot" w:pos="9016"/>
+            </w:tabs>
+            <w:rPr>
+              <w:rFonts w:asciiTheme="minorHAnsi" w:eastAsiaTheme="minorEastAsia" w:hAnsiTheme="minorHAnsi"/>
+              <w:noProof/>
+              <w:szCs w:val="24"/>
+              <w:lang w:eastAsia="en-ZA"/>
+            </w:rPr>
+          </w:pPr>
+          <w:hyperlink w:anchor="_Toc239359744" w:history="1">
+            <w:r>
+              <w:rPr>
+                <w:rStyle w:val="Hyperlink"/>
+                <w:noProof/>
+              </w:rPr>
+              <w:t>Accountability Question</w:t>
+            </w:r>
+            <w:r>
+              <w:rPr>
+                <w:noProof/>
+                <w:webHidden/>
+              </w:rPr>
+              <w:tab/>
+            </w:r>
+            <w:r>
+              <w:rPr>
+                <w:noProof/>
+                <w:webHidden/>
+              </w:rPr>
+              <w:fldChar w:fldCharType="begin"/>
+            </w:r>
+            <w:r>
+              <w:rPr>
+                <w:noProof/>
+                <w:webHidden/>
+              </w:rPr>
+              <w:instrText xml:space="preserve"> PAGEREF _Toc239359744 \h </w:instrText>
+            </w:r>
+            <w:r>
+              <w:rPr>
+                <w:noProof/>
+                <w:webHidden/>
+              </w:rPr>
+            </w:r>
+            <w:r>
+              <w:rPr>
+                <w:noProof/>
+                <w:webHidden/>
+              </w:rPr>
+              <w:fldChar w:fldCharType="separate"/>
+            </w:r>
+            <w:r>
+              <w:rPr>
+                <w:noProof/>
+                <w:webHidden/>
+              </w:rPr>
+              <w:t>14</w:t>
             </w:r>
             <w:r>
               <w:rPr>
@@ -929,10 +2340,13 @@
               <w:tab w:val="right" w:leader="dot" w:pos="9016"/>
             </w:tabs>
             <w:rPr>
+              <w:rFonts w:asciiTheme="minorHAnsi" w:eastAsiaTheme="minorEastAsia" w:hAnsiTheme="minorHAnsi"/>
               <w:noProof/>
+              <w:szCs w:val="24"/>
+              <w:lang w:eastAsia="en-ZA"/>
             </w:rPr>
           </w:pPr>
-          <w:hyperlink w:anchor="_Toc239229510" w:history="1">
+          <w:hyperlink w:anchor="_Toc239359745" w:history="1">
             <w:r>
               <w:rPr>
                 <w:rStyle w:val="Hyperlink"/>
@@ -959,7 +2373,7 @@
                 <w:noProof/>
                 <w:webHidden/>
               </w:rPr>
-              <w:instrText xml:space="preserve"> PAGEREF _Toc239229510 \h </w:instrText>
+              <w:instrText xml:space="preserve"> PAGEREF _Toc239359745 \h </w:instrText>
             </w:r>
             <w:r>
               <w:rPr>
@@ -979,7 +2393,7 @@
                 <w:noProof/>
                 <w:webHidden/>
               </w:rPr>
-              <w:t>3</w:t>
+              <w:t>15</w:t>
             </w:r>
             <w:r>
               <w:rPr>
@@ -997,10 +2411,13 @@
               <w:tab w:val="right" w:leader="dot" w:pos="9016"/>
             </w:tabs>
             <w:rPr>
+              <w:rFonts w:asciiTheme="minorHAnsi" w:eastAsiaTheme="minorEastAsia" w:hAnsiTheme="minorHAnsi"/>
               <w:noProof/>
+              <w:szCs w:val="24"/>
+              <w:lang w:eastAsia="en-ZA"/>
             </w:rPr>
           </w:pPr>
-          <w:hyperlink w:anchor="_Toc239229511" w:history="1">
+          <w:hyperlink w:anchor="_Toc239359746" w:history="1">
             <w:r>
               <w:rPr>
                 <w:rStyle w:val="Hyperlink"/>
@@ -1027,7 +2444,7 @@
                 <w:noProof/>
                 <w:webHidden/>
               </w:rPr>
-              <w:instrText xml:space="preserve"> PAGEREF _Toc239229511 \h </w:instrText>
+              <w:instrText xml:space="preserve"> PAGEREF _Toc239359746 \h </w:instrText>
             </w:r>
             <w:r>
               <w:rPr>
@@ -1047,7 +2464,7 @@
                 <w:noProof/>
                 <w:webHidden/>
               </w:rPr>
-              <w:t>4</w:t>
+              <w:t>16</w:t>
             </w:r>
             <w:r>
               <w:rPr>
@@ -1099,18 +2516,10 @@
       <w:pPr>
         <w:pStyle w:val="Heading1"/>
       </w:pPr>
-      <w:bookmarkStart w:id="0" w:name="_Toc239229506"/>
+      <w:bookmarkStart w:id="0" w:name="_Toc239359721"/>
       <w:r>
         <w:lastRenderedPageBreak/>
-        <w:t xml:space="preserve">Question 1 - Software Engineering </w:t>
-      </w:r>
-      <w:proofErr w:type="gramStart"/>
-      <w:r>
-        <w:t>Beyond</w:t>
-      </w:r>
-      <w:proofErr w:type="gramEnd"/>
-      <w:r>
-        <w:t xml:space="preserve"> Programming</w:t>
+        <w:t>Question 1 - Software Engineering Beyond Programming</w:t>
       </w:r>
       <w:bookmarkEnd w:id="0"/>
     </w:p>
@@ -1874,7 +3283,7 @@
           </mc:Choice>
           <mc:Fallback>
             <w:pict>
-              <v:group w14:anchorId="1CED041D" id="Group 20" o:spid="_x0000_s1028" style="position:absolute;margin-left:46.95pt;margin-top:4.6pt;width:348.7pt;height:249.15pt;z-index:251697152" coordsize="44283,31642" o:gfxdata="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">
+              <v:group w14:anchorId="1CED041D" id="Group 20" o:spid="_x0000_s1028" style="position:absolute;margin-left:46.95pt;margin-top:4.6pt;width:348.7pt;height:249.15pt;z-index:251697152" coordsize="44283,31642" o:gfxdata="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">
                 <v:group id="Group 18" o:spid="_x0000_s1029" style="position:absolute;width:44283;height:31642" coordsize="44283,31642" o:gfxdata="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">
                   <v:rect id="Rectangle 11" o:spid="_x0000_s1030" style="position:absolute;left:3101;width:14147;height:5562;visibility:visible;mso-wrap-style:square;v-text-anchor:middle" o:gfxdata="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" fillcolor="#156082 [3204]" strokecolor="black [3213]" strokeweight="1pt">
                     <v:textbox>
@@ -2150,48 +3559,32 @@
       <w:pPr>
         <w:pStyle w:val="Heading1"/>
       </w:pPr>
-      <w:bookmarkStart w:id="1" w:name="_Toc239229507"/>
-      <w:r>
-        <w:t xml:space="preserve">Question 2 - Thinking Ahead: Decisions </w:t>
-      </w:r>
-      <w:proofErr w:type="gramStart"/>
-      <w:r>
-        <w:t>Across</w:t>
-      </w:r>
-      <w:proofErr w:type="gramEnd"/>
-      <w:r>
-        <w:t xml:space="preserve"> the Software Lifecycle</w:t>
+      <w:bookmarkStart w:id="1" w:name="_Toc239359722"/>
+      <w:r>
+        <w:t>Question 2 - Thinking Ahead: Decisions Across the Software Lifecycle</w:t>
       </w:r>
       <w:bookmarkEnd w:id="1"/>
     </w:p>
     <w:p>
       <w:pPr>
-        <w:shd w:val="clear" w:color="auto" w:fill="FFFFFF"/>
-        <w:spacing w:before="0" w:after="0" w:line="240" w:lineRule="auto"/>
+        <w:pStyle w:val="Heading2"/>
         <w:rPr>
           <w:rFonts w:ascii="Aptos" w:eastAsia="Times New Roman" w:hAnsi="Aptos" w:cs="Times New Roman"/>
           <w:color w:val="000000"/>
-          <w:kern w:val="0"/>
           <w:sz w:val="21"/>
           <w:szCs w:val="21"/>
           <w:lang w:eastAsia="en-ZA"/>
-          <w14:ligatures w14:val="none"/>
         </w:rPr>
       </w:pPr>
+      <w:bookmarkStart w:id="2" w:name="_Toc239359723"/>
       <w:r>
         <w:rPr>
-          <w:rFonts w:ascii="Calibri" w:eastAsia="Times New Roman" w:hAnsi="Calibri" w:cs="Calibri"/>
-          <w:b/>
-          <w:bCs/>
-          <w:color w:val="365F91"/>
-          <w:kern w:val="0"/>
-          <w:sz w:val="28"/>
-          <w:szCs w:val="28"/>
+          <w:rFonts w:eastAsia="Times New Roman"/>
           <w:lang w:eastAsia="en-ZA"/>
-          <w14:ligatures w14:val="none"/>
         </w:rPr>
         <w:t>1. Six Critical Software Lifecycle Decisions</w:t>
       </w:r>
+      <w:bookmarkEnd w:id="2"/>
     </w:p>
     <w:tbl>
       <w:tblPr>
@@ -2206,10 +3599,10 @@
         <w:tblLook w:val="04A0" w:firstRow="1" w:lastRow="0" w:firstColumn="1" w:lastColumn="0" w:noHBand="0" w:noVBand="1"/>
       </w:tblPr>
       <w:tblGrid>
-        <w:gridCol w:w="2216"/>
+        <w:gridCol w:w="2208"/>
         <w:gridCol w:w="2326"/>
-        <w:gridCol w:w="2296"/>
-        <w:gridCol w:w="2178"/>
+        <w:gridCol w:w="2301"/>
+        <w:gridCol w:w="2181"/>
       </w:tblGrid>
       <w:tr>
         <w:tc>
@@ -2624,21 +4017,7 @@
                 <w:lang w:eastAsia="en-ZA"/>
                 <w14:ligatures w14:val="none"/>
               </w:rPr>
-              <w:t>Requirements analysis and domain/data modelling, before a</w:t>
-            </w:r>
-            <w:bookmarkStart w:id="2" w:name="_GoBack"/>
-            <w:bookmarkEnd w:id="2"/>
-            <w:r>
-              <w:rPr>
-                <w:rFonts w:ascii="Aptos" w:eastAsia="Times New Roman" w:hAnsi="Aptos" w:cs="Segoe UI"/>
-                <w:color w:val="000000"/>
-                <w:kern w:val="0"/>
-                <w:sz w:val="16"/>
-                <w:szCs w:val="16"/>
-                <w:lang w:eastAsia="en-ZA"/>
-                <w14:ligatures w14:val="none"/>
-              </w:rPr>
-              <w:t>pplication features become dependent on a persistent structure.</w:t>
+              <w:t>Requirements analysis and domain/data modelling, before application features become dependent on a persistent structure.</w:t>
             </w:r>
           </w:p>
         </w:tc>
@@ -2718,33 +4097,7 @@
                 <w:lang w:eastAsia="en-ZA"/>
                 <w14:ligatures w14:val="none"/>
               </w:rPr>
-              <w:t xml:space="preserve">An unsuitable persistence model can become embedded throughout </w:t>
-            </w:r>
-            <w:proofErr w:type="gramStart"/>
-            <w:r>
-              <w:rPr>
-                <w:rFonts w:ascii="Aptos" w:eastAsia="Times New Roman" w:hAnsi="Aptos" w:cs="Segoe UI"/>
-                <w:color w:val="000000"/>
-                <w:kern w:val="0"/>
-                <w:sz w:val="16"/>
-                <w:szCs w:val="16"/>
-                <w:lang w:eastAsia="en-ZA"/>
-                <w14:ligatures w14:val="none"/>
-              </w:rPr>
-              <w:t>the codebase</w:t>
-            </w:r>
-            <w:proofErr w:type="gramEnd"/>
-            <w:r>
-              <w:rPr>
-                <w:rFonts w:ascii="Aptos" w:eastAsia="Times New Roman" w:hAnsi="Aptos" w:cs="Segoe UI"/>
-                <w:color w:val="000000"/>
-                <w:kern w:val="0"/>
-                <w:sz w:val="16"/>
-                <w:szCs w:val="16"/>
-                <w:lang w:eastAsia="en-ZA"/>
-                <w14:ligatures w14:val="none"/>
-              </w:rPr>
-              <w:t>, making migrations, performance improvements and consistency changes more expensive.</w:t>
+              <w:t>An unsuitable persistence model can become embedded throughout the codebase, making migrations, performance improvements and consistency changes more expensive.</w:t>
             </w:r>
           </w:p>
         </w:tc>
@@ -3408,91 +4761,26 @@
     </w:tbl>
     <w:p>
       <w:pPr>
-        <w:shd w:val="clear" w:color="auto" w:fill="FFFFFF"/>
-        <w:spacing w:before="0" w:after="0" w:line="240" w:lineRule="auto"/>
+        <w:pStyle w:val="Heading2"/>
         <w:rPr>
-          <w:rFonts w:ascii="Calibri" w:eastAsia="Times New Roman" w:hAnsi="Calibri" w:cs="Calibri"/>
-          <w:b/>
-          <w:bCs/>
-          <w:color w:val="365F91"/>
-          <w:kern w:val="0"/>
-          <w:sz w:val="28"/>
-          <w:szCs w:val="28"/>
+          <w:rFonts w:eastAsia="Times New Roman"/>
+          <w:b w:val="0"/>
           <w:lang w:eastAsia="en-ZA"/>
-          <w14:ligatures w14:val="none"/>
         </w:rPr>
       </w:pPr>
+      <w:bookmarkStart w:id="3" w:name="_Toc239359724"/>
       <w:r>
         <w:rPr>
-          <w:rFonts w:ascii="Calibri" w:eastAsia="Times New Roman" w:hAnsi="Calibri" w:cs="Calibri"/>
-          <w:b/>
-          <w:bCs/>
-          <w:color w:val="365F91"/>
-          <w:kern w:val="0"/>
-          <w:sz w:val="28"/>
-          <w:szCs w:val="28"/>
+          <w:rFonts w:eastAsia="Times New Roman"/>
           <w:lang w:eastAsia="en-ZA"/>
-          <w14:ligatures w14:val="none"/>
         </w:rPr>
         <w:t>2. Analysis of the Six Decisions</w:t>
       </w:r>
+      <w:bookmarkEnd w:id="3"/>
     </w:p>
     <w:p>
       <w:pPr>
-        <w:shd w:val="clear" w:color="auto" w:fill="FFFFFF"/>
-        <w:spacing w:before="0" w:after="0" w:line="240" w:lineRule="auto"/>
-        <w:rPr>
-          <w:rFonts w:ascii="Aptos" w:eastAsia="Times New Roman" w:hAnsi="Aptos" w:cs="Times New Roman"/>
-          <w:color w:val="000000"/>
-          <w:kern w:val="0"/>
-          <w:sz w:val="21"/>
-          <w:szCs w:val="21"/>
-          <w:lang w:eastAsia="en-ZA"/>
-          <w14:ligatures w14:val="none"/>
-        </w:rPr>
-      </w:pPr>
-    </w:p>
-    <w:p>
-      <w:pPr>
-        <w:pStyle w:val="ListParagraph"/>
-        <w:numPr>
-          <w:ilvl w:val="0"/>
-          <w:numId w:val="3"/>
-        </w:numPr>
-        <w:shd w:val="clear" w:color="auto" w:fill="FFFFFF"/>
-        <w:spacing w:before="0" w:after="0" w:line="240" w:lineRule="auto"/>
-        <w:rPr>
-          <w:rFonts w:eastAsia="Times New Roman" w:cs="Times New Roman"/>
-          <w:b/>
-          <w:bCs/>
-          <w:color w:val="4F81BD"/>
-          <w:kern w:val="0"/>
-          <w:sz w:val="26"/>
-          <w:szCs w:val="26"/>
-          <w:lang w:eastAsia="en-ZA"/>
-          <w14:ligatures w14:val="none"/>
-        </w:rPr>
-      </w:pPr>
-      <w:r>
-        <w:rPr>
-          <w:rFonts w:eastAsia="Times New Roman" w:cs="Times New Roman"/>
-          <w:b/>
-          <w:bCs/>
-          <w:color w:val="4F81BD"/>
-          <w:kern w:val="0"/>
-          <w:sz w:val="26"/>
-          <w:szCs w:val="26"/>
-          <w:lang w:eastAsia="en-ZA"/>
-          <w14:ligatures w14:val="none"/>
-        </w:rPr>
-        <w:t>System &amp; Security Architecture</w:t>
-      </w:r>
-    </w:p>
-    <w:p>
-      <w:pPr>
-        <w:pStyle w:val="ListParagraph"/>
-        <w:shd w:val="clear" w:color="auto" w:fill="FFFFFF"/>
-        <w:spacing w:before="0" w:after="0" w:line="240" w:lineRule="auto"/>
+        <w:pStyle w:val="Heading3"/>
         <w:rPr>
           <w:rFonts w:eastAsia="Times New Roman" w:cs="Times New Roman"/>
           <w:color w:val="000000"/>
@@ -3503,6 +4791,15 @@
           <w14:ligatures w14:val="none"/>
         </w:rPr>
       </w:pPr>
+      <w:bookmarkStart w:id="4" w:name="_Toc239359725"/>
+      <w:r>
+        <w:rPr>
+          <w:rFonts w:eastAsia="Times New Roman"/>
+          <w:lang w:eastAsia="en-ZA"/>
+        </w:rPr>
+        <w:t>System &amp; Security Architecture</w:t>
+      </w:r>
+      <w:bookmarkEnd w:id="4"/>
     </w:p>
     <w:p>
       <w:pPr>
@@ -3576,6 +4873,7 @@
           <w:lang w:eastAsia="en-ZA"/>
           <w14:ligatures w14:val="none"/>
         </w:rPr>
+        <w:lastRenderedPageBreak/>
         <w:t>Implemented/operationally significant: During detailed design and development, then continuously during testing, deployment and operations.</w:t>
       </w:r>
     </w:p>
@@ -3601,7 +4899,6 @@
           <w:lang w:eastAsia="en-ZA"/>
           <w14:ligatures w14:val="none"/>
         </w:rPr>
-        <w:lastRenderedPageBreak/>
         <w:t>Information needed: Business and stakeholder goals; security requirements; threat/risk information; expected scale; trust boundaries; integration constraints; quality attributes.</w:t>
       </w:r>
     </w:p>
@@ -3627,9 +4924,8 @@
           <w:lang w:eastAsia="en-ZA"/>
           <w14:ligatures w14:val="none"/>
         </w:rPr>
-        <w:t xml:space="preserve">Later activities affected: Component decomposition, API boundaries, authentication/authorisation, deployment topology, </w:t>
-      </w:r>
-      <w:proofErr w:type="gramStart"/>
+        <w:t>Later activities affected: Component decomposition, API boundaries,</w:t>
+      </w:r>
       <w:r>
         <w:rPr>
           <w:rFonts w:eastAsia="Times New Roman" w:cs="Times New Roman"/>
@@ -3639,9 +4935,8 @@
           <w:lang w:eastAsia="en-ZA"/>
           <w14:ligatures w14:val="none"/>
         </w:rPr>
-        <w:t>testing</w:t>
-      </w:r>
-      <w:proofErr w:type="gramEnd"/>
+        <w:t xml:space="preserve"> </w:t>
+      </w:r>
       <w:r>
         <w:rPr>
           <w:rFonts w:eastAsia="Times New Roman" w:cs="Times New Roman"/>
@@ -3651,7 +4946,7 @@
           <w:lang w:eastAsia="en-ZA"/>
           <w14:ligatures w14:val="none"/>
         </w:rPr>
-        <w:t xml:space="preserve"> and change management.</w:t>
+        <w:t>authentication/authorisation, deployment topology, testing and change management.</w:t>
       </w:r>
     </w:p>
     <w:p>
@@ -3707,69 +5002,21 @@
     </w:p>
     <w:p>
       <w:pPr>
-        <w:shd w:val="clear" w:color="auto" w:fill="FFFFFF"/>
-        <w:spacing w:before="0" w:after="0" w:line="240" w:lineRule="auto"/>
+        <w:pStyle w:val="Heading3"/>
         <w:rPr>
-          <w:rFonts w:eastAsia="Times New Roman" w:cs="Times New Roman"/>
-          <w:color w:val="000000"/>
-          <w:kern w:val="0"/>
-          <w:sz w:val="21"/>
-          <w:szCs w:val="21"/>
+          <w:rFonts w:eastAsia="Times New Roman"/>
           <w:lang w:eastAsia="en-ZA"/>
-          <w14:ligatures w14:val="none"/>
         </w:rPr>
       </w:pPr>
-    </w:p>
-    <w:p>
-      <w:pPr>
-        <w:pStyle w:val="ListParagraph"/>
-        <w:numPr>
-          <w:ilvl w:val="0"/>
-          <w:numId w:val="3"/>
-        </w:numPr>
-        <w:shd w:val="clear" w:color="auto" w:fill="FFFFFF"/>
-        <w:spacing w:before="0" w:after="0" w:line="240" w:lineRule="auto"/>
+      <w:bookmarkStart w:id="5" w:name="_Toc239359726"/>
+      <w:r>
         <w:rPr>
-          <w:rFonts w:eastAsia="Times New Roman" w:cs="Times New Roman"/>
-          <w:b/>
-          <w:bCs/>
-          <w:color w:val="4F81BD"/>
-          <w:kern w:val="0"/>
-          <w:sz w:val="26"/>
-          <w:szCs w:val="26"/>
+          <w:rFonts w:eastAsia="Times New Roman"/>
           <w:lang w:eastAsia="en-ZA"/>
-          <w14:ligatures w14:val="none"/>
-        </w:rPr>
-      </w:pPr>
-      <w:r>
-        <w:rPr>
-          <w:rFonts w:eastAsia="Times New Roman" w:cs="Times New Roman"/>
-          <w:b/>
-          <w:bCs/>
-          <w:color w:val="4F81BD"/>
-          <w:kern w:val="0"/>
-          <w:sz w:val="26"/>
-          <w:szCs w:val="26"/>
-          <w:lang w:eastAsia="en-ZA"/>
-          <w14:ligatures w14:val="none"/>
         </w:rPr>
         <w:t>Data Architecture &amp; Persistence Strategy</w:t>
       </w:r>
-    </w:p>
-    <w:p>
-      <w:pPr>
-        <w:pStyle w:val="ListParagraph"/>
-        <w:shd w:val="clear" w:color="auto" w:fill="FFFFFF"/>
-        <w:spacing w:before="0" w:after="0"/>
-        <w:rPr>
-          <w:rFonts w:eastAsia="Times New Roman" w:cs="Times New Roman"/>
-          <w:color w:val="000000"/>
-          <w:kern w:val="0"/>
-          <w:szCs w:val="24"/>
-          <w:lang w:eastAsia="en-ZA"/>
-          <w14:ligatures w14:val="none"/>
-        </w:rPr>
-      </w:pPr>
+      <w:bookmarkEnd w:id="5"/>
     </w:p>
     <w:p>
       <w:pPr>
@@ -3918,103 +5165,7 @@
           <w:lang w:eastAsia="en-ZA"/>
           <w14:ligatures w14:val="none"/>
         </w:rPr>
-        <w:t xml:space="preserve">If postponed: An unsuitable persistence model can become embedded throughout </w:t>
-      </w:r>
-      <w:proofErr w:type="gramStart"/>
-      <w:r>
-        <w:rPr>
-          <w:rFonts w:eastAsia="Times New Roman" w:cs="Times New Roman"/>
-          <w:color w:val="000000"/>
-          <w:kern w:val="0"/>
-          <w:szCs w:val="24"/>
-          <w:lang w:eastAsia="en-ZA"/>
-          <w14:ligatures w14:val="none"/>
-        </w:rPr>
-        <w:t>the codebase</w:t>
-      </w:r>
-      <w:proofErr w:type="gramEnd"/>
-      <w:r>
-        <w:rPr>
-          <w:rFonts w:eastAsia="Times New Roman" w:cs="Times New Roman"/>
-          <w:color w:val="000000"/>
-          <w:kern w:val="0"/>
-          <w:szCs w:val="24"/>
-          <w:lang w:eastAsia="en-ZA"/>
-          <w14:ligatures w14:val="none"/>
-        </w:rPr>
-        <w:t xml:space="preserve">, making migrations, performance improvements and consistency changes more expensive. </w:t>
-      </w:r>
-      <w:proofErr w:type="spellStart"/>
-      <w:r>
-        <w:rPr>
-          <w:rFonts w:eastAsia="Times New Roman" w:cs="Times New Roman"/>
-          <w:color w:val="000000"/>
-          <w:kern w:val="0"/>
-          <w:szCs w:val="24"/>
-          <w:lang w:eastAsia="en-ZA"/>
-          <w14:ligatures w14:val="none"/>
-        </w:rPr>
-        <w:t>Kleppmann</w:t>
-      </w:r>
-      <w:proofErr w:type="spellEnd"/>
-      <w:r>
-        <w:rPr>
-          <w:rFonts w:eastAsia="Times New Roman" w:cs="Times New Roman"/>
-          <w:color w:val="000000"/>
-          <w:kern w:val="0"/>
-          <w:szCs w:val="24"/>
-          <w:lang w:eastAsia="en-ZA"/>
-          <w14:ligatures w14:val="none"/>
-        </w:rPr>
-        <w:t xml:space="preserve"> emphasises reliability, scalability, maintainability and </w:t>
-      </w:r>
-      <w:proofErr w:type="spellStart"/>
-      <w:r>
-        <w:rPr>
-          <w:rFonts w:eastAsia="Times New Roman" w:cs="Times New Roman"/>
-          <w:color w:val="000000"/>
-          <w:kern w:val="0"/>
-          <w:szCs w:val="24"/>
-          <w:lang w:eastAsia="en-ZA"/>
-          <w14:ligatures w14:val="none"/>
-        </w:rPr>
-        <w:t>evolvability</w:t>
-      </w:r>
-      <w:proofErr w:type="spellEnd"/>
-      <w:r>
-        <w:rPr>
-          <w:rFonts w:eastAsia="Times New Roman" w:cs="Times New Roman"/>
-          <w:color w:val="000000"/>
-          <w:kern w:val="0"/>
-          <w:szCs w:val="24"/>
-          <w:lang w:eastAsia="en-ZA"/>
-          <w14:ligatures w14:val="none"/>
-        </w:rPr>
-        <w:t xml:space="preserve"> as central concerns in data-intensive systems (</w:t>
-      </w:r>
-      <w:proofErr w:type="spellStart"/>
-      <w:r>
-        <w:rPr>
-          <w:rFonts w:eastAsia="Times New Roman" w:cs="Times New Roman"/>
-          <w:color w:val="000000"/>
-          <w:kern w:val="0"/>
-          <w:szCs w:val="24"/>
-          <w:lang w:eastAsia="en-ZA"/>
-          <w14:ligatures w14:val="none"/>
-        </w:rPr>
-        <w:t>Kleppmann</w:t>
-      </w:r>
-      <w:proofErr w:type="spellEnd"/>
-      <w:r>
-        <w:rPr>
-          <w:rFonts w:eastAsia="Times New Roman" w:cs="Times New Roman"/>
-          <w:color w:val="000000"/>
-          <w:kern w:val="0"/>
-          <w:szCs w:val="24"/>
-          <w:lang w:eastAsia="en-ZA"/>
-          <w14:ligatures w14:val="none"/>
-        </w:rPr>
-        <w:t>, 2017).</w:t>
+        <w:t>If postponed: An unsuitable persistence model can become embedded throughout the codebase, making migrations, performance improvements and consistency changes more expensive. Kleppmann emphasises reliability, scalability, maintainability and evolvability as central concerns in data-intensive systems (Kleppmann, 2017).</w:t>
       </w:r>
     </w:p>
     <w:p>
@@ -4039,99 +5190,27 @@
           <w:lang w:eastAsia="en-ZA"/>
           <w14:ligatures w14:val="none"/>
         </w:rPr>
-        <w:t xml:space="preserve">Evidence: </w:t>
-      </w:r>
-      <w:proofErr w:type="spellStart"/>
-      <w:r>
-        <w:rPr>
-          <w:rFonts w:eastAsia="Times New Roman" w:cs="Times New Roman"/>
-          <w:color w:val="000000"/>
-          <w:kern w:val="0"/>
-          <w:szCs w:val="24"/>
-          <w:lang w:eastAsia="en-ZA"/>
-          <w14:ligatures w14:val="none"/>
-        </w:rPr>
-        <w:t>Kleppmann</w:t>
-      </w:r>
-      <w:proofErr w:type="spellEnd"/>
-      <w:r>
-        <w:rPr>
-          <w:rFonts w:eastAsia="Times New Roman" w:cs="Times New Roman"/>
-          <w:color w:val="000000"/>
-          <w:kern w:val="0"/>
-          <w:szCs w:val="24"/>
-          <w:lang w:eastAsia="en-ZA"/>
-          <w14:ligatures w14:val="none"/>
-        </w:rPr>
-        <w:t xml:space="preserve"> (2017).</w:t>
+        <w:t>Evidence: Kleppmann (2017).</w:t>
       </w:r>
     </w:p>
     <w:p>
       <w:pPr>
-        <w:shd w:val="clear" w:color="auto" w:fill="FFFFFF"/>
-        <w:spacing w:before="0" w:after="0" w:line="240" w:lineRule="auto"/>
+        <w:pStyle w:val="Heading3"/>
         <w:rPr>
-          <w:rFonts w:eastAsia="Times New Roman" w:cs="Times New Roman"/>
-          <w:color w:val="000000"/>
-          <w:kern w:val="0"/>
-          <w:sz w:val="21"/>
-          <w:szCs w:val="21"/>
+          <w:rFonts w:eastAsia="Times New Roman"/>
+          <w:b w:val="0"/>
           <w:lang w:eastAsia="en-ZA"/>
-          <w14:ligatures w14:val="none"/>
         </w:rPr>
       </w:pPr>
-    </w:p>
-    <w:p>
-      <w:pPr>
-        <w:pStyle w:val="ListParagraph"/>
-        <w:numPr>
-          <w:ilvl w:val="0"/>
-          <w:numId w:val="3"/>
-        </w:numPr>
-        <w:shd w:val="clear" w:color="auto" w:fill="FFFFFF"/>
-        <w:spacing w:before="0" w:after="0" w:line="240" w:lineRule="auto"/>
+      <w:bookmarkStart w:id="6" w:name="_Toc239359727"/>
+      <w:r>
         <w:rPr>
-          <w:rFonts w:eastAsia="Times New Roman" w:cs="Times New Roman"/>
-          <w:b/>
-          <w:bCs/>
-          <w:color w:val="4F81BD"/>
-          <w:kern w:val="0"/>
-          <w:sz w:val="26"/>
-          <w:szCs w:val="26"/>
+          <w:rFonts w:eastAsia="Times New Roman"/>
           <w:lang w:eastAsia="en-ZA"/>
-          <w14:ligatures w14:val="none"/>
-        </w:rPr>
-      </w:pPr>
-      <w:r>
-        <w:rPr>
-          <w:rFonts w:eastAsia="Times New Roman" w:cs="Times New Roman"/>
-          <w:b/>
-          <w:bCs/>
-          <w:color w:val="4F81BD"/>
-          <w:kern w:val="0"/>
-          <w:sz w:val="26"/>
-          <w:szCs w:val="26"/>
-          <w:lang w:eastAsia="en-ZA"/>
-          <w14:ligatures w14:val="none"/>
         </w:rPr>
         <w:t>Non-Functional Requirements &amp; Infrastructure Alignment</w:t>
       </w:r>
-    </w:p>
-    <w:p>
-      <w:pPr>
-        <w:pStyle w:val="ListParagraph"/>
-        <w:shd w:val="clear" w:color="auto" w:fill="FFFFFF"/>
-        <w:spacing w:before="0" w:after="0" w:line="240" w:lineRule="auto"/>
-        <w:rPr>
-          <w:rFonts w:eastAsia="Times New Roman" w:cs="Times New Roman"/>
-          <w:color w:val="000000"/>
-          <w:kern w:val="0"/>
-          <w:sz w:val="21"/>
-          <w:szCs w:val="21"/>
-          <w:lang w:eastAsia="en-ZA"/>
-          <w14:ligatures w14:val="none"/>
-        </w:rPr>
-      </w:pPr>
+      <w:bookmarkEnd w:id="6"/>
     </w:p>
     <w:p>
       <w:pPr>
@@ -4205,6 +5284,7 @@
           <w:lang w:eastAsia="en-ZA"/>
           <w14:ligatures w14:val="none"/>
         </w:rPr>
+        <w:lastRenderedPageBreak/>
         <w:t>Implemented/operationally significant: During architecture/design, integration and performance testing, and especially during deployment and production operations.</w:t>
       </w:r>
     </w:p>
@@ -4230,7 +5310,6 @@
           <w:lang w:eastAsia="en-ZA"/>
           <w14:ligatures w14:val="none"/>
         </w:rPr>
-        <w:lastRenderedPageBreak/>
         <w:t>Information needed: Expected users and workloads; peak concurrency; latency targets; availability objectives; recovery expectations; security requirements; operating constraints.</w:t>
       </w:r>
     </w:p>
@@ -4256,31 +5335,7 @@
           <w:lang w:eastAsia="en-ZA"/>
           <w14:ligatures w14:val="none"/>
         </w:rPr>
-        <w:t xml:space="preserve">Later activities affected: Architecture, server/cloud topology, caching, load balancing, resilience, </w:t>
-      </w:r>
-      <w:proofErr w:type="gramStart"/>
-      <w:r>
-        <w:rPr>
-          <w:rFonts w:eastAsia="Times New Roman" w:cs="Times New Roman"/>
-          <w:color w:val="000000"/>
-          <w:kern w:val="0"/>
-          <w:szCs w:val="24"/>
-          <w:lang w:eastAsia="en-ZA"/>
-          <w14:ligatures w14:val="none"/>
-        </w:rPr>
-        <w:t>testing</w:t>
-      </w:r>
-      <w:proofErr w:type="gramEnd"/>
-      <w:r>
-        <w:rPr>
-          <w:rFonts w:eastAsia="Times New Roman" w:cs="Times New Roman"/>
-          <w:color w:val="000000"/>
-          <w:kern w:val="0"/>
-          <w:szCs w:val="24"/>
-          <w:lang w:eastAsia="en-ZA"/>
-          <w14:ligatures w14:val="none"/>
-        </w:rPr>
-        <w:t xml:space="preserve"> and acceptance criteria.</w:t>
+        <w:t>Later activities affected: Architecture, server/cloud topology, caching, load balancing, resilience, testing and acceptance criteria.</w:t>
       </w:r>
     </w:p>
     <w:p>
@@ -4330,99 +5385,27 @@
           <w:lang w:eastAsia="en-ZA"/>
           <w14:ligatures w14:val="none"/>
         </w:rPr>
-        <w:t xml:space="preserve">Evidence: ISO/IEC 25010:2023; </w:t>
-      </w:r>
-      <w:proofErr w:type="spellStart"/>
-      <w:r>
-        <w:rPr>
-          <w:rFonts w:eastAsia="Times New Roman" w:cs="Times New Roman"/>
-          <w:color w:val="000000"/>
-          <w:kern w:val="0"/>
-          <w:szCs w:val="24"/>
-          <w:lang w:eastAsia="en-ZA"/>
-          <w14:ligatures w14:val="none"/>
-        </w:rPr>
-        <w:t>Wiegers</w:t>
-      </w:r>
-      <w:proofErr w:type="spellEnd"/>
-      <w:r>
-        <w:rPr>
-          <w:rFonts w:eastAsia="Times New Roman" w:cs="Times New Roman"/>
-          <w:color w:val="000000"/>
-          <w:kern w:val="0"/>
-          <w:szCs w:val="24"/>
-          <w:lang w:eastAsia="en-ZA"/>
-          <w14:ligatures w14:val="none"/>
-        </w:rPr>
-        <w:t xml:space="preserve"> and Beatty (2013).</w:t>
+        <w:t>Evidence: ISO/IEC 25010:2023; Wiegers and Beatty (2013).</w:t>
       </w:r>
     </w:p>
     <w:p>
       <w:pPr>
-        <w:shd w:val="clear" w:color="auto" w:fill="FFFFFF"/>
-        <w:spacing w:before="0" w:after="0" w:line="240" w:lineRule="auto"/>
+        <w:pStyle w:val="Heading3"/>
         <w:rPr>
-          <w:rFonts w:eastAsia="Times New Roman" w:cs="Times New Roman"/>
-          <w:color w:val="000000"/>
-          <w:kern w:val="0"/>
-          <w:sz w:val="21"/>
-          <w:szCs w:val="21"/>
+          <w:rFonts w:eastAsia="Times New Roman"/>
+          <w:b w:val="0"/>
           <w:lang w:eastAsia="en-ZA"/>
-          <w14:ligatures w14:val="none"/>
         </w:rPr>
       </w:pPr>
-    </w:p>
-    <w:p>
-      <w:pPr>
-        <w:pStyle w:val="ListParagraph"/>
-        <w:numPr>
-          <w:ilvl w:val="0"/>
-          <w:numId w:val="3"/>
-        </w:numPr>
-        <w:shd w:val="clear" w:color="auto" w:fill="FFFFFF"/>
-        <w:spacing w:before="0" w:after="0" w:line="240" w:lineRule="auto"/>
+      <w:bookmarkStart w:id="7" w:name="_Toc239359728"/>
+      <w:r>
         <w:rPr>
-          <w:rFonts w:eastAsia="Times New Roman" w:cs="Times New Roman"/>
-          <w:b/>
-          <w:bCs/>
-          <w:color w:val="4F81BD"/>
-          <w:kern w:val="0"/>
-          <w:sz w:val="26"/>
-          <w:szCs w:val="26"/>
+          <w:rFonts w:eastAsia="Times New Roman"/>
           <w:lang w:eastAsia="en-ZA"/>
-          <w14:ligatures w14:val="none"/>
-        </w:rPr>
-      </w:pPr>
-      <w:r>
-        <w:rPr>
-          <w:rFonts w:eastAsia="Times New Roman" w:cs="Times New Roman"/>
-          <w:b/>
-          <w:bCs/>
-          <w:color w:val="4F81BD"/>
-          <w:kern w:val="0"/>
-          <w:sz w:val="26"/>
-          <w:szCs w:val="26"/>
-          <w:lang w:eastAsia="en-ZA"/>
-          <w14:ligatures w14:val="none"/>
         </w:rPr>
         <w:t>DevOps Automation &amp; CI/CD Strategy</w:t>
       </w:r>
-    </w:p>
-    <w:p>
-      <w:pPr>
-        <w:pStyle w:val="ListParagraph"/>
-        <w:shd w:val="clear" w:color="auto" w:fill="FFFFFF"/>
-        <w:spacing w:before="0" w:after="0" w:line="240" w:lineRule="auto"/>
-        <w:rPr>
-          <w:rFonts w:eastAsia="Times New Roman" w:cs="Times New Roman"/>
-          <w:color w:val="000000"/>
-          <w:kern w:val="0"/>
-          <w:sz w:val="21"/>
-          <w:szCs w:val="21"/>
-          <w:lang w:eastAsia="en-ZA"/>
-          <w14:ligatures w14:val="none"/>
-        </w:rPr>
-      </w:pPr>
+      <w:bookmarkEnd w:id="7"/>
     </w:p>
     <w:p>
       <w:pPr>
@@ -4601,70 +5584,22 @@
     </w:p>
     <w:p>
       <w:pPr>
-        <w:shd w:val="clear" w:color="auto" w:fill="FFFFFF"/>
-        <w:spacing w:before="0" w:after="0" w:line="240" w:lineRule="auto"/>
+        <w:pStyle w:val="Heading3"/>
         <w:rPr>
-          <w:rFonts w:eastAsia="Times New Roman" w:cs="Times New Roman"/>
-          <w:color w:val="000000"/>
-          <w:kern w:val="0"/>
-          <w:sz w:val="21"/>
-          <w:szCs w:val="21"/>
+          <w:rFonts w:eastAsia="Times New Roman"/>
+          <w:b w:val="0"/>
           <w:lang w:eastAsia="en-ZA"/>
-          <w14:ligatures w14:val="none"/>
         </w:rPr>
       </w:pPr>
-    </w:p>
-    <w:p>
-      <w:pPr>
-        <w:pStyle w:val="ListParagraph"/>
-        <w:numPr>
-          <w:ilvl w:val="0"/>
-          <w:numId w:val="3"/>
-        </w:numPr>
-        <w:shd w:val="clear" w:color="auto" w:fill="FFFFFF"/>
-        <w:spacing w:before="0" w:after="0" w:line="240" w:lineRule="auto"/>
+      <w:bookmarkStart w:id="8" w:name="_Toc239359729"/>
+      <w:r>
         <w:rPr>
-          <w:rFonts w:eastAsia="Times New Roman" w:cs="Times New Roman"/>
-          <w:b/>
-          <w:bCs/>
-          <w:color w:val="4F81BD"/>
-          <w:kern w:val="0"/>
-          <w:sz w:val="26"/>
-          <w:szCs w:val="26"/>
+          <w:rFonts w:eastAsia="Times New Roman"/>
           <w:lang w:eastAsia="en-ZA"/>
-          <w14:ligatures w14:val="none"/>
-        </w:rPr>
-      </w:pPr>
-      <w:r>
-        <w:rPr>
-          <w:rFonts w:eastAsia="Times New Roman" w:cs="Times New Roman"/>
-          <w:b/>
-          <w:bCs/>
-          <w:color w:val="4F81BD"/>
-          <w:kern w:val="0"/>
-          <w:sz w:val="26"/>
-          <w:szCs w:val="26"/>
-          <w:lang w:eastAsia="en-ZA"/>
-          <w14:ligatures w14:val="none"/>
         </w:rPr>
         <w:t>Integration Strategy &amp; External API Boundaries</w:t>
       </w:r>
-    </w:p>
-    <w:p>
-      <w:pPr>
-        <w:pStyle w:val="ListParagraph"/>
-        <w:shd w:val="clear" w:color="auto" w:fill="FFFFFF"/>
-        <w:spacing w:before="0" w:after="0" w:line="240" w:lineRule="auto"/>
-        <w:rPr>
-          <w:rFonts w:eastAsia="Times New Roman" w:cs="Times New Roman"/>
-          <w:color w:val="000000"/>
-          <w:kern w:val="0"/>
-          <w:sz w:val="21"/>
-          <w:szCs w:val="21"/>
-          <w:lang w:eastAsia="en-ZA"/>
-          <w14:ligatures w14:val="none"/>
-        </w:rPr>
-      </w:pPr>
+      <w:bookmarkEnd w:id="8"/>
     </w:p>
     <w:p>
       <w:pPr>
@@ -4688,31 +5623,7 @@
           <w:lang w:eastAsia="en-ZA"/>
           <w14:ligatures w14:val="none"/>
         </w:rPr>
-        <w:t xml:space="preserve">What: Define how internal components and external services communicate, including interface contracts, protocols, error handling, </w:t>
-      </w:r>
-      <w:proofErr w:type="gramStart"/>
-      <w:r>
-        <w:rPr>
-          <w:rFonts w:eastAsia="Times New Roman" w:cs="Times New Roman"/>
-          <w:color w:val="000000"/>
-          <w:kern w:val="0"/>
-          <w:szCs w:val="24"/>
-          <w:lang w:eastAsia="en-ZA"/>
-          <w14:ligatures w14:val="none"/>
-        </w:rPr>
-        <w:t>versioning</w:t>
-      </w:r>
-      <w:proofErr w:type="gramEnd"/>
-      <w:r>
-        <w:rPr>
-          <w:rFonts w:eastAsia="Times New Roman" w:cs="Times New Roman"/>
-          <w:color w:val="000000"/>
-          <w:kern w:val="0"/>
-          <w:szCs w:val="24"/>
-          <w:lang w:eastAsia="en-ZA"/>
-          <w14:ligatures w14:val="none"/>
-        </w:rPr>
-        <w:t xml:space="preserve"> and dependency boundaries.</w:t>
+        <w:t>What: Define how internal components and external services communicate, including interface contracts, protocols, error handling, versioning and dependency boundaries.</w:t>
       </w:r>
     </w:p>
     <w:p>
@@ -4762,6 +5673,7 @@
           <w:lang w:eastAsia="en-ZA"/>
           <w14:ligatures w14:val="none"/>
         </w:rPr>
+        <w:lastRenderedPageBreak/>
         <w:t>Implemented/operationally significant: During API/component development, integration testing and production operations.</w:t>
       </w:r>
     </w:p>
@@ -4787,7 +5699,6 @@
           <w:lang w:eastAsia="en-ZA"/>
           <w14:ligatures w14:val="none"/>
         </w:rPr>
-        <w:lastRenderedPageBreak/>
         <w:t>Information needed: Interface contracts; protocol choices; data formats; dependency reliability; rate limits; authentication; versioning; failure and timeout behaviour.</w:t>
       </w:r>
     </w:p>
@@ -4813,31 +5724,7 @@
           <w:lang w:eastAsia="en-ZA"/>
           <w14:ligatures w14:val="none"/>
         </w:rPr>
-        <w:t xml:space="preserve">Later activities affected: Component integration, testing, monitoring, error recovery, </w:t>
-      </w:r>
-      <w:proofErr w:type="gramStart"/>
-      <w:r>
-        <w:rPr>
-          <w:rFonts w:eastAsia="Times New Roman" w:cs="Times New Roman"/>
-          <w:color w:val="000000"/>
-          <w:kern w:val="0"/>
-          <w:szCs w:val="24"/>
-          <w:lang w:eastAsia="en-ZA"/>
-          <w14:ligatures w14:val="none"/>
-        </w:rPr>
-        <w:t>API</w:t>
-      </w:r>
-      <w:proofErr w:type="gramEnd"/>
-      <w:r>
-        <w:rPr>
-          <w:rFonts w:eastAsia="Times New Roman" w:cs="Times New Roman"/>
-          <w:color w:val="000000"/>
-          <w:kern w:val="0"/>
-          <w:szCs w:val="24"/>
-          <w:lang w:eastAsia="en-ZA"/>
-          <w14:ligatures w14:val="none"/>
-        </w:rPr>
-        <w:t xml:space="preserve"> versioning and change management.</w:t>
+        <w:t>Later activities affected: Component integration, testing, monitoring, error recovery, API versioning and change management.</w:t>
       </w:r>
     </w:p>
     <w:p>
@@ -4892,64 +5779,22 @@
     </w:p>
     <w:p>
       <w:pPr>
-        <w:shd w:val="clear" w:color="auto" w:fill="FFFFFF"/>
-        <w:spacing w:before="0" w:after="0" w:line="240" w:lineRule="auto"/>
+        <w:pStyle w:val="Heading3"/>
         <w:rPr>
-          <w:rFonts w:eastAsia="Times New Roman" w:cs="Times New Roman"/>
-          <w:color w:val="000000"/>
-          <w:kern w:val="0"/>
-          <w:sz w:val="21"/>
-          <w:szCs w:val="21"/>
+          <w:rFonts w:eastAsia="Times New Roman"/>
+          <w:b w:val="0"/>
           <w:lang w:eastAsia="en-ZA"/>
-          <w14:ligatures w14:val="none"/>
         </w:rPr>
       </w:pPr>
-    </w:p>
-    <w:p>
-      <w:pPr>
-        <w:shd w:val="clear" w:color="auto" w:fill="FFFFFF"/>
-        <w:spacing w:before="0" w:after="0" w:line="240" w:lineRule="auto"/>
+      <w:bookmarkStart w:id="9" w:name="_Toc239359730"/>
+      <w:r>
         <w:rPr>
-          <w:rFonts w:eastAsia="Times New Roman" w:cs="Times New Roman"/>
-          <w:b/>
-          <w:bCs/>
-          <w:color w:val="4F81BD"/>
-          <w:kern w:val="0"/>
-          <w:sz w:val="26"/>
-          <w:szCs w:val="26"/>
+          <w:rFonts w:eastAsia="Times New Roman"/>
           <w:lang w:eastAsia="en-ZA"/>
-          <w14:ligatures w14:val="none"/>
         </w:rPr>
-      </w:pPr>
-      <w:r>
-        <w:rPr>
-          <w:rFonts w:eastAsia="Times New Roman" w:cs="Times New Roman"/>
-          <w:b/>
-          <w:bCs/>
-          <w:color w:val="4F81BD"/>
-          <w:kern w:val="0"/>
-          <w:sz w:val="26"/>
-          <w:szCs w:val="26"/>
-          <w:lang w:eastAsia="en-ZA"/>
-          <w14:ligatures w14:val="none"/>
-        </w:rPr>
-        <w:t>6. Regulatory Compliance, Governance &amp; Data Privacy</w:t>
-      </w:r>
-    </w:p>
-    <w:p>
-      <w:pPr>
-        <w:shd w:val="clear" w:color="auto" w:fill="FFFFFF"/>
-        <w:spacing w:before="0" w:after="0" w:line="240" w:lineRule="auto"/>
-        <w:rPr>
-          <w:rFonts w:eastAsia="Times New Roman" w:cs="Times New Roman"/>
-          <w:color w:val="000000"/>
-          <w:kern w:val="0"/>
-          <w:sz w:val="21"/>
-          <w:szCs w:val="21"/>
-          <w:lang w:eastAsia="en-ZA"/>
-          <w14:ligatures w14:val="none"/>
-        </w:rPr>
-      </w:pPr>
+        <w:t>Regulatory Compliance, Governance &amp; Data Privacy</w:t>
+      </w:r>
+      <w:bookmarkEnd w:id="9"/>
     </w:p>
     <w:p>
       <w:pPr>
@@ -5104,31 +5949,7 @@
           <w:lang w:eastAsia="en-ZA"/>
           <w14:ligatures w14:val="none"/>
         </w:rPr>
-        <w:t xml:space="preserve">If postponed: Compliance controls may need to be retrofitted into core workflows and data stores, increasing cost and potentially creating legal and operational exposure. The European Commission explains that privacy by design requires safeguards to be incorporated at the earliest stages of processing design (European Commission, </w:t>
-      </w:r>
-      <w:proofErr w:type="spellStart"/>
-      <w:r>
-        <w:rPr>
-          <w:rFonts w:eastAsia="Times New Roman" w:cs="Times New Roman"/>
-          <w:color w:val="000000"/>
-          <w:kern w:val="0"/>
-          <w:sz w:val="22"/>
-          <w:lang w:eastAsia="en-ZA"/>
-          <w14:ligatures w14:val="none"/>
-        </w:rPr>
-        <w:t>n.d.</w:t>
-      </w:r>
-      <w:proofErr w:type="spellEnd"/>
-      <w:r>
-        <w:rPr>
-          <w:rFonts w:eastAsia="Times New Roman" w:cs="Times New Roman"/>
-          <w:color w:val="000000"/>
-          <w:kern w:val="0"/>
-          <w:sz w:val="22"/>
-          <w:lang w:eastAsia="en-ZA"/>
-          <w14:ligatures w14:val="none"/>
-        </w:rPr>
-        <w:t>). NIST SP 800-53 also integrates security and privacy controls within risk management.</w:t>
+        <w:t>If postponed: Compliance controls may need to be retrofitted into core workflows and data stores, increasing cost and potentially creating legal and operational exposure. The European Commission explains that privacy by design requires safeguards to be incorporated at the earliest stages of processing design (European Commission, n.d.). NIST SP 800-53 also integrates security and privacy controls within risk management.</w:t>
       </w:r>
     </w:p>
     <w:p>
@@ -5153,93 +5974,27 @@
           <w:lang w:eastAsia="en-ZA"/>
           <w14:ligatures w14:val="none"/>
         </w:rPr>
-        <w:t>Evidence: European Commission (</w:t>
-      </w:r>
-      <w:proofErr w:type="spellStart"/>
-      <w:r>
-        <w:rPr>
-          <w:rFonts w:eastAsia="Times New Roman" w:cs="Times New Roman"/>
-          <w:color w:val="000000"/>
-          <w:kern w:val="0"/>
-          <w:sz w:val="22"/>
-          <w:lang w:eastAsia="en-ZA"/>
-          <w14:ligatures w14:val="none"/>
-        </w:rPr>
-        <w:t>n.d.</w:t>
-      </w:r>
-      <w:proofErr w:type="spellEnd"/>
-      <w:r>
-        <w:rPr>
-          <w:rFonts w:eastAsia="Times New Roman" w:cs="Times New Roman"/>
-          <w:color w:val="000000"/>
-          <w:kern w:val="0"/>
-          <w:sz w:val="22"/>
-          <w:lang w:eastAsia="en-ZA"/>
-          <w14:ligatures w14:val="none"/>
-        </w:rPr>
-        <w:t>); NIST SP 800-53 Rev. 5.</w:t>
+        <w:t>Evidence: European Commission (n.d.); NIST SP 800-53 Rev. 5.</w:t>
       </w:r>
     </w:p>
     <w:p>
       <w:pPr>
-        <w:shd w:val="clear" w:color="auto" w:fill="FFFFFF"/>
-        <w:spacing w:before="0" w:after="0" w:line="240" w:lineRule="auto"/>
+        <w:pStyle w:val="Heading2"/>
         <w:rPr>
-          <w:rFonts w:eastAsia="Times New Roman" w:cs="Times New Roman"/>
-          <w:color w:val="000000"/>
-          <w:kern w:val="0"/>
-          <w:sz w:val="21"/>
-          <w:szCs w:val="21"/>
+          <w:rFonts w:eastAsia="Times New Roman"/>
+          <w:b w:val="0"/>
           <w:lang w:eastAsia="en-ZA"/>
-          <w14:ligatures w14:val="none"/>
         </w:rPr>
       </w:pPr>
-    </w:p>
-    <w:p>
-      <w:pPr>
-        <w:shd w:val="clear" w:color="auto" w:fill="FFFFFF"/>
-        <w:spacing w:before="0" w:after="0" w:line="240" w:lineRule="auto"/>
+      <w:bookmarkStart w:id="10" w:name="_Toc239359731"/>
+      <w:r>
         <w:rPr>
-          <w:rFonts w:eastAsia="Times New Roman" w:cs="Times New Roman"/>
-          <w:b/>
-          <w:bCs/>
-          <w:color w:val="365F91"/>
-          <w:kern w:val="0"/>
-          <w:sz w:val="28"/>
-          <w:szCs w:val="28"/>
+          <w:rFonts w:eastAsia="Times New Roman"/>
           <w:lang w:eastAsia="en-ZA"/>
-          <w14:ligatures w14:val="none"/>
-        </w:rPr>
-      </w:pPr>
-      <w:r>
-        <w:rPr>
-          <w:rFonts w:eastAsia="Times New Roman" w:cs="Times New Roman"/>
-          <w:b/>
-          <w:bCs/>
-          <w:color w:val="365F91"/>
-          <w:kern w:val="0"/>
-          <w:sz w:val="28"/>
-          <w:szCs w:val="28"/>
-          <w:lang w:eastAsia="en-ZA"/>
-          <w14:ligatures w14:val="none"/>
         </w:rPr>
         <w:t>3. Decision Horizon Map</w:t>
       </w:r>
-    </w:p>
-    <w:p>
-      <w:pPr>
-        <w:shd w:val="clear" w:color="auto" w:fill="FFFFFF"/>
-        <w:spacing w:before="0" w:after="0" w:line="240" w:lineRule="auto"/>
-        <w:rPr>
-          <w:rFonts w:eastAsia="Times New Roman" w:cs="Times New Roman"/>
-          <w:color w:val="000000"/>
-          <w:kern w:val="0"/>
-          <w:sz w:val="21"/>
-          <w:szCs w:val="21"/>
-          <w:lang w:eastAsia="en-ZA"/>
-          <w14:ligatures w14:val="none"/>
-        </w:rPr>
-      </w:pPr>
+      <w:bookmarkEnd w:id="10"/>
     </w:p>
     <w:p>
       <w:pPr>
@@ -5294,13 +6049,13 @@
         <w:tblLook w:val="04A0" w:firstRow="1" w:lastRow="0" w:firstColumn="1" w:lastColumn="0" w:noHBand="0" w:noVBand="1"/>
       </w:tblPr>
       <w:tblGrid>
-        <w:gridCol w:w="1384"/>
-        <w:gridCol w:w="1175"/>
-        <w:gridCol w:w="1360"/>
+        <w:gridCol w:w="1379"/>
+        <w:gridCol w:w="1178"/>
+        <w:gridCol w:w="1350"/>
         <w:gridCol w:w="1284"/>
-        <w:gridCol w:w="1322"/>
-        <w:gridCol w:w="1267"/>
-        <w:gridCol w:w="1224"/>
+        <w:gridCol w:w="1323"/>
+        <w:gridCol w:w="1273"/>
+        <w:gridCol w:w="1229"/>
       </w:tblGrid>
       <w:tr>
         <w:tc>
@@ -5637,7 +6392,6 @@
                 <w:lang w:eastAsia="en-ZA"/>
                 <w14:ligatures w14:val="none"/>
               </w:rPr>
-              <w:lastRenderedPageBreak/>
               <w:t>System &amp; Security Architecture</w:t>
             </w:r>
           </w:p>
@@ -7360,47 +8114,24 @@
     </w:p>
     <w:p>
       <w:pPr>
-        <w:shd w:val="clear" w:color="auto" w:fill="FFFFFF"/>
-        <w:spacing w:before="0" w:after="0" w:line="240" w:lineRule="auto"/>
+        <w:pStyle w:val="Heading2"/>
         <w:rPr>
           <w:rFonts w:ascii="Aptos" w:eastAsia="Times New Roman" w:hAnsi="Aptos" w:cs="Times New Roman"/>
           <w:color w:val="000000"/>
-          <w:kern w:val="0"/>
           <w:sz w:val="21"/>
           <w:szCs w:val="21"/>
           <w:lang w:eastAsia="en-ZA"/>
-          <w14:ligatures w14:val="none"/>
         </w:rPr>
       </w:pPr>
-    </w:p>
-    <w:p>
-      <w:pPr>
-        <w:shd w:val="clear" w:color="auto" w:fill="FFFFFF"/>
-        <w:spacing w:before="0" w:after="0" w:line="240" w:lineRule="auto"/>
+      <w:bookmarkStart w:id="11" w:name="_Toc239359732"/>
+      <w:r>
         <w:rPr>
-          <w:rFonts w:ascii="Aptos" w:eastAsia="Times New Roman" w:hAnsi="Aptos" w:cs="Times New Roman"/>
-          <w:color w:val="000000"/>
-          <w:kern w:val="0"/>
-          <w:sz w:val="21"/>
-          <w:szCs w:val="21"/>
+          <w:rFonts w:eastAsia="Times New Roman"/>
           <w:lang w:eastAsia="en-ZA"/>
-          <w14:ligatures w14:val="none"/>
-        </w:rPr>
-      </w:pPr>
-      <w:r>
-        <w:rPr>
-          <w:rFonts w:ascii="Calibri" w:eastAsia="Times New Roman" w:hAnsi="Calibri" w:cs="Calibri"/>
-          <w:b/>
-          <w:bCs/>
-          <w:color w:val="365F91"/>
-          <w:kern w:val="0"/>
-          <w:sz w:val="28"/>
-          <w:szCs w:val="28"/>
-          <w:lang w:eastAsia="en-ZA"/>
-          <w14:ligatures w14:val="none"/>
         </w:rPr>
         <w:t>4. Why Waiting Until Implementation Can Be Too Late</w:t>
       </w:r>
+      <w:bookmarkEnd w:id="11"/>
     </w:p>
     <w:p>
       <w:pPr>
@@ -7452,18 +8183,53 @@
         <w:t>The six concerns are also interdependent. Architecture affects data and integration boundaries; NFRs influence infrastructure and testing; compliance affects data and security design; and CI/CD affects how safely changes can be introduced. This means lifecycle thinking is not simply a chronological checklist. It is a way of identifying dependencies early enough for evidence-based decisions to remain feasible.</w:t>
       </w:r>
     </w:p>
-    <w:p/>
-    <w:p/>
-    <w:p/>
+    <w:p>
+      <w:pPr>
+        <w:spacing w:before="60" w:after="60" w:line="240" w:lineRule="auto"/>
+        <w:rPr>
+          <w:rFonts w:eastAsia="Times New Roman" w:cs="Times New Roman"/>
+          <w:color w:val="000000"/>
+          <w:kern w:val="0"/>
+          <w:szCs w:val="24"/>
+          <w:lang w:eastAsia="en-ZA"/>
+          <w14:ligatures w14:val="none"/>
+        </w:rPr>
+      </w:pPr>
+      <w:r>
+        <w:rPr>
+          <w:rFonts w:eastAsia="Times New Roman" w:cs="Times New Roman"/>
+          <w:color w:val="000000"/>
+          <w:kern w:val="0"/>
+          <w:szCs w:val="24"/>
+          <w:lang w:eastAsia="en-ZA"/>
+          <w14:ligatures w14:val="none"/>
+        </w:rPr>
+        <w:br w:type="page"/>
+      </w:r>
+    </w:p>
+    <w:p>
+      <w:pPr>
+        <w:shd w:val="clear" w:color="auto" w:fill="FFFFFF"/>
+        <w:spacing w:before="0" w:after="0"/>
+        <w:rPr>
+          <w:rFonts w:eastAsia="Times New Roman" w:cs="Times New Roman"/>
+          <w:color w:val="000000"/>
+          <w:kern w:val="0"/>
+          <w:szCs w:val="24"/>
+          <w:lang w:eastAsia="en-ZA"/>
+          <w14:ligatures w14:val="none"/>
+        </w:rPr>
+      </w:pPr>
+    </w:p>
     <w:p>
       <w:pPr>
         <w:pStyle w:val="Heading1"/>
       </w:pPr>
-      <w:bookmarkStart w:id="3" w:name="_Toc239229508"/>
+      <w:bookmarkStart w:id="12" w:name="_Toc239359733"/>
       <w:r>
         <w:t>Question 3 - Evidence-Based Technology Stack Decisions</w:t>
       </w:r>
-      <w:bookmarkEnd w:id="3"/>
+      <w:bookmarkEnd w:id="12"/>
     </w:p>
     <w:p>
       <w:r>
@@ -7480,10 +8246,11 @@
       <w:pPr>
         <w:pStyle w:val="Heading2"/>
       </w:pPr>
-      <w:r>
-        <w:lastRenderedPageBreak/>
+      <w:bookmarkStart w:id="13" w:name="_Toc239359734"/>
+      <w:r>
         <w:t>Technology stack options:</w:t>
       </w:r>
+      <w:bookmarkEnd w:id="13"/>
     </w:p>
     <w:p>
       <w:pPr>
@@ -7493,51 +8260,17 @@
           <w:numId w:val="2"/>
         </w:numPr>
       </w:pPr>
-      <w:proofErr w:type="spellStart"/>
-      <w:r>
-        <w:t>TypeScript</w:t>
-      </w:r>
-      <w:proofErr w:type="spellEnd"/>
-      <w:r>
-        <w:t xml:space="preserve"> stack</w:t>
-      </w:r>
-      <w:r>
-        <w:t xml:space="preserve"> (React, </w:t>
-      </w:r>
-      <w:proofErr w:type="spellStart"/>
-      <w:r>
-        <w:t>NestJS</w:t>
-      </w:r>
-      <w:proofErr w:type="spellEnd"/>
-      <w:r>
-        <w:t xml:space="preserve">, Node.js, </w:t>
-      </w:r>
-      <w:proofErr w:type="gramStart"/>
-      <w:r>
-        <w:t>PostgreSQL</w:t>
-      </w:r>
-      <w:proofErr w:type="gramEnd"/>
-      <w:r>
-        <w:t>)</w:t>
+      <w:r>
+        <w:t>TypeScript stack</w:t>
+      </w:r>
+      <w:r>
+        <w:t xml:space="preserve"> (React, NestJS, Node.js, PostgreSQL)</w:t>
       </w:r>
       <w:r>
         <w:t xml:space="preserve">: This uses react for user interface and frontend in general, with </w:t>
       </w:r>
-      <w:proofErr w:type="spellStart"/>
-      <w:r>
-        <w:t>NestJS</w:t>
-      </w:r>
-      <w:proofErr w:type="spellEnd"/>
-      <w:r>
-        <w:t xml:space="preserve">/Node.js for the backend. It allows for end-to-end </w:t>
-      </w:r>
-      <w:proofErr w:type="spellStart"/>
-      <w:r>
-        <w:t>TypeScript</w:t>
-      </w:r>
-      <w:proofErr w:type="spellEnd"/>
-      <w:r>
-        <w:t xml:space="preserve"> with a structured and modular buildout.</w:t>
+      <w:r>
+        <w:t>NestJS/Node.js for the backend. It allows for end-to-end TypeScript with a structured and modular buildout.</w:t>
       </w:r>
     </w:p>
     <w:p>
@@ -7552,15 +8285,7 @@
         <w:t>Java stack</w:t>
       </w:r>
       <w:r>
-        <w:t xml:space="preserve"> (html, CSS, Java, </w:t>
-      </w:r>
-      <w:proofErr w:type="gramStart"/>
-      <w:r>
-        <w:t>JavaScript</w:t>
-      </w:r>
-      <w:proofErr w:type="gramEnd"/>
-      <w:r>
-        <w:t>)</w:t>
+        <w:t xml:space="preserve"> (html, CSS, Java, JavaScript)</w:t>
       </w:r>
       <w:r>
         <w:t>: Using Java API</w:t>
@@ -7592,15 +8317,7 @@
         <w:t xml:space="preserve"> support</w:t>
       </w:r>
       <w:r>
-        <w:t xml:space="preserve">, making it easier to </w:t>
-      </w:r>
-      <w:proofErr w:type="spellStart"/>
-      <w:r>
-        <w:t>getsulotions</w:t>
-      </w:r>
-      <w:proofErr w:type="spellEnd"/>
-      <w:r>
-        <w:t xml:space="preserve"> for specific problems and many tutorials for help implementing features</w:t>
+        <w:t>, making it easier to getsulotions for specific problems and many tutorials for help implementing features</w:t>
       </w:r>
       <w:r>
         <w:t>.</w:t>
@@ -7610,9 +8327,11 @@
       <w:pPr>
         <w:pStyle w:val="Heading2"/>
       </w:pPr>
+      <w:bookmarkStart w:id="14" w:name="_Toc239359735"/>
       <w:r>
         <w:t>Lifecycle comparison</w:t>
       </w:r>
+      <w:bookmarkEnd w:id="14"/>
     </w:p>
     <w:tbl>
       <w:tblPr>
@@ -7643,13 +8362,8 @@
             <w:shd w:val="clear" w:color="auto" w:fill="C5D3FF"/>
           </w:tcPr>
           <w:p>
-            <w:proofErr w:type="spellStart"/>
-            <w:r>
-              <w:t>TypeScript</w:t>
-            </w:r>
-            <w:proofErr w:type="spellEnd"/>
-            <w:r>
-              <w:t xml:space="preserve"> stack</w:t>
+            <w:r>
+              <w:t>TypeScript stack</w:t>
             </w:r>
           </w:p>
         </w:tc>
@@ -7682,23 +8396,7 @@
           </w:tcPr>
           <w:p>
             <w:r>
-              <w:t xml:space="preserve">One </w:t>
-            </w:r>
-            <w:proofErr w:type="spellStart"/>
-            <w:r>
-              <w:t>TypeScript</w:t>
-            </w:r>
-            <w:proofErr w:type="spellEnd"/>
-            <w:r>
-              <w:t xml:space="preserve"> language across client and server reduces context switching. </w:t>
-            </w:r>
-            <w:proofErr w:type="spellStart"/>
-            <w:r>
-              <w:t>NestJS</w:t>
-            </w:r>
-            <w:proofErr w:type="spellEnd"/>
-            <w:r>
-              <w:t xml:space="preserve"> supplies a modular structure, but its Node package ecosystem still require</w:t>
+              <w:t>One TypeScript language across client and server reduces context switching. NestJS supplies a modular structure, but its Node package ecosystem still require</w:t>
             </w:r>
             <w:r>
               <w:t>s some research</w:t>
@@ -7776,7 +8474,11 @@
               <w:t xml:space="preserve">makes use of the </w:t>
             </w:r>
             <w:r>
-              <w:t xml:space="preserve">broad Spring Security ecosystem and provides common security-related production features </w:t>
+              <w:t xml:space="preserve">broad Spring Security ecosystem and provides common security-related </w:t>
+            </w:r>
+            <w:r>
+              <w:lastRenderedPageBreak/>
+              <w:t xml:space="preserve">production features </w:t>
             </w:r>
             <w:sdt>
               <w:sdtPr>
@@ -7822,6 +8524,7 @@
           </w:tcPr>
           <w:p>
             <w:r>
+              <w:lastRenderedPageBreak/>
               <w:t>Maintainability</w:t>
             </w:r>
           </w:p>
@@ -7831,13 +8534,8 @@
             <w:tcW w:w="3005" w:type="dxa"/>
           </w:tcPr>
           <w:p>
-            <w:proofErr w:type="spellStart"/>
-            <w:r>
-              <w:t>NestJS</w:t>
-            </w:r>
-            <w:proofErr w:type="spellEnd"/>
-            <w:r>
-              <w:t xml:space="preserve"> promotes modular, loosely coupled and testable applications</w:t>
+            <w:r>
+              <w:t>NestJS promotes modular, loosely coupled and testable applications</w:t>
             </w:r>
             <w:r>
               <w:t xml:space="preserve">. </w:t>
@@ -7960,7 +8658,6 @@
           </w:tcPr>
           <w:p>
             <w:r>
-              <w:lastRenderedPageBreak/>
               <w:t>Testing and tooling support</w:t>
             </w:r>
           </w:p>
@@ -7974,15 +8671,7 @@
               <w:t xml:space="preserve">Modular design support makes testing easier. </w:t>
             </w:r>
             <w:r>
-              <w:t>JavaScript/</w:t>
-            </w:r>
-            <w:proofErr w:type="spellStart"/>
-            <w:r>
-              <w:t>TypeScript</w:t>
-            </w:r>
-            <w:proofErr w:type="spellEnd"/>
-            <w:r>
-              <w:t xml:space="preserve"> tooling is extensive </w:t>
+              <w:t xml:space="preserve">JavaScript/TypeScript tooling is extensive </w:t>
             </w:r>
             <w:sdt>
               <w:sdtPr>
@@ -8304,9 +8993,12 @@
       <w:pPr>
         <w:pStyle w:val="Heading2"/>
       </w:pPr>
-      <w:r>
+      <w:bookmarkStart w:id="15" w:name="_Toc239359736"/>
+      <w:r>
+        <w:lastRenderedPageBreak/>
         <w:t>Weight justification</w:t>
       </w:r>
+      <w:bookmarkEnd w:id="15"/>
     </w:p>
     <w:p>
       <w:r>
@@ -8317,10 +9009,11 @@
       <w:pPr>
         <w:pStyle w:val="Heading2"/>
       </w:pPr>
-      <w:r>
-        <w:lastRenderedPageBreak/>
+      <w:bookmarkStart w:id="16" w:name="_Toc239359737"/>
+      <w:r>
         <w:t>Weighted decision matrix</w:t>
       </w:r>
+      <w:bookmarkEnd w:id="16"/>
     </w:p>
     <w:p>
       <w:r>
@@ -8839,6 +9532,7 @@
           </w:tcPr>
           <w:p>
             <w:r>
+              <w:lastRenderedPageBreak/>
               <w:t>Future change implications</w:t>
             </w:r>
           </w:p>
@@ -9021,9 +9715,11 @@
       <w:pPr>
         <w:pStyle w:val="Heading2"/>
       </w:pPr>
+      <w:bookmarkStart w:id="17" w:name="_Toc239359738"/>
       <w:r>
         <w:t>Interpretation and limitations</w:t>
       </w:r>
+      <w:bookmarkEnd w:id="17"/>
     </w:p>
     <w:p>
       <w:r>
@@ -9069,33 +9765,13 @@
         <w:t>, but is not universal</w:t>
       </w:r>
       <w:r>
-        <w:t xml:space="preserve">. Stack B gains from security, maintainability and testing conventions; Stack </w:t>
-      </w:r>
-      <w:proofErr w:type="gramStart"/>
-      <w:r>
-        <w:t>A</w:t>
-      </w:r>
-      <w:proofErr w:type="gramEnd"/>
-      <w:r>
-        <w:t xml:space="preserve"> gains from a lower learning barrier and </w:t>
-      </w:r>
-      <w:r>
-        <w:lastRenderedPageBreak/>
-        <w:t>likely lower initial team</w:t>
+        <w:t>. Stack B gains from security, maintainability and testing conventions; Stack A gains from a lower learning barrier and likely lower initial team</w:t>
       </w:r>
       <w:r>
         <w:t xml:space="preserve"> training</w:t>
       </w:r>
       <w:r>
-        <w:t xml:space="preserve"> overhead. A team already proficient in </w:t>
-      </w:r>
-      <w:proofErr w:type="spellStart"/>
-      <w:r>
-        <w:t>TypeScript</w:t>
-      </w:r>
-      <w:proofErr w:type="spellEnd"/>
-      <w:r>
-        <w:t xml:space="preserve">, a short deadline or a low-memory hosting constraint could </w:t>
+        <w:t xml:space="preserve"> overhead. A team already proficient in TypeScript, a short deadline or a low-memory hosting constraint could </w:t>
       </w:r>
       <w:r>
         <w:t>come to</w:t>
@@ -9125,9 +9801,11 @@
       <w:pPr>
         <w:pStyle w:val="Heading2"/>
       </w:pPr>
+      <w:bookmarkStart w:id="18" w:name="_Toc239359739"/>
       <w:r>
         <w:t>Critical conclusion</w:t>
       </w:r>
+      <w:bookmarkEnd w:id="18"/>
     </w:p>
     <w:p>
       <w:r>
@@ -9156,11 +9834,11 @@
       <w:pPr>
         <w:pStyle w:val="Heading1"/>
       </w:pPr>
-      <w:bookmarkStart w:id="4" w:name="_Toc239229509"/>
+      <w:bookmarkStart w:id="19" w:name="_Toc239359740"/>
       <w:r>
         <w:t>Question 4 - Responsible AI in Software Engineering</w:t>
       </w:r>
-      <w:bookmarkEnd w:id="4"/>
+      <w:bookmarkEnd w:id="19"/>
     </w:p>
     <w:p>
       <w:r>
@@ -9219,16 +9897,10 @@
       <w:pPr>
         <w:pStyle w:val="Heading2"/>
       </w:pPr>
-      <w:r>
-        <w:t xml:space="preserve">Uses </w:t>
-      </w:r>
-      <w:proofErr w:type="gramStart"/>
-      <w:r>
-        <w:t>Of</w:t>
-      </w:r>
-      <w:proofErr w:type="gramEnd"/>
-      <w:r>
-        <w:t xml:space="preserve"> Generative </w:t>
+      <w:bookmarkStart w:id="20" w:name="_Toc239359741"/>
+      <w:r>
+        <w:lastRenderedPageBreak/>
+        <w:t xml:space="preserve">Uses Of Generative </w:t>
       </w:r>
       <w:r>
         <w:t xml:space="preserve">AI </w:t>
@@ -9239,6 +9911,7 @@
       <w:r>
         <w:t>s</w:t>
       </w:r>
+      <w:bookmarkEnd w:id="20"/>
     </w:p>
     <w:tbl>
       <w:tblPr>
@@ -9346,7 +10019,6 @@
           </w:tcPr>
           <w:p>
             <w:r>
-              <w:lastRenderedPageBreak/>
               <w:t>Boilerplate Code &amp; Infrastructure Generation</w:t>
             </w:r>
           </w:p>
@@ -9374,9 +10046,11 @@
       <w:pPr>
         <w:pStyle w:val="Heading2"/>
       </w:pPr>
+      <w:bookmarkStart w:id="21" w:name="_Toc239359742"/>
       <w:r>
         <w:t>Risks and limitations</w:t>
       </w:r>
+      <w:bookmarkEnd w:id="21"/>
     </w:p>
     <w:tbl>
       <w:tblPr>
@@ -9614,9 +10288,11 @@
       <w:pPr>
         <w:pStyle w:val="Heading2"/>
       </w:pPr>
+      <w:bookmarkStart w:id="22" w:name="_Toc239359743"/>
       <w:r>
         <w:t>Human Verification and Control Process</w:t>
       </w:r>
+      <w:bookmarkEnd w:id="22"/>
     </w:p>
     <w:p>
       <w:r>
@@ -9661,13 +10337,9 @@
           </w:tcPr>
           <w:p>
             <w:r>
-              <w:t xml:space="preserve">Gate 1: Static Analysis and </w:t>
-            </w:r>
-            <w:proofErr w:type="spellStart"/>
-            <w:r>
-              <w:t>Linting</w:t>
-            </w:r>
-            <w:proofErr w:type="spellEnd"/>
+              <w:lastRenderedPageBreak/>
+              <w:t>Gate 1: Static Analysis and Linting</w:t>
+            </w:r>
           </w:p>
         </w:tc>
         <w:tc>
@@ -9742,10 +10414,11 @@
       <w:pPr>
         <w:pStyle w:val="Heading2"/>
       </w:pPr>
-      <w:r>
-        <w:lastRenderedPageBreak/>
+      <w:bookmarkStart w:id="23" w:name="_Toc239359744"/>
+      <w:r>
         <w:t>Accountability Question</w:t>
       </w:r>
+      <w:bookmarkEnd w:id="23"/>
     </w:p>
     <w:p>
       <w:r>
@@ -9814,7 +10487,7 @@
         <w:br w:type="page"/>
       </w:r>
     </w:p>
-    <w:bookmarkStart w:id="5" w:name="_Toc239229510" w:displacedByCustomXml="next"/>
+    <w:bookmarkStart w:id="24" w:name="_Toc239359745" w:displacedByCustomXml="next"/>
     <w:sdt>
       <w:sdtPr>
         <w:rPr>
@@ -9837,7 +10510,7 @@
           <w:r>
             <w:t>References</w:t>
           </w:r>
-          <w:bookmarkEnd w:id="5"/>
+          <w:bookmarkEnd w:id="24"/>
         </w:p>
         <w:sdt>
           <w:sdtPr>
@@ -10097,12 +10770,12 @@
       <w:pPr>
         <w:pStyle w:val="Heading1"/>
       </w:pPr>
-      <w:bookmarkStart w:id="6" w:name="_Toc239229511"/>
+      <w:bookmarkStart w:id="25" w:name="_Toc239359746"/>
       <w:r>
         <w:lastRenderedPageBreak/>
         <w:t>AI Research &amp; Verification Record</w:t>
       </w:r>
-      <w:bookmarkEnd w:id="6"/>
+      <w:bookmarkEnd w:id="25"/>
     </w:p>
     <w:tbl>
       <w:tblPr>
@@ -10126,7 +10799,7 @@
         </w:trPr>
         <w:tc>
           <w:tcPr>
-            <w:tcW w:w="1134" w:type="dxa"/>
+            <w:tcW w:w="1131" w:type="dxa"/>
           </w:tcPr>
           <w:p>
             <w:r>
@@ -10136,7 +10809,7 @@
         </w:tc>
         <w:tc>
           <w:tcPr>
-            <w:tcW w:w="1076" w:type="dxa"/>
+            <w:tcW w:w="1203" w:type="dxa"/>
           </w:tcPr>
           <w:p>
             <w:r>
@@ -10149,7 +10822,7 @@
         </w:tc>
         <w:tc>
           <w:tcPr>
-            <w:tcW w:w="1814" w:type="dxa"/>
+            <w:tcW w:w="1788" w:type="dxa"/>
           </w:tcPr>
           <w:p>
             <w:r>
@@ -10159,7 +10832,7 @@
         </w:tc>
         <w:tc>
           <w:tcPr>
-            <w:tcW w:w="1077" w:type="dxa"/>
+            <w:tcW w:w="1070" w:type="dxa"/>
           </w:tcPr>
           <w:p>
             <w:r>
@@ -10169,7 +10842,7 @@
         </w:tc>
         <w:tc>
           <w:tcPr>
-            <w:tcW w:w="2551" w:type="dxa"/>
+            <w:tcW w:w="2496" w:type="dxa"/>
           </w:tcPr>
           <w:p>
             <w:r>
@@ -10179,7 +10852,7 @@
         </w:tc>
         <w:tc>
           <w:tcPr>
-            <w:tcW w:w="1984" w:type="dxa"/>
+            <w:tcW w:w="1948" w:type="dxa"/>
           </w:tcPr>
           <w:p>
             <w:pPr>
@@ -10200,133 +10873,82 @@
         </w:trPr>
         <w:tc>
           <w:tcPr>
-            <w:tcW w:w="1134" w:type="dxa"/>
-          </w:tcPr>
-          <w:p>
-            <w:pPr>
-              <w:rPr>
-                <w:i/>
-                <w:iCs/>
-                <w:color w:val="7F7F7F" w:themeColor="text1" w:themeTint="80"/>
-              </w:rPr>
-            </w:pPr>
-            <w:r>
-              <w:rPr>
-                <w:i/>
-                <w:iCs/>
-                <w:color w:val="7F7F7F" w:themeColor="text1" w:themeTint="80"/>
-              </w:rPr>
-              <w:t>Name</w:t>
-            </w:r>
-          </w:p>
-        </w:tc>
-        <w:tc>
-          <w:tcPr>
-            <w:tcW w:w="1076" w:type="dxa"/>
-          </w:tcPr>
-          <w:p>
-            <w:pPr>
-              <w:rPr>
-                <w:i/>
-                <w:iCs/>
-                <w:color w:val="7F7F7F" w:themeColor="text1" w:themeTint="80"/>
-              </w:rPr>
-            </w:pPr>
-            <w:r>
-              <w:rPr>
-                <w:i/>
-                <w:iCs/>
-                <w:color w:val="7F7F7F" w:themeColor="text1" w:themeTint="80"/>
-              </w:rPr>
-              <w:t>AI model used</w:t>
-            </w:r>
-          </w:p>
-        </w:tc>
-        <w:tc>
-          <w:tcPr>
-            <w:tcW w:w="1814" w:type="dxa"/>
-          </w:tcPr>
-          <w:p>
-            <w:pPr>
-              <w:rPr>
-                <w:i/>
-                <w:iCs/>
-                <w:color w:val="7F7F7F" w:themeColor="text1" w:themeTint="80"/>
-              </w:rPr>
-            </w:pPr>
-            <w:r>
-              <w:rPr>
-                <w:i/>
-                <w:iCs/>
-                <w:color w:val="7F7F7F" w:themeColor="text1" w:themeTint="80"/>
-              </w:rPr>
-              <w:t>Why</w:t>
-            </w:r>
-          </w:p>
-        </w:tc>
-        <w:tc>
-          <w:tcPr>
-            <w:tcW w:w="1077" w:type="dxa"/>
-          </w:tcPr>
-          <w:p>
-            <w:pPr>
-              <w:rPr>
-                <w:i/>
-                <w:iCs/>
-                <w:color w:val="7F7F7F" w:themeColor="text1" w:themeTint="80"/>
-              </w:rPr>
-            </w:pPr>
-            <w:r>
-              <w:rPr>
-                <w:i/>
-                <w:iCs/>
-                <w:color w:val="7F7F7F" w:themeColor="text1" w:themeTint="80"/>
-              </w:rPr>
-              <w:t>Yes / No</w:t>
-            </w:r>
-          </w:p>
-        </w:tc>
-        <w:tc>
-          <w:tcPr>
-            <w:tcW w:w="2551" w:type="dxa"/>
-          </w:tcPr>
-          <w:p>
-            <w:pPr>
-              <w:rPr>
-                <w:i/>
-                <w:iCs/>
-                <w:color w:val="7F7F7F" w:themeColor="text1" w:themeTint="80"/>
-              </w:rPr>
-            </w:pPr>
-            <w:r>
-              <w:rPr>
-                <w:i/>
-                <w:iCs/>
-                <w:color w:val="7F7F7F" w:themeColor="text1" w:themeTint="80"/>
-              </w:rPr>
-              <w:t>How did you verify</w:t>
-            </w:r>
-          </w:p>
-        </w:tc>
-        <w:tc>
-          <w:tcPr>
-            <w:tcW w:w="1984" w:type="dxa"/>
-          </w:tcPr>
-          <w:p>
-            <w:pPr>
-              <w:rPr>
-                <w:i/>
-                <w:iCs/>
-                <w:color w:val="7F7F7F" w:themeColor="text1" w:themeTint="80"/>
-              </w:rPr>
-            </w:pPr>
-            <w:r>
-              <w:rPr>
-                <w:i/>
-                <w:iCs/>
-                <w:color w:val="7F7F7F" w:themeColor="text1" w:themeTint="80"/>
-              </w:rPr>
-              <w:t>What did you change or reject</w:t>
+            <w:tcW w:w="1131" w:type="dxa"/>
+          </w:tcPr>
+          <w:p>
+            <w:r>
+              <w:t>Gerald</w:t>
+            </w:r>
+          </w:p>
+        </w:tc>
+        <w:tc>
+          <w:tcPr>
+            <w:tcW w:w="1203" w:type="dxa"/>
+          </w:tcPr>
+          <w:p>
+            <w:r>
+              <w:t>Gemini</w:t>
+            </w:r>
+          </w:p>
+        </w:tc>
+        <w:tc>
+          <w:tcPr>
+            <w:tcW w:w="1788" w:type="dxa"/>
+          </w:tcPr>
+          <w:p>
+            <w:r>
+              <w:t>To find valid sources for my part</w:t>
+            </w:r>
+          </w:p>
+        </w:tc>
+        <w:tc>
+          <w:tcPr>
+            <w:tcW w:w="1070" w:type="dxa"/>
+          </w:tcPr>
+          <w:p>
+            <w:r>
+              <w:t>Yes</w:t>
+            </w:r>
+          </w:p>
+        </w:tc>
+        <w:tc>
+          <w:tcPr>
+            <w:tcW w:w="2496" w:type="dxa"/>
+          </w:tcPr>
+          <w:p>
+            <w:r>
+              <w:t xml:space="preserve">Input the sources provided into google scholar and </w:t>
+            </w:r>
+            <w:r>
+              <w:t>make sure that they</w:t>
+            </w:r>
+            <w:r>
+              <w:t xml:space="preserve"> exist and</w:t>
+            </w:r>
+            <w:r>
+              <w:t xml:space="preserve"> are actually relevant</w:t>
+            </w:r>
+            <w:r>
+              <w:t>.</w:t>
+            </w:r>
+          </w:p>
+        </w:tc>
+        <w:tc>
+          <w:tcPr>
+            <w:tcW w:w="1948" w:type="dxa"/>
+          </w:tcPr>
+          <w:p>
+            <w:r>
+              <w:t xml:space="preserve">Rejected </w:t>
+            </w:r>
+            <w:r>
+              <w:t>5</w:t>
+            </w:r>
+            <w:r>
+              <w:t xml:space="preserve"> sources for not being able to find them on google scholar</w:t>
+            </w:r>
+            <w:r>
+              <w:t>.</w:t>
             </w:r>
           </w:p>
         </w:tc>
@@ -10337,37 +10959,40 @@
         </w:trPr>
         <w:tc>
           <w:tcPr>
-            <w:tcW w:w="1134" w:type="dxa"/>
-          </w:tcPr>
-          <w:p>
-            <w:r>
-              <w:t>Gerald</w:t>
-            </w:r>
-          </w:p>
-        </w:tc>
-        <w:tc>
-          <w:tcPr>
-            <w:tcW w:w="1076" w:type="dxa"/>
-          </w:tcPr>
-          <w:p>
-            <w:r>
-              <w:t>Gemini</w:t>
-            </w:r>
-          </w:p>
-        </w:tc>
-        <w:tc>
-          <w:tcPr>
-            <w:tcW w:w="1814" w:type="dxa"/>
-          </w:tcPr>
-          <w:p>
-            <w:r>
-              <w:t>To find valid sources for my part</w:t>
-            </w:r>
-          </w:p>
-        </w:tc>
-        <w:tc>
-          <w:tcPr>
-            <w:tcW w:w="1077" w:type="dxa"/>
+            <w:tcW w:w="1131" w:type="dxa"/>
+          </w:tcPr>
+          <w:p>
+            <w:r>
+              <w:t>Mogau</w:t>
+            </w:r>
+          </w:p>
+        </w:tc>
+        <w:tc>
+          <w:tcPr>
+            <w:tcW w:w="1203" w:type="dxa"/>
+          </w:tcPr>
+          <w:p>
+            <w:r>
+              <w:t>Perplexity</w:t>
+            </w:r>
+          </w:p>
+        </w:tc>
+        <w:tc>
+          <w:tcPr>
+            <w:tcW w:w="1788" w:type="dxa"/>
+          </w:tcPr>
+          <w:p>
+            <w:r>
+              <w:t>Find good sources to support or criticise my suggestion</w:t>
+            </w:r>
+            <w:r>
+              <w:t>s.</w:t>
+            </w:r>
+          </w:p>
+        </w:tc>
+        <w:tc>
+          <w:tcPr>
+            <w:tcW w:w="1070" w:type="dxa"/>
           </w:tcPr>
           <w:p>
             <w:r>
@@ -10377,98 +11002,7 @@
         </w:tc>
         <w:tc>
           <w:tcPr>
-            <w:tcW w:w="2551" w:type="dxa"/>
-          </w:tcPr>
-          <w:p>
-            <w:r>
-              <w:t xml:space="preserve">Input the sources provided into google scholar and </w:t>
-            </w:r>
-            <w:r>
-              <w:t>make sure that they</w:t>
-            </w:r>
-            <w:r>
-              <w:t xml:space="preserve"> exist and</w:t>
-            </w:r>
-            <w:r>
-              <w:t xml:space="preserve"> are actually relevant</w:t>
-            </w:r>
-            <w:r>
-              <w:t>.</w:t>
-            </w:r>
-          </w:p>
-        </w:tc>
-        <w:tc>
-          <w:tcPr>
-            <w:tcW w:w="1984" w:type="dxa"/>
-          </w:tcPr>
-          <w:p>
-            <w:r>
-              <w:t xml:space="preserve">Rejected </w:t>
-            </w:r>
-            <w:r>
-              <w:t>5</w:t>
-            </w:r>
-            <w:r>
-              <w:t xml:space="preserve"> sources for not being able to find them on google scholar</w:t>
-            </w:r>
-            <w:r>
-              <w:t>.</w:t>
-            </w:r>
-          </w:p>
-        </w:tc>
-      </w:tr>
-      <w:tr>
-        <w:trPr>
-          <w:jc w:val="center"/>
-        </w:trPr>
-        <w:tc>
-          <w:tcPr>
-            <w:tcW w:w="1134" w:type="dxa"/>
-          </w:tcPr>
-          <w:p>
-            <w:proofErr w:type="spellStart"/>
-            <w:r>
-              <w:t>Mogau</w:t>
-            </w:r>
-            <w:proofErr w:type="spellEnd"/>
-          </w:p>
-        </w:tc>
-        <w:tc>
-          <w:tcPr>
-            <w:tcW w:w="1076" w:type="dxa"/>
-          </w:tcPr>
-          <w:p>
-            <w:r>
-              <w:t>Perplexity</w:t>
-            </w:r>
-          </w:p>
-        </w:tc>
-        <w:tc>
-          <w:tcPr>
-            <w:tcW w:w="1814" w:type="dxa"/>
-          </w:tcPr>
-          <w:p>
-            <w:r>
-              <w:t>Find good sources to support or criticise my suggestion</w:t>
-            </w:r>
-            <w:r>
-              <w:t>s.</w:t>
-            </w:r>
-          </w:p>
-        </w:tc>
-        <w:tc>
-          <w:tcPr>
-            <w:tcW w:w="1077" w:type="dxa"/>
-          </w:tcPr>
-          <w:p>
-            <w:r>
-              <w:t>Yes</w:t>
-            </w:r>
-          </w:p>
-        </w:tc>
-        <w:tc>
-          <w:tcPr>
-            <w:tcW w:w="2551" w:type="dxa"/>
+            <w:tcW w:w="2496" w:type="dxa"/>
           </w:tcPr>
           <w:p>
             <w:r>
@@ -10493,7 +11027,7 @@
         </w:tc>
         <w:tc>
           <w:tcPr>
-            <w:tcW w:w="1984" w:type="dxa"/>
+            <w:tcW w:w="1948" w:type="dxa"/>
           </w:tcPr>
           <w:p>
             <w:r>
@@ -10524,7 +11058,7 @@
 </file>
 
 <file path=word/endnotes.xml><?xml version="1.0" encoding="utf-8"?>
-<w:endnotes xmlns:wpc="http://schemas.microsoft.com/office/word/2010/wordprocessingCanvas" xmlns:cx="http://schemas.microsoft.com/office/drawing/2014/chartex" xmlns:cx1="http://schemas.microsoft.com/office/drawing/2015/9/8/chartex" xmlns:mc="http://schemas.openxmlformats.org/markup-compatibility/2006" xmlns:o="urn:schemas-microsoft-com:office:office" xmlns:r="http://schemas.openxmlformats.org/officeDocument/2006/relationships" xmlns:m="http://schemas.openxmlformats.org/officeDocument/2006/math" xmlns:v="urn:schemas-microsoft-com:vml" xmlns:wp14="http://schemas.microsoft.com/office/word/2010/wordprocessingDrawing" xmlns:wp="http://schemas.openxmlformats.org/drawingml/2006/wordprocessingDrawing" xmlns:w10="urn:schemas-microsoft-com:office:word" xmlns:w="http://schemas.openxmlformats.org/wordprocessingml/2006/main" xmlns:w14="http://schemas.microsoft.com/office/word/2010/wordml" xmlns:w15="http://schemas.microsoft.com/office/word/2012/wordml" xmlns:w16se="http://schemas.microsoft.com/office/word/2015/wordml/symex" xmlns:wpg="http://schemas.microsoft.com/office/word/2010/wordprocessingGroup" xmlns:wpi="http://schemas.microsoft.com/office/word/2010/wordprocessingInk" xmlns:wne="http://schemas.microsoft.com/office/word/2006/wordml" xmlns:wps="http://schemas.microsoft.com/office/word/2010/wordprocessingShape" mc:Ignorable="w14 w15 w16se wp14">
+<w:endnotes xmlns:wpc="http://schemas.microsoft.com/office/word/2010/wordprocessingCanvas" xmlns:cx="http://schemas.microsoft.com/office/drawing/2014/chartex" xmlns:cx1="http://schemas.microsoft.com/office/drawing/2015/9/8/chartex" xmlns:cx2="http://schemas.microsoft.com/office/drawing/2015/10/21/chartex" xmlns:cx3="http://schemas.microsoft.com/office/drawing/2016/5/9/chartex" xmlns:cx4="http://schemas.microsoft.com/office/drawing/2016/5/10/chartex" xmlns:cx5="http://schemas.microsoft.com/office/drawing/2016/5/11/chartex" xmlns:cx6="http://schemas.microsoft.com/office/drawing/2016/5/12/chartex" xmlns:cx7="http://schemas.microsoft.com/office/drawing/2016/5/13/chartex" xmlns:cx8="http://schemas.microsoft.com/office/drawing/2016/5/14/chartex" xmlns:mc="http://schemas.openxmlformats.org/markup-compatibility/2006" xmlns:aink="http://schemas.microsoft.com/office/drawing/2016/ink" xmlns:am3d="http://schemas.microsoft.com/office/drawing/2017/model3d" xmlns:o="urn:schemas-microsoft-com:office:office" xmlns:oel="http://schemas.microsoft.com/office/2019/extlst" xmlns:r="http://schemas.openxmlformats.org/officeDocument/2006/relationships" xmlns:m="http://schemas.openxmlformats.org/officeDocument/2006/math" xmlns:v="urn:schemas-microsoft-com:vml" xmlns:wp14="http://schemas.microsoft.com/office/word/2010/wordprocessingDrawing" xmlns:wp="http://schemas.openxmlformats.org/drawingml/2006/wordprocessingDrawing" xmlns:w10="urn:schemas-microsoft-com:office:word" xmlns:w="http://schemas.openxmlformats.org/wordprocessingml/2006/main" xmlns:w14="http://schemas.microsoft.com/office/word/2010/wordml" xmlns:w15="http://schemas.microsoft.com/office/word/2012/wordml" xmlns:w16cex="http://schemas.microsoft.com/office/word/2018/wordml/cex" xmlns:w16cid="http://schemas.microsoft.com/office/word/2016/wordml/cid" xmlns:w16="http://schemas.microsoft.com/office/word/2018/wordml" xmlns:w16du="http://schemas.microsoft.com/office/word/2023/wordml/word16du" xmlns:w16sdtdh="http://schemas.microsoft.com/office/word/2020/wordml/sdtdatahash" xmlns:w16sdtfl="http://schemas.microsoft.com/office/word/2024/wordml/sdtformatlock" xmlns:w16se="http://schemas.microsoft.com/office/word/2015/wordml/symex" xmlns:wpg="http://schemas.microsoft.com/office/word/2010/wordprocessingGroup" xmlns:wpi="http://schemas.microsoft.com/office/word/2010/wordprocessingInk" xmlns:wne="http://schemas.microsoft.com/office/word/2006/wordml" xmlns:wps="http://schemas.microsoft.com/office/word/2010/wordprocessingShape" mc:Ignorable="w14 w15 w16se w16cid w16 w16cex w16sdtdh w16sdtfl w16du wp14">
   <w:endnote w:type="separator" w:id="-1">
     <w:p>
       <w:pPr>
@@ -10549,7 +11083,7 @@
 </file>
 
 <file path=word/footer1.xml><?xml version="1.0" encoding="utf-8"?>
-<w:ftr xmlns:wpc="http://schemas.microsoft.com/office/word/2010/wordprocessingCanvas" xmlns:cx="http://schemas.microsoft.com/office/drawing/2014/chartex" xmlns:cx1="http://schemas.microsoft.com/office/drawing/2015/9/8/chartex" xmlns:mc="http://schemas.openxmlformats.org/markup-compatibility/2006" xmlns:o="urn:schemas-microsoft-com:office:office" xmlns:r="http://schemas.openxmlformats.org/officeDocument/2006/relationships" xmlns:m="http://schemas.openxmlformats.org/officeDocument/2006/math" xmlns:v="urn:schemas-microsoft-com:vml" xmlns:wp14="http://schemas.microsoft.com/office/word/2010/wordprocessingDrawing" xmlns:wp="http://schemas.openxmlformats.org/drawingml/2006/wordprocessingDrawing" xmlns:w10="urn:schemas-microsoft-com:office:word" xmlns:w="http://schemas.openxmlformats.org/wordprocessingml/2006/main" xmlns:w14="http://schemas.microsoft.com/office/word/2010/wordml" xmlns:w15="http://schemas.microsoft.com/office/word/2012/wordml" xmlns:w16se="http://schemas.microsoft.com/office/word/2015/wordml/symex" xmlns:wpg="http://schemas.microsoft.com/office/word/2010/wordprocessingGroup" xmlns:wpi="http://schemas.microsoft.com/office/word/2010/wordprocessingInk" xmlns:wne="http://schemas.microsoft.com/office/word/2006/wordml" xmlns:wps="http://schemas.microsoft.com/office/word/2010/wordprocessingShape" mc:Ignorable="w14 w15 w16se wp14">
+<w:ftr xmlns:wpc="http://schemas.microsoft.com/office/word/2010/wordprocessingCanvas" xmlns:cx="http://schemas.microsoft.com/office/drawing/2014/chartex" xmlns:cx1="http://schemas.microsoft.com/office/drawing/2015/9/8/chartex" xmlns:cx2="http://schemas.microsoft.com/office/drawing/2015/10/21/chartex" xmlns:cx3="http://schemas.microsoft.com/office/drawing/2016/5/9/chartex" xmlns:cx4="http://schemas.microsoft.com/office/drawing/2016/5/10/chartex" xmlns:cx5="http://schemas.microsoft.com/office/drawing/2016/5/11/chartex" xmlns:cx6="http://schemas.microsoft.com/office/drawing/2016/5/12/chartex" xmlns:cx7="http://schemas.microsoft.com/office/drawing/2016/5/13/chartex" xmlns:cx8="http://schemas.microsoft.com/office/drawing/2016/5/14/chartex" xmlns:mc="http://schemas.openxmlformats.org/markup-compatibility/2006" xmlns:aink="http://schemas.microsoft.com/office/drawing/2016/ink" xmlns:am3d="http://schemas.microsoft.com/office/drawing/2017/model3d" xmlns:o="urn:schemas-microsoft-com:office:office" xmlns:oel="http://schemas.microsoft.com/office/2019/extlst" xmlns:r="http://schemas.openxmlformats.org/officeDocument/2006/relationships" xmlns:m="http://schemas.openxmlformats.org/officeDocument/2006/math" xmlns:v="urn:schemas-microsoft-com:vml" xmlns:wp14="http://schemas.microsoft.com/office/word/2010/wordprocessingDrawing" xmlns:wp="http://schemas.openxmlformats.org/drawingml/2006/wordprocessingDrawing" xmlns:w10="urn:schemas-microsoft-com:office:word" xmlns:w="http://schemas.openxmlformats.org/wordprocessingml/2006/main" xmlns:w14="http://schemas.microsoft.com/office/word/2010/wordml" xmlns:w15="http://schemas.microsoft.com/office/word/2012/wordml" xmlns:w16cex="http://schemas.microsoft.com/office/word/2018/wordml/cex" xmlns:w16cid="http://schemas.microsoft.com/office/word/2016/wordml/cid" xmlns:w16="http://schemas.microsoft.com/office/word/2018/wordml" xmlns:w16du="http://schemas.microsoft.com/office/word/2023/wordml/word16du" xmlns:w16sdtdh="http://schemas.microsoft.com/office/word/2020/wordml/sdtdatahash" xmlns:w16sdtfl="http://schemas.microsoft.com/office/word/2024/wordml/sdtformatlock" xmlns:w16se="http://schemas.microsoft.com/office/word/2015/wordml/symex" xmlns:wpg="http://schemas.microsoft.com/office/word/2010/wordprocessingGroup" xmlns:wpi="http://schemas.microsoft.com/office/word/2010/wordprocessingInk" xmlns:wne="http://schemas.microsoft.com/office/word/2006/wordml" xmlns:wps="http://schemas.microsoft.com/office/word/2010/wordprocessingShape" mc:Ignorable="w14 w15 w16se w16cid w16 w16cex w16sdtdh w16sdtfl w16du wp14">
   <w:tbl>
     <w:tblPr>
       <w:tblStyle w:val="TableGrid"/>
@@ -10636,23 +11170,7 @@
                 <w:jc w:val="center"/>
               </w:pPr>
               <w:r>
-                <w:t xml:space="preserve">Gerald Enright 577830 | Keletso Marota 601632  | </w:t>
-              </w:r>
-              <w:proofErr w:type="spellStart"/>
-              <w:r>
-                <w:t>Mogau</w:t>
-              </w:r>
-              <w:proofErr w:type="spellEnd"/>
-              <w:r>
-                <w:t xml:space="preserve"> </w:t>
-              </w:r>
-              <w:proofErr w:type="spellStart"/>
-              <w:r>
-                <w:t>Malope</w:t>
-              </w:r>
-              <w:proofErr w:type="spellEnd"/>
-              <w:r>
-                <w:t xml:space="preserve"> 600192</w:t>
+                <w:t>Gerald Enright 577830 | Keletso Marota 601632  | Mogau Malope 600192</w:t>
               </w:r>
             </w:p>
           </w:tc>
@@ -10716,7 +11234,7 @@
 </file>
 
 <file path=word/footnotes.xml><?xml version="1.0" encoding="utf-8"?>
-<w:footnotes xmlns:wpc="http://schemas.microsoft.com/office/word/2010/wordprocessingCanvas" xmlns:cx="http://schemas.microsoft.com/office/drawing/2014/chartex" xmlns:cx1="http://schemas.microsoft.com/office/drawing/2015/9/8/chartex" xmlns:mc="http://schemas.openxmlformats.org/markup-compatibility/2006" xmlns:o="urn:schemas-microsoft-com:office:office" xmlns:r="http://schemas.openxmlformats.org/officeDocument/2006/relationships" xmlns:m="http://schemas.openxmlformats.org/officeDocument/2006/math" xmlns:v="urn:schemas-microsoft-com:vml" xmlns:wp14="http://schemas.microsoft.com/office/word/2010/wordprocessingDrawing" xmlns:wp="http://schemas.openxmlformats.org/drawingml/2006/wordprocessingDrawing" xmlns:w10="urn:schemas-microsoft-com:office:word" xmlns:w="http://schemas.openxmlformats.org/wordprocessingml/2006/main" xmlns:w14="http://schemas.microsoft.com/office/word/2010/wordml" xmlns:w15="http://schemas.microsoft.com/office/word/2012/wordml" xmlns:w16se="http://schemas.microsoft.com/office/word/2015/wordml/symex" xmlns:wpg="http://schemas.microsoft.com/office/word/2010/wordprocessingGroup" xmlns:wpi="http://schemas.microsoft.com/office/word/2010/wordprocessingInk" xmlns:wne="http://schemas.microsoft.com/office/word/2006/wordml" xmlns:wps="http://schemas.microsoft.com/office/word/2010/wordprocessingShape" mc:Ignorable="w14 w15 w16se wp14">
+<w:footnotes xmlns:wpc="http://schemas.microsoft.com/office/word/2010/wordprocessingCanvas" xmlns:cx="http://schemas.microsoft.com/office/drawing/2014/chartex" xmlns:cx1="http://schemas.microsoft.com/office/drawing/2015/9/8/chartex" xmlns:cx2="http://schemas.microsoft.com/office/drawing/2015/10/21/chartex" xmlns:cx3="http://schemas.microsoft.com/office/drawing/2016/5/9/chartex" xmlns:cx4="http://schemas.microsoft.com/office/drawing/2016/5/10/chartex" xmlns:cx5="http://schemas.microsoft.com/office/drawing/2016/5/11/chartex" xmlns:cx6="http://schemas.microsoft.com/office/drawing/2016/5/12/chartex" xmlns:cx7="http://schemas.microsoft.com/office/drawing/2016/5/13/chartex" xmlns:cx8="http://schemas.microsoft.com/office/drawing/2016/5/14/chartex" xmlns:mc="http://schemas.openxmlformats.org/markup-compatibility/2006" xmlns:aink="http://schemas.microsoft.com/office/drawing/2016/ink" xmlns:am3d="http://schemas.microsoft.com/office/drawing/2017/model3d" xmlns:o="urn:schemas-microsoft-com:office:office" xmlns:oel="http://schemas.microsoft.com/office/2019/extlst" xmlns:r="http://schemas.openxmlformats.org/officeDocument/2006/relationships" xmlns:m="http://schemas.openxmlformats.org/officeDocument/2006/math" xmlns:v="urn:schemas-microsoft-com:vml" xmlns:wp14="http://schemas.microsoft.com/office/word/2010/wordprocessingDrawing" xmlns:wp="http://schemas.openxmlformats.org/drawingml/2006/wordprocessingDrawing" xmlns:w10="urn:schemas-microsoft-com:office:word" xmlns:w="http://schemas.openxmlformats.org/wordprocessingml/2006/main" xmlns:w14="http://schemas.microsoft.com/office/word/2010/wordml" xmlns:w15="http://schemas.microsoft.com/office/word/2012/wordml" xmlns:w16cex="http://schemas.microsoft.com/office/word/2018/wordml/cex" xmlns:w16cid="http://schemas.microsoft.com/office/word/2016/wordml/cid" xmlns:w16="http://schemas.microsoft.com/office/word/2018/wordml" xmlns:w16du="http://schemas.microsoft.com/office/word/2023/wordml/word16du" xmlns:w16sdtdh="http://schemas.microsoft.com/office/word/2020/wordml/sdtdatahash" xmlns:w16sdtfl="http://schemas.microsoft.com/office/word/2024/wordml/sdtformatlock" xmlns:w16se="http://schemas.microsoft.com/office/word/2015/wordml/symex" xmlns:wpg="http://schemas.microsoft.com/office/word/2010/wordprocessingGroup" xmlns:wpi="http://schemas.microsoft.com/office/word/2010/wordprocessingInk" xmlns:wne="http://schemas.microsoft.com/office/word/2006/wordml" xmlns:wps="http://schemas.microsoft.com/office/word/2010/wordprocessingShape" mc:Ignorable="w14 w15 w16se w16cid w16 w16cex w16sdtdh w16sdtfl w16du wp14">
   <w:footnote w:type="separator" w:id="-1">
     <w:p>
       <w:pPr>
@@ -10741,7 +11259,7 @@
 </file>
 
 <file path=word/numbering.xml><?xml version="1.0" encoding="utf-8"?>
-<w:numbering xmlns:wpc="http://schemas.microsoft.com/office/word/2010/wordprocessingCanvas" xmlns:cx="http://schemas.microsoft.com/office/drawing/2014/chartex" xmlns:cx1="http://schemas.microsoft.com/office/drawing/2015/9/8/chartex" xmlns:mc="http://schemas.openxmlformats.org/markup-compatibility/2006" xmlns:o="urn:schemas-microsoft-com:office:office" xmlns:r="http://schemas.openxmlformats.org/officeDocument/2006/relationships" xmlns:m="http://schemas.openxmlformats.org/officeDocument/2006/math" xmlns:v="urn:schemas-microsoft-com:vml" xmlns:wp14="http://schemas.microsoft.com/office/word/2010/wordprocessingDrawing" xmlns:wp="http://schemas.openxmlformats.org/drawingml/2006/wordprocessingDrawing" xmlns:w10="urn:schemas-microsoft-com:office:word" xmlns:w="http://schemas.openxmlformats.org/wordprocessingml/2006/main" xmlns:w14="http://schemas.microsoft.com/office/word/2010/wordml" xmlns:w15="http://schemas.microsoft.com/office/word/2012/wordml" xmlns:w16se="http://schemas.microsoft.com/office/word/2015/wordml/symex" xmlns:wpg="http://schemas.microsoft.com/office/word/2010/wordprocessingGroup" xmlns:wpi="http://schemas.microsoft.com/office/word/2010/wordprocessingInk" xmlns:wne="http://schemas.microsoft.com/office/word/2006/wordml" xmlns:wps="http://schemas.microsoft.com/office/word/2010/wordprocessingShape" mc:Ignorable="w14 w15 w16se wp14">
+<w:numbering xmlns:wpc="http://schemas.microsoft.com/office/word/2010/wordprocessingCanvas" xmlns:cx="http://schemas.microsoft.com/office/drawing/2014/chartex" xmlns:cx1="http://schemas.microsoft.com/office/drawing/2015/9/8/chartex" xmlns:cx2="http://schemas.microsoft.com/office/drawing/2015/10/21/chartex" xmlns:cx3="http://schemas.microsoft.com/office/drawing/2016/5/9/chartex" xmlns:cx4="http://schemas.microsoft.com/office/drawing/2016/5/10/chartex" xmlns:cx5="http://schemas.microsoft.com/office/drawing/2016/5/11/chartex" xmlns:cx6="http://schemas.microsoft.com/office/drawing/2016/5/12/chartex" xmlns:cx7="http://schemas.microsoft.com/office/drawing/2016/5/13/chartex" xmlns:cx8="http://schemas.microsoft.com/office/drawing/2016/5/14/chartex" xmlns:mc="http://schemas.openxmlformats.org/markup-compatibility/2006" xmlns:aink="http://schemas.microsoft.com/office/drawing/2016/ink" xmlns:am3d="http://schemas.microsoft.com/office/drawing/2017/model3d" xmlns:o="urn:schemas-microsoft-com:office:office" xmlns:oel="http://schemas.microsoft.com/office/2019/extlst" xmlns:r="http://schemas.openxmlformats.org/officeDocument/2006/relationships" xmlns:m="http://schemas.openxmlformats.org/officeDocument/2006/math" xmlns:v="urn:schemas-microsoft-com:vml" xmlns:wp14="http://schemas.microsoft.com/office/word/2010/wordprocessingDrawing" xmlns:wp="http://schemas.openxmlformats.org/drawingml/2006/wordprocessingDrawing" xmlns:w10="urn:schemas-microsoft-com:office:word" xmlns:w="http://schemas.openxmlformats.org/wordprocessingml/2006/main" xmlns:w14="http://schemas.microsoft.com/office/word/2010/wordml" xmlns:w15="http://schemas.microsoft.com/office/word/2012/wordml" xmlns:w16cex="http://schemas.microsoft.com/office/word/2018/wordml/cex" xmlns:w16cid="http://schemas.microsoft.com/office/word/2016/wordml/cid" xmlns:w16="http://schemas.microsoft.com/office/word/2018/wordml" xmlns:w16du="http://schemas.microsoft.com/office/word/2023/wordml/word16du" xmlns:w16sdtdh="http://schemas.microsoft.com/office/word/2020/wordml/sdtdatahash" xmlns:w16sdtfl="http://schemas.microsoft.com/office/word/2024/wordml/sdtformatlock" xmlns:w16se="http://schemas.microsoft.com/office/word/2015/wordml/symex" xmlns:wpg="http://schemas.microsoft.com/office/word/2010/wordprocessingGroup" xmlns:wpi="http://schemas.microsoft.com/office/word/2010/wordprocessingInk" xmlns:wne="http://schemas.microsoft.com/office/word/2006/wordml" xmlns:wps="http://schemas.microsoft.com/office/word/2010/wordprocessingShape" mc:Ignorable="w14 w15 w16se w16cid w16 w16cex w16sdtdh w16sdtfl w16du wp14">
   <w:abstractNum w:abstractNumId="0" w15:restartNumberingAfterBreak="0">
     <w:nsid w:val="19FB5F41"/>
     <w:multiLevelType w:val="hybridMultilevel"/>
@@ -11057,20 +11575,20 @@
       </w:rPr>
     </w:lvl>
   </w:abstractNum>
-  <w:num w:numId="1">
+  <w:num w:numId="1" w16cid:durableId="508132834">
     <w:abstractNumId w:val="0"/>
   </w:num>
-  <w:num w:numId="2">
+  <w:num w:numId="2" w16cid:durableId="700982093">
     <w:abstractNumId w:val="2"/>
   </w:num>
-  <w:num w:numId="3">
+  <w:num w:numId="3" w16cid:durableId="1031152179">
     <w:abstractNumId w:val="1"/>
   </w:num>
 </w:numbering>
 </file>
 
 <file path=word/styles.xml><?xml version="1.0" encoding="utf-8"?>
-<w:styles xmlns:mc="http://schemas.openxmlformats.org/markup-compatibility/2006" xmlns:r="http://schemas.openxmlformats.org/officeDocument/2006/relationships" xmlns:w="http://schemas.openxmlformats.org/wordprocessingml/2006/main" xmlns:w14="http://schemas.microsoft.com/office/word/2010/wordml" xmlns:w15="http://schemas.microsoft.com/office/word/2012/wordml" xmlns:w16se="http://schemas.microsoft.com/office/word/2015/wordml/symex" mc:Ignorable="w14 w15 w16se">
+<w:styles xmlns:mc="http://schemas.openxmlformats.org/markup-compatibility/2006" xmlns:r="http://schemas.openxmlformats.org/officeDocument/2006/relationships" xmlns:w="http://schemas.openxmlformats.org/wordprocessingml/2006/main" xmlns:w14="http://schemas.microsoft.com/office/word/2010/wordml" xmlns:w15="http://schemas.microsoft.com/office/word/2012/wordml" xmlns:w16cex="http://schemas.microsoft.com/office/word/2018/wordml/cex" xmlns:w16cid="http://schemas.microsoft.com/office/word/2016/wordml/cid" xmlns:w16="http://schemas.microsoft.com/office/word/2018/wordml" xmlns:w16du="http://schemas.microsoft.com/office/word/2023/wordml/word16du" xmlns:w16sdtdh="http://schemas.microsoft.com/office/word/2020/wordml/sdtdatahash" xmlns:w16sdtfl="http://schemas.microsoft.com/office/word/2024/wordml/sdtformatlock" xmlns:w16se="http://schemas.microsoft.com/office/word/2015/wordml/symex" mc:Ignorable="w14 w15 w16se w16cid w16 w16cex w16sdtdh w16sdtfl w16du">
   <w:docDefaults>
     <w:rPrDefault>
       <w:rPr>
@@ -11088,7 +11606,7 @@
       </w:pPr>
     </w:pPrDefault>
   </w:docDefaults>
-  <w:latentStyles w:defLockedState="0" w:defUIPriority="99" w:defSemiHidden="0" w:defUnhideWhenUsed="0" w:defQFormat="0" w:count="371">
+  <w:latentStyles w:defLockedState="0" w:defUIPriority="99" w:defSemiHidden="0" w:defUnhideWhenUsed="0" w:defQFormat="0" w:count="376">
     <w:lsdException w:name="Normal" w:uiPriority="0" w:qFormat="1"/>
     <w:lsdException w:name="heading 1" w:uiPriority="9" w:qFormat="1"/>
     <w:lsdException w:name="heading 2" w:semiHidden="1" w:uiPriority="9" w:unhideWhenUsed="1" w:qFormat="1"/>
@@ -11460,6 +11978,11 @@
     <w:lsdException w:name="List Table 5 Dark Accent 6" w:uiPriority="50"/>
     <w:lsdException w:name="List Table 6 Colorful Accent 6" w:uiPriority="51"/>
     <w:lsdException w:name="List Table 7 Colorful Accent 6" w:uiPriority="52"/>
+    <w:lsdException w:name="Mention" w:semiHidden="1" w:unhideWhenUsed="1"/>
+    <w:lsdException w:name="Smart Hyperlink" w:semiHidden="1" w:unhideWhenUsed="1"/>
+    <w:lsdException w:name="Hashtag" w:semiHidden="1" w:unhideWhenUsed="1"/>
+    <w:lsdException w:name="Unresolved Mention" w:semiHidden="1" w:unhideWhenUsed="1"/>
+    <w:lsdException w:name="Smart Link" w:semiHidden="1" w:unhideWhenUsed="1"/>
   </w:latentStyles>
   <w:style w:type="paragraph" w:default="1" w:styleId="Normal">
     <w:name w:val="Normal"/>
@@ -11500,12 +12023,14 @@
     <w:uiPriority w:val="9"/>
     <w:unhideWhenUsed/>
     <w:qFormat/>
-    <w:rsid w:val="00F97AE4"/>
+    <w:rsid w:val="007E24E9"/>
     <w:pPr>
+      <w:spacing w:before="240" w:after="240"/>
       <w:outlineLvl w:val="1"/>
     </w:pPr>
     <w:rPr>
       <w:rFonts w:cs="Arial"/>
+      <w:b/>
       <w:sz w:val="24"/>
       <w:szCs w:val="32"/>
     </w:rPr>
@@ -11518,17 +12043,16 @@
     <w:uiPriority w:val="9"/>
     <w:unhideWhenUsed/>
     <w:qFormat/>
-    <w:rsid w:val="00267691"/>
+    <w:rsid w:val="007E24E9"/>
     <w:pPr>
       <w:keepNext/>
       <w:keepLines/>
-      <w:spacing w:before="40" w:after="40"/>
       <w:outlineLvl w:val="2"/>
     </w:pPr>
     <w:rPr>
       <w:rFonts w:eastAsiaTheme="majorEastAsia" w:cs="Arial"/>
+      <w:b/>
       <w:noProof/>
-      <w:sz w:val="20"/>
       <w:szCs w:val="20"/>
     </w:rPr>
   </w:style>
@@ -11696,9 +12220,10 @@
     <w:basedOn w:val="DefaultParagraphFont"/>
     <w:link w:val="Heading2"/>
     <w:uiPriority w:val="9"/>
-    <w:rsid w:val="00F97AE4"/>
+    <w:rsid w:val="007E24E9"/>
     <w:rPr>
-      <w:rFonts w:ascii="Arial" w:eastAsiaTheme="majorEastAsia" w:hAnsi="Arial" w:cs="Arial"/>
+      <w:rFonts w:ascii="Times New Roman" w:eastAsiaTheme="majorEastAsia" w:hAnsi="Times New Roman" w:cs="Arial"/>
+      <w:b/>
       <w:sz w:val="24"/>
       <w:szCs w:val="32"/>
     </w:rPr>
@@ -11720,11 +12245,12 @@
     <w:basedOn w:val="DefaultParagraphFont"/>
     <w:link w:val="Heading3"/>
     <w:uiPriority w:val="9"/>
-    <w:rsid w:val="00267691"/>
+    <w:rsid w:val="007E24E9"/>
     <w:rPr>
-      <w:rFonts w:ascii="Arial" w:eastAsiaTheme="majorEastAsia" w:hAnsi="Arial" w:cs="Arial"/>
+      <w:rFonts w:ascii="Times New Roman" w:eastAsiaTheme="majorEastAsia" w:hAnsi="Times New Roman" w:cs="Arial"/>
+      <w:b/>
       <w:noProof/>
-      <w:sz w:val="20"/>
+      <w:sz w:val="24"/>
       <w:szCs w:val="20"/>
     </w:rPr>
   </w:style>
@@ -12267,11 +12793,37 @@
       <w14:ligatures w14:val="none"/>
     </w:rPr>
   </w:style>
+  <w:style w:type="paragraph" w:styleId="TOC2">
+    <w:name w:val="toc 2"/>
+    <w:basedOn w:val="Normal"/>
+    <w:next w:val="Normal"/>
+    <w:autoRedefine/>
+    <w:uiPriority w:val="39"/>
+    <w:unhideWhenUsed/>
+    <w:rsid w:val="001E75A1"/>
+    <w:pPr>
+      <w:spacing w:after="100"/>
+      <w:ind w:left="240"/>
+    </w:pPr>
+  </w:style>
+  <w:style w:type="paragraph" w:styleId="TOC3">
+    <w:name w:val="toc 3"/>
+    <w:basedOn w:val="Normal"/>
+    <w:next w:val="Normal"/>
+    <w:autoRedefine/>
+    <w:uiPriority w:val="39"/>
+    <w:unhideWhenUsed/>
+    <w:rsid w:val="00864AF0"/>
+    <w:pPr>
+      <w:spacing w:after="100"/>
+      <w:ind w:left="480"/>
+    </w:pPr>
+  </w:style>
 </w:styles>
 </file>
 
 <file path=word/glossary/document.xml><?xml version="1.0" encoding="utf-8"?>
-<w:glossaryDocument xmlns:wpc="http://schemas.microsoft.com/office/word/2010/wordprocessingCanvas" xmlns:cx="http://schemas.microsoft.com/office/drawing/2014/chartex" xmlns:cx1="http://schemas.microsoft.com/office/drawing/2015/9/8/chartex" xmlns:mc="http://schemas.openxmlformats.org/markup-compatibility/2006" xmlns:o="urn:schemas-microsoft-com:office:office" xmlns:r="http://schemas.openxmlformats.org/officeDocument/2006/relationships" xmlns:m="http://schemas.openxmlformats.org/officeDocument/2006/math" xmlns:v="urn:schemas-microsoft-com:vml" xmlns:wp14="http://schemas.microsoft.com/office/word/2010/wordprocessingDrawing" xmlns:wp="http://schemas.openxmlformats.org/drawingml/2006/wordprocessingDrawing" xmlns:w10="urn:schemas-microsoft-com:office:word" xmlns:w="http://schemas.openxmlformats.org/wordprocessingml/2006/main" xmlns:w14="http://schemas.microsoft.com/office/word/2010/wordml" xmlns:w15="http://schemas.microsoft.com/office/word/2012/wordml" xmlns:w16se="http://schemas.microsoft.com/office/word/2015/wordml/symex" xmlns:wpg="http://schemas.microsoft.com/office/word/2010/wordprocessingGroup" xmlns:wpi="http://schemas.microsoft.com/office/word/2010/wordprocessingInk" xmlns:wne="http://schemas.microsoft.com/office/word/2006/wordml" xmlns:wps="http://schemas.microsoft.com/office/word/2010/wordprocessingShape" mc:Ignorable="w14 w15 w16se wp14">
+<w:glossaryDocument xmlns:wpc="http://schemas.microsoft.com/office/word/2010/wordprocessingCanvas" xmlns:cx="http://schemas.microsoft.com/office/drawing/2014/chartex" xmlns:cx1="http://schemas.microsoft.com/office/drawing/2015/9/8/chartex" xmlns:cx2="http://schemas.microsoft.com/office/drawing/2015/10/21/chartex" xmlns:cx3="http://schemas.microsoft.com/office/drawing/2016/5/9/chartex" xmlns:cx4="http://schemas.microsoft.com/office/drawing/2016/5/10/chartex" xmlns:cx5="http://schemas.microsoft.com/office/drawing/2016/5/11/chartex" xmlns:cx6="http://schemas.microsoft.com/office/drawing/2016/5/12/chartex" xmlns:cx7="http://schemas.microsoft.com/office/drawing/2016/5/13/chartex" xmlns:cx8="http://schemas.microsoft.com/office/drawing/2016/5/14/chartex" xmlns:mc="http://schemas.openxmlformats.org/markup-compatibility/2006" xmlns:aink="http://schemas.microsoft.com/office/drawing/2016/ink" xmlns:am3d="http://schemas.microsoft.com/office/drawing/2017/model3d" xmlns:o="urn:schemas-microsoft-com:office:office" xmlns:oel="http://schemas.microsoft.com/office/2019/extlst" xmlns:r="http://schemas.openxmlformats.org/officeDocument/2006/relationships" xmlns:m="http://schemas.openxmlformats.org/officeDocument/2006/math" xmlns:v="urn:schemas-microsoft-com:vml" xmlns:wp14="http://schemas.microsoft.com/office/word/2010/wordprocessingDrawing" xmlns:wp="http://schemas.openxmlformats.org/drawingml/2006/wordprocessingDrawing" xmlns:w10="urn:schemas-microsoft-com:office:word" xmlns:w="http://schemas.openxmlformats.org/wordprocessingml/2006/main" xmlns:w14="http://schemas.microsoft.com/office/word/2010/wordml" xmlns:w15="http://schemas.microsoft.com/office/word/2012/wordml" xmlns:w16cex="http://schemas.microsoft.com/office/word/2018/wordml/cex" xmlns:w16cid="http://schemas.microsoft.com/office/word/2016/wordml/cid" xmlns:w16="http://schemas.microsoft.com/office/word/2018/wordml" xmlns:w16du="http://schemas.microsoft.com/office/word/2023/wordml/word16du" xmlns:w16sdtdh="http://schemas.microsoft.com/office/word/2020/wordml/sdtdatahash" xmlns:w16sdtfl="http://schemas.microsoft.com/office/word/2024/wordml/sdtformatlock" xmlns:w16se="http://schemas.microsoft.com/office/word/2015/wordml/symex" xmlns:wpg="http://schemas.microsoft.com/office/word/2010/wordprocessingGroup" xmlns:wpi="http://schemas.microsoft.com/office/word/2010/wordprocessingInk" xmlns:wne="http://schemas.microsoft.com/office/word/2006/wordml" xmlns:wps="http://schemas.microsoft.com/office/word/2010/wordprocessingShape" mc:Ignorable="w14 w15 w16se w16cid w16 w16cex w16sdtdh w16sdtfl w16du wp14">
   <w:docParts>
     <w:docPart>
       <w:docPartPr>
@@ -12330,7 +12882,7 @@
 </file>
 
 <file path=word/glossary/fontTable.xml><?xml version="1.0" encoding="utf-8"?>
-<w:fonts xmlns:mc="http://schemas.openxmlformats.org/markup-compatibility/2006" xmlns:r="http://schemas.openxmlformats.org/officeDocument/2006/relationships" xmlns:w="http://schemas.openxmlformats.org/wordprocessingml/2006/main" xmlns:w14="http://schemas.microsoft.com/office/word/2010/wordml" xmlns:w15="http://schemas.microsoft.com/office/word/2012/wordml" xmlns:w16se="http://schemas.microsoft.com/office/word/2015/wordml/symex" mc:Ignorable="w14 w15 w16se">
+<w:fonts xmlns:mc="http://schemas.openxmlformats.org/markup-compatibility/2006" xmlns:r="http://schemas.openxmlformats.org/officeDocument/2006/relationships" xmlns:w="http://schemas.openxmlformats.org/wordprocessingml/2006/main" xmlns:w14="http://schemas.microsoft.com/office/word/2010/wordml" xmlns:w15="http://schemas.microsoft.com/office/word/2012/wordml" xmlns:w16cex="http://schemas.microsoft.com/office/word/2018/wordml/cex" xmlns:w16cid="http://schemas.microsoft.com/office/word/2016/wordml/cid" xmlns:w16="http://schemas.microsoft.com/office/word/2018/wordml" xmlns:w16du="http://schemas.microsoft.com/office/word/2023/wordml/word16du" xmlns:w16sdtdh="http://schemas.microsoft.com/office/word/2020/wordml/sdtdatahash" xmlns:w16sdtfl="http://schemas.microsoft.com/office/word/2024/wordml/sdtformatlock" xmlns:w16se="http://schemas.microsoft.com/office/word/2015/wordml/symex" mc:Ignorable="w14 w15 w16se w16cid w16 w16cex w16sdtdh w16sdtfl w16du">
   <w:font w:name="Symbol">
     <w:panose1 w:val="05050102010706020507"/>
     <w:charset w:val="02"/>
@@ -12360,7 +12912,6 @@
     <w:sig w:usb0="00000000" w:usb1="10000000" w:usb2="00000000" w:usb3="00000000" w:csb0="80000000" w:csb1="00000000"/>
   </w:font>
   <w:font w:name="Aptos">
-    <w:altName w:val="Arial"/>
     <w:charset w:val="00"/>
     <w:family w:val="swiss"/>
     <w:pitch w:val="variable"/>
@@ -12374,18 +12925,10 @@
     <w:sig w:usb0="E0002EFF" w:usb1="C000785B" w:usb2="00000009" w:usb3="00000000" w:csb0="000001FF" w:csb1="00000000"/>
   </w:font>
   <w:font w:name="Aptos Display">
-    <w:altName w:val="Arial"/>
     <w:charset w:val="00"/>
     <w:family w:val="swiss"/>
     <w:pitch w:val="variable"/>
     <w:sig w:usb0="20000287" w:usb1="00000003" w:usb2="00000000" w:usb3="00000000" w:csb0="0000019F" w:csb1="00000000"/>
-  </w:font>
-  <w:font w:name="Calibri">
-    <w:panose1 w:val="020F0502020204030204"/>
-    <w:charset w:val="00"/>
-    <w:family w:val="swiss"/>
-    <w:pitch w:val="variable"/>
-    <w:sig w:usb0="E4002EFF" w:usb1="C200247B" w:usb2="00000009" w:usb3="00000000" w:csb0="000001FF" w:csb1="00000000"/>
   </w:font>
   <w:font w:name="Segoe UI">
     <w:panose1 w:val="020B0502040204020203"/>
@@ -12401,18 +12944,11 @@
     <w:pitch w:val="variable"/>
     <w:sig w:usb0="E00006FF" w:usb1="420024FF" w:usb2="02000000" w:usb3="00000000" w:csb0="0000019F" w:csb1="00000000"/>
   </w:font>
-  <w:font w:name="Calibri Light">
-    <w:panose1 w:val="020F0302020204030204"/>
-    <w:charset w:val="00"/>
-    <w:family w:val="swiss"/>
-    <w:pitch w:val="variable"/>
-    <w:sig w:usb0="E4002EFF" w:usb1="C200247B" w:usb2="00000009" w:usb3="00000000" w:csb0="000001FF" w:csb1="00000000"/>
-  </w:font>
 </w:fonts>
 </file>
 
 <file path=word/glossary/settings.xml><?xml version="1.0" encoding="utf-8"?>
-<w:settings xmlns:mc="http://schemas.openxmlformats.org/markup-compatibility/2006" xmlns:o="urn:schemas-microsoft-com:office:office" xmlns:r="http://schemas.openxmlformats.org/officeDocument/2006/relationships" xmlns:m="http://schemas.openxmlformats.org/officeDocument/2006/math" xmlns:v="urn:schemas-microsoft-com:vml" xmlns:w10="urn:schemas-microsoft-com:office:word" xmlns:w="http://schemas.openxmlformats.org/wordprocessingml/2006/main" xmlns:w14="http://schemas.microsoft.com/office/word/2010/wordml" xmlns:w15="http://schemas.microsoft.com/office/word/2012/wordml" xmlns:w16se="http://schemas.microsoft.com/office/word/2015/wordml/symex" xmlns:sl="http://schemas.openxmlformats.org/schemaLibrary/2006/main" mc:Ignorable="w14 w15 w16se">
+<w:settings xmlns:mc="http://schemas.openxmlformats.org/markup-compatibility/2006" xmlns:o="urn:schemas-microsoft-com:office:office" xmlns:r="http://schemas.openxmlformats.org/officeDocument/2006/relationships" xmlns:m="http://schemas.openxmlformats.org/officeDocument/2006/math" xmlns:v="urn:schemas-microsoft-com:vml" xmlns:w10="urn:schemas-microsoft-com:office:word" xmlns:w="http://schemas.openxmlformats.org/wordprocessingml/2006/main" xmlns:w14="http://schemas.microsoft.com/office/word/2010/wordml" xmlns:w15="http://schemas.microsoft.com/office/word/2012/wordml" xmlns:w16cex="http://schemas.microsoft.com/office/word/2018/wordml/cex" xmlns:w16cid="http://schemas.microsoft.com/office/word/2016/wordml/cid" xmlns:w16="http://schemas.microsoft.com/office/word/2018/wordml" xmlns:w16du="http://schemas.microsoft.com/office/word/2023/wordml/word16du" xmlns:w16sdtdh="http://schemas.microsoft.com/office/word/2020/wordml/sdtdatahash" xmlns:w16sdtfl="http://schemas.microsoft.com/office/word/2024/wordml/sdtformatlock" xmlns:w16se="http://schemas.microsoft.com/office/word/2015/wordml/symex" xmlns:sl="http://schemas.openxmlformats.org/schemaLibrary/2006/main" mc:Ignorable="w14 w15 w16se w16cid w16 w16cex w16sdtdh w16sdtfl w16du">
   <w:view w:val="normal"/>
   <w:defaultTabStop w:val="720"/>
   <w:characterSpacingControl w:val="doNotCompress"/>
@@ -12423,6 +12959,7 @@
     <w:compatSetting w:name="enableOpenTypeFeatures" w:uri="http://schemas.microsoft.com/office/word" w:val="1"/>
     <w:compatSetting w:name="doNotFlipMirrorIndents" w:uri="http://schemas.microsoft.com/office/word" w:val="1"/>
     <w:compatSetting w:name="differentiateMultirowTableHeaders" w:uri="http://schemas.microsoft.com/office/word" w:val="1"/>
+    <w:compatSetting w:name="useWord2013TrackBottomHyphenation" w:uri="http://schemas.microsoft.com/office/word" w:val="1"/>
   </w:compat>
   <w:rsids>
     <w:rsidRoot w:val="00B9532F"/>
@@ -12430,6 +12967,8 @@
     <w:rsid w:val="003C543F"/>
     <w:rsid w:val="005F1D93"/>
     <w:rsid w:val="006049D6"/>
+    <w:rsid w:val="00707D81"/>
+    <w:rsid w:val="00B71680"/>
     <w:rsid w:val="00B9532F"/>
     <w:rsid w:val="00C623A4"/>
     <w:rsid w:val="00D71C10"/>
@@ -12450,14 +12989,14 @@
   </m:mathPr>
   <w:themeFontLang w:val="en-ZA"/>
   <w:clrSchemeMapping w:bg1="light1" w:t1="dark1" w:bg2="light2" w:t2="dark2" w:accent1="accent1" w:accent2="accent2" w:accent3="accent3" w:accent4="accent4" w:accent5="accent5" w:accent6="accent6" w:hyperlink="hyperlink" w:followedHyperlink="followedHyperlink"/>
-  <w:decimalSymbol w:val=","/>
+  <w:decimalSymbol w:val="."/>
   <w:listSeparator w:val=","/>
   <w15:chartTrackingRefBased/>
 </w:settings>
 </file>
 
 <file path=word/glossary/styles.xml><?xml version="1.0" encoding="utf-8"?>
-<w:styles xmlns:mc="http://schemas.openxmlformats.org/markup-compatibility/2006" xmlns:r="http://schemas.openxmlformats.org/officeDocument/2006/relationships" xmlns:w="http://schemas.openxmlformats.org/wordprocessingml/2006/main" xmlns:w14="http://schemas.microsoft.com/office/word/2010/wordml" xmlns:w15="http://schemas.microsoft.com/office/word/2012/wordml" xmlns:w16se="http://schemas.microsoft.com/office/word/2015/wordml/symex" mc:Ignorable="w14 w15 w16se">
+<w:styles xmlns:mc="http://schemas.openxmlformats.org/markup-compatibility/2006" xmlns:r="http://schemas.openxmlformats.org/officeDocument/2006/relationships" xmlns:w="http://schemas.openxmlformats.org/wordprocessingml/2006/main" xmlns:w14="http://schemas.microsoft.com/office/word/2010/wordml" xmlns:w15="http://schemas.microsoft.com/office/word/2012/wordml" xmlns:w16cex="http://schemas.microsoft.com/office/word/2018/wordml/cex" xmlns:w16cid="http://schemas.microsoft.com/office/word/2016/wordml/cid" xmlns:w16="http://schemas.microsoft.com/office/word/2018/wordml" xmlns:w16du="http://schemas.microsoft.com/office/word/2023/wordml/word16du" xmlns:w16sdtdh="http://schemas.microsoft.com/office/word/2020/wordml/sdtdatahash" xmlns:w16sdtfl="http://schemas.microsoft.com/office/word/2024/wordml/sdtformatlock" xmlns:w16se="http://schemas.microsoft.com/office/word/2015/wordml/symex" mc:Ignorable="w14 w15 w16se w16cid w16 w16cex w16sdtdh w16sdtfl w16du">
   <w:docDefaults>
     <w:rPrDefault>
       <w:rPr>
@@ -12475,7 +13014,7 @@
       </w:pPr>
     </w:pPrDefault>
   </w:docDefaults>
-  <w:latentStyles w:defLockedState="0" w:defUIPriority="99" w:defSemiHidden="0" w:defUnhideWhenUsed="0" w:defQFormat="0" w:count="371">
+  <w:latentStyles w:defLockedState="0" w:defUIPriority="99" w:defSemiHidden="0" w:defUnhideWhenUsed="0" w:defQFormat="0" w:count="376">
     <w:lsdException w:name="Normal" w:uiPriority="0" w:qFormat="1"/>
     <w:lsdException w:name="heading 1" w:uiPriority="9" w:qFormat="1"/>
     <w:lsdException w:name="heading 2" w:semiHidden="1" w:uiPriority="9" w:unhideWhenUsed="1" w:qFormat="1"/>
@@ -12847,6 +13386,11 @@
     <w:lsdException w:name="List Table 5 Dark Accent 6" w:uiPriority="50"/>
     <w:lsdException w:name="List Table 6 Colorful Accent 6" w:uiPriority="51"/>
     <w:lsdException w:name="List Table 7 Colorful Accent 6" w:uiPriority="52"/>
+    <w:lsdException w:name="Mention" w:semiHidden="1" w:unhideWhenUsed="1"/>
+    <w:lsdException w:name="Smart Hyperlink" w:semiHidden="1" w:unhideWhenUsed="1"/>
+    <w:lsdException w:name="Hashtag" w:semiHidden="1" w:unhideWhenUsed="1"/>
+    <w:lsdException w:name="Unresolved Mention" w:semiHidden="1" w:unhideWhenUsed="1"/>
+    <w:lsdException w:name="Smart Link" w:semiHidden="1" w:unhideWhenUsed="1"/>
   </w:latentStyles>
   <w:style w:type="paragraph" w:default="1" w:styleId="Normal">
     <w:name w:val="Normal"/>
@@ -12893,7 +13437,7 @@
 </file>
 
 <file path=word/glossary/webSettings.xml><?xml version="1.0" encoding="utf-8"?>
-<w:webSettings xmlns:mc="http://schemas.openxmlformats.org/markup-compatibility/2006" xmlns:r="http://schemas.openxmlformats.org/officeDocument/2006/relationships" xmlns:w="http://schemas.openxmlformats.org/wordprocessingml/2006/main" xmlns:w14="http://schemas.microsoft.com/office/word/2010/wordml" xmlns:w15="http://schemas.microsoft.com/office/word/2012/wordml" xmlns:w16se="http://schemas.microsoft.com/office/word/2015/wordml/symex" mc:Ignorable="w14 w15 w16se">
+<w:webSettings xmlns:mc="http://schemas.openxmlformats.org/markup-compatibility/2006" xmlns:r="http://schemas.openxmlformats.org/officeDocument/2006/relationships" xmlns:w="http://schemas.openxmlformats.org/wordprocessingml/2006/main" xmlns:w14="http://schemas.microsoft.com/office/word/2010/wordml" xmlns:w15="http://schemas.microsoft.com/office/word/2012/wordml" xmlns:w16cex="http://schemas.microsoft.com/office/word/2018/wordml/cex" xmlns:w16cid="http://schemas.microsoft.com/office/word/2016/wordml/cid" xmlns:w16="http://schemas.microsoft.com/office/word/2018/wordml" xmlns:w16du="http://schemas.microsoft.com/office/word/2023/wordml/word16du" xmlns:w16sdtdh="http://schemas.microsoft.com/office/word/2020/wordml/sdtdatahash" xmlns:w16sdtfl="http://schemas.microsoft.com/office/word/2024/wordml/sdtformatlock" xmlns:w16se="http://schemas.microsoft.com/office/word/2015/wordml/symex" mc:Ignorable="w14 w15 w16se w16cid w16 w16cex w16sdtdh w16sdtfl w16du">
   <w:optimizeForBrowser/>
   <w:allowPNG/>
 </w:webSettings>

--- a/SEN381_Assignment1_2026_Group-I.docx
+++ b/SEN381_Assignment1_2026_Group-I.docx
@@ -10,7 +10,6 @@
           <w:docPartUnique/>
         </w:docPartObj>
       </w:sdtPr>
-      <w:sdtEndPr/>
       <w:sdtContent>
         <w:p/>
         <w:p>
@@ -96,7 +95,6 @@
                                     <w:dataBinding w:prefixMappings="xmlns:ns0='http://purl.org/dc/elements/1.1/' xmlns:ns1='http://schemas.openxmlformats.org/package/2006/metadata/core-properties' " w:xpath="/ns1:coreProperties[1]/ns0:title[1]" w:storeItemID="{6C3C8BC8-F283-45AE-878A-BAB7291924A1}"/>
                                     <w:text/>
                                   </w:sdtPr>
-                                  <w:sdtEndPr/>
                                   <w:sdtContent>
                                     <w:r>
                                       <w:rPr>
@@ -123,7 +121,6 @@
                                   <w:dataBinding w:prefixMappings="xmlns:ns0='http://purl.org/dc/elements/1.1/' xmlns:ns1='http://schemas.openxmlformats.org/package/2006/metadata/core-properties' " w:xpath="/ns1:coreProperties[1]/ns0:subject[1]" w:storeItemID="{6C3C8BC8-F283-45AE-878A-BAB7291924A1}"/>
                                   <w:text/>
                                 </w:sdtPr>
-                                <w:sdtEndPr/>
                                 <w:sdtContent>
                                   <w:p>
                                     <w:pPr>
@@ -162,7 +159,6 @@
                                   <w:dataBinding w:prefixMappings="xmlns:ns0='http://purl.org/dc/elements/1.1/' xmlns:ns1='http://schemas.openxmlformats.org/package/2006/metadata/core-properties' " w:xpath="/ns1:coreProperties[1]/ns0:creator[1]" w:storeItemID="{6C3C8BC8-F283-45AE-878A-BAB7291924A1}"/>
                                   <w:text/>
                                 </w:sdtPr>
-                                <w:sdtEndPr/>
                                 <w:sdtContent>
                                   <w:p>
                                     <w:pPr>
@@ -182,7 +178,27 @@
                                         <w:sz w:val="24"/>
                                         <w:szCs w:val="24"/>
                                       </w:rPr>
-                                      <w:t>Gerald Enright 577830 | Keletso Marota 601632  | Mogau Malope</w:t>
+                                      <w:t xml:space="preserve">Gerald Enright 577830 | Keletso Marota </w:t>
+                                    </w:r>
+                                    <w:proofErr w:type="gramStart"/>
+                                    <w:r>
+                                      <w:rPr>
+                                        <w:caps/>
+                                        <w:color w:val="A02B93" w:themeColor="accent5"/>
+                                        <w:sz w:val="24"/>
+                                        <w:szCs w:val="24"/>
+                                      </w:rPr>
+                                      <w:t>601632  |</w:t>
+                                    </w:r>
+                                    <w:proofErr w:type="gramEnd"/>
+                                    <w:r>
+                                      <w:rPr>
+                                        <w:caps/>
+                                        <w:color w:val="A02B93" w:themeColor="accent5"/>
+                                        <w:sz w:val="24"/>
+                                        <w:szCs w:val="24"/>
+                                      </w:rPr>
+                                      <w:t xml:space="preserve"> Mogau Malope</w:t>
                                     </w:r>
                                     <w:r>
                                       <w:rPr>
@@ -258,7 +274,6 @@
                               <w:dataBinding w:prefixMappings="xmlns:ns0='http://purl.org/dc/elements/1.1/' xmlns:ns1='http://schemas.openxmlformats.org/package/2006/metadata/core-properties' " w:xpath="/ns1:coreProperties[1]/ns0:title[1]" w:storeItemID="{6C3C8BC8-F283-45AE-878A-BAB7291924A1}"/>
                               <w:text/>
                             </w:sdtPr>
-                            <w:sdtEndPr/>
                             <w:sdtContent>
                               <w:r>
                                 <w:rPr>
@@ -285,7 +300,6 @@
                             <w:dataBinding w:prefixMappings="xmlns:ns0='http://purl.org/dc/elements/1.1/' xmlns:ns1='http://schemas.openxmlformats.org/package/2006/metadata/core-properties' " w:xpath="/ns1:coreProperties[1]/ns0:subject[1]" w:storeItemID="{6C3C8BC8-F283-45AE-878A-BAB7291924A1}"/>
                             <w:text/>
                           </w:sdtPr>
-                          <w:sdtEndPr/>
                           <w:sdtContent>
                             <w:p>
                               <w:pPr>
@@ -324,7 +338,6 @@
                             <w:dataBinding w:prefixMappings="xmlns:ns0='http://purl.org/dc/elements/1.1/' xmlns:ns1='http://schemas.openxmlformats.org/package/2006/metadata/core-properties' " w:xpath="/ns1:coreProperties[1]/ns0:creator[1]" w:storeItemID="{6C3C8BC8-F283-45AE-878A-BAB7291924A1}"/>
                             <w:text/>
                           </w:sdtPr>
-                          <w:sdtEndPr/>
                           <w:sdtContent>
                             <w:p>
                               <w:pPr>
@@ -344,7 +357,27 @@
                                   <w:sz w:val="24"/>
                                   <w:szCs w:val="24"/>
                                 </w:rPr>
-                                <w:t>Gerald Enright 577830 | Keletso Marota 601632  | Mogau Malope</w:t>
+                                <w:t xml:space="preserve">Gerald Enright 577830 | Keletso Marota </w:t>
+                              </w:r>
+                              <w:proofErr w:type="gramStart"/>
+                              <w:r>
+                                <w:rPr>
+                                  <w:caps/>
+                                  <w:color w:val="A02B93" w:themeColor="accent5"/>
+                                  <w:sz w:val="24"/>
+                                  <w:szCs w:val="24"/>
+                                </w:rPr>
+                                <w:t>601632  |</w:t>
+                              </w:r>
+                              <w:proofErr w:type="gramEnd"/>
+                              <w:r>
+                                <w:rPr>
+                                  <w:caps/>
+                                  <w:color w:val="A02B93" w:themeColor="accent5"/>
+                                  <w:sz w:val="24"/>
+                                  <w:szCs w:val="24"/>
+                                </w:rPr>
+                                <w:t xml:space="preserve"> Mogau Malope</w:t>
                               </w:r>
                               <w:r>
                                 <w:rPr>
@@ -462,7 +495,6 @@
                                     <w:calendar w:val="gregorian"/>
                                   </w:date>
                                 </w:sdtPr>
-                                <w:sdtEndPr/>
                                 <w:sdtContent>
                                   <w:p>
                                     <w:pPr>
@@ -530,7 +562,6 @@
                               <w:calendar w:val="gregorian"/>
                             </w:date>
                           </w:sdtPr>
-                          <w:sdtEndPr/>
                           <w:sdtContent>
                             <w:p>
                               <w:pPr>
@@ -2553,7 +2584,6 @@
           <w:id w:val="1469239688"/>
           <w:citation/>
         </w:sdtPr>
-        <w:sdtEndPr/>
         <w:sdtContent>
           <w:r>
             <w:fldChar w:fldCharType="begin"/>
@@ -3498,7 +3528,6 @@
           <w:id w:val="449137313"/>
           <w:citation/>
         </w:sdtPr>
-        <w:sdtEndPr/>
         <w:sdtContent>
           <w:r>
             <w:fldChar w:fldCharType="begin"/>
@@ -3933,7 +3962,33 @@
                 <w:lang w:eastAsia="en-ZA"/>
                 <w14:ligatures w14:val="none"/>
               </w:rPr>
-              <w:t>Security and architectural changes may require restructuring already-built components, increasing rework and leaving vulnerabilities or architectural debt.</w:t>
+              <w:t xml:space="preserve">Security and architectural changes may require restructuring already-built components, </w:t>
+            </w:r>
+            <w:proofErr w:type="gramStart"/>
+            <w:r>
+              <w:rPr>
+                <w:rFonts w:ascii="Aptos" w:eastAsia="Times New Roman" w:hAnsi="Aptos" w:cs="Segoe UI"/>
+                <w:color w:val="000000"/>
+                <w:kern w:val="0"/>
+                <w:sz w:val="16"/>
+                <w:szCs w:val="16"/>
+                <w:lang w:eastAsia="en-ZA"/>
+                <w14:ligatures w14:val="none"/>
+              </w:rPr>
+              <w:t>increasing</w:t>
+            </w:r>
+            <w:proofErr w:type="gramEnd"/>
+            <w:r>
+              <w:rPr>
+                <w:rFonts w:ascii="Aptos" w:eastAsia="Times New Roman" w:hAnsi="Aptos" w:cs="Segoe UI"/>
+                <w:color w:val="000000"/>
+                <w:kern w:val="0"/>
+                <w:sz w:val="16"/>
+                <w:szCs w:val="16"/>
+                <w:lang w:eastAsia="en-ZA"/>
+                <w14:ligatures w14:val="none"/>
+              </w:rPr>
+              <w:t xml:space="preserve"> rework and leaving vulnerabilities or architectural debt.</w:t>
             </w:r>
           </w:p>
         </w:tc>
@@ -4972,7 +5027,31 @@
           <w:lang w:eastAsia="en-ZA"/>
           <w14:ligatures w14:val="none"/>
         </w:rPr>
-        <w:t>If postponed: Security and architectural changes may require restructuring already-built components, increasing rework and leaving vulnerabilities or architectural debt. ISO/IEC/IEEE 42010:2022 provides a current framework for expressing architecture descriptions, while NIST SP 800-53 provides a broad catalogue of security and privacy controls (ISO, 2022; NIST, 2020/2025).</w:t>
+        <w:t xml:space="preserve">If postponed: Security and architectural changes may require restructuring already-built components, </w:t>
+      </w:r>
+      <w:proofErr w:type="gramStart"/>
+      <w:r>
+        <w:rPr>
+          <w:rFonts w:eastAsia="Times New Roman" w:cs="Times New Roman"/>
+          <w:color w:val="000000"/>
+          <w:kern w:val="0"/>
+          <w:sz w:val="22"/>
+          <w:lang w:eastAsia="en-ZA"/>
+          <w14:ligatures w14:val="none"/>
+        </w:rPr>
+        <w:t>increasing</w:t>
+      </w:r>
+      <w:proofErr w:type="gramEnd"/>
+      <w:r>
+        <w:rPr>
+          <w:rFonts w:eastAsia="Times New Roman" w:cs="Times New Roman"/>
+          <w:color w:val="000000"/>
+          <w:kern w:val="0"/>
+          <w:sz w:val="22"/>
+          <w:lang w:eastAsia="en-ZA"/>
+          <w14:ligatures w14:val="none"/>
+        </w:rPr>
+        <w:t xml:space="preserve"> rework and leaving vulnerabilities or architectural debt. ISO/IEC/IEEE 42010:2022 provides a current framework for expressing architecture descriptions, while NIST SP 800-53 provides a broad catalogue of security and privacy controls (ISO, 2022; NIST, 2020/2025).</w:t>
       </w:r>
     </w:p>
     <w:p>
@@ -5165,7 +5244,31 @@
           <w:lang w:eastAsia="en-ZA"/>
           <w14:ligatures w14:val="none"/>
         </w:rPr>
-        <w:t>If postponed: An unsuitable persistence model can become embedded throughout the codebase, making migrations, performance improvements and consistency changes more expensive. Kleppmann emphasises reliability, scalability, maintainability and evolvability as central concerns in data-intensive systems (Kleppmann, 2017).</w:t>
+        <w:t xml:space="preserve">If postponed: An unsuitable persistence model can become embedded throughout the codebase, making migrations, performance improvements and consistency changes more expensive. </w:t>
+      </w:r>
+      <w:proofErr w:type="spellStart"/>
+      <w:r>
+        <w:rPr>
+          <w:rFonts w:eastAsia="Times New Roman" w:cs="Times New Roman"/>
+          <w:color w:val="000000"/>
+          <w:kern w:val="0"/>
+          <w:szCs w:val="24"/>
+          <w:lang w:eastAsia="en-ZA"/>
+          <w14:ligatures w14:val="none"/>
+        </w:rPr>
+        <w:t>Kleppmann</w:t>
+      </w:r>
+      <w:proofErr w:type="spellEnd"/>
+      <w:r>
+        <w:rPr>
+          <w:rFonts w:eastAsia="Times New Roman" w:cs="Times New Roman"/>
+          <w:color w:val="000000"/>
+          <w:kern w:val="0"/>
+          <w:szCs w:val="24"/>
+          <w:lang w:eastAsia="en-ZA"/>
+          <w14:ligatures w14:val="none"/>
+        </w:rPr>
+        <w:t xml:space="preserve"> emphasises reliability, scalability, maintainability and evolvability as central concerns in data-intensive systems (Kleppmann, 2017).</w:t>
       </w:r>
     </w:p>
     <w:p>
@@ -5190,7 +5293,31 @@
           <w:lang w:eastAsia="en-ZA"/>
           <w14:ligatures w14:val="none"/>
         </w:rPr>
-        <w:t>Evidence: Kleppmann (2017).</w:t>
+        <w:t xml:space="preserve">Evidence: </w:t>
+      </w:r>
+      <w:proofErr w:type="spellStart"/>
+      <w:r>
+        <w:rPr>
+          <w:rFonts w:eastAsia="Times New Roman" w:cs="Times New Roman"/>
+          <w:color w:val="000000"/>
+          <w:kern w:val="0"/>
+          <w:szCs w:val="24"/>
+          <w:lang w:eastAsia="en-ZA"/>
+          <w14:ligatures w14:val="none"/>
+        </w:rPr>
+        <w:t>Kleppmann</w:t>
+      </w:r>
+      <w:proofErr w:type="spellEnd"/>
+      <w:r>
+        <w:rPr>
+          <w:rFonts w:eastAsia="Times New Roman" w:cs="Times New Roman"/>
+          <w:color w:val="000000"/>
+          <w:kern w:val="0"/>
+          <w:szCs w:val="24"/>
+          <w:lang w:eastAsia="en-ZA"/>
+          <w14:ligatures w14:val="none"/>
+        </w:rPr>
+        <w:t xml:space="preserve"> (2017).</w:t>
       </w:r>
     </w:p>
     <w:p>
@@ -8264,13 +8391,26 @@
         <w:t>TypeScript stack</w:t>
       </w:r>
       <w:r>
-        <w:t xml:space="preserve"> (React, NestJS, Node.js, PostgreSQL)</w:t>
+        <w:t xml:space="preserve"> (React, </w:t>
+      </w:r>
+      <w:proofErr w:type="spellStart"/>
+      <w:r>
+        <w:t>NestJS</w:t>
+      </w:r>
+      <w:proofErr w:type="spellEnd"/>
+      <w:r>
+        <w:t>, Node.js, PostgreSQL)</w:t>
       </w:r>
       <w:r>
         <w:t xml:space="preserve">: This uses react for user interface and frontend in general, with </w:t>
       </w:r>
-      <w:r>
-        <w:t>NestJS/Node.js for the backend. It allows for end-to-end TypeScript with a structured and modular buildout.</w:t>
+      <w:proofErr w:type="spellStart"/>
+      <w:r>
+        <w:t>NestJS</w:t>
+      </w:r>
+      <w:proofErr w:type="spellEnd"/>
+      <w:r>
+        <w:t>/Node.js for the backend. It allows for end-to-end TypeScript with a structured and modular buildout.</w:t>
       </w:r>
     </w:p>
     <w:p>
@@ -8317,7 +8457,15 @@
         <w:t xml:space="preserve"> support</w:t>
       </w:r>
       <w:r>
-        <w:t>, making it easier to getsulotions for specific problems and many tutorials for help implementing features</w:t>
+        <w:t xml:space="preserve">, making it easier to </w:t>
+      </w:r>
+      <w:proofErr w:type="spellStart"/>
+      <w:r>
+        <w:t>getsulotions</w:t>
+      </w:r>
+      <w:proofErr w:type="spellEnd"/>
+      <w:r>
+        <w:t xml:space="preserve"> for specific problems and many tutorials for help implementing features</w:t>
       </w:r>
       <w:r>
         <w:t>.</w:t>
@@ -8396,7 +8544,15 @@
           </w:tcPr>
           <w:p>
             <w:r>
-              <w:t>One TypeScript language across client and server reduces context switching. NestJS supplies a modular structure, but its Node package ecosystem still require</w:t>
+              <w:t xml:space="preserve">One TypeScript language across client and server reduces context switching. </w:t>
+            </w:r>
+            <w:proofErr w:type="spellStart"/>
+            <w:r>
+              <w:t>NestJS</w:t>
+            </w:r>
+            <w:proofErr w:type="spellEnd"/>
+            <w:r>
+              <w:t xml:space="preserve"> supplies a modular structure, but its Node package ecosystem still require</w:t>
             </w:r>
             <w:r>
               <w:t>s some research</w:t>
@@ -8485,7 +8641,6 @@
                 <w:id w:val="-2050982530"/>
                 <w:citation/>
               </w:sdtPr>
-              <w:sdtEndPr/>
               <w:sdtContent>
                 <w:r>
                   <w:fldChar w:fldCharType="begin"/>
@@ -8494,7 +8649,7 @@
                   <w:rPr>
                     <w:lang w:val="en-US"/>
                   </w:rPr>
-                  <w:instrText xml:space="preserve"> CITATION Spr26 \l 1033 </w:instrText>
+                  <w:instrText xml:space="preserve">CITATION Spr26 \l 1033 </w:instrText>
                 </w:r>
                 <w:r>
                   <w:fldChar w:fldCharType="separate"/>
@@ -8534,8 +8689,13 @@
             <w:tcW w:w="3005" w:type="dxa"/>
           </w:tcPr>
           <w:p>
-            <w:r>
-              <w:t>NestJS promotes modular, loosely coupled and testable applications</w:t>
+            <w:proofErr w:type="spellStart"/>
+            <w:r>
+              <w:t>NestJS</w:t>
+            </w:r>
+            <w:proofErr w:type="spellEnd"/>
+            <w:r>
+              <w:t xml:space="preserve"> promotes modular, loosely coupled and testable applications</w:t>
             </w:r>
             <w:r>
               <w:t xml:space="preserve">. </w:t>
@@ -8560,7 +8720,6 @@
                 <w:id w:val="1791781642"/>
                 <w:citation/>
               </w:sdtPr>
-              <w:sdtEndPr/>
               <w:sdtContent>
                 <w:r>
                   <w:fldChar w:fldCharType="begin"/>
@@ -8569,7 +8728,7 @@
                   <w:rPr>
                     <w:lang w:val="en-US"/>
                   </w:rPr>
-                  <w:instrText xml:space="preserve"> CITATION Nes26 \l 1033 </w:instrText>
+                  <w:instrText xml:space="preserve">CITATION Nes26 \l 1033 </w:instrText>
                 </w:r>
                 <w:r>
                   <w:fldChar w:fldCharType="separate"/>
@@ -8619,7 +8778,6 @@
                 <w:id w:val="85583976"/>
                 <w:citation/>
               </w:sdtPr>
-              <w:sdtEndPr/>
               <w:sdtContent>
                 <w:r>
                   <w:fldChar w:fldCharType="begin"/>
@@ -8628,7 +8786,7 @@
                   <w:rPr>
                     <w:lang w:val="en-US"/>
                   </w:rPr>
-                  <w:instrText xml:space="preserve"> CITATION Spr26 \l 1033 </w:instrText>
+                  <w:instrText xml:space="preserve">CITATION Spr26 \l 1033 </w:instrText>
                 </w:r>
                 <w:r>
                   <w:fldChar w:fldCharType="separate"/>
@@ -8678,7 +8836,6 @@
                 <w:id w:val="-925338458"/>
                 <w:citation/>
               </w:sdtPr>
-              <w:sdtEndPr/>
               <w:sdtContent>
                 <w:r>
                   <w:fldChar w:fldCharType="begin"/>
@@ -8687,7 +8844,7 @@
                   <w:rPr>
                     <w:lang w:val="en-US"/>
                   </w:rPr>
-                  <w:instrText xml:space="preserve"> CITATION Nes26 \l 1033 </w:instrText>
+                  <w:instrText xml:space="preserve">CITATION Nes26 \l 1033 </w:instrText>
                 </w:r>
                 <w:r>
                   <w:fldChar w:fldCharType="separate"/>
@@ -8820,7 +8977,6 @@
                 <w:id w:val="71164170"/>
                 <w:citation/>
               </w:sdtPr>
-              <w:sdtEndPr/>
               <w:sdtContent>
                 <w:r>
                   <w:fldChar w:fldCharType="begin"/>
@@ -8829,7 +8985,7 @@
                   <w:rPr>
                     <w:lang w:val="en-US"/>
                   </w:rPr>
-                  <w:instrText xml:space="preserve"> CITATION Spr26 \l 1033 </w:instrText>
+                  <w:instrText xml:space="preserve">CITATION Spr26 \l 1033 </w:instrText>
                 </w:r>
                 <w:r>
                   <w:fldChar w:fldCharType="separate"/>
@@ -9861,7 +10017,6 @@
           <w:id w:val="-150912195"/>
           <w:citation/>
         </w:sdtPr>
-        <w:sdtEndPr/>
         <w:sdtContent>
           <w:r>
             <w:fldChar w:fldCharType="begin"/>
@@ -10101,7 +10256,6 @@
                 <w:id w:val="1664581365"/>
                 <w:citation/>
               </w:sdtPr>
-              <w:sdtEndPr/>
               <w:sdtContent>
                 <w:r>
                   <w:fldChar w:fldCharType="begin"/>
@@ -10180,7 +10334,6 @@
                 <w:id w:val="-1283253055"/>
                 <w:citation/>
               </w:sdtPr>
-              <w:sdtEndPr/>
               <w:sdtContent>
                 <w:r>
                   <w:fldChar w:fldCharType="begin"/>
@@ -10249,7 +10402,6 @@
                 <w:id w:val="1424603490"/>
                 <w:citation/>
               </w:sdtPr>
-              <w:sdtEndPr/>
               <w:sdtContent>
                 <w:r>
                   <w:fldChar w:fldCharType="begin"/>
@@ -10501,7 +10653,6 @@
           <w:docPartUnique/>
         </w:docPartObj>
       </w:sdtPr>
-      <w:sdtEndPr/>
       <w:sdtContent>
         <w:p>
           <w:pPr>
@@ -10517,7 +10668,6 @@
             <w:id w:val="-573587230"/>
             <w:bibliography/>
           </w:sdtPr>
-          <w:sdtEndPr/>
           <w:sdtContent>
             <w:p>
               <w:pPr>
@@ -10661,7 +10811,7 @@
                   <w:noProof/>
                 </w:rPr>
                 <w:br/>
-                <w:t>[Accessed 3 August 2026].</w:t>
+                <w:t>[Accessed 3 September 2026].</w:t>
               </w:r>
             </w:p>
             <w:p>
@@ -10710,7 +10860,7 @@
                   <w:noProof/>
                 </w:rPr>
                 <w:br/>
-                <w:t>[Accessed 3 August 2026].</w:t>
+                <w:t>[Accessed 3 September 2026].</w:t>
               </w:r>
             </w:p>
             <w:p>
@@ -11128,7 +11278,6 @@
               <w:dataBinding w:prefixMappings="xmlns:ns0='http://purl.org/dc/elements/1.1/' xmlns:ns1='http://schemas.openxmlformats.org/package/2006/metadata/core-properties' " w:xpath="/ns1:coreProperties[1]/ns0:subject[1]" w:storeItemID="{6C3C8BC8-F283-45AE-878A-BAB7291924A1}"/>
               <w:text/>
             </w:sdtPr>
-            <w:sdtEndPr/>
             <w:sdtContent>
               <w:r>
                 <w:t>SEN381</w:t>
@@ -11157,7 +11306,6 @@
           <w:dataBinding w:prefixMappings="xmlns:ns0='http://purl.org/dc/elements/1.1/' xmlns:ns1='http://schemas.openxmlformats.org/package/2006/metadata/core-properties' " w:xpath="/ns1:coreProperties[1]/ns0:creator[1]" w:storeItemID="{6C3C8BC8-F283-45AE-878A-BAB7291924A1}"/>
           <w:text/>
         </w:sdtPr>
-        <w:sdtEndPr/>
         <w:sdtContent>
           <w:tc>
             <w:tcPr>
@@ -11170,7 +11318,23 @@
                 <w:jc w:val="center"/>
               </w:pPr>
               <w:r>
-                <w:t>Gerald Enright 577830 | Keletso Marota 601632  | Mogau Malope 600192</w:t>
+                <w:t xml:space="preserve">Gerald Enright 577830 | Keletso </w:t>
+              </w:r>
+              <w:proofErr w:type="spellStart"/>
+              <w:r>
+                <w:t>Marota</w:t>
+              </w:r>
+              <w:proofErr w:type="spellEnd"/>
+              <w:r>
+                <w:t xml:space="preserve"> </w:t>
+              </w:r>
+              <w:proofErr w:type="gramStart"/>
+              <w:r>
+                <w:t>601632  |</w:t>
+              </w:r>
+              <w:proofErr w:type="gramEnd"/>
+              <w:r>
+                <w:t xml:space="preserve"> Mogau Malope 600192</w:t>
               </w:r>
             </w:p>
           </w:tc>
@@ -12944,6 +13108,20 @@
     <w:pitch w:val="variable"/>
     <w:sig w:usb0="E00006FF" w:usb1="420024FF" w:usb2="02000000" w:usb3="00000000" w:csb0="0000019F" w:csb1="00000000"/>
   </w:font>
+  <w:font w:name="Calibri">
+    <w:panose1 w:val="020F0502020204030204"/>
+    <w:charset w:val="00"/>
+    <w:family w:val="swiss"/>
+    <w:pitch w:val="variable"/>
+    <w:sig w:usb0="E4002EFF" w:usb1="C000247B" w:usb2="00000009" w:usb3="00000000" w:csb0="000001FF" w:csb1="00000000"/>
+  </w:font>
+  <w:font w:name="Calibri Light">
+    <w:panose1 w:val="020F0302020204030204"/>
+    <w:charset w:val="00"/>
+    <w:family w:val="swiss"/>
+    <w:pitch w:val="variable"/>
+    <w:sig w:usb0="E4002EFF" w:usb1="C000247B" w:usb2="00000009" w:usb3="00000000" w:csb0="000001FF" w:csb1="00000000"/>
+  </w:font>
 </w:fonts>
 </file>
 
@@ -12965,8 +13143,10 @@
     <w:rsidRoot w:val="00B9532F"/>
     <w:rsid w:val="000F317B"/>
     <w:rsid w:val="003C543F"/>
+    <w:rsid w:val="005022A2"/>
     <w:rsid w:val="005F1D93"/>
     <w:rsid w:val="006049D6"/>
+    <w:rsid w:val="00633C58"/>
     <w:rsid w:val="00707D81"/>
     <w:rsid w:val="00B71680"/>
     <w:rsid w:val="00B9532F"/>
@@ -13829,9 +14009,26 @@
     <b:RefOrder>5</b:RefOrder>
   </b:Source>
   <b:Source>
+    <b:Tag>Nes26</b:Tag>
+    <b:SourceType>InternetSite</b:SourceType>
+    <b:Guid>{2BEEAB87-7148-4204-AA21-EC22188B2BFA}</b:Guid>
+    <b:Title>A progressive Node.js framework</b:Title>
+    <b:Year>2026</b:Year>
+    <b:Author>
+      <b:Author>
+        <b:Corporate>NestJS</b:Corporate>
+      </b:Author>
+    </b:Author>
+    <b:YearAccessed>2026</b:YearAccessed>
+    <b:MonthAccessed>September</b:MonthAccessed>
+    <b:DayAccessed>3</b:DayAccessed>
+    <b:URL>https://docs.nestjs.com</b:URL>
+    <b:RefOrder>4</b:RefOrder>
+  </b:Source>
+  <b:Source>
     <b:Tag>Spr26</b:Tag>
     <b:SourceType>InternetSite</b:SourceType>
-    <b:Guid>{A2A55449-E624-43DE-8EAB-EF4F4D7AA8ED}</b:Guid>
+    <b:Guid>{6490BB74-BE7B-4288-BAA9-640FB10682C1}</b:Guid>
     <b:Author>
       <b:Author>
         <b:Corporate>Spring</b:Corporate>
@@ -13840,33 +14037,16 @@
     <b:Title>Spring boot</b:Title>
     <b:Year>2026</b:Year>
     <b:YearAccessed>2026</b:YearAccessed>
-    <b:MonthAccessed>August</b:MonthAccessed>
+    <b:MonthAccessed>September</b:MonthAccessed>
     <b:DayAccessed>3</b:DayAccessed>
     <b:URL>https://docs.spring.io/spring-boot/index.html</b:URL>
     <b:RefOrder>3</b:RefOrder>
-  </b:Source>
-  <b:Source>
-    <b:Tag>Nes26</b:Tag>
-    <b:SourceType>InternetSite</b:SourceType>
-    <b:Guid>{890C93F3-FD29-43EA-8548-98131823BBEA}</b:Guid>
-    <b:Title>A progressive Node.js framework</b:Title>
-    <b:Year>2026</b:Year>
-    <b:Author>
-      <b:Author>
-        <b:Corporate>NestJS</b:Corporate>
-      </b:Author>
-    </b:Author>
-    <b:YearAccessed>2026</b:YearAccessed>
-    <b:MonthAccessed>August</b:MonthAccessed>
-    <b:DayAccessed>3</b:DayAccessed>
-    <b:URL>https://docs.nestjs.com</b:URL>
-    <b:RefOrder>4</b:RefOrder>
   </b:Source>
 </b:Sources>
 </file>
 
 <file path=customXml/itemProps1.xml><?xml version="1.0" encoding="utf-8"?>
-<ds:datastoreItem xmlns:ds="http://schemas.openxmlformats.org/officeDocument/2006/customXml" ds:itemID="{E4B51861-F8FE-4DE9-BCFD-5BC3C7E39C73}">
+<ds:datastoreItem xmlns:ds="http://schemas.openxmlformats.org/officeDocument/2006/customXml" ds:itemID="{A04A1F10-4AED-4FD6-919A-390FD696046D}">
   <ds:schemaRefs>
     <ds:schemaRef ds:uri="http://schemas.openxmlformats.org/officeDocument/2006/bibliography"/>
   </ds:schemaRefs>
